--- a/Doc/Arbeitsblaetter_2025.docx
+++ b/Doc/Arbeitsblaetter_2025.docx
@@ -40,7 +40,7 @@
       <w:bookmarkStart w:id="13" w:name="_Toc200450322"/>
       <w:bookmarkStart w:id="14" w:name="_Toc200568165"/>
       <w:bookmarkStart w:id="15" w:name="_Toc200621537"/>
-      <w:bookmarkStart w:id="16" w:name="_Toc203484076"/>
+      <w:bookmarkStart w:id="16" w:name="_Toc213070185"/>
       <w:r>
         <w:rPr>
           <w:b/>
@@ -100,7 +100,7 @@
       <w:bookmarkStart w:id="28" w:name="_Toc200450323"/>
       <w:bookmarkStart w:id="29" w:name="_Toc200568166"/>
       <w:bookmarkStart w:id="30" w:name="_Toc200621538"/>
-      <w:bookmarkStart w:id="31" w:name="_Toc203484077"/>
+      <w:bookmarkStart w:id="31" w:name="_Toc213070186"/>
       <w:r>
         <w:rPr>
           <w:b/>
@@ -202,7 +202,7 @@
       <w:bookmarkStart w:id="43" w:name="_Toc200450324"/>
       <w:bookmarkStart w:id="44" w:name="_Toc200568167"/>
       <w:bookmarkStart w:id="45" w:name="_Toc200621539"/>
-      <w:bookmarkStart w:id="46" w:name="_Toc203484078"/>
+      <w:bookmarkStart w:id="46" w:name="_Toc213070187"/>
       <w:r>
         <w:rPr>
           <w:sz w:val="32"/>
@@ -273,227 +273,7 @@
       <w:r>
         <w:fldChar w:fldCharType="separate"/>
       </w:r>
-      <w:hyperlink w:anchor="_Toc203484076" w:history="1">
-        <w:r>
-          <w:rPr>
-            <w:rStyle w:val="Hyperlink"/>
-            <w:b/>
-            <w:bCs/>
-            <w:noProof/>
-          </w:rPr>
-          <w:t>Programmieren lernen</w:t>
-        </w:r>
-        <w:r>
-          <w:rPr>
-            <w:noProof/>
-            <w:webHidden/>
-          </w:rPr>
-          <w:tab/>
-        </w:r>
-        <w:r>
-          <w:rPr>
-            <w:noProof/>
-            <w:webHidden/>
-          </w:rPr>
-          <w:fldChar w:fldCharType="begin"/>
-        </w:r>
-        <w:r>
-          <w:rPr>
-            <w:noProof/>
-            <w:webHidden/>
-          </w:rPr>
-          <w:instrText xml:space="preserve"> PAGEREF _Toc203484076 \h </w:instrText>
-        </w:r>
-        <w:r>
-          <w:rPr>
-            <w:noProof/>
-            <w:webHidden/>
-          </w:rPr>
-        </w:r>
-        <w:r>
-          <w:rPr>
-            <w:noProof/>
-            <w:webHidden/>
-          </w:rPr>
-          <w:fldChar w:fldCharType="separate"/>
-        </w:r>
-        <w:r>
-          <w:rPr>
-            <w:noProof/>
-            <w:webHidden/>
-          </w:rPr>
-          <w:t>1</w:t>
-        </w:r>
-        <w:r>
-          <w:rPr>
-            <w:noProof/>
-            <w:webHidden/>
-          </w:rPr>
-          <w:fldChar w:fldCharType="end"/>
-        </w:r>
-      </w:hyperlink>
-    </w:p>
-    <w:p>
-      <w:pPr>
-        <w:pStyle w:val="Verzeichnis1"/>
-        <w:tabs>
-          <w:tab w:val="right" w:leader="dot" w:pos="10456"/>
-        </w:tabs>
-        <w:rPr>
-          <w:rFonts w:eastAsiaTheme="minorEastAsia"/>
-          <w:noProof/>
-          <w:sz w:val="24"/>
-          <w:szCs w:val="24"/>
-          <w:lang w:eastAsia="de-DE"/>
-        </w:rPr>
-      </w:pPr>
-      <w:hyperlink w:anchor="_Toc203484077" w:history="1">
-        <w:r>
-          <w:rPr>
-            <w:rStyle w:val="Hyperlink"/>
-            <w:b/>
-            <w:bCs/>
-            <w:noProof/>
-          </w:rPr>
-          <w:t>mit Python IDLE</w:t>
-        </w:r>
-        <w:r>
-          <w:rPr>
-            <w:noProof/>
-            <w:webHidden/>
-          </w:rPr>
-          <w:tab/>
-        </w:r>
-        <w:r>
-          <w:rPr>
-            <w:noProof/>
-            <w:webHidden/>
-          </w:rPr>
-          <w:fldChar w:fldCharType="begin"/>
-        </w:r>
-        <w:r>
-          <w:rPr>
-            <w:noProof/>
-            <w:webHidden/>
-          </w:rPr>
-          <w:instrText xml:space="preserve"> PAGEREF _Toc203484077 \h </w:instrText>
-        </w:r>
-        <w:r>
-          <w:rPr>
-            <w:noProof/>
-            <w:webHidden/>
-          </w:rPr>
-        </w:r>
-        <w:r>
-          <w:rPr>
-            <w:noProof/>
-            <w:webHidden/>
-          </w:rPr>
-          <w:fldChar w:fldCharType="separate"/>
-        </w:r>
-        <w:r>
-          <w:rPr>
-            <w:noProof/>
-            <w:webHidden/>
-          </w:rPr>
-          <w:t>1</w:t>
-        </w:r>
-        <w:r>
-          <w:rPr>
-            <w:noProof/>
-            <w:webHidden/>
-          </w:rPr>
-          <w:fldChar w:fldCharType="end"/>
-        </w:r>
-      </w:hyperlink>
-    </w:p>
-    <w:p>
-      <w:pPr>
-        <w:pStyle w:val="Verzeichnis1"/>
-        <w:tabs>
-          <w:tab w:val="right" w:leader="dot" w:pos="10456"/>
-        </w:tabs>
-        <w:rPr>
-          <w:rFonts w:eastAsiaTheme="minorEastAsia"/>
-          <w:noProof/>
-          <w:sz w:val="24"/>
-          <w:szCs w:val="24"/>
-          <w:lang w:eastAsia="de-DE"/>
-        </w:rPr>
-      </w:pPr>
-      <w:hyperlink w:anchor="_Toc203484078" w:history="1">
-        <w:r>
-          <w:rPr>
-            <w:rStyle w:val="Hyperlink"/>
-            <w:noProof/>
-          </w:rPr>
-          <w:t>Arbeitsblätter zum Kurs</w:t>
-        </w:r>
-        <w:r>
-          <w:rPr>
-            <w:noProof/>
-            <w:webHidden/>
-          </w:rPr>
-          <w:tab/>
-        </w:r>
-        <w:r>
-          <w:rPr>
-            <w:noProof/>
-            <w:webHidden/>
-          </w:rPr>
-          <w:fldChar w:fldCharType="begin"/>
-        </w:r>
-        <w:r>
-          <w:rPr>
-            <w:noProof/>
-            <w:webHidden/>
-          </w:rPr>
-          <w:instrText xml:space="preserve"> PAGEREF _Toc203484078 \h </w:instrText>
-        </w:r>
-        <w:r>
-          <w:rPr>
-            <w:noProof/>
-            <w:webHidden/>
-          </w:rPr>
-        </w:r>
-        <w:r>
-          <w:rPr>
-            <w:noProof/>
-            <w:webHidden/>
-          </w:rPr>
-          <w:fldChar w:fldCharType="separate"/>
-        </w:r>
-        <w:r>
-          <w:rPr>
-            <w:noProof/>
-            <w:webHidden/>
-          </w:rPr>
-          <w:t>1</w:t>
-        </w:r>
-        <w:r>
-          <w:rPr>
-            <w:noProof/>
-            <w:webHidden/>
-          </w:rPr>
-          <w:fldChar w:fldCharType="end"/>
-        </w:r>
-      </w:hyperlink>
-    </w:p>
-    <w:p>
-      <w:pPr>
-        <w:pStyle w:val="Verzeichnis1"/>
-        <w:tabs>
-          <w:tab w:val="right" w:leader="dot" w:pos="10456"/>
-        </w:tabs>
-        <w:rPr>
-          <w:rFonts w:eastAsiaTheme="minorEastAsia"/>
-          <w:noProof/>
-          <w:sz w:val="24"/>
-          <w:szCs w:val="24"/>
-          <w:lang w:eastAsia="de-DE"/>
-        </w:rPr>
-      </w:pPr>
-      <w:hyperlink w:anchor="_Toc203484079" w:history="1">
+      <w:hyperlink w:anchor="_Toc213070188" w:history="1">
         <w:r>
           <w:rPr>
             <w:rStyle w:val="Hyperlink"/>
@@ -520,7 +300,79 @@
             <w:noProof/>
             <w:webHidden/>
           </w:rPr>
-          <w:instrText xml:space="preserve"> PAGEREF _Toc203484079 \h </w:instrText>
+          <w:instrText xml:space="preserve"> PAGEREF _Toc213070188 \h </w:instrText>
+        </w:r>
+        <w:r>
+          <w:rPr>
+            <w:noProof/>
+            <w:webHidden/>
+          </w:rPr>
+        </w:r>
+        <w:r>
+          <w:rPr>
+            <w:noProof/>
+            <w:webHidden/>
+          </w:rPr>
+          <w:fldChar w:fldCharType="separate"/>
+        </w:r>
+        <w:r>
+          <w:rPr>
+            <w:noProof/>
+            <w:webHidden/>
+          </w:rPr>
+          <w:t>2</w:t>
+        </w:r>
+        <w:r>
+          <w:rPr>
+            <w:noProof/>
+            <w:webHidden/>
+          </w:rPr>
+          <w:fldChar w:fldCharType="end"/>
+        </w:r>
+      </w:hyperlink>
+    </w:p>
+    <w:p>
+      <w:pPr>
+        <w:pStyle w:val="Verzeichnis1"/>
+        <w:tabs>
+          <w:tab w:val="right" w:leader="dot" w:pos="10456"/>
+        </w:tabs>
+        <w:rPr>
+          <w:rFonts w:eastAsiaTheme="minorEastAsia"/>
+          <w:noProof/>
+          <w:sz w:val="24"/>
+          <w:szCs w:val="24"/>
+          <w:lang w:eastAsia="de-DE"/>
+        </w:rPr>
+      </w:pPr>
+      <w:hyperlink w:anchor="_Toc213070189" w:history="1">
+        <w:r>
+          <w:rPr>
+            <w:rStyle w:val="Hyperlink"/>
+            <w:noProof/>
+          </w:rPr>
+          <w:t>Mit der IDLE Shell rechnen</w:t>
+        </w:r>
+        <w:r>
+          <w:rPr>
+            <w:noProof/>
+            <w:webHidden/>
+          </w:rPr>
+          <w:tab/>
+        </w:r>
+        <w:r>
+          <w:rPr>
+            <w:noProof/>
+            <w:webHidden/>
+          </w:rPr>
+          <w:fldChar w:fldCharType="begin"/>
+        </w:r>
+        <w:r>
+          <w:rPr>
+            <w:noProof/>
+            <w:webHidden/>
+          </w:rPr>
+          <w:instrText xml:space="preserve"> PAGEREF _Toc213070189 \h </w:instrText>
         </w:r>
         <w:r>
           <w:rPr>
@@ -565,13 +417,13 @@
           <w:lang w:eastAsia="de-DE"/>
         </w:rPr>
       </w:pPr>
-      <w:hyperlink w:anchor="_Toc203484080" w:history="1">
+      <w:hyperlink w:anchor="_Toc213070190" w:history="1">
         <w:r>
           <w:rPr>
             <w:rStyle w:val="Hyperlink"/>
             <w:noProof/>
           </w:rPr>
-          <w:t>Mit der IDLE Shell rechnen</w:t>
+          <w:t>Mit dem IDLE Editor ein Programm schreiben</w:t>
         </w:r>
         <w:r>
           <w:rPr>
@@ -592,7 +444,7 @@
             <w:noProof/>
             <w:webHidden/>
           </w:rPr>
-          <w:instrText xml:space="preserve"> PAGEREF _Toc203484080 \h </w:instrText>
+          <w:instrText xml:space="preserve"> PAGEREF _Toc213070190 \h </w:instrText>
         </w:r>
         <w:r>
           <w:rPr>
@@ -637,13 +489,13 @@
           <w:lang w:eastAsia="de-DE"/>
         </w:rPr>
       </w:pPr>
-      <w:hyperlink w:anchor="_Toc203484081" w:history="1">
+      <w:hyperlink w:anchor="_Toc213070191" w:history="1">
         <w:r>
           <w:rPr>
             <w:rStyle w:val="Hyperlink"/>
             <w:noProof/>
           </w:rPr>
-          <w:t>Mit dem IDLE Editor ein Programm schreiben</w:t>
+          <w:t>Aufgabe: Ziffern mit Punkten darstellen</w:t>
         </w:r>
         <w:r>
           <w:rPr>
@@ -664,7 +516,7 @@
             <w:noProof/>
             <w:webHidden/>
           </w:rPr>
-          <w:instrText xml:space="preserve"> PAGEREF _Toc203484081 \h </w:instrText>
+          <w:instrText xml:space="preserve"> PAGEREF _Toc213070191 \h </w:instrText>
         </w:r>
         <w:r>
           <w:rPr>
@@ -709,13 +561,13 @@
           <w:lang w:eastAsia="de-DE"/>
         </w:rPr>
       </w:pPr>
-      <w:hyperlink w:anchor="_Toc203484082" w:history="1">
+      <w:hyperlink w:anchor="_Toc213070192" w:history="1">
         <w:r>
           <w:rPr>
             <w:rStyle w:val="Hyperlink"/>
             <w:noProof/>
           </w:rPr>
-          <w:t>Aufgabe: Ziffern mit Punkten darstellen</w:t>
+          <w:t>Eine Liste speichert viele änderbare Elemente</w:t>
         </w:r>
         <w:r>
           <w:rPr>
@@ -736,7 +588,7 @@
             <w:noProof/>
             <w:webHidden/>
           </w:rPr>
-          <w:instrText xml:space="preserve"> PAGEREF _Toc203484082 \h </w:instrText>
+          <w:instrText xml:space="preserve"> PAGEREF _Toc213070192 \h </w:instrText>
         </w:r>
         <w:r>
           <w:rPr>
@@ -781,13 +633,13 @@
           <w:lang w:eastAsia="de-DE"/>
         </w:rPr>
       </w:pPr>
-      <w:hyperlink w:anchor="_Toc203484083" w:history="1">
+      <w:hyperlink w:anchor="_Toc213070193" w:history="1">
         <w:r>
           <w:rPr>
             <w:rStyle w:val="Hyperlink"/>
             <w:noProof/>
           </w:rPr>
-          <w:t>Eine Liste speichert viele änderbare Elemente</w:t>
+          <w:t>Ein Tupel speichert viele nicht änderbare Elemente</w:t>
         </w:r>
         <w:r>
           <w:rPr>
@@ -808,7 +660,7 @@
             <w:noProof/>
             <w:webHidden/>
           </w:rPr>
-          <w:instrText xml:space="preserve"> PAGEREF _Toc203484083 \h </w:instrText>
+          <w:instrText xml:space="preserve"> PAGEREF _Toc213070193 \h </w:instrText>
         </w:r>
         <w:r>
           <w:rPr>
@@ -853,13 +705,13 @@
           <w:lang w:eastAsia="de-DE"/>
         </w:rPr>
       </w:pPr>
-      <w:hyperlink w:anchor="_Toc203484084" w:history="1">
+      <w:hyperlink w:anchor="_Toc213070194" w:history="1">
         <w:r>
           <w:rPr>
             <w:rStyle w:val="Hyperlink"/>
             <w:noProof/>
           </w:rPr>
-          <w:t>Ein Tupel speichert viele nicht änderbare Elemente</w:t>
+          <w:t>Ein Dictionary speichert Paare von Schlüssel und Wert</w:t>
         </w:r>
         <w:r>
           <w:rPr>
@@ -880,7 +732,7 @@
             <w:noProof/>
             <w:webHidden/>
           </w:rPr>
-          <w:instrText xml:space="preserve"> PAGEREF _Toc203484084 \h </w:instrText>
+          <w:instrText xml:space="preserve"> PAGEREF _Toc213070194 \h </w:instrText>
         </w:r>
         <w:r>
           <w:rPr>
@@ -925,13 +777,13 @@
           <w:lang w:eastAsia="de-DE"/>
         </w:rPr>
       </w:pPr>
-      <w:hyperlink w:anchor="_Toc203484085" w:history="1">
+      <w:hyperlink w:anchor="_Toc213070195" w:history="1">
         <w:r>
           <w:rPr>
             <w:rStyle w:val="Hyperlink"/>
             <w:noProof/>
           </w:rPr>
-          <w:t>Ein Dictionary speichert Paare von Schlüssel und Wert</w:t>
+          <w:t>Der Computer fragt …</w:t>
         </w:r>
         <w:r>
           <w:rPr>
@@ -952,7 +804,7 @@
             <w:noProof/>
             <w:webHidden/>
           </w:rPr>
-          <w:instrText xml:space="preserve"> PAGEREF _Toc203484085 \h </w:instrText>
+          <w:instrText xml:space="preserve"> PAGEREF _Toc213070195 \h </w:instrText>
         </w:r>
         <w:r>
           <w:rPr>
@@ -997,13 +849,13 @@
           <w:lang w:eastAsia="de-DE"/>
         </w:rPr>
       </w:pPr>
-      <w:hyperlink w:anchor="_Toc203484086" w:history="1">
+      <w:hyperlink w:anchor="_Toc213070196" w:history="1">
         <w:r>
           <w:rPr>
             <w:rStyle w:val="Hyperlink"/>
             <w:noProof/>
           </w:rPr>
-          <w:t>Der Computer fragt …</w:t>
+          <w:t>Der Computer unterscheidet zwischen "wahr" und "falsch"</w:t>
         </w:r>
         <w:r>
           <w:rPr>
@@ -1024,7 +876,7 @@
             <w:noProof/>
             <w:webHidden/>
           </w:rPr>
-          <w:instrText xml:space="preserve"> PAGEREF _Toc203484086 \h </w:instrText>
+          <w:instrText xml:space="preserve"> PAGEREF _Toc213070196 \h </w:instrText>
         </w:r>
         <w:r>
           <w:rPr>
@@ -1069,13 +921,13 @@
           <w:lang w:eastAsia="de-DE"/>
         </w:rPr>
       </w:pPr>
-      <w:hyperlink w:anchor="_Toc203484087" w:history="1">
+      <w:hyperlink w:anchor="_Toc213070197" w:history="1">
         <w:r>
           <w:rPr>
             <w:rStyle w:val="Hyperlink"/>
             <w:noProof/>
           </w:rPr>
-          <w:t>Der Computer unterscheidet zwischen "wahr" und "falsch"</w:t>
+          <w:t>Der Computer unterscheidet Fälle</w:t>
         </w:r>
         <w:r>
           <w:rPr>
@@ -1096,7 +948,7 @@
             <w:noProof/>
             <w:webHidden/>
           </w:rPr>
-          <w:instrText xml:space="preserve"> PAGEREF _Toc203484087 \h </w:instrText>
+          <w:instrText xml:space="preserve"> PAGEREF _Toc213070197 \h </w:instrText>
         </w:r>
         <w:r>
           <w:rPr>
@@ -1141,13 +993,13 @@
           <w:lang w:eastAsia="de-DE"/>
         </w:rPr>
       </w:pPr>
-      <w:hyperlink w:anchor="_Toc203484088" w:history="1">
+      <w:hyperlink w:anchor="_Toc213070198" w:history="1">
         <w:r>
           <w:rPr>
             <w:rStyle w:val="Hyperlink"/>
             <w:noProof/>
           </w:rPr>
-          <w:t>Der Computer unterscheidet Fälle</w:t>
+          <w:t>Der Computer dreht Schleifen</w:t>
         </w:r>
         <w:r>
           <w:rPr>
@@ -1168,7 +1020,7 @@
             <w:noProof/>
             <w:webHidden/>
           </w:rPr>
-          <w:instrText xml:space="preserve"> PAGEREF _Toc203484088 \h </w:instrText>
+          <w:instrText xml:space="preserve"> PAGEREF _Toc213070198 \h </w:instrText>
         </w:r>
         <w:r>
           <w:rPr>
@@ -1213,13 +1065,13 @@
           <w:lang w:eastAsia="de-DE"/>
         </w:rPr>
       </w:pPr>
-      <w:hyperlink w:anchor="_Toc203484089" w:history="1">
+      <w:hyperlink w:anchor="_Toc213070199" w:history="1">
         <w:r>
           <w:rPr>
             <w:rStyle w:val="Hyperlink"/>
             <w:noProof/>
           </w:rPr>
-          <w:t>Der Computer dreht Schleifen</w:t>
+          <w:t>Aufgabe: Dialog mit dem Benutzer</w:t>
         </w:r>
         <w:r>
           <w:rPr>
@@ -1240,7 +1092,7 @@
             <w:noProof/>
             <w:webHidden/>
           </w:rPr>
-          <w:instrText xml:space="preserve"> PAGEREF _Toc203484089 \h </w:instrText>
+          <w:instrText xml:space="preserve"> PAGEREF _Toc213070199 \h </w:instrText>
         </w:r>
         <w:r>
           <w:rPr>
@@ -1285,13 +1137,13 @@
           <w:lang w:eastAsia="de-DE"/>
         </w:rPr>
       </w:pPr>
-      <w:hyperlink w:anchor="_Toc203484090" w:history="1">
+      <w:hyperlink w:anchor="_Toc213070200" w:history="1">
         <w:r>
           <w:rPr>
             <w:rStyle w:val="Hyperlink"/>
             <w:noProof/>
           </w:rPr>
-          <w:t>Aufgabe: Dialog mit dem Benutzer</w:t>
+          <w:t>Funktionen haben Input und Output: Ganzzahlen</w:t>
         </w:r>
         <w:r>
           <w:rPr>
@@ -1312,7 +1164,7 @@
             <w:noProof/>
             <w:webHidden/>
           </w:rPr>
-          <w:instrText xml:space="preserve"> PAGEREF _Toc203484090 \h </w:instrText>
+          <w:instrText xml:space="preserve"> PAGEREF _Toc213070200 \h </w:instrText>
         </w:r>
         <w:r>
           <w:rPr>
@@ -1357,13 +1209,13 @@
           <w:lang w:eastAsia="de-DE"/>
         </w:rPr>
       </w:pPr>
-      <w:hyperlink w:anchor="_Toc203484091" w:history="1">
+      <w:hyperlink w:anchor="_Toc213070201" w:history="1">
         <w:r>
           <w:rPr>
             <w:rStyle w:val="Hyperlink"/>
             <w:noProof/>
           </w:rPr>
-          <w:t>Funktionen haben Input und Output: Ganzzahlen</w:t>
+          <w:t>Funktionen haben Input und Output: Tupel, Liste</w:t>
         </w:r>
         <w:r>
           <w:rPr>
@@ -1384,7 +1236,7 @@
             <w:noProof/>
             <w:webHidden/>
           </w:rPr>
-          <w:instrText xml:space="preserve"> PAGEREF _Toc203484091 \h </w:instrText>
+          <w:instrText xml:space="preserve"> PAGEREF _Toc213070201 \h </w:instrText>
         </w:r>
         <w:r>
           <w:rPr>
@@ -1429,13 +1281,13 @@
           <w:lang w:eastAsia="de-DE"/>
         </w:rPr>
       </w:pPr>
-      <w:hyperlink w:anchor="_Toc203484092" w:history="1">
+      <w:hyperlink w:anchor="_Toc213070202" w:history="1">
         <w:r>
           <w:rPr>
             <w:rStyle w:val="Hyperlink"/>
             <w:noProof/>
           </w:rPr>
-          <w:t>Funktionen haben Input und Output: Tupel, Liste</w:t>
+          <w:t>Globale und lokale Variable in der Funktion</w:t>
         </w:r>
         <w:r>
           <w:rPr>
@@ -1456,7 +1308,7 @@
             <w:noProof/>
             <w:webHidden/>
           </w:rPr>
-          <w:instrText xml:space="preserve"> PAGEREF _Toc203484092 \h </w:instrText>
+          <w:instrText xml:space="preserve"> PAGEREF _Toc213070202 \h </w:instrText>
         </w:r>
         <w:r>
           <w:rPr>
@@ -1501,7 +1353,7 @@
           <w:lang w:eastAsia="de-DE"/>
         </w:rPr>
       </w:pPr>
-      <w:hyperlink w:anchor="_Toc203484093" w:history="1">
+      <w:hyperlink w:anchor="_Toc213070203" w:history="1">
         <w:r>
           <w:rPr>
             <w:rStyle w:val="Hyperlink"/>
@@ -1528,7 +1380,7 @@
             <w:noProof/>
             <w:webHidden/>
           </w:rPr>
-          <w:instrText xml:space="preserve"> PAGEREF _Toc203484093 \h </w:instrText>
+          <w:instrText xml:space="preserve"> PAGEREF _Toc213070203 \h </w:instrText>
         </w:r>
         <w:r>
           <w:rPr>
@@ -1573,7 +1425,7 @@
           <w:lang w:eastAsia="de-DE"/>
         </w:rPr>
       </w:pPr>
-      <w:hyperlink w:anchor="_Toc203484094" w:history="1">
+      <w:hyperlink w:anchor="_Toc213070204" w:history="1">
         <w:r>
           <w:rPr>
             <w:rStyle w:val="Hyperlink"/>
@@ -1600,7 +1452,7 @@
             <w:noProof/>
             <w:webHidden/>
           </w:rPr>
-          <w:instrText xml:space="preserve"> PAGEREF _Toc203484094 \h </w:instrText>
+          <w:instrText xml:space="preserve"> PAGEREF _Toc213070204 \h </w:instrText>
         </w:r>
         <w:r>
           <w:rPr>
@@ -1645,7 +1497,7 @@
           <w:lang w:eastAsia="de-DE"/>
         </w:rPr>
       </w:pPr>
-      <w:hyperlink w:anchor="_Toc203484095" w:history="1">
+      <w:hyperlink w:anchor="_Toc213070205" w:history="1">
         <w:r>
           <w:rPr>
             <w:rStyle w:val="Hyperlink"/>
@@ -1672,7 +1524,7 @@
             <w:noProof/>
             <w:webHidden/>
           </w:rPr>
-          <w:instrText xml:space="preserve"> PAGEREF _Toc203484095 \h </w:instrText>
+          <w:instrText xml:space="preserve"> PAGEREF _Toc213070205 \h </w:instrText>
         </w:r>
         <w:r>
           <w:rPr>
@@ -1717,7 +1569,7 @@
           <w:lang w:eastAsia="de-DE"/>
         </w:rPr>
       </w:pPr>
-      <w:hyperlink w:anchor="_Toc203484096" w:history="1">
+      <w:hyperlink w:anchor="_Toc213070206" w:history="1">
         <w:r>
           <w:rPr>
             <w:rStyle w:val="Hyperlink"/>
@@ -1744,7 +1596,7 @@
             <w:noProof/>
             <w:webHidden/>
           </w:rPr>
-          <w:instrText xml:space="preserve"> PAGEREF _Toc203484096 \h </w:instrText>
+          <w:instrText xml:space="preserve"> PAGEREF _Toc213070206 \h </w:instrText>
         </w:r>
         <w:r>
           <w:rPr>
@@ -1789,7 +1641,7 @@
           <w:lang w:eastAsia="de-DE"/>
         </w:rPr>
       </w:pPr>
-      <w:hyperlink w:anchor="_Toc203484097" w:history="1">
+      <w:hyperlink w:anchor="_Toc213070207" w:history="1">
         <w:r>
           <w:rPr>
             <w:rStyle w:val="Hyperlink"/>
@@ -1816,7 +1668,7 @@
             <w:noProof/>
             <w:webHidden/>
           </w:rPr>
-          <w:instrText xml:space="preserve"> PAGEREF _Toc203484097 \h </w:instrText>
+          <w:instrText xml:space="preserve"> PAGEREF _Toc213070207 \h </w:instrText>
         </w:r>
         <w:r>
           <w:rPr>
@@ -1861,7 +1713,7 @@
           <w:lang w:eastAsia="de-DE"/>
         </w:rPr>
       </w:pPr>
-      <w:hyperlink w:anchor="_Toc203484098" w:history="1">
+      <w:hyperlink w:anchor="_Toc213070208" w:history="1">
         <w:r>
           <w:rPr>
             <w:rStyle w:val="Hyperlink"/>
@@ -1888,7 +1740,7 @@
             <w:noProof/>
             <w:webHidden/>
           </w:rPr>
-          <w:instrText xml:space="preserve"> PAGEREF _Toc203484098 \h </w:instrText>
+          <w:instrText xml:space="preserve"> PAGEREF _Toc213070208 \h </w:instrText>
         </w:r>
         <w:r>
           <w:rPr>
@@ -1933,7 +1785,7 @@
           <w:lang w:eastAsia="de-DE"/>
         </w:rPr>
       </w:pPr>
-      <w:hyperlink w:anchor="_Toc203484099" w:history="1">
+      <w:hyperlink w:anchor="_Toc213070209" w:history="1">
         <w:r>
           <w:rPr>
             <w:rStyle w:val="Hyperlink"/>
@@ -1960,7 +1812,7 @@
             <w:noProof/>
             <w:webHidden/>
           </w:rPr>
-          <w:instrText xml:space="preserve"> PAGEREF _Toc203484099 \h </w:instrText>
+          <w:instrText xml:space="preserve"> PAGEREF _Toc213070209 \h </w:instrText>
         </w:r>
         <w:r>
           <w:rPr>
@@ -2005,7 +1857,7 @@
           <w:lang w:eastAsia="de-DE"/>
         </w:rPr>
       </w:pPr>
-      <w:hyperlink w:anchor="_Toc203484100" w:history="1">
+      <w:hyperlink w:anchor="_Toc213070210" w:history="1">
         <w:r>
           <w:rPr>
             <w:rStyle w:val="Hyperlink"/>
@@ -2032,7 +1884,7 @@
             <w:noProof/>
             <w:webHidden/>
           </w:rPr>
-          <w:instrText xml:space="preserve"> PAGEREF _Toc203484100 \h </w:instrText>
+          <w:instrText xml:space="preserve"> PAGEREF _Toc213070210 \h </w:instrText>
         </w:r>
         <w:r>
           <w:rPr>
@@ -2077,7 +1929,7 @@
           <w:lang w:eastAsia="de-DE"/>
         </w:rPr>
       </w:pPr>
-      <w:hyperlink w:anchor="_Toc203484101" w:history="1">
+      <w:hyperlink w:anchor="_Toc213070211" w:history="1">
         <w:r>
           <w:rPr>
             <w:rStyle w:val="Hyperlink"/>
@@ -2104,7 +1956,7 @@
             <w:noProof/>
             <w:webHidden/>
           </w:rPr>
-          <w:instrText xml:space="preserve"> PAGEREF _Toc203484101 \h </w:instrText>
+          <w:instrText xml:space="preserve"> PAGEREF _Toc213070211 \h </w:instrText>
         </w:r>
         <w:r>
           <w:rPr>
@@ -2149,7 +2001,7 @@
           <w:lang w:eastAsia="de-DE"/>
         </w:rPr>
       </w:pPr>
-      <w:hyperlink w:anchor="_Toc203484102" w:history="1">
+      <w:hyperlink w:anchor="_Toc213070212" w:history="1">
         <w:r>
           <w:rPr>
             <w:rStyle w:val="Hyperlink"/>
@@ -2176,7 +2028,7 @@
             <w:noProof/>
             <w:webHidden/>
           </w:rPr>
-          <w:instrText xml:space="preserve"> PAGEREF _Toc203484102 \h </w:instrText>
+          <w:instrText xml:space="preserve"> PAGEREF _Toc213070212 \h </w:instrText>
         </w:r>
         <w:r>
           <w:rPr>
@@ -2221,7 +2073,7 @@
           <w:lang w:eastAsia="de-DE"/>
         </w:rPr>
       </w:pPr>
-      <w:hyperlink w:anchor="_Toc203484103" w:history="1">
+      <w:hyperlink w:anchor="_Toc213070213" w:history="1">
         <w:r>
           <w:rPr>
             <w:rStyle w:val="Hyperlink"/>
@@ -2248,7 +2100,7 @@
             <w:noProof/>
             <w:webHidden/>
           </w:rPr>
-          <w:instrText xml:space="preserve"> PAGEREF _Toc203484103 \h </w:instrText>
+          <w:instrText xml:space="preserve"> PAGEREF _Toc213070213 \h </w:instrText>
         </w:r>
         <w:r>
           <w:rPr>
@@ -2293,7 +2145,7 @@
           <w:lang w:eastAsia="de-DE"/>
         </w:rPr>
       </w:pPr>
-      <w:hyperlink w:anchor="_Toc203484104" w:history="1">
+      <w:hyperlink w:anchor="_Toc213070214" w:history="1">
         <w:r>
           <w:rPr>
             <w:rStyle w:val="Hyperlink"/>
@@ -2320,7 +2172,7 @@
             <w:noProof/>
             <w:webHidden/>
           </w:rPr>
-          <w:instrText xml:space="preserve"> PAGEREF _Toc203484104 \h </w:instrText>
+          <w:instrText xml:space="preserve"> PAGEREF _Toc213070214 \h </w:instrText>
         </w:r>
         <w:r>
           <w:rPr>
@@ -2365,7 +2217,7 @@
           <w:lang w:eastAsia="de-DE"/>
         </w:rPr>
       </w:pPr>
-      <w:hyperlink w:anchor="_Toc203484105" w:history="1">
+      <w:hyperlink w:anchor="_Toc213070215" w:history="1">
         <w:r>
           <w:rPr>
             <w:rStyle w:val="Hyperlink"/>
@@ -2392,7 +2244,7 @@
             <w:noProof/>
             <w:webHidden/>
           </w:rPr>
-          <w:instrText xml:space="preserve"> PAGEREF _Toc203484105 \h </w:instrText>
+          <w:instrText xml:space="preserve"> PAGEREF _Toc213070215 \h </w:instrText>
         </w:r>
         <w:r>
           <w:rPr>
@@ -2437,7 +2289,7 @@
           <w:lang w:eastAsia="de-DE"/>
         </w:rPr>
       </w:pPr>
-      <w:hyperlink w:anchor="_Toc203484106" w:history="1">
+      <w:hyperlink w:anchor="_Toc213070216" w:history="1">
         <w:r>
           <w:rPr>
             <w:rStyle w:val="Hyperlink"/>
@@ -2464,7 +2316,7 @@
             <w:noProof/>
             <w:webHidden/>
           </w:rPr>
-          <w:instrText xml:space="preserve"> PAGEREF _Toc203484106 \h </w:instrText>
+          <w:instrText xml:space="preserve"> PAGEREF _Toc213070216 \h </w:instrText>
         </w:r>
         <w:r>
           <w:rPr>
@@ -2509,7 +2361,7 @@
           <w:lang w:eastAsia="de-DE"/>
         </w:rPr>
       </w:pPr>
-      <w:hyperlink w:anchor="_Toc203484107" w:history="1">
+      <w:hyperlink w:anchor="_Toc213070217" w:history="1">
         <w:r>
           <w:rPr>
             <w:rStyle w:val="Hyperlink"/>
@@ -2536,7 +2388,7 @@
             <w:noProof/>
             <w:webHidden/>
           </w:rPr>
-          <w:instrText xml:space="preserve"> PAGEREF _Toc203484107 \h </w:instrText>
+          <w:instrText xml:space="preserve"> PAGEREF _Toc213070217 \h </w:instrText>
         </w:r>
         <w:r>
           <w:rPr>
@@ -2581,7 +2433,7 @@
           <w:lang w:eastAsia="de-DE"/>
         </w:rPr>
       </w:pPr>
-      <w:hyperlink w:anchor="_Toc203484108" w:history="1">
+      <w:hyperlink w:anchor="_Toc213070218" w:history="1">
         <w:r>
           <w:rPr>
             <w:rStyle w:val="Hyperlink"/>
@@ -2608,7 +2460,7 @@
             <w:noProof/>
             <w:webHidden/>
           </w:rPr>
-          <w:instrText xml:space="preserve"> PAGEREF _Toc203484108 \h </w:instrText>
+          <w:instrText xml:space="preserve"> PAGEREF _Toc213070218 \h </w:instrText>
         </w:r>
         <w:r>
           <w:rPr>
@@ -2653,7 +2505,7 @@
           <w:lang w:eastAsia="de-DE"/>
         </w:rPr>
       </w:pPr>
-      <w:hyperlink w:anchor="_Toc203484109" w:history="1">
+      <w:hyperlink w:anchor="_Toc213070219" w:history="1">
         <w:r>
           <w:rPr>
             <w:rStyle w:val="Hyperlink"/>
@@ -2680,7 +2532,7 @@
             <w:noProof/>
             <w:webHidden/>
           </w:rPr>
-          <w:instrText xml:space="preserve"> PAGEREF _Toc203484109 \h </w:instrText>
+          <w:instrText xml:space="preserve"> PAGEREF _Toc213070219 \h </w:instrText>
         </w:r>
         <w:r>
           <w:rPr>
@@ -2725,7 +2577,7 @@
           <w:lang w:eastAsia="de-DE"/>
         </w:rPr>
       </w:pPr>
-      <w:hyperlink w:anchor="_Toc203484110" w:history="1">
+      <w:hyperlink w:anchor="_Toc213070220" w:history="1">
         <w:r>
           <w:rPr>
             <w:rStyle w:val="Hyperlink"/>
@@ -2752,7 +2604,7 @@
             <w:noProof/>
             <w:webHidden/>
           </w:rPr>
-          <w:instrText xml:space="preserve"> PAGEREF _Toc203484110 \h </w:instrText>
+          <w:instrText xml:space="preserve"> PAGEREF _Toc213070220 \h </w:instrText>
         </w:r>
         <w:r>
           <w:rPr>
@@ -2797,7 +2649,7 @@
           <w:lang w:eastAsia="de-DE"/>
         </w:rPr>
       </w:pPr>
-      <w:hyperlink w:anchor="_Toc203484111" w:history="1">
+      <w:hyperlink w:anchor="_Toc213070221" w:history="1">
         <w:r>
           <w:rPr>
             <w:rStyle w:val="Hyperlink"/>
@@ -2824,7 +2676,7 @@
             <w:noProof/>
             <w:webHidden/>
           </w:rPr>
-          <w:instrText xml:space="preserve"> PAGEREF _Toc203484111 \h </w:instrText>
+          <w:instrText xml:space="preserve"> PAGEREF _Toc213070221 \h </w:instrText>
         </w:r>
         <w:r>
           <w:rPr>
@@ -2857,7 +2709,6 @@
     </w:p>
     <w:p>
       <w:r>
-        <w:lastRenderedPageBreak/>
         <w:fldChar w:fldCharType="end"/>
       </w:r>
     </w:p>
@@ -2878,7 +2729,7 @@
       <w:pPr>
         <w:pStyle w:val="berschrift1"/>
       </w:pPr>
-      <w:bookmarkStart w:id="47" w:name="_Toc203484079"/>
+      <w:bookmarkStart w:id="47" w:name="_Toc213070188"/>
       <w:r>
         <w:lastRenderedPageBreak/>
         <w:t xml:space="preserve">Programmzeilen </w:t>
@@ -4521,7 +4372,7 @@
       </w:pPr>
       <w:bookmarkStart w:id="59" w:name="_Toc196339509"/>
       <w:bookmarkStart w:id="60" w:name="_Toc196339878"/>
-      <w:bookmarkStart w:id="61" w:name="_Toc203484080"/>
+      <w:bookmarkStart w:id="61" w:name="_Toc213070189"/>
       <w:r>
         <w:lastRenderedPageBreak/>
         <w:t>Mit der IDLE Shell rechnen</w:t>
@@ -6244,7 +6095,7 @@
       </w:pPr>
       <w:bookmarkStart w:id="70" w:name="_Toc196339514"/>
       <w:bookmarkStart w:id="71" w:name="_Toc196339883"/>
-      <w:bookmarkStart w:id="72" w:name="_Toc203484081"/>
+      <w:bookmarkStart w:id="72" w:name="_Toc213070190"/>
       <w:r>
         <w:lastRenderedPageBreak/>
         <w:t>M</w:t>
@@ -7308,7 +7159,7 @@
       </w:pPr>
       <w:bookmarkStart w:id="79" w:name="_Toc196339518"/>
       <w:bookmarkStart w:id="80" w:name="_Toc196339887"/>
-      <w:bookmarkStart w:id="81" w:name="_Toc203484082"/>
+      <w:bookmarkStart w:id="81" w:name="_Toc213070191"/>
       <w:r>
         <w:lastRenderedPageBreak/>
         <w:t xml:space="preserve">Aufgabe: </w:t>
@@ -7783,7 +7634,7 @@
       </w:pPr>
       <w:bookmarkStart w:id="82" w:name="_Toc196339519"/>
       <w:bookmarkStart w:id="83" w:name="_Toc196339888"/>
-      <w:bookmarkStart w:id="84" w:name="_Toc203484083"/>
+      <w:bookmarkStart w:id="84" w:name="_Toc213070192"/>
       <w:r>
         <w:lastRenderedPageBreak/>
         <w:t>E</w:t>
@@ -9379,7 +9230,7 @@
       </w:pPr>
       <w:bookmarkStart w:id="95" w:name="_Toc196339525"/>
       <w:bookmarkStart w:id="96" w:name="_Toc196339894"/>
-      <w:bookmarkStart w:id="97" w:name="_Toc203484084"/>
+      <w:bookmarkStart w:id="97" w:name="_Toc213070193"/>
       <w:r>
         <w:lastRenderedPageBreak/>
         <w:t xml:space="preserve">Ein </w:t>
@@ -10008,7 +9859,7 @@
       <w:pPr>
         <w:pStyle w:val="berschrift1"/>
       </w:pPr>
-      <w:bookmarkStart w:id="102" w:name="_Toc203484085"/>
+      <w:bookmarkStart w:id="102" w:name="_Toc213070194"/>
       <w:r>
         <w:lastRenderedPageBreak/>
         <w:t>Ein Dictionary speichert Paare von Schlüssel und Wert</w:t>
@@ -11308,7 +11159,7 @@
       <w:pPr>
         <w:pStyle w:val="berschrift1"/>
       </w:pPr>
-      <w:bookmarkStart w:id="103" w:name="_Toc203484086"/>
+      <w:bookmarkStart w:id="103" w:name="_Toc213070195"/>
       <w:r>
         <w:lastRenderedPageBreak/>
         <w:t>Der Computer fragt …</w:t>
@@ -12377,7 +12228,7 @@
       <w:pPr>
         <w:pStyle w:val="berschrift1"/>
       </w:pPr>
-      <w:bookmarkStart w:id="104" w:name="_Toc203484087"/>
+      <w:bookmarkStart w:id="104" w:name="_Toc213070196"/>
       <w:r>
         <w:lastRenderedPageBreak/>
         <w:t>Der Computer unterscheidet zwischen "wahr" und "falsch"</w:t>
@@ -14096,7 +13947,7 @@
       <w:pPr>
         <w:pStyle w:val="berschrift1"/>
       </w:pPr>
-      <w:bookmarkStart w:id="105" w:name="_Toc203484088"/>
+      <w:bookmarkStart w:id="105" w:name="_Toc213070197"/>
       <w:r>
         <w:lastRenderedPageBreak/>
         <w:t>Der Computer unterscheidet Fälle</w:t>
@@ -15105,7 +14956,7 @@
       <w:pPr>
         <w:pStyle w:val="berschrift1"/>
       </w:pPr>
-      <w:bookmarkStart w:id="106" w:name="_Toc203484089"/>
+      <w:bookmarkStart w:id="106" w:name="_Toc213070198"/>
       <w:r>
         <w:lastRenderedPageBreak/>
         <w:t>Der Computer dreht Schleifen</w:t>
@@ -16729,7 +16580,7 @@
       <w:pPr>
         <w:pStyle w:val="berschrift1"/>
       </w:pPr>
-      <w:bookmarkStart w:id="107" w:name="_Toc203484090"/>
+      <w:bookmarkStart w:id="107" w:name="_Toc213070199"/>
       <w:r>
         <w:lastRenderedPageBreak/>
         <w:t xml:space="preserve">Aufgabe: </w:t>
@@ -17104,7 +16955,7 @@
       <w:pPr>
         <w:pStyle w:val="berschrift1"/>
       </w:pPr>
-      <w:bookmarkStart w:id="108" w:name="_Toc203484091"/>
+      <w:bookmarkStart w:id="108" w:name="_Toc213070200"/>
       <w:r>
         <w:lastRenderedPageBreak/>
         <w:t xml:space="preserve">Funktionen </w:t>
@@ -18561,7 +18412,7 @@
       <w:pPr>
         <w:pStyle w:val="berschrift1"/>
       </w:pPr>
-      <w:bookmarkStart w:id="109" w:name="_Toc203484092"/>
+      <w:bookmarkStart w:id="109" w:name="_Toc213070201"/>
       <w:r>
         <w:lastRenderedPageBreak/>
         <w:t xml:space="preserve">Funktionen </w:t>
@@ -19825,10 +19676,284 @@
         </w:tc>
       </w:tr>
     </w:tbl>
+    <w:p/>
+    <w:p/>
     <w:p>
+      <w:r>
+        <w:br w:type="page"/>
+      </w:r>
+    </w:p>
+    <w:p>
+      <w:pPr>
+        <w:pStyle w:val="berschrift1"/>
+      </w:pPr>
+      <w:bookmarkStart w:id="110" w:name="_Toc213070202"/>
+      <w:r>
+        <w:lastRenderedPageBreak/>
+        <w:t>Globale und lokale Variable in der Funktion</w:t>
+      </w:r>
+      <w:bookmarkEnd w:id="110"/>
+    </w:p>
+    <w:p>
+      <w:pPr>
+        <w:spacing w:after="120"/>
+      </w:pPr>
+      <w:r>
+        <w:t>Ein Python Modul (eine Datei) hat einen</w:t>
+      </w:r>
+      <w:r>
+        <w:t xml:space="preserve"> eigenen privaten</w:t>
+      </w:r>
+      <w:r>
+        <w:t xml:space="preserve"> Namensraum</w:t>
+      </w:r>
+      <w:r>
+        <w:t xml:space="preserve">. Alle </w:t>
+      </w:r>
+      <w:r>
+        <w:t>Funktionen</w:t>
+      </w:r>
+      <w:r>
+        <w:t xml:space="preserve">, die in diesem Modul definiert sind, nutzen ihn als </w:t>
+      </w:r>
+      <w:r>
+        <w:rPr>
+          <w:u w:val="single"/>
+        </w:rPr>
+        <w:t>globalen</w:t>
+      </w:r>
+      <w:r>
+        <w:t xml:space="preserve"> Namensraum.</w:t>
+      </w:r>
+    </w:p>
+    <w:p>
+      <w:pPr>
+        <w:spacing w:after="120"/>
+      </w:pPr>
+      <w:r>
+        <w:t xml:space="preserve">Alle Variablen, die in einer Funktion nur gelesen werden, sind implizit </w:t>
+      </w:r>
+      <w:r>
+        <w:rPr>
+          <w:u w:val="single"/>
+        </w:rPr>
+        <w:t>global</w:t>
+      </w:r>
+      <w:r>
+        <w:rPr>
+          <w:u w:val="single"/>
+        </w:rPr>
+        <w:t>.</w:t>
+      </w:r>
+      <w:r>
+        <w:t xml:space="preserve"> </w:t>
+      </w:r>
+      <w:r>
+        <w:br/>
+        <w:t xml:space="preserve">Beispiel: </w:t>
+      </w:r>
+      <w:proofErr w:type="spellStart"/>
+      <w:r>
+        <w:rPr>
+          <w:rFonts w:ascii="Courier New" w:hAnsi="Courier New" w:cs="Courier New"/>
+        </w:rPr>
+        <w:t>bspfunktion_global_</w:t>
+      </w:r>
+      <w:proofErr w:type="gramStart"/>
+      <w:r>
+        <w:rPr>
+          <w:rFonts w:ascii="Courier New" w:hAnsi="Courier New" w:cs="Courier New"/>
+        </w:rPr>
+        <w:t>lesen</w:t>
+      </w:r>
+      <w:proofErr w:type="spellEnd"/>
+      <w:r>
+        <w:rPr>
+          <w:rFonts w:ascii="Courier New" w:hAnsi="Courier New" w:cs="Courier New"/>
+        </w:rPr>
+        <w:t>(</w:t>
+      </w:r>
+      <w:proofErr w:type="gramEnd"/>
+      <w:r>
+        <w:rPr>
+          <w:rFonts w:ascii="Courier New" w:hAnsi="Courier New" w:cs="Courier New"/>
+        </w:rPr>
+        <w:t>)</w:t>
+      </w:r>
+    </w:p>
+    <w:p>
+      <w:pPr>
+        <w:spacing w:after="120"/>
+        <w:rPr>
+          <w:rFonts w:ascii="Courier New" w:hAnsi="Courier New" w:cs="Courier New"/>
+        </w:rPr>
+      </w:pPr>
+      <w:r>
+        <w:t xml:space="preserve">Wenn eine Variable in der Funktion einen Wert bekommt, ist sie </w:t>
+      </w:r>
+      <w:r>
+        <w:rPr>
+          <w:u w:val="single"/>
+        </w:rPr>
+        <w:t>lokal</w:t>
+      </w:r>
+      <w:r>
+        <w:t xml:space="preserve"> …</w:t>
+      </w:r>
+      <w:r>
+        <w:t xml:space="preserve"> </w:t>
+      </w:r>
+      <w:r>
+        <w:br/>
+        <w:t xml:space="preserve">Beispiel: </w:t>
+      </w:r>
+      <w:proofErr w:type="spellStart"/>
+      <w:r>
+        <w:rPr>
+          <w:rFonts w:ascii="Courier New" w:hAnsi="Courier New" w:cs="Courier New"/>
+        </w:rPr>
+        <w:t>bspfunktion_lokal_</w:t>
+      </w:r>
+      <w:proofErr w:type="gramStart"/>
+      <w:r>
+        <w:rPr>
+          <w:rFonts w:ascii="Courier New" w:hAnsi="Courier New" w:cs="Courier New"/>
+        </w:rPr>
+        <w:t>schreiben</w:t>
+      </w:r>
+      <w:proofErr w:type="spellEnd"/>
+      <w:r>
+        <w:rPr>
+          <w:rFonts w:ascii="Courier New" w:hAnsi="Courier New" w:cs="Courier New"/>
+        </w:rPr>
+        <w:t>(</w:t>
+      </w:r>
+      <w:proofErr w:type="gramEnd"/>
+      <w:r>
+        <w:rPr>
+          <w:rFonts w:ascii="Courier New" w:hAnsi="Courier New" w:cs="Courier New"/>
+        </w:rPr>
+        <w:t>)</w:t>
+      </w:r>
+    </w:p>
+    <w:p>
+      <w:pPr>
+        <w:spacing w:after="120"/>
+        <w:rPr>
+          <w:rFonts w:ascii="Courier New" w:hAnsi="Courier New" w:cs="Courier New"/>
+        </w:rPr>
+      </w:pPr>
+      <w:proofErr w:type="gramStart"/>
+      <w:r>
+        <w:t>…</w:t>
+      </w:r>
+      <w:proofErr w:type="gramEnd"/>
+      <w:r>
+        <w:t xml:space="preserve"> </w:t>
+      </w:r>
+      <w:r>
+        <w:t>wenn</w:t>
+      </w:r>
+      <w:r>
+        <w:t xml:space="preserve"> sie nicht explizit als </w:t>
+      </w:r>
+      <w:r>
+        <w:rPr>
+          <w:u w:val="single"/>
+        </w:rPr>
+        <w:t>glob</w:t>
+      </w:r>
+      <w:r>
+        <w:rPr>
+          <w:u w:val="single"/>
+        </w:rPr>
+        <w:t>al</w:t>
+      </w:r>
+      <w:r>
+        <w:t xml:space="preserve"> vereinbart wurde. </w:t>
+      </w:r>
+      <w:r>
+        <w:br/>
+        <w:t xml:space="preserve">Beispiel: </w:t>
+      </w:r>
+      <w:proofErr w:type="spellStart"/>
+      <w:r>
+        <w:rPr>
+          <w:rFonts w:ascii="Courier New" w:hAnsi="Courier New" w:cs="Courier New"/>
+        </w:rPr>
+        <w:t>bspfunktion_global_lesen_</w:t>
+      </w:r>
+      <w:proofErr w:type="gramStart"/>
+      <w:r>
+        <w:rPr>
+          <w:rFonts w:ascii="Courier New" w:hAnsi="Courier New" w:cs="Courier New"/>
+        </w:rPr>
+        <w:t>schreiben</w:t>
+      </w:r>
+      <w:proofErr w:type="spellEnd"/>
+      <w:r>
+        <w:rPr>
+          <w:rFonts w:ascii="Courier New" w:hAnsi="Courier New" w:cs="Courier New"/>
+        </w:rPr>
+        <w:t>(</w:t>
+      </w:r>
+      <w:proofErr w:type="gramEnd"/>
+      <w:r>
+        <w:rPr>
+          <w:rFonts w:ascii="Courier New" w:hAnsi="Courier New" w:cs="Courier New"/>
+        </w:rPr>
+        <w:t>)</w:t>
+      </w:r>
+    </w:p>
+    <w:p>
+      <w:r>
+        <w:t xml:space="preserve">  </w:t>
+      </w:r>
+    </w:p>
+    <w:p>
+      <w:r>
+        <w:drawing>
+          <wp:inline distT="0" distB="0" distL="0" distR="0" wp14:anchorId="282F3D64" wp14:editId="3DAEBA89">
+            <wp:extent cx="6645910" cy="5950585"/>
+            <wp:effectExtent l="0" t="0" r="2540" b="0"/>
+            <wp:docPr id="1442653868" name="Grafik 1"/>
+            <wp:cNvGraphicFramePr>
+              <a:graphicFrameLocks xmlns:a="http://schemas.openxmlformats.org/drawingml/2006/main" noChangeAspect="1"/>
+            </wp:cNvGraphicFramePr>
+            <a:graphic xmlns:a="http://schemas.openxmlformats.org/drawingml/2006/main">
+              <a:graphicData uri="http://schemas.openxmlformats.org/drawingml/2006/picture">
+                <pic:pic xmlns:pic="http://schemas.openxmlformats.org/drawingml/2006/picture">
+                  <pic:nvPicPr>
+                    <pic:cNvPr id="1442653868" name=""/>
+                    <pic:cNvPicPr/>
+                  </pic:nvPicPr>
+                  <pic:blipFill>
+                    <a:blip r:embed="rId19"/>
+                    <a:stretch>
+                      <a:fillRect/>
+                    </a:stretch>
+                  </pic:blipFill>
+                  <pic:spPr>
+                    <a:xfrm>
+                      <a:off x="0" y="0"/>
+                      <a:ext cx="6645910" cy="5950585"/>
+                    </a:xfrm>
+                    <a:prstGeom prst="rect">
+                      <a:avLst/>
+                    </a:prstGeom>
+                  </pic:spPr>
+                </pic:pic>
+              </a:graphicData>
+            </a:graphic>
+          </wp:inline>
+        </w:drawing>
+      </w:r>
+    </w:p>
+    <w:p/>
+    <w:p>
       <w:pPr>
         <w:sectPr>
-          <w:headerReference w:type="default" r:id="rId19"/>
+          <w:headerReference w:type="default" r:id="rId20"/>
           <w:pgSz w:w="11906" w:h="16838"/>
           <w:pgMar w:top="720" w:right="720" w:bottom="720" w:left="720" w:header="708" w:footer="708" w:gutter="0"/>
           <w:cols w:space="708"/>
@@ -19840,7 +19965,7 @@
       <w:pPr>
         <w:pStyle w:val="berschrift1"/>
       </w:pPr>
-      <w:bookmarkStart w:id="110" w:name="_Toc203484093"/>
+      <w:bookmarkStart w:id="111" w:name="_Toc213070203"/>
       <w:r>
         <w:lastRenderedPageBreak/>
         <w:t>Aufgaben mit Funktionen lösen</w:t>
@@ -19848,7 +19973,7 @@
       <w:r>
         <w:t>: Konstruktionsanleitung</w:t>
       </w:r>
-      <w:bookmarkEnd w:id="110"/>
+      <w:bookmarkEnd w:id="111"/>
     </w:p>
     <w:p>
       <w:pPr>
@@ -21413,7 +21538,7 @@
       <w:pPr>
         <w:pStyle w:val="berschrift1"/>
       </w:pPr>
-      <w:bookmarkStart w:id="111" w:name="_Toc203484094"/>
+      <w:bookmarkStart w:id="112" w:name="_Toc213070204"/>
       <w:r>
         <w:lastRenderedPageBreak/>
         <w:t>Aufgaben mit Funktionen lösen</w:t>
@@ -21421,7 +21546,7 @@
       <w:r>
         <w:t>: Tabelle drucken</w:t>
       </w:r>
-      <w:bookmarkEnd w:id="111"/>
+      <w:bookmarkEnd w:id="112"/>
       <w:r>
         <w:t xml:space="preserve"> </w:t>
       </w:r>
@@ -22513,7 +22638,7 @@
       <w:pPr>
         <w:pStyle w:val="berschrift1"/>
       </w:pPr>
-      <w:bookmarkStart w:id="112" w:name="_Toc203484095"/>
+      <w:bookmarkStart w:id="113" w:name="_Toc213070205"/>
       <w:r>
         <w:lastRenderedPageBreak/>
         <w:t>Aufgaben mit Funktionen lösen</w:t>
@@ -22521,7 +22646,7 @@
       <w:r>
         <w:t>: Diagramm plotten</w:t>
       </w:r>
-      <w:bookmarkEnd w:id="112"/>
+      <w:bookmarkEnd w:id="113"/>
       <w:r>
         <w:t xml:space="preserve">  </w:t>
       </w:r>
@@ -24183,7 +24308,7 @@
     <w:p>
       <w:pPr>
         <w:sectPr>
-          <w:headerReference w:type="default" r:id="rId20"/>
+          <w:headerReference w:type="default" r:id="rId21"/>
           <w:pgSz w:w="11906" w:h="16838"/>
           <w:pgMar w:top="720" w:right="720" w:bottom="720" w:left="720" w:header="708" w:footer="708" w:gutter="0"/>
           <w:cols w:space="708"/>
@@ -24195,12 +24320,12 @@
       <w:pPr>
         <w:pStyle w:val="berschrift1"/>
       </w:pPr>
-      <w:bookmarkStart w:id="113" w:name="_Toc203484096"/>
+      <w:bookmarkStart w:id="114" w:name="_Toc213070206"/>
       <w:r>
         <w:lastRenderedPageBreak/>
         <w:t>Klassen haben Eigenschaften und Methoden</w:t>
       </w:r>
-      <w:bookmarkEnd w:id="113"/>
+      <w:bookmarkEnd w:id="114"/>
     </w:p>
     <w:p>
       <w:pPr>
@@ -25165,7 +25290,7 @@
     <w:p>
       <w:pPr>
         <w:sectPr>
-          <w:headerReference w:type="default" r:id="rId21"/>
+          <w:headerReference w:type="default" r:id="rId22"/>
           <w:pgSz w:w="11906" w:h="16838"/>
           <w:pgMar w:top="720" w:right="720" w:bottom="720" w:left="720" w:header="708" w:footer="708" w:gutter="0"/>
           <w:cols w:space="708"/>
@@ -25177,12 +25302,12 @@
       <w:pPr>
         <w:pStyle w:val="berschrift1"/>
       </w:pPr>
-      <w:bookmarkStart w:id="114" w:name="_Toc203484097"/>
+      <w:bookmarkStart w:id="115" w:name="_Toc213070207"/>
       <w:r>
         <w:lastRenderedPageBreak/>
         <w:t>Die Eltern-Klasse vererbt – die Kind-Klasse erbt</w:t>
       </w:r>
-      <w:bookmarkEnd w:id="114"/>
+      <w:bookmarkEnd w:id="115"/>
     </w:p>
     <w:p>
       <w:pPr>
@@ -26467,7 +26592,7 @@
     <w:p>
       <w:pPr>
         <w:sectPr>
-          <w:headerReference w:type="default" r:id="rId22"/>
+          <w:headerReference w:type="default" r:id="rId23"/>
           <w:pgSz w:w="11906" w:h="16838"/>
           <w:pgMar w:top="720" w:right="720" w:bottom="720" w:left="720" w:header="708" w:footer="708" w:gutter="0"/>
           <w:cols w:space="708"/>
@@ -26479,12 +26604,12 @@
       <w:pPr>
         <w:pStyle w:val="berschrift1"/>
       </w:pPr>
-      <w:bookmarkStart w:id="115" w:name="_Toc203484098"/>
+      <w:bookmarkStart w:id="116" w:name="_Toc213070208"/>
       <w:r>
         <w:lastRenderedPageBreak/>
         <w:t>Roboter im Irrgarten: Wände bauen</w:t>
       </w:r>
-      <w:bookmarkEnd w:id="115"/>
+      <w:bookmarkEnd w:id="116"/>
     </w:p>
     <w:p>
       <w:pPr>
@@ -26623,7 +26748,7 @@
                     <pic:cNvPicPr/>
                   </pic:nvPicPr>
                   <pic:blipFill>
-                    <a:blip r:embed="rId23"/>
+                    <a:blip r:embed="rId24"/>
                     <a:stretch>
                       <a:fillRect/>
                     </a:stretch>
@@ -26665,7 +26790,7 @@
                     <pic:cNvPicPr/>
                   </pic:nvPicPr>
                   <pic:blipFill>
-                    <a:blip r:embed="rId24"/>
+                    <a:blip r:embed="rId25"/>
                     <a:stretch>
                       <a:fillRect/>
                     </a:stretch>
@@ -26691,7 +26816,7 @@
         <w:pStyle w:val="berschrift1"/>
         <w:spacing w:before="0" w:after="0"/>
       </w:pPr>
-      <w:bookmarkStart w:id="116" w:name="_Toc203484099"/>
+      <w:bookmarkStart w:id="117" w:name="_Toc213070209"/>
       <w:r>
         <w:lastRenderedPageBreak/>
         <w:t xml:space="preserve">Roboter </w:t>
@@ -26699,7 +26824,7 @@
       <w:r>
         <w:t>im Irrgarten: Wände ablegen</w:t>
       </w:r>
-      <w:bookmarkEnd w:id="116"/>
+      <w:bookmarkEnd w:id="117"/>
     </w:p>
     <w:p>
       <w:pPr>
@@ -26923,7 +27048,7 @@
                     <pic:cNvPicPr/>
                   </pic:nvPicPr>
                   <pic:blipFill>
-                    <a:blip r:embed="rId25"/>
+                    <a:blip r:embed="rId26"/>
                     <a:stretch>
                       <a:fillRect/>
                     </a:stretch>
@@ -26966,7 +27091,7 @@
                     <pic:cNvPicPr/>
                   </pic:nvPicPr>
                   <pic:blipFill>
-                    <a:blip r:embed="rId26"/>
+                    <a:blip r:embed="rId27"/>
                     <a:stretch>
                       <a:fillRect/>
                     </a:stretch>
@@ -27009,7 +27134,7 @@
                     <pic:cNvPicPr/>
                   </pic:nvPicPr>
                   <pic:blipFill>
-                    <a:blip r:embed="rId27"/>
+                    <a:blip r:embed="rId28"/>
                     <a:stretch>
                       <a:fillRect/>
                     </a:stretch>
@@ -27040,7 +27165,7 @@
       <w:pPr>
         <w:pStyle w:val="berschrift1"/>
       </w:pPr>
-      <w:bookmarkStart w:id="117" w:name="_Toc203484100"/>
+      <w:bookmarkStart w:id="118" w:name="_Toc213070210"/>
       <w:r>
         <w:lastRenderedPageBreak/>
         <w:t xml:space="preserve">Roboter </w:t>
@@ -27054,7 +27179,7 @@
       <w:r>
         <w:t>: Wände aus Datei lesen</w:t>
       </w:r>
-      <w:bookmarkEnd w:id="117"/>
+      <w:bookmarkEnd w:id="118"/>
     </w:p>
     <w:p>
       <w:pPr>
@@ -27483,7 +27608,7 @@
                     <pic:cNvPicPr/>
                   </pic:nvPicPr>
                   <pic:blipFill>
-                    <a:blip r:embed="rId28"/>
+                    <a:blip r:embed="rId29"/>
                     <a:stretch>
                       <a:fillRect/>
                     </a:stretch>
@@ -27528,7 +27653,7 @@
                     <pic:cNvPicPr/>
                   </pic:nvPicPr>
                   <pic:blipFill>
-                    <a:blip r:embed="rId29"/>
+                    <a:blip r:embed="rId30"/>
                     <a:stretch>
                       <a:fillRect/>
                     </a:stretch>
@@ -27559,7 +27684,7 @@
       <w:pPr>
         <w:pStyle w:val="berschrift1"/>
       </w:pPr>
-      <w:bookmarkStart w:id="118" w:name="_Toc203484101"/>
+      <w:bookmarkStart w:id="119" w:name="_Toc213070211"/>
       <w:r>
         <w:lastRenderedPageBreak/>
         <w:t xml:space="preserve">Roboter </w:t>
@@ -27573,7 +27698,7 @@
       <w:r>
         <w:t>: Schildkröte bewegen</w:t>
       </w:r>
-      <w:bookmarkEnd w:id="118"/>
+      <w:bookmarkEnd w:id="119"/>
     </w:p>
     <w:p>
       <w:pPr>
@@ -27857,7 +27982,7 @@
                     <pic:cNvPicPr/>
                   </pic:nvPicPr>
                   <pic:blipFill>
-                    <a:blip r:embed="rId30"/>
+                    <a:blip r:embed="rId31"/>
                     <a:stretch>
                       <a:fillRect/>
                     </a:stretch>
@@ -27899,7 +28024,7 @@
                     <pic:cNvPicPr/>
                   </pic:nvPicPr>
                   <pic:blipFill>
-                    <a:blip r:embed="rId31"/>
+                    <a:blip r:embed="rId32"/>
                     <a:stretch>
                       <a:fillRect/>
                     </a:stretch>
@@ -27927,7 +28052,7 @@
       <w:pPr>
         <w:pStyle w:val="berschrift1"/>
       </w:pPr>
-      <w:bookmarkStart w:id="119" w:name="_Toc203484102"/>
+      <w:bookmarkStart w:id="120" w:name="_Toc213070212"/>
       <w:r>
         <w:lastRenderedPageBreak/>
         <w:t xml:space="preserve">Roboter </w:t>
@@ -27935,7 +28060,7 @@
       <w:r>
         <w:t>im Irrgarten: Schauen, gehen, drehen</w:t>
       </w:r>
-      <w:bookmarkEnd w:id="119"/>
+      <w:bookmarkEnd w:id="120"/>
     </w:p>
     <w:p>
       <w:pPr>
@@ -28679,7 +28804,7 @@
                     <pic:cNvPicPr/>
                   </pic:nvPicPr>
                   <pic:blipFill>
-                    <a:blip r:embed="rId32"/>
+                    <a:blip r:embed="rId33"/>
                     <a:stretch>
                       <a:fillRect/>
                     </a:stretch>
@@ -28724,7 +28849,7 @@
                     <pic:cNvPicPr/>
                   </pic:nvPicPr>
                   <pic:blipFill>
-                    <a:blip r:embed="rId33"/>
+                    <a:blip r:embed="rId34"/>
                     <a:stretch>
                       <a:fillRect/>
                     </a:stretch>
@@ -28767,7 +28892,7 @@
                     <pic:cNvPicPr/>
                   </pic:nvPicPr>
                   <pic:blipFill>
-                    <a:blip r:embed="rId34"/>
+                    <a:blip r:embed="rId35"/>
                     <a:stretch>
                       <a:fillRect/>
                     </a:stretch>
@@ -28800,7 +28925,7 @@
       <w:pPr>
         <w:pStyle w:val="berschrift1"/>
       </w:pPr>
-      <w:bookmarkStart w:id="120" w:name="_Toc203484103"/>
+      <w:bookmarkStart w:id="121" w:name="_Toc213070213"/>
       <w:r>
         <w:lastRenderedPageBreak/>
         <w:t xml:space="preserve">Roboter </w:t>
@@ -28814,7 +28939,7 @@
       <w:r>
         <w:t>: Rechte-Hand-Methode</w:t>
       </w:r>
-      <w:bookmarkEnd w:id="120"/>
+      <w:bookmarkEnd w:id="121"/>
     </w:p>
     <w:p>
       <w:pPr>
@@ -28935,7 +29060,7 @@
                     <pic:cNvPicPr/>
                   </pic:nvPicPr>
                   <pic:blipFill>
-                    <a:blip r:embed="rId35">
+                    <a:blip r:embed="rId36">
                       <a:extLst>
                         <a:ext uri="{28A0092B-C50C-407E-A947-70E740481C1C}">
                           <a14:useLocalDpi xmlns:a14="http://schemas.microsoft.com/office/drawing/2010/main" val="0"/>
@@ -29132,7 +29257,7 @@
                     <pic:cNvPicPr/>
                   </pic:nvPicPr>
                   <pic:blipFill>
-                    <a:blip r:embed="rId36"/>
+                    <a:blip r:embed="rId37"/>
                     <a:stretch>
                       <a:fillRect/>
                     </a:stretch>
@@ -29157,7 +29282,7 @@
       <w:pPr>
         <w:pStyle w:val="berschrift1"/>
       </w:pPr>
-      <w:bookmarkStart w:id="121" w:name="_Toc203484104"/>
+      <w:bookmarkStart w:id="122" w:name="_Toc213070214"/>
       <w:r>
         <w:lastRenderedPageBreak/>
         <w:t xml:space="preserve">Roboter </w:t>
@@ -29179,7 +29304,7 @@
       <w:r>
         <w:t>-Algorithmus</w:t>
       </w:r>
-      <w:bookmarkEnd w:id="121"/>
+      <w:bookmarkEnd w:id="122"/>
     </w:p>
     <w:p>
       <w:pPr>
@@ -29392,7 +29517,7 @@
                     <pic:cNvPicPr/>
                   </pic:nvPicPr>
                   <pic:blipFill>
-                    <a:blip r:embed="rId37"/>
+                    <a:blip r:embed="rId38"/>
                     <a:stretch>
                       <a:fillRect/>
                     </a:stretch>
@@ -29438,7 +29563,7 @@
                     <pic:cNvPicPr/>
                   </pic:nvPicPr>
                   <pic:blipFill>
-                    <a:blip r:embed="rId38"/>
+                    <a:blip r:embed="rId39"/>
                     <a:stretch>
                       <a:fillRect/>
                     </a:stretch>
@@ -29466,7 +29591,7 @@
           <w:tab w:val="left" w:pos="795"/>
         </w:tabs>
         <w:sectPr>
-          <w:headerReference w:type="default" r:id="rId39"/>
+          <w:headerReference w:type="default" r:id="rId40"/>
           <w:pgSz w:w="11906" w:h="16838"/>
           <w:pgMar w:top="720" w:right="720" w:bottom="720" w:left="720" w:header="708" w:footer="708" w:gutter="0"/>
           <w:cols w:space="708"/>
@@ -29478,7 +29603,7 @@
       <w:pPr>
         <w:pStyle w:val="berschrift1"/>
       </w:pPr>
-      <w:bookmarkStart w:id="122" w:name="_Toc203484105"/>
+      <w:bookmarkStart w:id="123" w:name="_Toc213070215"/>
       <w:r>
         <w:lastRenderedPageBreak/>
         <w:t>Auto im Gegenverkehr</w:t>
@@ -29489,7 +29614,7 @@
       <w:r>
         <w:t>steuern</w:t>
       </w:r>
-      <w:bookmarkEnd w:id="122"/>
+      <w:bookmarkEnd w:id="123"/>
     </w:p>
     <w:p>
       <w:pPr>
@@ -29675,7 +29800,7 @@
                     <pic:cNvPicPr/>
                   </pic:nvPicPr>
                   <pic:blipFill>
-                    <a:blip r:embed="rId40"/>
+                    <a:blip r:embed="rId41"/>
                     <a:stretch>
                       <a:fillRect/>
                     </a:stretch>
@@ -29718,7 +29843,7 @@
                     <pic:cNvPicPr/>
                   </pic:nvPicPr>
                   <pic:blipFill>
-                    <a:blip r:embed="rId41"/>
+                    <a:blip r:embed="rId42"/>
                     <a:stretch>
                       <a:fillRect/>
                     </a:stretch>
@@ -29748,7 +29873,7 @@
       <w:pPr>
         <w:pStyle w:val="berschrift1"/>
       </w:pPr>
-      <w:bookmarkStart w:id="123" w:name="_Toc203484106"/>
+      <w:bookmarkStart w:id="124" w:name="_Toc213070216"/>
       <w:r>
         <w:lastRenderedPageBreak/>
         <w:t xml:space="preserve">Auto im Gegenverkehr: </w:t>
@@ -29756,7 +29881,7 @@
       <w:r>
         <w:t>Gegenverkehr kommt</w:t>
       </w:r>
-      <w:bookmarkEnd w:id="123"/>
+      <w:bookmarkEnd w:id="124"/>
     </w:p>
     <w:p>
       <w:pPr>
@@ -29955,7 +30080,7 @@
                     <pic:cNvPicPr/>
                   </pic:nvPicPr>
                   <pic:blipFill>
-                    <a:blip r:embed="rId42"/>
+                    <a:blip r:embed="rId43"/>
                     <a:stretch>
                       <a:fillRect/>
                     </a:stretch>
@@ -29997,7 +30122,7 @@
                     <pic:cNvPicPr/>
                   </pic:nvPicPr>
                   <pic:blipFill>
-                    <a:blip r:embed="rId43"/>
+                    <a:blip r:embed="rId44"/>
                     <a:stretch>
                       <a:fillRect/>
                     </a:stretch>
@@ -30027,7 +30152,7 @@
       <w:pPr>
         <w:pStyle w:val="berschrift1"/>
       </w:pPr>
-      <w:bookmarkStart w:id="124" w:name="_Toc203484107"/>
+      <w:bookmarkStart w:id="125" w:name="_Toc213070217"/>
       <w:r>
         <w:lastRenderedPageBreak/>
         <w:t xml:space="preserve">Auto im Gegenverkehr: </w:t>
@@ -30041,7 +30166,7 @@
       <w:r>
         <w:t>melden</w:t>
       </w:r>
-      <w:bookmarkEnd w:id="124"/>
+      <w:bookmarkEnd w:id="125"/>
     </w:p>
     <w:p>
       <w:pPr>
@@ -30219,7 +30344,7 @@
                     <pic:cNvPicPr/>
                   </pic:nvPicPr>
                   <pic:blipFill>
-                    <a:blip r:embed="rId44"/>
+                    <a:blip r:embed="rId45"/>
                     <a:stretch>
                       <a:fillRect/>
                     </a:stretch>
@@ -30270,7 +30395,7 @@
                     <pic:cNvPicPr/>
                   </pic:nvPicPr>
                   <pic:blipFill>
-                    <a:blip r:embed="rId45"/>
+                    <a:blip r:embed="rId46"/>
                     <a:stretch>
                       <a:fillRect/>
                     </a:stretch>
@@ -30313,7 +30438,7 @@
                     <pic:cNvPicPr/>
                   </pic:nvPicPr>
                   <pic:blipFill>
-                    <a:blip r:embed="rId46"/>
+                    <a:blip r:embed="rId47"/>
                     <a:stretch>
                       <a:fillRect/>
                     </a:stretch>
@@ -30355,7 +30480,7 @@
                     <pic:cNvPicPr/>
                   </pic:nvPicPr>
                   <pic:blipFill>
-                    <a:blip r:embed="rId47"/>
+                    <a:blip r:embed="rId48"/>
                     <a:stretch>
                       <a:fillRect/>
                     </a:stretch>
@@ -30385,7 +30510,7 @@
       <w:pPr>
         <w:pStyle w:val="berschrift1"/>
       </w:pPr>
-      <w:bookmarkStart w:id="125" w:name="_Toc203484108"/>
+      <w:bookmarkStart w:id="126" w:name="_Toc213070218"/>
       <w:r>
         <w:lastRenderedPageBreak/>
         <w:t xml:space="preserve">Auto im Gegenverkehr: </w:t>
@@ -30393,7 +30518,7 @@
       <w:r>
         <w:t>Gegenverkehr wird schneller</w:t>
       </w:r>
-      <w:bookmarkEnd w:id="125"/>
+      <w:bookmarkEnd w:id="126"/>
     </w:p>
     <w:p>
       <w:pPr>
@@ -30575,7 +30700,7 @@
                     <pic:cNvPicPr/>
                   </pic:nvPicPr>
                   <pic:blipFill>
-                    <a:blip r:embed="rId48"/>
+                    <a:blip r:embed="rId49"/>
                     <a:stretch>
                       <a:fillRect/>
                     </a:stretch>
@@ -30618,7 +30743,7 @@
                     <pic:cNvPicPr/>
                   </pic:nvPicPr>
                   <pic:blipFill>
-                    <a:blip r:embed="rId49"/>
+                    <a:blip r:embed="rId50"/>
                     <a:stretch>
                       <a:fillRect/>
                     </a:stretch>
@@ -30661,7 +30786,7 @@
                     <pic:cNvPicPr/>
                   </pic:nvPicPr>
                   <pic:blipFill>
-                    <a:blip r:embed="rId50"/>
+                    <a:blip r:embed="rId51"/>
                     <a:stretch>
                       <a:fillRect/>
                     </a:stretch>
@@ -30692,7 +30817,7 @@
       <w:pPr>
         <w:pStyle w:val="berschrift1"/>
       </w:pPr>
-      <w:bookmarkStart w:id="126" w:name="_Toc203484109"/>
+      <w:bookmarkStart w:id="127" w:name="_Toc213070219"/>
       <w:r>
         <w:lastRenderedPageBreak/>
         <w:t xml:space="preserve">Auto im Gegenverkehr: </w:t>
@@ -30700,7 +30825,7 @@
       <w:r>
         <w:t>Straße und Sound</w:t>
       </w:r>
-      <w:bookmarkEnd w:id="126"/>
+      <w:bookmarkEnd w:id="127"/>
     </w:p>
     <w:p>
       <w:pPr>
@@ -30847,7 +30972,7 @@
                     <pic:cNvPicPr/>
                   </pic:nvPicPr>
                   <pic:blipFill>
-                    <a:blip r:embed="rId51"/>
+                    <a:blip r:embed="rId52"/>
                     <a:stretch>
                       <a:fillRect/>
                     </a:stretch>
@@ -30890,7 +31015,7 @@
                     <pic:cNvPicPr/>
                   </pic:nvPicPr>
                   <pic:blipFill>
-                    <a:blip r:embed="rId52"/>
+                    <a:blip r:embed="rId53"/>
                     <a:stretch>
                       <a:fillRect/>
                     </a:stretch>
@@ -30933,7 +31058,7 @@
                     <pic:cNvPicPr/>
                   </pic:nvPicPr>
                   <pic:blipFill>
-                    <a:blip r:embed="rId53"/>
+                    <a:blip r:embed="rId54"/>
                     <a:stretch>
                       <a:fillRect/>
                     </a:stretch>
@@ -30964,12 +31089,12 @@
       <w:pPr>
         <w:pStyle w:val="berschrift1"/>
       </w:pPr>
-      <w:bookmarkStart w:id="127" w:name="_Toc203484110"/>
+      <w:bookmarkStart w:id="128" w:name="_Toc213070220"/>
       <w:r>
         <w:lastRenderedPageBreak/>
         <w:t>Ein Dinosaurier überquert die Straße</w:t>
       </w:r>
-      <w:bookmarkEnd w:id="127"/>
+      <w:bookmarkEnd w:id="128"/>
     </w:p>
     <w:p>
       <w:pPr>
@@ -31274,7 +31399,23 @@
               <w:t xml:space="preserve"> Dinosaurier-Bild</w:t>
             </w:r>
             <w:r>
-              <w:t xml:space="preserve"> für links – rechts und 1 Dinosaurier-Bild für rechts – links:</w:t>
+              <w:t xml:space="preserve"> für </w:t>
+            </w:r>
+            <w:proofErr w:type="spellStart"/>
+            <w:r>
+              <w:t>links</w:t>
+            </w:r>
+            <w:proofErr w:type="spellEnd"/>
+            <w:r>
+              <w:t xml:space="preserve"> – rechts und 1 Dinosaurier-Bild für </w:t>
+            </w:r>
+            <w:proofErr w:type="spellStart"/>
+            <w:r>
+              <w:t>rechts</w:t>
+            </w:r>
+            <w:proofErr w:type="spellEnd"/>
+            <w:r>
+              <w:t xml:space="preserve"> – links:</w:t>
             </w:r>
             <w:r>
               <w:br/>
@@ -32278,7 +32419,7 @@
                           <pic:cNvPicPr/>
                         </pic:nvPicPr>
                         <pic:blipFill>
-                          <a:blip r:embed="rId54"/>
+                          <a:blip r:embed="rId55"/>
                           <a:stretch>
                             <a:fillRect/>
                           </a:stretch>
@@ -32405,7 +32546,7 @@
     <w:p>
       <w:pPr>
         <w:sectPr>
-          <w:headerReference w:type="default" r:id="rId55"/>
+          <w:headerReference w:type="default" r:id="rId56"/>
           <w:pgSz w:w="11906" w:h="16838"/>
           <w:pgMar w:top="720" w:right="720" w:bottom="720" w:left="720" w:header="708" w:footer="708" w:gutter="0"/>
           <w:cols w:space="708"/>
@@ -32417,12 +32558,12 @@
       <w:pPr>
         <w:pStyle w:val="berschrift1"/>
       </w:pPr>
-      <w:bookmarkStart w:id="128" w:name="_Toc203484111"/>
+      <w:bookmarkStart w:id="129" w:name="_Toc213070221"/>
       <w:r>
         <w:lastRenderedPageBreak/>
         <w:t>Quellen</w:t>
       </w:r>
-      <w:bookmarkEnd w:id="128"/>
+      <w:bookmarkEnd w:id="129"/>
     </w:p>
     <w:tbl>
       <w:tblPr>
@@ -32483,7 +32624,7 @@
             <w:tcW w:w="5240" w:type="dxa"/>
           </w:tcPr>
           <w:p>
-            <w:hyperlink r:id="rId56" w:history="1">
+            <w:hyperlink r:id="rId57" w:history="1">
               <w:r>
                 <w:rPr>
                   <w:rStyle w:val="Hyperlink"/>
@@ -32510,7 +32651,7 @@
             <w:tcW w:w="5240" w:type="dxa"/>
           </w:tcPr>
           <w:p>
-            <w:hyperlink r:id="rId57" w:history="1">
+            <w:hyperlink r:id="rId58" w:history="1">
               <w:r>
                 <w:rPr>
                   <w:rStyle w:val="Hyperlink"/>
@@ -32609,7 +32750,7 @@
             <w:tcW w:w="5240" w:type="dxa"/>
           </w:tcPr>
           <w:p>
-            <w:hyperlink r:id="rId58" w:history="1">
+            <w:hyperlink r:id="rId59" w:history="1">
               <w:r>
                 <w:rPr>
                   <w:rStyle w:val="Hyperlink"/>
@@ -32636,7 +32777,7 @@
             <w:tcW w:w="5240" w:type="dxa"/>
           </w:tcPr>
           <w:p>
-            <w:hyperlink r:id="rId59" w:history="1">
+            <w:hyperlink r:id="rId60" w:history="1">
               <w:r>
                 <w:rPr>
                   <w:rStyle w:val="Hyperlink"/>
@@ -32668,7 +32809,7 @@
             <w:tcW w:w="5240" w:type="dxa"/>
           </w:tcPr>
           <w:p>
-            <w:hyperlink r:id="rId60" w:history="1">
+            <w:hyperlink r:id="rId61" w:history="1">
               <w:r>
                 <w:rPr>
                   <w:rStyle w:val="Hyperlink"/>
@@ -32695,7 +32836,7 @@
             <w:tcW w:w="5240" w:type="dxa"/>
           </w:tcPr>
           <w:p>
-            <w:hyperlink r:id="rId61" w:history="1">
+            <w:hyperlink r:id="rId62" w:history="1">
               <w:r>
                 <w:rPr>
                   <w:rStyle w:val="Hyperlink"/>
@@ -32722,7 +32863,7 @@
             <w:tcW w:w="5240" w:type="dxa"/>
           </w:tcPr>
           <w:p>
-            <w:hyperlink r:id="rId62" w:history="1">
+            <w:hyperlink r:id="rId63" w:history="1">
               <w:r>
                 <w:rPr>
                   <w:rStyle w:val="Hyperlink"/>
@@ -32749,7 +32890,7 @@
             <w:tcW w:w="5240" w:type="dxa"/>
           </w:tcPr>
           <w:p>
-            <w:hyperlink r:id="rId63" w:history="1">
+            <w:hyperlink r:id="rId64" w:history="1">
               <w:r>
                 <w:rPr>
                   <w:rStyle w:val="Hyperlink"/>
@@ -32781,7 +32922,7 @@
             <w:tcW w:w="5240" w:type="dxa"/>
           </w:tcPr>
           <w:p>
-            <w:hyperlink r:id="rId64" w:history="1">
+            <w:hyperlink r:id="rId65" w:history="1">
               <w:r>
                 <w:rPr>
                   <w:rStyle w:val="Hyperlink"/>
@@ -32813,7 +32954,7 @@
             <w:tcW w:w="5240" w:type="dxa"/>
           </w:tcPr>
           <w:p>
-            <w:hyperlink r:id="rId65" w:history="1">
+            <w:hyperlink r:id="rId66" w:history="1">
               <w:r>
                 <w:rPr>
                   <w:rStyle w:val="Hyperlink"/>
@@ -32840,7 +32981,7 @@
     </w:tbl>
     <w:p/>
     <w:sectPr>
-      <w:headerReference w:type="default" r:id="rId66"/>
+      <w:headerReference w:type="default" r:id="rId67"/>
       <w:pgSz w:w="11906" w:h="16838"/>
       <w:pgMar w:top="720" w:right="720" w:bottom="720" w:left="720" w:header="708" w:footer="708" w:gutter="0"/>
       <w:cols w:space="708"/>
@@ -32931,13 +33072,7 @@
       <w:rPr>
         <w:lang w:val="fr-FR"/>
       </w:rPr>
-      <w:t xml:space="preserve">Simons </w:t>
-    </w:r>
-    <w:r>
-      <w:rPr>
-        <w:lang w:val="fr-FR"/>
-      </w:rPr>
-      <w:t>CC BY-NC-SA 4.0</w:t>
+      <w:t>Simons CC BY-NC-SA 4.0</w:t>
     </w:r>
   </w:p>
 </w:ftr>
@@ -32983,7 +33118,7 @@
       <w:rPr>
         <w:noProof/>
       </w:rPr>
-      <w:t>16.07.2025</w:t>
+      <w:t>03.11.2025</w:t>
     </w:r>
     <w:r>
       <w:rPr>
@@ -34310,6 +34445,119 @@
     </w:lvl>
   </w:abstractNum>
   <w:abstractNum w:abstractNumId="2" w15:restartNumberingAfterBreak="0">
+    <w:nsid w:val="0FD92053"/>
+    <w:multiLevelType w:val="hybridMultilevel"/>
+    <w:tmpl w:val="75E2C584"/>
+    <w:lvl w:ilvl="0" w:tplc="04070001">
+      <w:start w:val="1"/>
+      <w:numFmt w:val="bullet"/>
+      <w:lvlText w:val=""/>
+      <w:lvlJc w:val="left"/>
+      <w:pPr>
+        <w:ind w:left="720" w:hanging="360"/>
+      </w:pPr>
+      <w:rPr>
+        <w:rFonts w:ascii="Symbol" w:hAnsi="Symbol" w:hint="default"/>
+      </w:rPr>
+    </w:lvl>
+    <w:lvl w:ilvl="1" w:tplc="04070003" w:tentative="1">
+      <w:start w:val="1"/>
+      <w:numFmt w:val="bullet"/>
+      <w:lvlText w:val="o"/>
+      <w:lvlJc w:val="left"/>
+      <w:pPr>
+        <w:ind w:left="1440" w:hanging="360"/>
+      </w:pPr>
+      <w:rPr>
+        <w:rFonts w:ascii="Courier New" w:hAnsi="Courier New" w:cs="Courier New" w:hint="default"/>
+      </w:rPr>
+    </w:lvl>
+    <w:lvl w:ilvl="2" w:tplc="04070005" w:tentative="1">
+      <w:start w:val="1"/>
+      <w:numFmt w:val="bullet"/>
+      <w:lvlText w:val=""/>
+      <w:lvlJc w:val="left"/>
+      <w:pPr>
+        <w:ind w:left="2160" w:hanging="360"/>
+      </w:pPr>
+      <w:rPr>
+        <w:rFonts w:ascii="Wingdings" w:hAnsi="Wingdings" w:hint="default"/>
+      </w:rPr>
+    </w:lvl>
+    <w:lvl w:ilvl="3" w:tplc="04070001" w:tentative="1">
+      <w:start w:val="1"/>
+      <w:numFmt w:val="bullet"/>
+      <w:lvlText w:val=""/>
+      <w:lvlJc w:val="left"/>
+      <w:pPr>
+        <w:ind w:left="2880" w:hanging="360"/>
+      </w:pPr>
+      <w:rPr>
+        <w:rFonts w:ascii="Symbol" w:hAnsi="Symbol" w:hint="default"/>
+      </w:rPr>
+    </w:lvl>
+    <w:lvl w:ilvl="4" w:tplc="04070003" w:tentative="1">
+      <w:start w:val="1"/>
+      <w:numFmt w:val="bullet"/>
+      <w:lvlText w:val="o"/>
+      <w:lvlJc w:val="left"/>
+      <w:pPr>
+        <w:ind w:left="3600" w:hanging="360"/>
+      </w:pPr>
+      <w:rPr>
+        <w:rFonts w:ascii="Courier New" w:hAnsi="Courier New" w:cs="Courier New" w:hint="default"/>
+      </w:rPr>
+    </w:lvl>
+    <w:lvl w:ilvl="5" w:tplc="04070005" w:tentative="1">
+      <w:start w:val="1"/>
+      <w:numFmt w:val="bullet"/>
+      <w:lvlText w:val=""/>
+      <w:lvlJc w:val="left"/>
+      <w:pPr>
+        <w:ind w:left="4320" w:hanging="360"/>
+      </w:pPr>
+      <w:rPr>
+        <w:rFonts w:ascii="Wingdings" w:hAnsi="Wingdings" w:hint="default"/>
+      </w:rPr>
+    </w:lvl>
+    <w:lvl w:ilvl="6" w:tplc="04070001" w:tentative="1">
+      <w:start w:val="1"/>
+      <w:numFmt w:val="bullet"/>
+      <w:lvlText w:val=""/>
+      <w:lvlJc w:val="left"/>
+      <w:pPr>
+        <w:ind w:left="5040" w:hanging="360"/>
+      </w:pPr>
+      <w:rPr>
+        <w:rFonts w:ascii="Symbol" w:hAnsi="Symbol" w:hint="default"/>
+      </w:rPr>
+    </w:lvl>
+    <w:lvl w:ilvl="7" w:tplc="04070003" w:tentative="1">
+      <w:start w:val="1"/>
+      <w:numFmt w:val="bullet"/>
+      <w:lvlText w:val="o"/>
+      <w:lvlJc w:val="left"/>
+      <w:pPr>
+        <w:ind w:left="5760" w:hanging="360"/>
+      </w:pPr>
+      <w:rPr>
+        <w:rFonts w:ascii="Courier New" w:hAnsi="Courier New" w:cs="Courier New" w:hint="default"/>
+      </w:rPr>
+    </w:lvl>
+    <w:lvl w:ilvl="8" w:tplc="04070005" w:tentative="1">
+      <w:start w:val="1"/>
+      <w:numFmt w:val="bullet"/>
+      <w:lvlText w:val=""/>
+      <w:lvlJc w:val="left"/>
+      <w:pPr>
+        <w:ind w:left="6480" w:hanging="360"/>
+      </w:pPr>
+      <w:rPr>
+        <w:rFonts w:ascii="Wingdings" w:hAnsi="Wingdings" w:hint="default"/>
+      </w:rPr>
+    </w:lvl>
+  </w:abstractNum>
+  <w:abstractNum w:abstractNumId="3" w15:restartNumberingAfterBreak="0">
     <w:nsid w:val="13793559"/>
     <w:multiLevelType w:val="hybridMultilevel"/>
     <w:tmpl w:val="95206288"/>
@@ -34398,7 +34646,7 @@
       </w:pPr>
     </w:lvl>
   </w:abstractNum>
-  <w:abstractNum w:abstractNumId="3" w15:restartNumberingAfterBreak="0">
+  <w:abstractNum w:abstractNumId="4" w15:restartNumberingAfterBreak="0">
     <w:nsid w:val="25293E07"/>
     <w:multiLevelType w:val="hybridMultilevel"/>
     <w:tmpl w:val="CC4C08F4"/>
@@ -34511,7 +34759,7 @@
       </w:rPr>
     </w:lvl>
   </w:abstractNum>
-  <w:abstractNum w:abstractNumId="4" w15:restartNumberingAfterBreak="0">
+  <w:abstractNum w:abstractNumId="5" w15:restartNumberingAfterBreak="0">
     <w:nsid w:val="2A013394"/>
     <w:multiLevelType w:val="hybridMultilevel"/>
     <w:tmpl w:val="0A105692"/>
@@ -34597,7 +34845,7 @@
       </w:pPr>
     </w:lvl>
   </w:abstractNum>
-  <w:abstractNum w:abstractNumId="5" w15:restartNumberingAfterBreak="0">
+  <w:abstractNum w:abstractNumId="6" w15:restartNumberingAfterBreak="0">
     <w:nsid w:val="2F72614C"/>
     <w:multiLevelType w:val="hybridMultilevel"/>
     <w:tmpl w:val="FD2061C0"/>
@@ -34710,7 +34958,7 @@
       </w:rPr>
     </w:lvl>
   </w:abstractNum>
-  <w:abstractNum w:abstractNumId="6" w15:restartNumberingAfterBreak="0">
+  <w:abstractNum w:abstractNumId="7" w15:restartNumberingAfterBreak="0">
     <w:nsid w:val="32540529"/>
     <w:multiLevelType w:val="hybridMultilevel"/>
     <w:tmpl w:val="67302B34"/>
@@ -34823,7 +35071,7 @@
       </w:rPr>
     </w:lvl>
   </w:abstractNum>
-  <w:abstractNum w:abstractNumId="7" w15:restartNumberingAfterBreak="0">
+  <w:abstractNum w:abstractNumId="8" w15:restartNumberingAfterBreak="0">
     <w:nsid w:val="33754D48"/>
     <w:multiLevelType w:val="hybridMultilevel"/>
     <w:tmpl w:val="ED046748"/>
@@ -34915,7 +35163,7 @@
       </w:pPr>
     </w:lvl>
   </w:abstractNum>
-  <w:abstractNum w:abstractNumId="8" w15:restartNumberingAfterBreak="0">
+  <w:abstractNum w:abstractNumId="9" w15:restartNumberingAfterBreak="0">
     <w:nsid w:val="355F4D5F"/>
     <w:multiLevelType w:val="hybridMultilevel"/>
     <w:tmpl w:val="D2549536"/>
@@ -35004,7 +35252,7 @@
       </w:pPr>
     </w:lvl>
   </w:abstractNum>
-  <w:abstractNum w:abstractNumId="9" w15:restartNumberingAfterBreak="0">
+  <w:abstractNum w:abstractNumId="10" w15:restartNumberingAfterBreak="0">
     <w:nsid w:val="364116E0"/>
     <w:multiLevelType w:val="hybridMultilevel"/>
     <w:tmpl w:val="7DBE65A6"/>
@@ -35117,7 +35365,7 @@
       </w:rPr>
     </w:lvl>
   </w:abstractNum>
-  <w:abstractNum w:abstractNumId="10" w15:restartNumberingAfterBreak="0">
+  <w:abstractNum w:abstractNumId="11" w15:restartNumberingAfterBreak="0">
     <w:nsid w:val="36440B1C"/>
     <w:multiLevelType w:val="hybridMultilevel"/>
     <w:tmpl w:val="EACAF91A"/>
@@ -35209,7 +35457,7 @@
       </w:pPr>
     </w:lvl>
   </w:abstractNum>
-  <w:abstractNum w:abstractNumId="11" w15:restartNumberingAfterBreak="0">
+  <w:abstractNum w:abstractNumId="12" w15:restartNumberingAfterBreak="0">
     <w:nsid w:val="41C61A93"/>
     <w:multiLevelType w:val="hybridMultilevel"/>
     <w:tmpl w:val="1770698E"/>
@@ -35298,7 +35546,7 @@
       </w:pPr>
     </w:lvl>
   </w:abstractNum>
-  <w:abstractNum w:abstractNumId="12" w15:restartNumberingAfterBreak="0">
+  <w:abstractNum w:abstractNumId="13" w15:restartNumberingAfterBreak="0">
     <w:nsid w:val="42406248"/>
     <w:multiLevelType w:val="hybridMultilevel"/>
     <w:tmpl w:val="738E7A44"/>
@@ -35411,7 +35659,7 @@
       </w:rPr>
     </w:lvl>
   </w:abstractNum>
-  <w:abstractNum w:abstractNumId="13" w15:restartNumberingAfterBreak="0">
+  <w:abstractNum w:abstractNumId="14" w15:restartNumberingAfterBreak="0">
     <w:nsid w:val="44D326C2"/>
     <w:multiLevelType w:val="hybridMultilevel"/>
     <w:tmpl w:val="25941C1C"/>
@@ -35497,7 +35745,7 @@
       </w:pPr>
     </w:lvl>
   </w:abstractNum>
-  <w:abstractNum w:abstractNumId="14" w15:restartNumberingAfterBreak="0">
+  <w:abstractNum w:abstractNumId="15" w15:restartNumberingAfterBreak="0">
     <w:nsid w:val="45550F18"/>
     <w:multiLevelType w:val="hybridMultilevel"/>
     <w:tmpl w:val="73E0B6D6"/>
@@ -35610,7 +35858,7 @@
       </w:rPr>
     </w:lvl>
   </w:abstractNum>
-  <w:abstractNum w:abstractNumId="15" w15:restartNumberingAfterBreak="0">
+  <w:abstractNum w:abstractNumId="16" w15:restartNumberingAfterBreak="0">
     <w:nsid w:val="4AA84423"/>
     <w:multiLevelType w:val="hybridMultilevel"/>
     <w:tmpl w:val="7D3275A4"/>
@@ -35723,7 +35971,7 @@
       </w:rPr>
     </w:lvl>
   </w:abstractNum>
-  <w:abstractNum w:abstractNumId="16" w15:restartNumberingAfterBreak="0">
+  <w:abstractNum w:abstractNumId="17" w15:restartNumberingAfterBreak="0">
     <w:nsid w:val="4AE62353"/>
     <w:multiLevelType w:val="hybridMultilevel"/>
     <w:tmpl w:val="EFEE0230"/>
@@ -35816,7 +36064,7 @@
       </w:pPr>
     </w:lvl>
   </w:abstractNum>
-  <w:abstractNum w:abstractNumId="17" w15:restartNumberingAfterBreak="0">
+  <w:abstractNum w:abstractNumId="18" w15:restartNumberingAfterBreak="0">
     <w:nsid w:val="552236BC"/>
     <w:multiLevelType w:val="hybridMultilevel"/>
     <w:tmpl w:val="0948832C"/>
@@ -35929,7 +36177,7 @@
       </w:rPr>
     </w:lvl>
   </w:abstractNum>
-  <w:abstractNum w:abstractNumId="18" w15:restartNumberingAfterBreak="0">
+  <w:abstractNum w:abstractNumId="19" w15:restartNumberingAfterBreak="0">
     <w:nsid w:val="563C7C52"/>
     <w:multiLevelType w:val="hybridMultilevel"/>
     <w:tmpl w:val="3906F1E0"/>
@@ -36042,7 +36290,7 @@
       </w:rPr>
     </w:lvl>
   </w:abstractNum>
-  <w:abstractNum w:abstractNumId="19" w15:restartNumberingAfterBreak="0">
+  <w:abstractNum w:abstractNumId="20" w15:restartNumberingAfterBreak="0">
     <w:nsid w:val="56FF4396"/>
     <w:multiLevelType w:val="hybridMultilevel"/>
     <w:tmpl w:val="0B20339E"/>
@@ -36128,7 +36376,7 @@
       </w:pPr>
     </w:lvl>
   </w:abstractNum>
-  <w:abstractNum w:abstractNumId="20" w15:restartNumberingAfterBreak="0">
+  <w:abstractNum w:abstractNumId="21" w15:restartNumberingAfterBreak="0">
     <w:nsid w:val="5B1759C7"/>
     <w:multiLevelType w:val="hybridMultilevel"/>
     <w:tmpl w:val="E8162B18"/>
@@ -36241,7 +36489,7 @@
       </w:rPr>
     </w:lvl>
   </w:abstractNum>
-  <w:abstractNum w:abstractNumId="21" w15:restartNumberingAfterBreak="0">
+  <w:abstractNum w:abstractNumId="22" w15:restartNumberingAfterBreak="0">
     <w:nsid w:val="5F271E84"/>
     <w:multiLevelType w:val="hybridMultilevel"/>
     <w:tmpl w:val="CC0A236A"/>
@@ -36327,7 +36575,7 @@
       </w:pPr>
     </w:lvl>
   </w:abstractNum>
-  <w:abstractNum w:abstractNumId="22" w15:restartNumberingAfterBreak="0">
+  <w:abstractNum w:abstractNumId="23" w15:restartNumberingAfterBreak="0">
     <w:nsid w:val="5F312C09"/>
     <w:multiLevelType w:val="hybridMultilevel"/>
     <w:tmpl w:val="2A44FC40"/>
@@ -36413,7 +36661,7 @@
       </w:pPr>
     </w:lvl>
   </w:abstractNum>
-  <w:abstractNum w:abstractNumId="23" w15:restartNumberingAfterBreak="0">
+  <w:abstractNum w:abstractNumId="24" w15:restartNumberingAfterBreak="0">
     <w:nsid w:val="64384DB9"/>
     <w:multiLevelType w:val="hybridMultilevel"/>
     <w:tmpl w:val="FFFFFFFF"/>
@@ -36464,7 +36712,7 @@
       <w:lvlJc w:val="left"/>
     </w:lvl>
   </w:abstractNum>
-  <w:abstractNum w:abstractNumId="24" w15:restartNumberingAfterBreak="0">
+  <w:abstractNum w:abstractNumId="25" w15:restartNumberingAfterBreak="0">
     <w:nsid w:val="65315618"/>
     <w:multiLevelType w:val="hybridMultilevel"/>
     <w:tmpl w:val="4AECCEDA"/>
@@ -36556,7 +36804,7 @@
       </w:pPr>
     </w:lvl>
   </w:abstractNum>
-  <w:abstractNum w:abstractNumId="25" w15:restartNumberingAfterBreak="0">
+  <w:abstractNum w:abstractNumId="26" w15:restartNumberingAfterBreak="0">
     <w:nsid w:val="656F1DBC"/>
     <w:multiLevelType w:val="hybridMultilevel"/>
     <w:tmpl w:val="B60C5D16"/>
@@ -36642,7 +36890,7 @@
       </w:pPr>
     </w:lvl>
   </w:abstractNum>
-  <w:abstractNum w:abstractNumId="26" w15:restartNumberingAfterBreak="0">
+  <w:abstractNum w:abstractNumId="27" w15:restartNumberingAfterBreak="0">
     <w:nsid w:val="753E1F97"/>
     <w:multiLevelType w:val="hybridMultilevel"/>
     <w:tmpl w:val="1FE6149C"/>
@@ -36729,85 +36977,88 @@
     </w:lvl>
   </w:abstractNum>
   <w:num w:numId="1" w16cid:durableId="243301608">
-    <w:abstractNumId w:val="2"/>
+    <w:abstractNumId w:val="3"/>
   </w:num>
   <w:num w:numId="2" w16cid:durableId="1901595505">
-    <w:abstractNumId w:val="4"/>
+    <w:abstractNumId w:val="5"/>
   </w:num>
   <w:num w:numId="3" w16cid:durableId="1879003186">
-    <w:abstractNumId w:val="21"/>
+    <w:abstractNumId w:val="22"/>
   </w:num>
   <w:num w:numId="4" w16cid:durableId="756756929">
-    <w:abstractNumId w:val="26"/>
+    <w:abstractNumId w:val="27"/>
   </w:num>
   <w:num w:numId="5" w16cid:durableId="1568220074">
-    <w:abstractNumId w:val="19"/>
+    <w:abstractNumId w:val="20"/>
   </w:num>
   <w:num w:numId="6" w16cid:durableId="1683625119">
-    <w:abstractNumId w:val="13"/>
+    <w:abstractNumId w:val="14"/>
   </w:num>
   <w:num w:numId="7" w16cid:durableId="653948868">
     <w:abstractNumId w:val="1"/>
   </w:num>
   <w:num w:numId="8" w16cid:durableId="305748505">
-    <w:abstractNumId w:val="7"/>
+    <w:abstractNumId w:val="8"/>
   </w:num>
   <w:num w:numId="9" w16cid:durableId="2087263401">
-    <w:abstractNumId w:val="10"/>
+    <w:abstractNumId w:val="11"/>
   </w:num>
   <w:num w:numId="10" w16cid:durableId="273026427">
-    <w:abstractNumId w:val="24"/>
+    <w:abstractNumId w:val="25"/>
   </w:num>
   <w:num w:numId="11" w16cid:durableId="1886135102">
-    <w:abstractNumId w:val="16"/>
+    <w:abstractNumId w:val="17"/>
   </w:num>
   <w:num w:numId="12" w16cid:durableId="1098672169">
-    <w:abstractNumId w:val="11"/>
+    <w:abstractNumId w:val="12"/>
   </w:num>
   <w:num w:numId="13" w16cid:durableId="1091580733">
-    <w:abstractNumId w:val="22"/>
+    <w:abstractNumId w:val="23"/>
   </w:num>
   <w:num w:numId="14" w16cid:durableId="1065681603">
-    <w:abstractNumId w:val="5"/>
+    <w:abstractNumId w:val="6"/>
   </w:num>
   <w:num w:numId="15" w16cid:durableId="1861821772">
-    <w:abstractNumId w:val="12"/>
+    <w:abstractNumId w:val="13"/>
   </w:num>
   <w:num w:numId="16" w16cid:durableId="1484665219">
-    <w:abstractNumId w:val="8"/>
+    <w:abstractNumId w:val="9"/>
   </w:num>
   <w:num w:numId="17" w16cid:durableId="130371878">
     <w:abstractNumId w:val="0"/>
   </w:num>
   <w:num w:numId="18" w16cid:durableId="278608931">
-    <w:abstractNumId w:val="23"/>
+    <w:abstractNumId w:val="24"/>
   </w:num>
   <w:num w:numId="19" w16cid:durableId="1332829132">
-    <w:abstractNumId w:val="20"/>
+    <w:abstractNumId w:val="21"/>
   </w:num>
   <w:num w:numId="20" w16cid:durableId="989749393">
-    <w:abstractNumId w:val="17"/>
+    <w:abstractNumId w:val="18"/>
   </w:num>
   <w:num w:numId="21" w16cid:durableId="879170415">
-    <w:abstractNumId w:val="9"/>
+    <w:abstractNumId w:val="10"/>
   </w:num>
   <w:num w:numId="22" w16cid:durableId="2044549116">
-    <w:abstractNumId w:val="3"/>
+    <w:abstractNumId w:val="4"/>
   </w:num>
   <w:num w:numId="23" w16cid:durableId="1028069815">
-    <w:abstractNumId w:val="14"/>
+    <w:abstractNumId w:val="15"/>
   </w:num>
   <w:num w:numId="24" w16cid:durableId="1034384205">
-    <w:abstractNumId w:val="6"/>
+    <w:abstractNumId w:val="7"/>
   </w:num>
   <w:num w:numId="25" w16cid:durableId="1042243448">
-    <w:abstractNumId w:val="18"/>
+    <w:abstractNumId w:val="19"/>
   </w:num>
   <w:num w:numId="26" w16cid:durableId="105854557">
-    <w:abstractNumId w:val="15"/>
+    <w:abstractNumId w:val="16"/>
   </w:num>
   <w:num w:numId="27" w16cid:durableId="301809780">
-    <w:abstractNumId w:val="25"/>
+    <w:abstractNumId w:val="26"/>
+  </w:num>
+  <w:num w:numId="28" w16cid:durableId="2082218983">
+    <w:abstractNumId w:val="2"/>
   </w:num>
 </w:numbering>
 </file>

--- a/Doc/Arbeitsblaetter_2025.docx
+++ b/Doc/Arbeitsblaetter_2025.docx
@@ -3013,6 +3013,7 @@
               </w:rPr>
             </w:pPr>
             <w:proofErr w:type="spellStart"/>
+            <w:proofErr w:type="gramStart"/>
             <w:r>
               <w:rPr>
                 <w:rFonts w:ascii="Courier New" w:hAnsi="Courier New" w:cs="Courier New"/>
@@ -3024,7 +3025,14 @@
               <w:rPr>
                 <w:rFonts w:ascii="Courier New" w:hAnsi="Courier New" w:cs="Courier New"/>
               </w:rPr>
-              <w:t>("Hallo Welt")</w:t>
+              <w:t>(</w:t>
+            </w:r>
+            <w:proofErr w:type="gramEnd"/>
+            <w:r>
+              <w:rPr>
+                <w:rFonts w:ascii="Courier New" w:hAnsi="Courier New" w:cs="Courier New"/>
+              </w:rPr>
+              <w:t>"Hallo Welt")</w:t>
             </w:r>
           </w:p>
         </w:tc>
@@ -3053,6 +3061,7 @@
               </w:rPr>
             </w:pPr>
             <w:proofErr w:type="spellStart"/>
+            <w:proofErr w:type="gramStart"/>
             <w:r>
               <w:rPr>
                 <w:rFonts w:ascii="Courier New" w:hAnsi="Courier New" w:cs="Courier New"/>
@@ -3064,7 +3073,14 @@
               <w:rPr>
                 <w:rFonts w:ascii="Courier New" w:hAnsi="Courier New" w:cs="Courier New"/>
               </w:rPr>
-              <w:t>("Hallo Welt")</w:t>
+              <w:t>(</w:t>
+            </w:r>
+            <w:proofErr w:type="gramEnd"/>
+            <w:r>
+              <w:rPr>
+                <w:rFonts w:ascii="Courier New" w:hAnsi="Courier New" w:cs="Courier New"/>
+              </w:rPr>
+              <w:t>"Hallo Welt")</w:t>
             </w:r>
           </w:p>
         </w:tc>
@@ -3494,6 +3510,7 @@
               </w:rPr>
             </w:pPr>
             <w:proofErr w:type="spellStart"/>
+            <w:proofErr w:type="gramStart"/>
             <w:r>
               <w:rPr>
                 <w:rFonts w:ascii="Courier New" w:hAnsi="Courier New" w:cs="Courier New"/>
@@ -3501,6 +3518,7 @@
               <w:t>nachricht.upper</w:t>
             </w:r>
             <w:proofErr w:type="spellEnd"/>
+            <w:proofErr w:type="gramEnd"/>
             <w:r>
               <w:rPr>
                 <w:rFonts w:ascii="Courier New" w:hAnsi="Courier New" w:cs="Courier New"/>
@@ -3726,6 +3744,7 @@
               </w:rPr>
             </w:pPr>
             <w:proofErr w:type="spellStart"/>
+            <w:proofErr w:type="gramStart"/>
             <w:r>
               <w:rPr>
                 <w:rFonts w:ascii="Courier New" w:hAnsi="Courier New" w:cs="Courier New"/>
@@ -3737,7 +3756,14 @@
               <w:rPr>
                 <w:rFonts w:ascii="Courier New" w:hAnsi="Courier New" w:cs="Courier New"/>
               </w:rPr>
-              <w:t>(3)</w:t>
+              <w:t>(</w:t>
+            </w:r>
+            <w:proofErr w:type="gramEnd"/>
+            <w:r>
+              <w:rPr>
+                <w:rFonts w:ascii="Courier New" w:hAnsi="Courier New" w:cs="Courier New"/>
+              </w:rPr>
+              <w:t>3)</w:t>
             </w:r>
           </w:p>
         </w:tc>
@@ -3766,6 +3792,7 @@
               </w:rPr>
             </w:pPr>
             <w:proofErr w:type="spellStart"/>
+            <w:proofErr w:type="gramStart"/>
             <w:r>
               <w:rPr>
                 <w:rFonts w:ascii="Courier New" w:hAnsi="Courier New" w:cs="Courier New"/>
@@ -3777,7 +3804,14 @@
               <w:rPr>
                 <w:rFonts w:ascii="Courier New" w:hAnsi="Courier New" w:cs="Courier New"/>
               </w:rPr>
-              <w:t>(3.14)</w:t>
+              <w:t>(</w:t>
+            </w:r>
+            <w:proofErr w:type="gramEnd"/>
+            <w:r>
+              <w:rPr>
+                <w:rFonts w:ascii="Courier New" w:hAnsi="Courier New" w:cs="Courier New"/>
+              </w:rPr>
+              <w:t>3.14)</w:t>
             </w:r>
           </w:p>
         </w:tc>
@@ -3806,6 +3840,7 @@
               </w:rPr>
             </w:pPr>
             <w:proofErr w:type="spellStart"/>
+            <w:proofErr w:type="gramStart"/>
             <w:r>
               <w:rPr>
                 <w:rFonts w:ascii="Courier New" w:hAnsi="Courier New" w:cs="Courier New"/>
@@ -3817,7 +3852,14 @@
               <w:rPr>
                 <w:rFonts w:ascii="Courier New" w:hAnsi="Courier New" w:cs="Courier New"/>
               </w:rPr>
-              <w:t>(3,14)</w:t>
+              <w:t>(</w:t>
+            </w:r>
+            <w:proofErr w:type="gramEnd"/>
+            <w:r>
+              <w:rPr>
+                <w:rFonts w:ascii="Courier New" w:hAnsi="Courier New" w:cs="Courier New"/>
+              </w:rPr>
+              <w:t>3,14)</w:t>
             </w:r>
           </w:p>
         </w:tc>
@@ -4142,6 +4184,7 @@
               </w:rPr>
             </w:pPr>
             <w:proofErr w:type="spellStart"/>
+            <w:proofErr w:type="gramStart"/>
             <w:r>
               <w:rPr>
                 <w:rFonts w:ascii="Courier New" w:hAnsi="Courier New" w:cs="Courier New"/>
@@ -4149,6 +4192,7 @@
               <w:t>zahl.upper</w:t>
             </w:r>
             <w:proofErr w:type="spellEnd"/>
+            <w:proofErr w:type="gramEnd"/>
             <w:r>
               <w:rPr>
                 <w:rFonts w:ascii="Courier New" w:hAnsi="Courier New" w:cs="Courier New"/>
@@ -4590,6 +4634,7 @@
               </w:rPr>
             </w:pPr>
             <w:proofErr w:type="spellStart"/>
+            <w:proofErr w:type="gramStart"/>
             <w:r>
               <w:rPr>
                 <w:rFonts w:ascii="Courier New" w:hAnsi="Courier New" w:cs="Courier New"/>
@@ -4601,7 +4646,14 @@
               <w:rPr>
                 <w:rFonts w:ascii="Courier New" w:hAnsi="Courier New" w:cs="Courier New"/>
               </w:rPr>
-              <w:t>("Hallo " + "Welt")</w:t>
+              <w:t>(</w:t>
+            </w:r>
+            <w:proofErr w:type="gramEnd"/>
+            <w:r>
+              <w:rPr>
+                <w:rFonts w:ascii="Courier New" w:hAnsi="Courier New" w:cs="Courier New"/>
+              </w:rPr>
+              <w:t>"Hallo " + "Welt")</w:t>
             </w:r>
           </w:p>
         </w:tc>
@@ -4762,6 +4814,7 @@
               </w:rPr>
             </w:pPr>
             <w:proofErr w:type="spellStart"/>
+            <w:proofErr w:type="gramStart"/>
             <w:r>
               <w:rPr>
                 <w:rFonts w:ascii="Courier New" w:hAnsi="Courier New" w:cs="Courier New"/>
@@ -4773,7 +4826,14 @@
               <w:rPr>
                 <w:rFonts w:ascii="Courier New" w:hAnsi="Courier New" w:cs="Courier New"/>
               </w:rPr>
-              <w:t>(3 * "</w:t>
+              <w:t>(</w:t>
+            </w:r>
+            <w:proofErr w:type="gramEnd"/>
+            <w:r>
+              <w:rPr>
+                <w:rFonts w:ascii="Courier New" w:hAnsi="Courier New" w:cs="Courier New"/>
+              </w:rPr>
+              <w:t>3 * "</w:t>
             </w:r>
             <w:r>
               <w:rPr>
@@ -4854,6 +4914,7 @@
               </w:rPr>
             </w:pPr>
             <w:proofErr w:type="spellStart"/>
+            <w:proofErr w:type="gramStart"/>
             <w:r>
               <w:rPr>
                 <w:rFonts w:ascii="Courier New" w:hAnsi="Courier New" w:cs="Courier New"/>
@@ -4865,7 +4926,14 @@
               <w:rPr>
                 <w:rFonts w:ascii="Courier New" w:hAnsi="Courier New" w:cs="Courier New"/>
               </w:rPr>
-              <w:t xml:space="preserve">(3 * </w:t>
+              <w:t>(</w:t>
+            </w:r>
+            <w:proofErr w:type="gramEnd"/>
+            <w:r>
+              <w:rPr>
+                <w:rFonts w:ascii="Courier New" w:hAnsi="Courier New" w:cs="Courier New"/>
+              </w:rPr>
+              <w:t xml:space="preserve">3 * </w:t>
             </w:r>
             <w:proofErr w:type="spellStart"/>
             <w:r>
@@ -6033,7 +6101,15 @@
         <w:t>M</w:t>
       </w:r>
       <w:r>
-        <w:t xml:space="preserve">it dem IDLE Editor </w:t>
+        <w:t xml:space="preserve">it dem </w:t>
+      </w:r>
+      <w:proofErr w:type="gramStart"/>
+      <w:r>
+        <w:t>IDLE Editor</w:t>
+      </w:r>
+      <w:proofErr w:type="gramEnd"/>
+      <w:r>
+        <w:t xml:space="preserve"> </w:t>
       </w:r>
       <w:r>
         <w:t xml:space="preserve">ein Programm </w:t>
@@ -6282,6 +6358,7 @@
           </w:tcPr>
           <w:p>
             <w:proofErr w:type="spellStart"/>
+            <w:proofErr w:type="gramStart"/>
             <w:r>
               <w:rPr>
                 <w:rFonts w:ascii="Courier New" w:hAnsi="Courier New" w:cs="Courier New"/>
@@ -6293,7 +6370,14 @@
               <w:rPr>
                 <w:rFonts w:ascii="Courier New" w:hAnsi="Courier New" w:cs="Courier New"/>
               </w:rPr>
-              <w:t xml:space="preserve">(3 * </w:t>
+              <w:t>(</w:t>
+            </w:r>
+            <w:proofErr w:type="gramEnd"/>
+            <w:r>
+              <w:rPr>
+                <w:rFonts w:ascii="Courier New" w:hAnsi="Courier New" w:cs="Courier New"/>
+              </w:rPr>
+              <w:t xml:space="preserve">3 * </w:t>
             </w:r>
             <w:proofErr w:type="spellStart"/>
             <w:r>
@@ -6661,6 +6745,7 @@
               </w:rPr>
             </w:pPr>
             <w:proofErr w:type="spellStart"/>
+            <w:proofErr w:type="gramStart"/>
             <w:r>
               <w:rPr>
                 <w:rFonts w:ascii="Courier New" w:hAnsi="Courier New" w:cs="Courier New"/>
@@ -6672,7 +6757,14 @@
               <w:rPr>
                 <w:rFonts w:ascii="Courier New" w:hAnsi="Courier New" w:cs="Courier New"/>
               </w:rPr>
-              <w:t>(3 * zeichenkette)</w:t>
+              <w:t>(</w:t>
+            </w:r>
+            <w:proofErr w:type="gramEnd"/>
+            <w:r>
+              <w:rPr>
+                <w:rFonts w:ascii="Courier New" w:hAnsi="Courier New" w:cs="Courier New"/>
+              </w:rPr>
+              <w:t>3 * zeichenkette)</w:t>
             </w:r>
           </w:p>
         </w:tc>
@@ -6695,6 +6787,7 @@
               </w:rPr>
             </w:pPr>
             <w:proofErr w:type="spellStart"/>
+            <w:proofErr w:type="gramStart"/>
             <w:r>
               <w:rPr>
                 <w:rFonts w:ascii="Courier New" w:hAnsi="Courier New" w:cs="Courier New"/>
@@ -6706,7 +6799,14 @@
               <w:rPr>
                 <w:rFonts w:ascii="Courier New" w:hAnsi="Courier New" w:cs="Courier New"/>
               </w:rPr>
-              <w:t xml:space="preserve">(3 * </w:t>
+              <w:t>(</w:t>
+            </w:r>
+            <w:proofErr w:type="gramEnd"/>
+            <w:r>
+              <w:rPr>
+                <w:rFonts w:ascii="Courier New" w:hAnsi="Courier New" w:cs="Courier New"/>
+              </w:rPr>
+              <w:t xml:space="preserve">3 * </w:t>
             </w:r>
             <w:proofErr w:type="spellStart"/>
             <w:r>
@@ -6834,6 +6934,7 @@
               </w:rPr>
             </w:pPr>
             <w:proofErr w:type="spellStart"/>
+            <w:proofErr w:type="gramStart"/>
             <w:r>
               <w:rPr>
                 <w:rFonts w:ascii="Courier New" w:hAnsi="Courier New" w:cs="Courier New"/>
@@ -6845,7 +6946,14 @@
               <w:rPr>
                 <w:rFonts w:ascii="Courier New" w:hAnsi="Courier New" w:cs="Courier New"/>
               </w:rPr>
-              <w:t>("</w:t>
+              <w:t>(</w:t>
+            </w:r>
+            <w:proofErr w:type="gramEnd"/>
+            <w:r>
+              <w:rPr>
+                <w:rFonts w:ascii="Courier New" w:hAnsi="Courier New" w:cs="Courier New"/>
+              </w:rPr>
+              <w:t>"</w:t>
             </w:r>
             <w:proofErr w:type="spellStart"/>
             <w:r>
@@ -6896,6 +7004,7 @@
               </w:rPr>
             </w:pPr>
             <w:proofErr w:type="spellStart"/>
+            <w:proofErr w:type="gramStart"/>
             <w:r>
               <w:rPr>
                 <w:rFonts w:ascii="Courier New" w:hAnsi="Courier New" w:cs="Courier New"/>
@@ -6907,7 +7016,14 @@
               <w:rPr>
                 <w:rFonts w:ascii="Courier New" w:hAnsi="Courier New" w:cs="Courier New"/>
               </w:rPr>
-              <w:t>("</w:t>
+              <w:t>(</w:t>
+            </w:r>
+            <w:proofErr w:type="gramEnd"/>
+            <w:r>
+              <w:rPr>
+                <w:rFonts w:ascii="Courier New" w:hAnsi="Courier New" w:cs="Courier New"/>
+              </w:rPr>
+              <w:t>"</w:t>
             </w:r>
             <w:proofErr w:type="spellStart"/>
             <w:r>
@@ -6958,6 +7074,7 @@
               </w:rPr>
             </w:pPr>
             <w:proofErr w:type="spellStart"/>
+            <w:proofErr w:type="gramStart"/>
             <w:r>
               <w:rPr>
                 <w:rFonts w:ascii="Courier New" w:hAnsi="Courier New" w:cs="Courier New"/>
@@ -6969,7 +7086,14 @@
               <w:rPr>
                 <w:rFonts w:ascii="Courier New" w:hAnsi="Courier New" w:cs="Courier New"/>
               </w:rPr>
-              <w:t>("zahl =", zahl)</w:t>
+              <w:t>(</w:t>
+            </w:r>
+            <w:proofErr w:type="gramEnd"/>
+            <w:r>
+              <w:rPr>
+                <w:rFonts w:ascii="Courier New" w:hAnsi="Courier New" w:cs="Courier New"/>
+              </w:rPr>
+              <w:t>"zahl =", zahl)</w:t>
             </w:r>
           </w:p>
         </w:tc>
@@ -6992,6 +7116,7 @@
               </w:rPr>
             </w:pPr>
             <w:proofErr w:type="spellStart"/>
+            <w:proofErr w:type="gramStart"/>
             <w:r>
               <w:rPr>
                 <w:rFonts w:ascii="Courier New" w:hAnsi="Courier New" w:cs="Courier New"/>
@@ -7003,7 +7128,14 @@
               <w:rPr>
                 <w:rFonts w:ascii="Courier New" w:hAnsi="Courier New" w:cs="Courier New"/>
               </w:rPr>
-              <w:t>("zeichenkette =", zeichenkette)</w:t>
+              <w:t>(</w:t>
+            </w:r>
+            <w:proofErr w:type="gramEnd"/>
+            <w:r>
+              <w:rPr>
+                <w:rFonts w:ascii="Courier New" w:hAnsi="Courier New" w:cs="Courier New"/>
+              </w:rPr>
+              <w:t>"zeichenkette =", zeichenkette)</w:t>
             </w:r>
           </w:p>
         </w:tc>
@@ -7749,6 +7881,7 @@
               <w:t>(</w:t>
             </w:r>
             <w:proofErr w:type="spellStart"/>
+            <w:proofErr w:type="gramStart"/>
             <w:r>
               <w:rPr>
                 <w:rFonts w:ascii="Courier New" w:hAnsi="Courier New" w:cs="Courier New"/>
@@ -7760,7 +7893,14 @@
               <w:rPr>
                 <w:rFonts w:ascii="Courier New" w:hAnsi="Courier New" w:cs="Courier New"/>
               </w:rPr>
-              <w:t>[0])</w:t>
+              <w:t>[</w:t>
+            </w:r>
+            <w:proofErr w:type="gramEnd"/>
+            <w:r>
+              <w:rPr>
+                <w:rFonts w:ascii="Courier New" w:hAnsi="Courier New" w:cs="Courier New"/>
+              </w:rPr>
+              <w:t>0])</w:t>
             </w:r>
           </w:p>
         </w:tc>
@@ -7797,6 +7937,7 @@
               <w:t>(</w:t>
             </w:r>
             <w:proofErr w:type="spellStart"/>
+            <w:proofErr w:type="gramStart"/>
             <w:r>
               <w:rPr>
                 <w:rFonts w:ascii="Courier New" w:hAnsi="Courier New" w:cs="Courier New"/>
@@ -7808,7 +7949,14 @@
               <w:rPr>
                 <w:rFonts w:ascii="Courier New" w:hAnsi="Courier New" w:cs="Courier New"/>
               </w:rPr>
-              <w:t>[0:2])</w:t>
+              <w:t>[</w:t>
+            </w:r>
+            <w:proofErr w:type="gramEnd"/>
+            <w:r>
+              <w:rPr>
+                <w:rFonts w:ascii="Courier New" w:hAnsi="Courier New" w:cs="Courier New"/>
+              </w:rPr>
+              <w:t>0:2])</w:t>
             </w:r>
           </w:p>
         </w:tc>
@@ -7845,6 +7993,7 @@
               <w:t>(</w:t>
             </w:r>
             <w:proofErr w:type="spellStart"/>
+            <w:proofErr w:type="gramStart"/>
             <w:r>
               <w:rPr>
                 <w:rFonts w:ascii="Courier New" w:hAnsi="Courier New" w:cs="Courier New"/>
@@ -7856,7 +8005,14 @@
               <w:rPr>
                 <w:rFonts w:ascii="Courier New" w:hAnsi="Courier New" w:cs="Courier New"/>
               </w:rPr>
-              <w:t>[-1])</w:t>
+              <w:t>[</w:t>
+            </w:r>
+            <w:proofErr w:type="gramEnd"/>
+            <w:r>
+              <w:rPr>
+                <w:rFonts w:ascii="Courier New" w:hAnsi="Courier New" w:cs="Courier New"/>
+              </w:rPr>
+              <w:t>-1])</w:t>
             </w:r>
           </w:p>
         </w:tc>
@@ -7879,6 +8035,7 @@
               </w:rPr>
             </w:pPr>
             <w:proofErr w:type="spellStart"/>
+            <w:proofErr w:type="gramStart"/>
             <w:r>
               <w:rPr>
                 <w:rFonts w:ascii="Courier New" w:hAnsi="Courier New" w:cs="Courier New"/>
@@ -7890,7 +8047,14 @@
               <w:rPr>
                 <w:rFonts w:ascii="Courier New" w:hAnsi="Courier New" w:cs="Courier New"/>
               </w:rPr>
-              <w:t>[2] = "Fritz"</w:t>
+              <w:t>[</w:t>
+            </w:r>
+            <w:proofErr w:type="gramEnd"/>
+            <w:r>
+              <w:rPr>
+                <w:rFonts w:ascii="Courier New" w:hAnsi="Courier New" w:cs="Courier New"/>
+              </w:rPr>
+              <w:t>2] = "Fritz"</w:t>
             </w:r>
           </w:p>
         </w:tc>
@@ -8321,6 +8485,7 @@
               </w:rPr>
             </w:pPr>
             <w:proofErr w:type="spellStart"/>
+            <w:proofErr w:type="gramStart"/>
             <w:r>
               <w:rPr>
                 <w:rFonts w:ascii="Courier New" w:hAnsi="Courier New" w:cs="Courier New"/>
@@ -8328,6 +8493,7 @@
               <w:t>buchstaben.append</w:t>
             </w:r>
             <w:proofErr w:type="spellEnd"/>
+            <w:proofErr w:type="gramEnd"/>
             <w:r>
               <w:rPr>
                 <w:rFonts w:ascii="Courier New" w:hAnsi="Courier New" w:cs="Courier New"/>
@@ -8403,6 +8569,7 @@
               </w:rPr>
             </w:pPr>
             <w:proofErr w:type="spellStart"/>
+            <w:proofErr w:type="gramStart"/>
             <w:r>
               <w:rPr>
                 <w:rFonts w:ascii="Courier New" w:hAnsi="Courier New" w:cs="Courier New"/>
@@ -8410,6 +8577,7 @@
               <w:t>buchstaben.append</w:t>
             </w:r>
             <w:proofErr w:type="spellEnd"/>
+            <w:proofErr w:type="gramEnd"/>
             <w:r>
               <w:rPr>
                 <w:rFonts w:ascii="Courier New" w:hAnsi="Courier New" w:cs="Courier New"/>
@@ -8598,6 +8766,7 @@
               </w:rPr>
             </w:pPr>
             <w:proofErr w:type="spellStart"/>
+            <w:proofErr w:type="gramStart"/>
             <w:r>
               <w:rPr>
                 <w:rFonts w:ascii="Courier New" w:hAnsi="Courier New" w:cs="Courier New"/>
@@ -8605,6 +8774,7 @@
               <w:t>vornamen.remove</w:t>
             </w:r>
             <w:proofErr w:type="spellEnd"/>
+            <w:proofErr w:type="gramEnd"/>
             <w:r>
               <w:rPr>
                 <w:rFonts w:ascii="Courier New" w:hAnsi="Courier New" w:cs="Courier New"/>
@@ -8686,6 +8856,7 @@
               <w:t xml:space="preserve">del </w:t>
             </w:r>
             <w:proofErr w:type="spellStart"/>
+            <w:proofErr w:type="gramStart"/>
             <w:r>
               <w:rPr>
                 <w:rFonts w:ascii="Courier New" w:hAnsi="Courier New" w:cs="Courier New"/>
@@ -8697,7 +8868,14 @@
               <w:rPr>
                 <w:rFonts w:ascii="Courier New" w:hAnsi="Courier New" w:cs="Courier New"/>
               </w:rPr>
-              <w:t>[0]</w:t>
+              <w:t>[</w:t>
+            </w:r>
+            <w:proofErr w:type="gramEnd"/>
+            <w:r>
+              <w:rPr>
+                <w:rFonts w:ascii="Courier New" w:hAnsi="Courier New" w:cs="Courier New"/>
+              </w:rPr>
+              <w:t>0]</w:t>
             </w:r>
           </w:p>
         </w:tc>
@@ -9005,6 +9183,7 @@
               <w:t>(</w:t>
             </w:r>
             <w:proofErr w:type="spellStart"/>
+            <w:proofErr w:type="gramStart"/>
             <w:r>
               <w:rPr>
                 <w:rFonts w:ascii="Courier New" w:hAnsi="Courier New" w:cs="Courier New"/>
@@ -9012,6 +9191,7 @@
               <w:t>random.choice</w:t>
             </w:r>
             <w:proofErr w:type="spellEnd"/>
+            <w:proofErr w:type="gramEnd"/>
             <w:r>
               <w:rPr>
                 <w:rFonts w:ascii="Courier New" w:hAnsi="Courier New" w:cs="Courier New"/>
@@ -9254,7 +9434,21 @@
               <w:rPr>
                 <w:rFonts w:ascii="Courier New" w:hAnsi="Courier New" w:cs="Courier New"/>
               </w:rPr>
-              <w:t>(punkt[0])</w:t>
+              <w:t>(</w:t>
+            </w:r>
+            <w:proofErr w:type="gramStart"/>
+            <w:r>
+              <w:rPr>
+                <w:rFonts w:ascii="Courier New" w:hAnsi="Courier New" w:cs="Courier New"/>
+              </w:rPr>
+              <w:t>punkt[</w:t>
+            </w:r>
+            <w:proofErr w:type="gramEnd"/>
+            <w:r>
+              <w:rPr>
+                <w:rFonts w:ascii="Courier New" w:hAnsi="Courier New" w:cs="Courier New"/>
+              </w:rPr>
+              <w:t>0])</w:t>
             </w:r>
           </w:p>
         </w:tc>
@@ -9288,7 +9482,21 @@
               <w:rPr>
                 <w:rFonts w:ascii="Courier New" w:hAnsi="Courier New" w:cs="Courier New"/>
               </w:rPr>
-              <w:t>(punkt[0:2])</w:t>
+              <w:t>(</w:t>
+            </w:r>
+            <w:proofErr w:type="gramStart"/>
+            <w:r>
+              <w:rPr>
+                <w:rFonts w:ascii="Courier New" w:hAnsi="Courier New" w:cs="Courier New"/>
+              </w:rPr>
+              <w:t>punkt[</w:t>
+            </w:r>
+            <w:proofErr w:type="gramEnd"/>
+            <w:r>
+              <w:rPr>
+                <w:rFonts w:ascii="Courier New" w:hAnsi="Courier New" w:cs="Courier New"/>
+              </w:rPr>
+              <w:t>0:2])</w:t>
             </w:r>
           </w:p>
         </w:tc>
@@ -9322,7 +9530,21 @@
               <w:rPr>
                 <w:rFonts w:ascii="Courier New" w:hAnsi="Courier New" w:cs="Courier New"/>
               </w:rPr>
-              <w:t>(punkt[-1])</w:t>
+              <w:t>(</w:t>
+            </w:r>
+            <w:proofErr w:type="gramStart"/>
+            <w:r>
+              <w:rPr>
+                <w:rFonts w:ascii="Courier New" w:hAnsi="Courier New" w:cs="Courier New"/>
+              </w:rPr>
+              <w:t>punkt[</w:t>
+            </w:r>
+            <w:proofErr w:type="gramEnd"/>
+            <w:r>
+              <w:rPr>
+                <w:rFonts w:ascii="Courier New" w:hAnsi="Courier New" w:cs="Courier New"/>
+              </w:rPr>
+              <w:t>-1])</w:t>
             </w:r>
           </w:p>
         </w:tc>
@@ -9344,11 +9566,19 @@
                 <w:rFonts w:ascii="Courier New" w:hAnsi="Courier New" w:cs="Courier New"/>
               </w:rPr>
             </w:pPr>
-            <w:r>
-              <w:rPr>
-                <w:rFonts w:ascii="Courier New" w:hAnsi="Courier New" w:cs="Courier New"/>
-              </w:rPr>
-              <w:t>punkt[2] = 15</w:t>
+            <w:proofErr w:type="gramStart"/>
+            <w:r>
+              <w:rPr>
+                <w:rFonts w:ascii="Courier New" w:hAnsi="Courier New" w:cs="Courier New"/>
+              </w:rPr>
+              <w:t>punkt[</w:t>
+            </w:r>
+            <w:proofErr w:type="gramEnd"/>
+            <w:r>
+              <w:rPr>
+                <w:rFonts w:ascii="Courier New" w:hAnsi="Courier New" w:cs="Courier New"/>
+              </w:rPr>
+              <w:t>2] = 15</w:t>
             </w:r>
           </w:p>
         </w:tc>
@@ -9544,6 +9774,7 @@
               <w:t>(</w:t>
             </w:r>
             <w:proofErr w:type="spellStart"/>
+            <w:proofErr w:type="gramStart"/>
             <w:r>
               <w:rPr>
                 <w:rFonts w:ascii="Courier New" w:hAnsi="Courier New" w:cs="Courier New"/>
@@ -9551,6 +9782,7 @@
               <w:t>punkt.count</w:t>
             </w:r>
             <w:proofErr w:type="spellEnd"/>
+            <w:proofErr w:type="gramEnd"/>
             <w:r>
               <w:rPr>
                 <w:rFonts w:ascii="Courier New" w:hAnsi="Courier New" w:cs="Courier New"/>
@@ -9592,6 +9824,7 @@
               <w:t>(</w:t>
             </w:r>
             <w:proofErr w:type="spellStart"/>
+            <w:proofErr w:type="gramStart"/>
             <w:r>
               <w:rPr>
                 <w:rFonts w:ascii="Courier New" w:hAnsi="Courier New" w:cs="Courier New"/>
@@ -9599,6 +9832,7 @@
               <w:t>punkt.index</w:t>
             </w:r>
             <w:proofErr w:type="spellEnd"/>
+            <w:proofErr w:type="gramEnd"/>
             <w:r>
               <w:rPr>
                 <w:rFonts w:ascii="Courier New" w:hAnsi="Courier New" w:cs="Courier New"/>
@@ -10380,9 +10614,17 @@
               <w:rPr>
                 <w:rFonts w:ascii="Courier New" w:hAnsi="Courier New" w:cs="Courier New"/>
               </w:rPr>
-              <w:t>englisch_deutsch.keys</w:t>
-            </w:r>
-            <w:proofErr w:type="spellEnd"/>
+              <w:t>englisch_</w:t>
+            </w:r>
+            <w:proofErr w:type="gramStart"/>
+            <w:r>
+              <w:rPr>
+                <w:rFonts w:ascii="Courier New" w:hAnsi="Courier New" w:cs="Courier New"/>
+              </w:rPr>
+              <w:t>deutsch.keys</w:t>
+            </w:r>
+            <w:proofErr w:type="spellEnd"/>
+            <w:proofErr w:type="gramEnd"/>
             <w:r>
               <w:rPr>
                 <w:rFonts w:ascii="Courier New" w:hAnsi="Courier New" w:cs="Courier New"/>
@@ -10428,9 +10670,17 @@
               <w:rPr>
                 <w:rFonts w:ascii="Courier New" w:hAnsi="Courier New" w:cs="Courier New"/>
               </w:rPr>
-              <w:t>englisch_deutsch.values</w:t>
-            </w:r>
-            <w:proofErr w:type="spellEnd"/>
+              <w:t>englisch_</w:t>
+            </w:r>
+            <w:proofErr w:type="gramStart"/>
+            <w:r>
+              <w:rPr>
+                <w:rFonts w:ascii="Courier New" w:hAnsi="Courier New" w:cs="Courier New"/>
+              </w:rPr>
+              <w:t>deutsch.values</w:t>
+            </w:r>
+            <w:proofErr w:type="spellEnd"/>
+            <w:proofErr w:type="gramEnd"/>
             <w:r>
               <w:rPr>
                 <w:rFonts w:ascii="Courier New" w:hAnsi="Courier New" w:cs="Courier New"/>
@@ -10637,6 +10887,7 @@
               <w:t>((</w:t>
             </w:r>
             <w:proofErr w:type="spellStart"/>
+            <w:proofErr w:type="gramStart"/>
             <w:r>
               <w:rPr>
                 <w:rFonts w:ascii="Courier New" w:hAnsi="Courier New" w:cs="Courier New"/>
@@ -10644,6 +10895,7 @@
               <w:t>v,k</w:t>
             </w:r>
             <w:proofErr w:type="spellEnd"/>
+            <w:proofErr w:type="gramEnd"/>
             <w:r>
               <w:rPr>
                 <w:rFonts w:ascii="Courier New" w:hAnsi="Courier New" w:cs="Courier New"/>
@@ -10665,6 +10917,7 @@
               <w:t xml:space="preserve"> </w:t>
             </w:r>
             <w:proofErr w:type="spellStart"/>
+            <w:proofErr w:type="gramStart"/>
             <w:r>
               <w:rPr>
                 <w:rFonts w:ascii="Courier New" w:hAnsi="Courier New" w:cs="Courier New"/>
@@ -10672,6 +10925,7 @@
               <w:t>k,v</w:t>
             </w:r>
             <w:proofErr w:type="spellEnd"/>
+            <w:proofErr w:type="gramEnd"/>
             <w:r>
               <w:rPr>
                 <w:rFonts w:ascii="Courier New" w:hAnsi="Courier New" w:cs="Courier New"/>
@@ -10683,9 +10937,17 @@
               <w:rPr>
                 <w:rFonts w:ascii="Courier New" w:hAnsi="Courier New" w:cs="Courier New"/>
               </w:rPr>
-              <w:t>englisch_deutsch.items</w:t>
-            </w:r>
-            <w:proofErr w:type="spellEnd"/>
+              <w:t>englisch_</w:t>
+            </w:r>
+            <w:proofErr w:type="gramStart"/>
+            <w:r>
+              <w:rPr>
+                <w:rFonts w:ascii="Courier New" w:hAnsi="Courier New" w:cs="Courier New"/>
+              </w:rPr>
+              <w:t>deutsch.items</w:t>
+            </w:r>
+            <w:proofErr w:type="spellEnd"/>
+            <w:proofErr w:type="gramEnd"/>
             <w:r>
               <w:rPr>
                 <w:rFonts w:ascii="Courier New" w:hAnsi="Courier New" w:cs="Courier New"/>
@@ -10799,9 +11061,17 @@
               <w:rPr>
                 <w:rFonts w:ascii="Courier New" w:hAnsi="Courier New" w:cs="Courier New"/>
               </w:rPr>
-              <w:t>deutsch_englisch.keys</w:t>
-            </w:r>
-            <w:proofErr w:type="spellEnd"/>
+              <w:t>deutsch_</w:t>
+            </w:r>
+            <w:proofErr w:type="gramStart"/>
+            <w:r>
+              <w:rPr>
+                <w:rFonts w:ascii="Courier New" w:hAnsi="Courier New" w:cs="Courier New"/>
+              </w:rPr>
+              <w:t>englisch.keys</w:t>
+            </w:r>
+            <w:proofErr w:type="spellEnd"/>
+            <w:proofErr w:type="gramEnd"/>
             <w:r>
               <w:rPr>
                 <w:rFonts w:ascii="Courier New" w:hAnsi="Courier New" w:cs="Courier New"/>
@@ -10847,9 +11117,17 @@
               <w:rPr>
                 <w:rFonts w:ascii="Courier New" w:hAnsi="Courier New" w:cs="Courier New"/>
               </w:rPr>
-              <w:t>deutsch_englisch.values</w:t>
-            </w:r>
-            <w:proofErr w:type="spellEnd"/>
+              <w:t>deutsch_</w:t>
+            </w:r>
+            <w:proofErr w:type="gramStart"/>
+            <w:r>
+              <w:rPr>
+                <w:rFonts w:ascii="Courier New" w:hAnsi="Courier New" w:cs="Courier New"/>
+              </w:rPr>
+              <w:t>englisch.values</w:t>
+            </w:r>
+            <w:proofErr w:type="spellEnd"/>
+            <w:proofErr w:type="gramEnd"/>
             <w:r>
               <w:rPr>
                 <w:rFonts w:ascii="Courier New" w:hAnsi="Courier New" w:cs="Courier New"/>
@@ -11089,6 +11367,7 @@
               <w:t xml:space="preserve">zahl1 = </w:t>
             </w:r>
             <w:proofErr w:type="spellStart"/>
+            <w:proofErr w:type="gramStart"/>
             <w:r>
               <w:rPr>
                 <w:rFonts w:ascii="Courier New" w:hAnsi="Courier New" w:cs="Courier New"/>
@@ -11100,7 +11379,28 @@
               <w:rPr>
                 <w:rFonts w:ascii="Courier New" w:hAnsi="Courier New" w:cs="Courier New"/>
               </w:rPr>
-              <w:t>("Gib die erste  Zahl ein ")</w:t>
+              <w:t>(</w:t>
+            </w:r>
+            <w:proofErr w:type="gramEnd"/>
+            <w:r>
+              <w:rPr>
+                <w:rFonts w:ascii="Courier New" w:hAnsi="Courier New" w:cs="Courier New"/>
+              </w:rPr>
+              <w:t xml:space="preserve">"Gib die </w:t>
+            </w:r>
+            <w:proofErr w:type="gramStart"/>
+            <w:r>
+              <w:rPr>
+                <w:rFonts w:ascii="Courier New" w:hAnsi="Courier New" w:cs="Courier New"/>
+              </w:rPr>
+              <w:t>erste  Zahl</w:t>
+            </w:r>
+            <w:proofErr w:type="gramEnd"/>
+            <w:r>
+              <w:rPr>
+                <w:rFonts w:ascii="Courier New" w:hAnsi="Courier New" w:cs="Courier New"/>
+              </w:rPr>
+              <w:t xml:space="preserve"> ein ")</w:t>
             </w:r>
           </w:p>
         </w:tc>
@@ -11135,6 +11435,7 @@
               <w:t xml:space="preserve">zahl2 = </w:t>
             </w:r>
             <w:proofErr w:type="spellStart"/>
+            <w:proofErr w:type="gramStart"/>
             <w:r>
               <w:rPr>
                 <w:rFonts w:ascii="Courier New" w:hAnsi="Courier New" w:cs="Courier New"/>
@@ -11146,7 +11447,14 @@
               <w:rPr>
                 <w:rFonts w:ascii="Courier New" w:hAnsi="Courier New" w:cs="Courier New"/>
               </w:rPr>
-              <w:t>("Gib die zweite Zahl ein ")</w:t>
+              <w:t>(</w:t>
+            </w:r>
+            <w:proofErr w:type="gramEnd"/>
+            <w:r>
+              <w:rPr>
+                <w:rFonts w:ascii="Courier New" w:hAnsi="Courier New" w:cs="Courier New"/>
+              </w:rPr>
+              <w:t>"Gib die zweite Zahl ein ")</w:t>
             </w:r>
           </w:p>
         </w:tc>
@@ -11307,6 +11615,7 @@
               </w:rPr>
             </w:pPr>
             <w:proofErr w:type="spellStart"/>
+            <w:proofErr w:type="gramStart"/>
             <w:r>
               <w:rPr>
                 <w:rFonts w:ascii="Courier New" w:hAnsi="Courier New" w:cs="Courier New"/>
@@ -11318,7 +11627,14 @@
               <w:rPr>
                 <w:rFonts w:ascii="Courier New" w:hAnsi="Courier New" w:cs="Courier New"/>
               </w:rPr>
-              <w:t>("Die Summe der Zahlen ist", zahl1 + zahl2)</w:t>
+              <w:t>(</w:t>
+            </w:r>
+            <w:proofErr w:type="gramEnd"/>
+            <w:r>
+              <w:rPr>
+                <w:rFonts w:ascii="Courier New" w:hAnsi="Courier New" w:cs="Courier New"/>
+              </w:rPr>
+              <w:t>"Die Summe der Zahlen ist", zahl1 + zahl2)</w:t>
             </w:r>
           </w:p>
         </w:tc>
@@ -11487,6 +11803,7 @@
               <w:t xml:space="preserve"> = </w:t>
             </w:r>
             <w:proofErr w:type="spellStart"/>
+            <w:proofErr w:type="gramStart"/>
             <w:r>
               <w:rPr>
                 <w:rFonts w:ascii="Courier New" w:hAnsi="Courier New" w:cs="Courier New"/>
@@ -11498,7 +11815,14 @@
               <w:rPr>
                 <w:rFonts w:ascii="Courier New" w:hAnsi="Courier New" w:cs="Courier New"/>
               </w:rPr>
-              <w:t xml:space="preserve">("Gib </w:t>
+              <w:t>(</w:t>
+            </w:r>
+            <w:proofErr w:type="gramEnd"/>
+            <w:r>
+              <w:rPr>
+                <w:rFonts w:ascii="Courier New" w:hAnsi="Courier New" w:cs="Courier New"/>
+              </w:rPr>
+              <w:t xml:space="preserve">"Gib </w:t>
             </w:r>
             <w:r>
               <w:rPr>
@@ -11510,7 +11834,14 @@
               <w:rPr>
                 <w:rFonts w:ascii="Courier New" w:hAnsi="Courier New" w:cs="Courier New"/>
               </w:rPr>
-              <w:t xml:space="preserve"> erste</w:t>
+              <w:t xml:space="preserve"> </w:t>
+            </w:r>
+            <w:proofErr w:type="gramStart"/>
+            <w:r>
+              <w:rPr>
+                <w:rFonts w:ascii="Courier New" w:hAnsi="Courier New" w:cs="Courier New"/>
+              </w:rPr>
+              <w:t>erste</w:t>
             </w:r>
             <w:r>
               <w:rPr>
@@ -11536,6 +11867,7 @@
               </w:rPr>
               <w:t>String</w:t>
             </w:r>
+            <w:proofErr w:type="gramEnd"/>
             <w:r>
               <w:rPr>
                 <w:rFonts w:ascii="Courier New" w:hAnsi="Courier New" w:cs="Courier New"/>
@@ -11581,6 +11913,7 @@
               <w:t xml:space="preserve"> = </w:t>
             </w:r>
             <w:proofErr w:type="spellStart"/>
+            <w:proofErr w:type="gramStart"/>
             <w:r>
               <w:rPr>
                 <w:rFonts w:ascii="Courier New" w:hAnsi="Courier New" w:cs="Courier New"/>
@@ -11592,7 +11925,14 @@
               <w:rPr>
                 <w:rFonts w:ascii="Courier New" w:hAnsi="Courier New" w:cs="Courier New"/>
               </w:rPr>
-              <w:t xml:space="preserve">("Gib </w:t>
+              <w:t>(</w:t>
+            </w:r>
+            <w:proofErr w:type="gramEnd"/>
+            <w:r>
+              <w:rPr>
+                <w:rFonts w:ascii="Courier New" w:hAnsi="Courier New" w:cs="Courier New"/>
+              </w:rPr>
+              <w:t xml:space="preserve">"Gib </w:t>
             </w:r>
             <w:r>
               <w:rPr>
@@ -11683,6 +12023,7 @@
               </w:rPr>
             </w:pPr>
             <w:proofErr w:type="spellStart"/>
+            <w:proofErr w:type="gramStart"/>
             <w:r>
               <w:rPr>
                 <w:rFonts w:ascii="Courier New" w:hAnsi="Courier New" w:cs="Courier New"/>
@@ -11694,7 +12035,14 @@
               <w:rPr>
                 <w:rFonts w:ascii="Courier New" w:hAnsi="Courier New" w:cs="Courier New"/>
               </w:rPr>
-              <w:t xml:space="preserve">("Die Summe der </w:t>
+              <w:t>(</w:t>
+            </w:r>
+            <w:proofErr w:type="gramEnd"/>
+            <w:r>
+              <w:rPr>
+                <w:rFonts w:ascii="Courier New" w:hAnsi="Courier New" w:cs="Courier New"/>
+              </w:rPr>
+              <w:t xml:space="preserve">"Die Summe der </w:t>
             </w:r>
             <w:r>
               <w:rPr>
@@ -11987,6 +12335,7 @@
               </w:rPr>
             </w:pPr>
             <w:proofErr w:type="spellStart"/>
+            <w:proofErr w:type="gramStart"/>
             <w:r>
               <w:rPr>
                 <w:rFonts w:ascii="Courier New" w:hAnsi="Courier New" w:cs="Courier New"/>
@@ -11998,7 +12347,14 @@
               <w:rPr>
                 <w:rFonts w:ascii="Courier New" w:hAnsi="Courier New" w:cs="Courier New"/>
               </w:rPr>
-              <w:t>(1 == 2)</w:t>
+              <w:t>(</w:t>
+            </w:r>
+            <w:proofErr w:type="gramEnd"/>
+            <w:r>
+              <w:rPr>
+                <w:rFonts w:ascii="Courier New" w:hAnsi="Courier New" w:cs="Courier New"/>
+              </w:rPr>
+              <w:t>1 == 2)</w:t>
             </w:r>
           </w:p>
         </w:tc>
@@ -12021,6 +12377,7 @@
               </w:rPr>
             </w:pPr>
             <w:proofErr w:type="spellStart"/>
+            <w:proofErr w:type="gramStart"/>
             <w:r>
               <w:rPr>
                 <w:rFonts w:ascii="Courier New" w:hAnsi="Courier New" w:cs="Courier New"/>
@@ -12032,7 +12389,14 @@
               <w:rPr>
                 <w:rFonts w:ascii="Courier New" w:hAnsi="Courier New" w:cs="Courier New"/>
               </w:rPr>
-              <w:t>(1 != 2)</w:t>
+              <w:t>(1 !</w:t>
+            </w:r>
+            <w:proofErr w:type="gramEnd"/>
+            <w:r>
+              <w:rPr>
+                <w:rFonts w:ascii="Courier New" w:hAnsi="Courier New" w:cs="Courier New"/>
+              </w:rPr>
+              <w:t>= 2)</w:t>
             </w:r>
           </w:p>
         </w:tc>
@@ -12055,6 +12419,7 @@
               </w:rPr>
             </w:pPr>
             <w:proofErr w:type="spellStart"/>
+            <w:proofErr w:type="gramStart"/>
             <w:r>
               <w:rPr>
                 <w:rFonts w:ascii="Courier New" w:hAnsi="Courier New" w:cs="Courier New"/>
@@ -12066,7 +12431,14 @@
               <w:rPr>
                 <w:rFonts w:ascii="Courier New" w:hAnsi="Courier New" w:cs="Courier New"/>
               </w:rPr>
-              <w:t>(1 &lt; 2)</w:t>
+              <w:t>(</w:t>
+            </w:r>
+            <w:proofErr w:type="gramEnd"/>
+            <w:r>
+              <w:rPr>
+                <w:rFonts w:ascii="Courier New" w:hAnsi="Courier New" w:cs="Courier New"/>
+              </w:rPr>
+              <w:t>1 &lt; 2)</w:t>
             </w:r>
           </w:p>
         </w:tc>
@@ -12095,6 +12467,7 @@
               </w:rPr>
             </w:pPr>
             <w:proofErr w:type="spellStart"/>
+            <w:proofErr w:type="gramStart"/>
             <w:r>
               <w:rPr>
                 <w:rFonts w:ascii="Courier New" w:hAnsi="Courier New" w:cs="Courier New"/>
@@ -12106,7 +12479,14 @@
               <w:rPr>
                 <w:rFonts w:ascii="Courier New" w:hAnsi="Courier New" w:cs="Courier New"/>
               </w:rPr>
-              <w:t>(1 &gt; 2)</w:t>
+              <w:t>(</w:t>
+            </w:r>
+            <w:proofErr w:type="gramEnd"/>
+            <w:r>
+              <w:rPr>
+                <w:rFonts w:ascii="Courier New" w:hAnsi="Courier New" w:cs="Courier New"/>
+              </w:rPr>
+              <w:t>1 &gt; 2)</w:t>
             </w:r>
           </w:p>
         </w:tc>
@@ -12135,6 +12515,7 @@
               </w:rPr>
             </w:pPr>
             <w:proofErr w:type="spellStart"/>
+            <w:proofErr w:type="gramStart"/>
             <w:r>
               <w:rPr>
                 <w:rFonts w:ascii="Courier New" w:hAnsi="Courier New" w:cs="Courier New"/>
@@ -12146,7 +12527,14 @@
               <w:rPr>
                 <w:rFonts w:ascii="Courier New" w:hAnsi="Courier New" w:cs="Courier New"/>
               </w:rPr>
-              <w:t>(3 == 3)</w:t>
+              <w:t>(</w:t>
+            </w:r>
+            <w:proofErr w:type="gramEnd"/>
+            <w:r>
+              <w:rPr>
+                <w:rFonts w:ascii="Courier New" w:hAnsi="Courier New" w:cs="Courier New"/>
+              </w:rPr>
+              <w:t>3 == 3)</w:t>
             </w:r>
           </w:p>
         </w:tc>
@@ -12169,6 +12557,7 @@
               </w:rPr>
             </w:pPr>
             <w:proofErr w:type="spellStart"/>
+            <w:proofErr w:type="gramStart"/>
             <w:r>
               <w:rPr>
                 <w:rFonts w:ascii="Courier New" w:hAnsi="Courier New" w:cs="Courier New"/>
@@ -12180,7 +12569,14 @@
               <w:rPr>
                 <w:rFonts w:ascii="Courier New" w:hAnsi="Courier New" w:cs="Courier New"/>
               </w:rPr>
-              <w:t>(3 != 3)</w:t>
+              <w:t>(3 !</w:t>
+            </w:r>
+            <w:proofErr w:type="gramEnd"/>
+            <w:r>
+              <w:rPr>
+                <w:rFonts w:ascii="Courier New" w:hAnsi="Courier New" w:cs="Courier New"/>
+              </w:rPr>
+              <w:t>= 3)</w:t>
             </w:r>
           </w:p>
         </w:tc>
@@ -12203,6 +12599,7 @@
               </w:rPr>
             </w:pPr>
             <w:proofErr w:type="spellStart"/>
+            <w:proofErr w:type="gramStart"/>
             <w:r>
               <w:rPr>
                 <w:rFonts w:ascii="Courier New" w:hAnsi="Courier New" w:cs="Courier New"/>
@@ -12214,7 +12611,14 @@
               <w:rPr>
                 <w:rFonts w:ascii="Courier New" w:hAnsi="Courier New" w:cs="Courier New"/>
               </w:rPr>
-              <w:t>(3 &lt;= 3)</w:t>
+              <w:t>(</w:t>
+            </w:r>
+            <w:proofErr w:type="gramEnd"/>
+            <w:r>
+              <w:rPr>
+                <w:rFonts w:ascii="Courier New" w:hAnsi="Courier New" w:cs="Courier New"/>
+              </w:rPr>
+              <w:t>3 &lt;= 3)</w:t>
             </w:r>
           </w:p>
         </w:tc>
@@ -12237,6 +12641,7 @@
               </w:rPr>
             </w:pPr>
             <w:proofErr w:type="spellStart"/>
+            <w:proofErr w:type="gramStart"/>
             <w:r>
               <w:rPr>
                 <w:rFonts w:ascii="Courier New" w:hAnsi="Courier New" w:cs="Courier New"/>
@@ -12248,7 +12653,14 @@
               <w:rPr>
                 <w:rFonts w:ascii="Courier New" w:hAnsi="Courier New" w:cs="Courier New"/>
               </w:rPr>
-              <w:t>(3 &gt;= 3)</w:t>
+              <w:t>(</w:t>
+            </w:r>
+            <w:proofErr w:type="gramEnd"/>
+            <w:r>
+              <w:rPr>
+                <w:rFonts w:ascii="Courier New" w:hAnsi="Courier New" w:cs="Courier New"/>
+              </w:rPr>
+              <w:t>3 &gt;= 3)</w:t>
             </w:r>
           </w:p>
         </w:tc>
@@ -12335,6 +12747,7 @@
               </w:rPr>
             </w:pPr>
             <w:proofErr w:type="spellStart"/>
+            <w:proofErr w:type="gramStart"/>
             <w:r>
               <w:rPr>
                 <w:rFonts w:ascii="Courier New" w:hAnsi="Courier New" w:cs="Courier New"/>
@@ -12346,7 +12759,14 @@
               <w:rPr>
                 <w:rFonts w:ascii="Courier New" w:hAnsi="Courier New" w:cs="Courier New"/>
               </w:rPr>
-              <w:t>("Hallo" == "Welt")</w:t>
+              <w:t>(</w:t>
+            </w:r>
+            <w:proofErr w:type="gramEnd"/>
+            <w:r>
+              <w:rPr>
+                <w:rFonts w:ascii="Courier New" w:hAnsi="Courier New" w:cs="Courier New"/>
+              </w:rPr>
+              <w:t>"Hallo" == "Welt")</w:t>
             </w:r>
           </w:p>
         </w:tc>
@@ -12369,6 +12789,7 @@
               </w:rPr>
             </w:pPr>
             <w:proofErr w:type="spellStart"/>
+            <w:proofErr w:type="gramStart"/>
             <w:r>
               <w:rPr>
                 <w:rFonts w:ascii="Courier New" w:hAnsi="Courier New" w:cs="Courier New"/>
@@ -12380,7 +12801,28 @@
               <w:rPr>
                 <w:rFonts w:ascii="Courier New" w:hAnsi="Courier New" w:cs="Courier New"/>
               </w:rPr>
-              <w:t xml:space="preserve">("Hallo" != </w:t>
+              <w:t>(</w:t>
+            </w:r>
+            <w:proofErr w:type="gramEnd"/>
+            <w:r>
+              <w:rPr>
+                <w:rFonts w:ascii="Courier New" w:hAnsi="Courier New" w:cs="Courier New"/>
+              </w:rPr>
+              <w:t>"Hallo</w:t>
+            </w:r>
+            <w:proofErr w:type="gramStart"/>
+            <w:r>
+              <w:rPr>
+                <w:rFonts w:ascii="Courier New" w:hAnsi="Courier New" w:cs="Courier New"/>
+              </w:rPr>
+              <w:t>" !</w:t>
+            </w:r>
+            <w:proofErr w:type="gramEnd"/>
+            <w:r>
+              <w:rPr>
+                <w:rFonts w:ascii="Courier New" w:hAnsi="Courier New" w:cs="Courier New"/>
+              </w:rPr>
+              <w:t xml:space="preserve">= </w:t>
             </w:r>
             <w:r>
               <w:rPr>
@@ -12415,6 +12857,7 @@
               </w:rPr>
             </w:pPr>
             <w:proofErr w:type="spellStart"/>
+            <w:proofErr w:type="gramStart"/>
             <w:r>
               <w:rPr>
                 <w:rFonts w:ascii="Courier New" w:hAnsi="Courier New" w:cs="Courier New"/>
@@ -12428,6 +12871,7 @@
               </w:rPr>
               <w:t>(</w:t>
             </w:r>
+            <w:proofErr w:type="gramEnd"/>
             <w:r>
               <w:rPr>
                 <w:rFonts w:ascii="Courier New" w:hAnsi="Courier New" w:cs="Courier New"/>
@@ -12473,6 +12917,7 @@
               </w:rPr>
             </w:pPr>
             <w:proofErr w:type="spellStart"/>
+            <w:proofErr w:type="gramStart"/>
             <w:r>
               <w:rPr>
                 <w:rFonts w:ascii="Courier New" w:hAnsi="Courier New" w:cs="Courier New"/>
@@ -12486,17 +12931,32 @@
               </w:rPr>
               <w:t>(</w:t>
             </w:r>
-            <w:r>
-              <w:rPr>
-                <w:rFonts w:ascii="Courier New" w:hAnsi="Courier New" w:cs="Courier New"/>
-              </w:rPr>
-              <w:t>"Montag"</w:t>
-            </w:r>
-            <w:r>
-              <w:rPr>
-                <w:rFonts w:ascii="Courier New" w:hAnsi="Courier New" w:cs="Courier New"/>
-              </w:rPr>
-              <w:t xml:space="preserve"> != </w:t>
+            <w:proofErr w:type="gramEnd"/>
+            <w:r>
+              <w:rPr>
+                <w:rFonts w:ascii="Courier New" w:hAnsi="Courier New" w:cs="Courier New"/>
+              </w:rPr>
+              <w:t>"Montag</w:t>
+            </w:r>
+            <w:proofErr w:type="gramStart"/>
+            <w:r>
+              <w:rPr>
+                <w:rFonts w:ascii="Courier New" w:hAnsi="Courier New" w:cs="Courier New"/>
+              </w:rPr>
+              <w:t>"</w:t>
+            </w:r>
+            <w:r>
+              <w:rPr>
+                <w:rFonts w:ascii="Courier New" w:hAnsi="Courier New" w:cs="Courier New"/>
+              </w:rPr>
+              <w:t xml:space="preserve"> !</w:t>
+            </w:r>
+            <w:proofErr w:type="gramEnd"/>
+            <w:r>
+              <w:rPr>
+                <w:rFonts w:ascii="Courier New" w:hAnsi="Courier New" w:cs="Courier New"/>
+              </w:rPr>
+              <w:t xml:space="preserve">= </w:t>
             </w:r>
             <w:r>
               <w:rPr>
@@ -12622,6 +13082,7 @@
               <w:t xml:space="preserve"> = </w:t>
             </w:r>
             <w:proofErr w:type="spellStart"/>
+            <w:proofErr w:type="gramStart"/>
             <w:r>
               <w:rPr>
                 <w:rFonts w:ascii="Courier New" w:hAnsi="Courier New" w:cs="Courier New"/>
@@ -12633,7 +13094,14 @@
               <w:rPr>
                 <w:rFonts w:ascii="Courier New" w:hAnsi="Courier New" w:cs="Courier New"/>
               </w:rPr>
-              <w:t>(10)</w:t>
+              <w:t>(</w:t>
+            </w:r>
+            <w:proofErr w:type="gramEnd"/>
+            <w:r>
+              <w:rPr>
+                <w:rFonts w:ascii="Courier New" w:hAnsi="Courier New" w:cs="Courier New"/>
+              </w:rPr>
+              <w:t>10)</w:t>
             </w:r>
           </w:p>
         </w:tc>
@@ -12718,6 +13186,7 @@
               </w:rPr>
             </w:pPr>
             <w:proofErr w:type="spellStart"/>
+            <w:proofErr w:type="gramStart"/>
             <w:r>
               <w:rPr>
                 <w:rFonts w:ascii="Courier New" w:hAnsi="Courier New" w:cs="Courier New"/>
@@ -12729,7 +13198,14 @@
               <w:rPr>
                 <w:rFonts w:ascii="Courier New" w:hAnsi="Courier New" w:cs="Courier New"/>
               </w:rPr>
-              <w:t xml:space="preserve">(1 in </w:t>
+              <w:t>(</w:t>
+            </w:r>
+            <w:proofErr w:type="gramEnd"/>
+            <w:r>
+              <w:rPr>
+                <w:rFonts w:ascii="Courier New" w:hAnsi="Courier New" w:cs="Courier New"/>
+              </w:rPr>
+              <w:t xml:space="preserve">1 in </w:t>
             </w:r>
             <w:proofErr w:type="spellStart"/>
             <w:r>
@@ -12766,6 +13242,7 @@
               </w:rPr>
             </w:pPr>
             <w:proofErr w:type="spellStart"/>
+            <w:proofErr w:type="gramStart"/>
             <w:r>
               <w:rPr>
                 <w:rFonts w:ascii="Courier New" w:hAnsi="Courier New" w:cs="Courier New"/>
@@ -12777,7 +13254,14 @@
               <w:rPr>
                 <w:rFonts w:ascii="Courier New" w:hAnsi="Courier New" w:cs="Courier New"/>
               </w:rPr>
-              <w:t xml:space="preserve">(10 in </w:t>
+              <w:t>(</w:t>
+            </w:r>
+            <w:proofErr w:type="gramEnd"/>
+            <w:r>
+              <w:rPr>
+                <w:rFonts w:ascii="Courier New" w:hAnsi="Courier New" w:cs="Courier New"/>
+              </w:rPr>
+              <w:t xml:space="preserve">10 in </w:t>
             </w:r>
             <w:proofErr w:type="spellStart"/>
             <w:r>
@@ -12811,6 +13295,7 @@
         <w:t xml:space="preserve">Bedingung mit </w:t>
       </w:r>
       <w:proofErr w:type="spellStart"/>
+      <w:proofErr w:type="gramStart"/>
       <w:r>
         <w:t>range</w:t>
       </w:r>
@@ -12819,6 +13304,7 @@
         <w:t>(</w:t>
       </w:r>
       <w:proofErr w:type="spellStart"/>
+      <w:proofErr w:type="gramEnd"/>
       <w:r>
         <w:t>start</w:t>
       </w:r>
@@ -12913,6 +13399,7 @@
               <w:t xml:space="preserve"> = </w:t>
             </w:r>
             <w:proofErr w:type="spellStart"/>
+            <w:proofErr w:type="gramStart"/>
             <w:r>
               <w:rPr>
                 <w:rFonts w:ascii="Courier New" w:hAnsi="Courier New" w:cs="Courier New"/>
@@ -12924,7 +13411,14 @@
               <w:rPr>
                 <w:rFonts w:ascii="Courier New" w:hAnsi="Courier New" w:cs="Courier New"/>
               </w:rPr>
-              <w:t>(2, 10)</w:t>
+              <w:t>(</w:t>
+            </w:r>
+            <w:proofErr w:type="gramEnd"/>
+            <w:r>
+              <w:rPr>
+                <w:rFonts w:ascii="Courier New" w:hAnsi="Courier New" w:cs="Courier New"/>
+              </w:rPr>
+              <w:t>2, 10)</w:t>
             </w:r>
           </w:p>
         </w:tc>
@@ -13009,6 +13503,7 @@
               </w:rPr>
             </w:pPr>
             <w:proofErr w:type="spellStart"/>
+            <w:proofErr w:type="gramStart"/>
             <w:r>
               <w:rPr>
                 <w:rFonts w:ascii="Courier New" w:hAnsi="Courier New" w:cs="Courier New"/>
@@ -13020,7 +13515,14 @@
               <w:rPr>
                 <w:rFonts w:ascii="Courier New" w:hAnsi="Courier New" w:cs="Courier New"/>
               </w:rPr>
-              <w:t xml:space="preserve">(1 in </w:t>
+              <w:t>(</w:t>
+            </w:r>
+            <w:proofErr w:type="gramEnd"/>
+            <w:r>
+              <w:rPr>
+                <w:rFonts w:ascii="Courier New" w:hAnsi="Courier New" w:cs="Courier New"/>
+              </w:rPr>
+              <w:t xml:space="preserve">1 in </w:t>
             </w:r>
             <w:proofErr w:type="spellStart"/>
             <w:r>
@@ -13057,6 +13559,7 @@
               </w:rPr>
             </w:pPr>
             <w:proofErr w:type="spellStart"/>
+            <w:proofErr w:type="gramStart"/>
             <w:r>
               <w:rPr>
                 <w:rFonts w:ascii="Courier New" w:hAnsi="Courier New" w:cs="Courier New"/>
@@ -13068,7 +13571,14 @@
               <w:rPr>
                 <w:rFonts w:ascii="Courier New" w:hAnsi="Courier New" w:cs="Courier New"/>
               </w:rPr>
-              <w:t xml:space="preserve">(9 in </w:t>
+              <w:t>(</w:t>
+            </w:r>
+            <w:proofErr w:type="gramEnd"/>
+            <w:r>
+              <w:rPr>
+                <w:rFonts w:ascii="Courier New" w:hAnsi="Courier New" w:cs="Courier New"/>
+              </w:rPr>
+              <w:t xml:space="preserve">9 in </w:t>
             </w:r>
             <w:proofErr w:type="spellStart"/>
             <w:r>
@@ -13102,6 +13612,7 @@
         <w:t xml:space="preserve">Bedingung mit </w:t>
       </w:r>
       <w:proofErr w:type="spellStart"/>
+      <w:proofErr w:type="gramStart"/>
       <w:r>
         <w:t>range</w:t>
       </w:r>
@@ -13110,6 +13621,7 @@
         <w:t>(</w:t>
       </w:r>
       <w:proofErr w:type="spellStart"/>
+      <w:proofErr w:type="gramEnd"/>
       <w:r>
         <w:t>start</w:t>
       </w:r>
@@ -13212,6 +13724,7 @@
               <w:t xml:space="preserve"> = </w:t>
             </w:r>
             <w:proofErr w:type="spellStart"/>
+            <w:proofErr w:type="gramStart"/>
             <w:r>
               <w:rPr>
                 <w:rFonts w:ascii="Courier New" w:hAnsi="Courier New" w:cs="Courier New"/>
@@ -13223,7 +13736,14 @@
               <w:rPr>
                 <w:rFonts w:ascii="Courier New" w:hAnsi="Courier New" w:cs="Courier New"/>
               </w:rPr>
-              <w:t>(0, 10, 2)</w:t>
+              <w:t>(</w:t>
+            </w:r>
+            <w:proofErr w:type="gramEnd"/>
+            <w:r>
+              <w:rPr>
+                <w:rFonts w:ascii="Courier New" w:hAnsi="Courier New" w:cs="Courier New"/>
+              </w:rPr>
+              <w:t>0, 10, 2)</w:t>
             </w:r>
           </w:p>
         </w:tc>
@@ -13308,6 +13828,7 @@
               </w:rPr>
             </w:pPr>
             <w:proofErr w:type="spellStart"/>
+            <w:proofErr w:type="gramStart"/>
             <w:r>
               <w:rPr>
                 <w:rFonts w:ascii="Courier New" w:hAnsi="Courier New" w:cs="Courier New"/>
@@ -13319,7 +13840,14 @@
               <w:rPr>
                 <w:rFonts w:ascii="Courier New" w:hAnsi="Courier New" w:cs="Courier New"/>
               </w:rPr>
-              <w:t xml:space="preserve">(3 in </w:t>
+              <w:t>(</w:t>
+            </w:r>
+            <w:proofErr w:type="gramEnd"/>
+            <w:r>
+              <w:rPr>
+                <w:rFonts w:ascii="Courier New" w:hAnsi="Courier New" w:cs="Courier New"/>
+              </w:rPr>
+              <w:t xml:space="preserve">3 in </w:t>
             </w:r>
             <w:proofErr w:type="spellStart"/>
             <w:r>
@@ -13356,6 +13884,7 @@
               </w:rPr>
             </w:pPr>
             <w:proofErr w:type="spellStart"/>
+            <w:proofErr w:type="gramStart"/>
             <w:r>
               <w:rPr>
                 <w:rFonts w:ascii="Courier New" w:hAnsi="Courier New" w:cs="Courier New"/>
@@ -13367,7 +13896,14 @@
               <w:rPr>
                 <w:rFonts w:ascii="Courier New" w:hAnsi="Courier New" w:cs="Courier New"/>
               </w:rPr>
-              <w:t xml:space="preserve">(8 in </w:t>
+              <w:t>(</w:t>
+            </w:r>
+            <w:proofErr w:type="gramEnd"/>
+            <w:r>
+              <w:rPr>
+                <w:rFonts w:ascii="Courier New" w:hAnsi="Courier New" w:cs="Courier New"/>
+              </w:rPr>
+              <w:t xml:space="preserve">8 in </w:t>
             </w:r>
             <w:proofErr w:type="spellStart"/>
             <w:r>
@@ -13622,6 +14158,7 @@
               <w:t xml:space="preserve">    </w:t>
             </w:r>
             <w:proofErr w:type="spellStart"/>
+            <w:proofErr w:type="gramStart"/>
             <w:r>
               <w:rPr>
                 <w:rFonts w:ascii="Courier New" w:hAnsi="Courier New" w:cs="Courier New"/>
@@ -13633,7 +14170,14 @@
               <w:rPr>
                 <w:rFonts w:ascii="Courier New" w:hAnsi="Courier New" w:cs="Courier New"/>
               </w:rPr>
-              <w:t>("</w:t>
+              <w:t>(</w:t>
+            </w:r>
+            <w:proofErr w:type="gramEnd"/>
+            <w:r>
+              <w:rPr>
+                <w:rFonts w:ascii="Courier New" w:hAnsi="Courier New" w:cs="Courier New"/>
+              </w:rPr>
+              <w:t>"</w:t>
             </w:r>
             <w:r>
               <w:rPr>
@@ -13680,6 +14224,7 @@
               <w:t xml:space="preserve">    </w:t>
             </w:r>
             <w:proofErr w:type="spellStart"/>
+            <w:proofErr w:type="gramStart"/>
             <w:r>
               <w:rPr>
                 <w:rFonts w:ascii="Courier New" w:hAnsi="Courier New" w:cs="Courier New"/>
@@ -13691,7 +14236,14 @@
               <w:rPr>
                 <w:rFonts w:ascii="Courier New" w:hAnsi="Courier New" w:cs="Courier New"/>
               </w:rPr>
-              <w:t>("Ich gehöre auch zu der Bedingung")</w:t>
+              <w:t>(</w:t>
+            </w:r>
+            <w:proofErr w:type="gramEnd"/>
+            <w:r>
+              <w:rPr>
+                <w:rFonts w:ascii="Courier New" w:hAnsi="Courier New" w:cs="Courier New"/>
+              </w:rPr>
+              <w:t>"Ich gehöre auch zu der Bedingung")</w:t>
             </w:r>
           </w:p>
         </w:tc>
@@ -13818,6 +14370,7 @@
               <w:t xml:space="preserve">    </w:t>
             </w:r>
             <w:proofErr w:type="spellStart"/>
+            <w:proofErr w:type="gramStart"/>
             <w:r>
               <w:rPr>
                 <w:rFonts w:ascii="Courier New" w:hAnsi="Courier New" w:cs="Courier New"/>
@@ -13829,7 +14382,14 @@
               <w:rPr>
                 <w:rFonts w:ascii="Courier New" w:hAnsi="Courier New" w:cs="Courier New"/>
               </w:rPr>
-              <w:t>("</w:t>
+              <w:t>(</w:t>
+            </w:r>
+            <w:proofErr w:type="gramEnd"/>
+            <w:r>
+              <w:rPr>
+                <w:rFonts w:ascii="Courier New" w:hAnsi="Courier New" w:cs="Courier New"/>
+              </w:rPr>
+              <w:t>"</w:t>
             </w:r>
             <w:r>
               <w:rPr>
@@ -13910,6 +14470,7 @@
               <w:t xml:space="preserve">    </w:t>
             </w:r>
             <w:proofErr w:type="spellStart"/>
+            <w:proofErr w:type="gramStart"/>
             <w:r>
               <w:rPr>
                 <w:rFonts w:ascii="Courier New" w:hAnsi="Courier New" w:cs="Courier New"/>
@@ -13921,7 +14482,14 @@
               <w:rPr>
                 <w:rFonts w:ascii="Courier New" w:hAnsi="Courier New" w:cs="Courier New"/>
               </w:rPr>
-              <w:t>("</w:t>
+              <w:t>(</w:t>
+            </w:r>
+            <w:proofErr w:type="gramEnd"/>
+            <w:r>
+              <w:rPr>
+                <w:rFonts w:ascii="Courier New" w:hAnsi="Courier New" w:cs="Courier New"/>
+              </w:rPr>
+              <w:t>"</w:t>
             </w:r>
             <w:r>
               <w:rPr>
@@ -14075,6 +14643,7 @@
               <w:t xml:space="preserve">    </w:t>
             </w:r>
             <w:proofErr w:type="spellStart"/>
+            <w:proofErr w:type="gramStart"/>
             <w:r>
               <w:rPr>
                 <w:rFonts w:ascii="Courier New" w:hAnsi="Courier New" w:cs="Courier New"/>
@@ -14086,7 +14655,14 @@
               <w:rPr>
                 <w:rFonts w:ascii="Courier New" w:hAnsi="Courier New" w:cs="Courier New"/>
               </w:rPr>
-              <w:t xml:space="preserve">("wert ist </w:t>
+              <w:t>(</w:t>
+            </w:r>
+            <w:proofErr w:type="gramEnd"/>
+            <w:r>
+              <w:rPr>
+                <w:rFonts w:ascii="Courier New" w:hAnsi="Courier New" w:cs="Courier New"/>
+              </w:rPr>
+              <w:t xml:space="preserve">"wert ist </w:t>
             </w:r>
             <w:r>
               <w:rPr>
@@ -14167,6 +14743,7 @@
               <w:t xml:space="preserve">    </w:t>
             </w:r>
             <w:proofErr w:type="spellStart"/>
+            <w:proofErr w:type="gramStart"/>
             <w:r>
               <w:rPr>
                 <w:rFonts w:ascii="Courier New" w:hAnsi="Courier New" w:cs="Courier New"/>
@@ -14178,7 +14755,14 @@
               <w:rPr>
                 <w:rFonts w:ascii="Courier New" w:hAnsi="Courier New" w:cs="Courier New"/>
               </w:rPr>
-              <w:t>("wert ist gleich 4")</w:t>
+              <w:t>(</w:t>
+            </w:r>
+            <w:proofErr w:type="gramEnd"/>
+            <w:r>
+              <w:rPr>
+                <w:rFonts w:ascii="Courier New" w:hAnsi="Courier New" w:cs="Courier New"/>
+              </w:rPr>
+              <w:t>"wert ist gleich 4")</w:t>
             </w:r>
           </w:p>
         </w:tc>
@@ -14241,6 +14825,7 @@
               <w:t xml:space="preserve">    </w:t>
             </w:r>
             <w:proofErr w:type="spellStart"/>
+            <w:proofErr w:type="gramStart"/>
             <w:r>
               <w:rPr>
                 <w:rFonts w:ascii="Courier New" w:hAnsi="Courier New" w:cs="Courier New"/>
@@ -14252,7 +14837,14 @@
               <w:rPr>
                 <w:rFonts w:ascii="Courier New" w:hAnsi="Courier New" w:cs="Courier New"/>
               </w:rPr>
-              <w:t>("wert ist gleich 5")</w:t>
+              <w:t>(</w:t>
+            </w:r>
+            <w:proofErr w:type="gramEnd"/>
+            <w:r>
+              <w:rPr>
+                <w:rFonts w:ascii="Courier New" w:hAnsi="Courier New" w:cs="Courier New"/>
+              </w:rPr>
+              <w:t>"wert ist gleich 5")</w:t>
             </w:r>
           </w:p>
         </w:tc>
@@ -14315,6 +14907,7 @@
               <w:t xml:space="preserve">    </w:t>
             </w:r>
             <w:proofErr w:type="spellStart"/>
+            <w:proofErr w:type="gramStart"/>
             <w:r>
               <w:rPr>
                 <w:rFonts w:ascii="Courier New" w:hAnsi="Courier New" w:cs="Courier New"/>
@@ -14326,7 +14919,14 @@
               <w:rPr>
                 <w:rFonts w:ascii="Courier New" w:hAnsi="Courier New" w:cs="Courier New"/>
               </w:rPr>
-              <w:t>("keine Bedingung ist erfüllt")</w:t>
+              <w:t>(</w:t>
+            </w:r>
+            <w:proofErr w:type="gramEnd"/>
+            <w:r>
+              <w:rPr>
+                <w:rFonts w:ascii="Courier New" w:hAnsi="Courier New" w:cs="Courier New"/>
+              </w:rPr>
+              <w:t>"keine Bedingung ist erfüllt")</w:t>
             </w:r>
           </w:p>
         </w:tc>
@@ -14800,6 +15400,7 @@
               </w:rPr>
             </w:pPr>
             <w:proofErr w:type="spellStart"/>
+            <w:proofErr w:type="gramStart"/>
             <w:r>
               <w:rPr>
                 <w:rFonts w:ascii="Courier New" w:hAnsi="Courier New" w:cs="Courier New"/>
@@ -14811,7 +15412,14 @@
               <w:rPr>
                 <w:rFonts w:ascii="Courier New" w:hAnsi="Courier New" w:cs="Courier New"/>
               </w:rPr>
-              <w:t>("nach der Schleife")</w:t>
+              <w:t>(</w:t>
+            </w:r>
+            <w:proofErr w:type="gramEnd"/>
+            <w:r>
+              <w:rPr>
+                <w:rFonts w:ascii="Courier New" w:hAnsi="Courier New" w:cs="Courier New"/>
+              </w:rPr>
+              <w:t>"nach der Schleife")</w:t>
             </w:r>
           </w:p>
         </w:tc>
@@ -15071,6 +15679,7 @@
               <w:t xml:space="preserve">    </w:t>
             </w:r>
             <w:proofErr w:type="spellStart"/>
+            <w:proofErr w:type="gramStart"/>
             <w:r>
               <w:rPr>
                 <w:rFonts w:ascii="Courier New" w:hAnsi="Courier New" w:cs="Courier New"/>
@@ -15082,7 +15691,14 @@
               <w:rPr>
                 <w:rFonts w:ascii="Courier New" w:hAnsi="Courier New" w:cs="Courier New"/>
               </w:rPr>
-              <w:t>("</w:t>
+              <w:t>(</w:t>
+            </w:r>
+            <w:proofErr w:type="gramEnd"/>
+            <w:r>
+              <w:rPr>
+                <w:rFonts w:ascii="Courier New" w:hAnsi="Courier New" w:cs="Courier New"/>
+              </w:rPr>
+              <w:t>"</w:t>
             </w:r>
             <w:proofErr w:type="spellStart"/>
             <w:r>
@@ -15291,6 +15907,7 @@
               </w:rPr>
             </w:pPr>
             <w:proofErr w:type="spellStart"/>
+            <w:proofErr w:type="gramStart"/>
             <w:r>
               <w:rPr>
                 <w:rFonts w:ascii="Courier New" w:hAnsi="Courier New" w:cs="Courier New"/>
@@ -15302,7 +15919,14 @@
               <w:rPr>
                 <w:rFonts w:ascii="Courier New" w:hAnsi="Courier New" w:cs="Courier New"/>
               </w:rPr>
-              <w:t>("Nach der Schleife")</w:t>
+              <w:t>(</w:t>
+            </w:r>
+            <w:proofErr w:type="gramEnd"/>
+            <w:r>
+              <w:rPr>
+                <w:rFonts w:ascii="Courier New" w:hAnsi="Courier New" w:cs="Courier New"/>
+              </w:rPr>
+              <w:t>"Nach der Schleife")</w:t>
             </w:r>
           </w:p>
         </w:tc>
@@ -15623,6 +16247,7 @@
               </w:rPr>
             </w:pPr>
             <w:proofErr w:type="spellStart"/>
+            <w:proofErr w:type="gramStart"/>
             <w:r>
               <w:rPr>
                 <w:rFonts w:ascii="Courier New" w:hAnsi="Courier New" w:cs="Courier New"/>
@@ -15634,7 +16259,14 @@
               <w:rPr>
                 <w:rFonts w:ascii="Courier New" w:hAnsi="Courier New" w:cs="Courier New"/>
               </w:rPr>
-              <w:t>("nach der Schleife")</w:t>
+              <w:t>(</w:t>
+            </w:r>
+            <w:proofErr w:type="gramEnd"/>
+            <w:r>
+              <w:rPr>
+                <w:rFonts w:ascii="Courier New" w:hAnsi="Courier New" w:cs="Courier New"/>
+              </w:rPr>
+              <w:t>"nach der Schleife")</w:t>
             </w:r>
           </w:p>
         </w:tc>
@@ -15811,6 +16443,7 @@
               <w:t xml:space="preserve"> in </w:t>
             </w:r>
             <w:proofErr w:type="spellStart"/>
+            <w:proofErr w:type="gramStart"/>
             <w:r>
               <w:rPr>
                 <w:rFonts w:ascii="Courier New" w:hAnsi="Courier New" w:cs="Courier New"/>
@@ -15822,7 +16455,14 @@
               <w:rPr>
                 <w:rFonts w:ascii="Courier New" w:hAnsi="Courier New" w:cs="Courier New"/>
               </w:rPr>
-              <w:t>(10)</w:t>
+              <w:t>(</w:t>
+            </w:r>
+            <w:proofErr w:type="gramEnd"/>
+            <w:r>
+              <w:rPr>
+                <w:rFonts w:ascii="Courier New" w:hAnsi="Courier New" w:cs="Courier New"/>
+              </w:rPr>
+              <w:t>10)</w:t>
             </w:r>
             <w:r>
               <w:rPr>
@@ -15905,6 +16545,7 @@
               </w:rPr>
             </w:pPr>
             <w:proofErr w:type="spellStart"/>
+            <w:proofErr w:type="gramStart"/>
             <w:r>
               <w:rPr>
                 <w:rFonts w:ascii="Courier New" w:hAnsi="Courier New" w:cs="Courier New"/>
@@ -15916,7 +16557,14 @@
               <w:rPr>
                 <w:rFonts w:ascii="Courier New" w:hAnsi="Courier New" w:cs="Courier New"/>
               </w:rPr>
-              <w:t>("nach der Schleife")</w:t>
+              <w:t>(</w:t>
+            </w:r>
+            <w:proofErr w:type="gramEnd"/>
+            <w:r>
+              <w:rPr>
+                <w:rFonts w:ascii="Courier New" w:hAnsi="Courier New" w:cs="Courier New"/>
+              </w:rPr>
+              <w:t>"nach der Schleife")</w:t>
             </w:r>
           </w:p>
         </w:tc>
@@ -16558,6 +17206,7 @@
               <w:t xml:space="preserve"> </w:t>
             </w:r>
             <w:proofErr w:type="spellStart"/>
+            <w:proofErr w:type="gramStart"/>
             <w:r>
               <w:rPr>
                 <w:rFonts w:ascii="Courier New" w:hAnsi="Courier New" w:cs="Courier New"/>
@@ -16569,7 +17218,14 @@
               <w:rPr>
                 <w:rFonts w:ascii="Courier New" w:hAnsi="Courier New" w:cs="Courier New"/>
               </w:rPr>
-              <w:t>():</w:t>
+              <w:t>(</w:t>
+            </w:r>
+            <w:proofErr w:type="gramEnd"/>
+            <w:r>
+              <w:rPr>
+                <w:rFonts w:ascii="Courier New" w:hAnsi="Courier New" w:cs="Courier New"/>
+              </w:rPr>
+              <w:t>):</w:t>
             </w:r>
           </w:p>
         </w:tc>
@@ -16598,6 +17254,7 @@
               <w:t xml:space="preserve">    </w:t>
             </w:r>
             <w:proofErr w:type="spellStart"/>
+            <w:proofErr w:type="gramStart"/>
             <w:r>
               <w:rPr>
                 <w:rFonts w:ascii="Courier New" w:hAnsi="Courier New" w:cs="Courier New"/>
@@ -16609,7 +17266,14 @@
               <w:rPr>
                 <w:rFonts w:ascii="Courier New" w:hAnsi="Courier New" w:cs="Courier New"/>
               </w:rPr>
-              <w:t>("</w:t>
+              <w:t>(</w:t>
+            </w:r>
+            <w:proofErr w:type="gramEnd"/>
+            <w:r>
+              <w:rPr>
+                <w:rFonts w:ascii="Courier New" w:hAnsi="Courier New" w:cs="Courier New"/>
+              </w:rPr>
+              <w:t>"</w:t>
             </w:r>
             <w:r>
               <w:rPr>
@@ -16670,6 +17334,7 @@
               </w:rPr>
             </w:pPr>
             <w:proofErr w:type="spellStart"/>
+            <w:proofErr w:type="gramStart"/>
             <w:r>
               <w:rPr>
                 <w:rFonts w:ascii="Courier New" w:hAnsi="Courier New" w:cs="Courier New"/>
@@ -16681,7 +17346,14 @@
               <w:rPr>
                 <w:rFonts w:ascii="Courier New" w:hAnsi="Courier New" w:cs="Courier New"/>
               </w:rPr>
-              <w:t>()</w:t>
+              <w:t>(</w:t>
+            </w:r>
+            <w:proofErr w:type="gramEnd"/>
+            <w:r>
+              <w:rPr>
+                <w:rFonts w:ascii="Courier New" w:hAnsi="Courier New" w:cs="Courier New"/>
+              </w:rPr>
+              <w:t>)</w:t>
             </w:r>
           </w:p>
         </w:tc>
@@ -16847,7 +17519,14 @@
               <w:rPr>
                 <w:rFonts w:ascii="Courier New" w:hAnsi="Courier New" w:cs="Courier New"/>
               </w:rPr>
-              <w:t>2a</w:t>
+              <w:t>2</w:t>
+            </w:r>
+            <w:proofErr w:type="gramStart"/>
+            <w:r>
+              <w:rPr>
+                <w:rFonts w:ascii="Courier New" w:hAnsi="Courier New" w:cs="Courier New"/>
+              </w:rPr>
+              <w:t>a</w:t>
             </w:r>
             <w:r>
               <w:rPr>
@@ -16855,6 +17534,7 @@
               </w:rPr>
               <w:t>(</w:t>
             </w:r>
+            <w:proofErr w:type="gramEnd"/>
             <w:r>
               <w:rPr>
                 <w:rFonts w:ascii="Courier New" w:hAnsi="Courier New" w:cs="Courier New"/>
@@ -16916,6 +17596,7 @@
               <w:t xml:space="preserve">    </w:t>
             </w:r>
             <w:proofErr w:type="spellStart"/>
+            <w:proofErr w:type="gramStart"/>
             <w:r>
               <w:rPr>
                 <w:rFonts w:ascii="Courier New" w:hAnsi="Courier New" w:cs="Courier New"/>
@@ -16927,7 +17608,14 @@
               <w:rPr>
                 <w:rFonts w:ascii="Courier New" w:hAnsi="Courier New" w:cs="Courier New"/>
               </w:rPr>
-              <w:t>("</w:t>
+              <w:t>(</w:t>
+            </w:r>
+            <w:proofErr w:type="gramEnd"/>
+            <w:r>
+              <w:rPr>
+                <w:rFonts w:ascii="Courier New" w:hAnsi="Courier New" w:cs="Courier New"/>
+              </w:rPr>
+              <w:t>"</w:t>
             </w:r>
             <w:r>
               <w:rPr>
@@ -17021,7 +17709,14 @@
               <w:rPr>
                 <w:rFonts w:ascii="Courier New" w:hAnsi="Courier New" w:cs="Courier New"/>
               </w:rPr>
-              <w:t>2a</w:t>
+              <w:t>2</w:t>
+            </w:r>
+            <w:proofErr w:type="gramStart"/>
+            <w:r>
+              <w:rPr>
+                <w:rFonts w:ascii="Courier New" w:hAnsi="Courier New" w:cs="Courier New"/>
+              </w:rPr>
+              <w:t>a</w:t>
             </w:r>
             <w:r>
               <w:rPr>
@@ -17029,6 +17724,7 @@
               </w:rPr>
               <w:t>(</w:t>
             </w:r>
+            <w:proofErr w:type="gramEnd"/>
             <w:r>
               <w:rPr>
                 <w:rFonts w:ascii="Courier New" w:hAnsi="Courier New" w:cs="Courier New"/>
@@ -17174,7 +17870,21 @@
               <w:rPr>
                 <w:rFonts w:ascii="Courier New" w:hAnsi="Courier New" w:cs="Courier New"/>
               </w:rPr>
-              <w:t xml:space="preserve"> ausgabe2b(wert1: </w:t>
+              <w:t xml:space="preserve"> ausgabe2</w:t>
+            </w:r>
+            <w:proofErr w:type="gramStart"/>
+            <w:r>
+              <w:rPr>
+                <w:rFonts w:ascii="Courier New" w:hAnsi="Courier New" w:cs="Courier New"/>
+              </w:rPr>
+              <w:t>b(</w:t>
+            </w:r>
+            <w:proofErr w:type="gramEnd"/>
+            <w:r>
+              <w:rPr>
+                <w:rFonts w:ascii="Courier New" w:hAnsi="Courier New" w:cs="Courier New"/>
+              </w:rPr>
+              <w:t xml:space="preserve">wert1: </w:t>
             </w:r>
             <w:proofErr w:type="spellStart"/>
             <w:r>
@@ -17231,6 +17941,7 @@
               <w:t xml:space="preserve">    </w:t>
             </w:r>
             <w:proofErr w:type="spellStart"/>
+            <w:proofErr w:type="gramStart"/>
             <w:r>
               <w:rPr>
                 <w:rFonts w:ascii="Courier New" w:hAnsi="Courier New" w:cs="Courier New"/>
@@ -17242,7 +17953,14 @@
               <w:rPr>
                 <w:rFonts w:ascii="Courier New" w:hAnsi="Courier New" w:cs="Courier New"/>
               </w:rPr>
-              <w:t>("wert1 =", wert1, "wert2 =", wert2)</w:t>
+              <w:t>(</w:t>
+            </w:r>
+            <w:proofErr w:type="gramEnd"/>
+            <w:r>
+              <w:rPr>
+                <w:rFonts w:ascii="Courier New" w:hAnsi="Courier New" w:cs="Courier New"/>
+              </w:rPr>
+              <w:t>"wert1 =", wert1, "wert2 =", wert2)</w:t>
             </w:r>
           </w:p>
         </w:tc>
@@ -17294,7 +18012,21 @@
               <w:rPr>
                 <w:rFonts w:ascii="Courier New" w:hAnsi="Courier New" w:cs="Courier New"/>
               </w:rPr>
-              <w:t>ausgabe2b(5)</w:t>
+              <w:t>ausgabe2</w:t>
+            </w:r>
+            <w:proofErr w:type="gramStart"/>
+            <w:r>
+              <w:rPr>
+                <w:rFonts w:ascii="Courier New" w:hAnsi="Courier New" w:cs="Courier New"/>
+              </w:rPr>
+              <w:t>b(</w:t>
+            </w:r>
+            <w:proofErr w:type="gramEnd"/>
+            <w:r>
+              <w:rPr>
+                <w:rFonts w:ascii="Courier New" w:hAnsi="Courier New" w:cs="Courier New"/>
+              </w:rPr>
+              <w:t>5)</w:t>
             </w:r>
           </w:p>
         </w:tc>
@@ -17432,7 +18164,21 @@
               <w:rPr>
                 <w:rFonts w:ascii="Courier New" w:hAnsi="Courier New" w:cs="Courier New"/>
               </w:rPr>
-              <w:t xml:space="preserve"> verdoppeln(wert: </w:t>
+              <w:t xml:space="preserve"> </w:t>
+            </w:r>
+            <w:proofErr w:type="gramStart"/>
+            <w:r>
+              <w:rPr>
+                <w:rFonts w:ascii="Courier New" w:hAnsi="Courier New" w:cs="Courier New"/>
+              </w:rPr>
+              <w:t>verdoppeln(</w:t>
+            </w:r>
+            <w:proofErr w:type="gramEnd"/>
+            <w:r>
+              <w:rPr>
+                <w:rFonts w:ascii="Courier New" w:hAnsi="Courier New" w:cs="Courier New"/>
+              </w:rPr>
+              <w:t xml:space="preserve">wert: </w:t>
             </w:r>
             <w:proofErr w:type="spellStart"/>
             <w:r>
@@ -17562,6 +18308,7 @@
               </w:rPr>
               <w:t xml:space="preserve"> = </w:t>
             </w:r>
+            <w:proofErr w:type="gramStart"/>
             <w:r>
               <w:rPr>
                 <w:rFonts w:ascii="Courier New" w:hAnsi="Courier New" w:cs="Courier New"/>
@@ -17572,7 +18319,14 @@
               <w:rPr>
                 <w:rFonts w:ascii="Courier New" w:hAnsi="Courier New" w:cs="Courier New"/>
               </w:rPr>
-              <w:t>(5)</w:t>
+              <w:t>(</w:t>
+            </w:r>
+            <w:proofErr w:type="gramEnd"/>
+            <w:r>
+              <w:rPr>
+                <w:rFonts w:ascii="Courier New" w:hAnsi="Courier New" w:cs="Courier New"/>
+              </w:rPr>
+              <w:t>5)</w:t>
             </w:r>
           </w:p>
         </w:tc>
@@ -17595,6 +18349,7 @@
               </w:rPr>
             </w:pPr>
             <w:proofErr w:type="spellStart"/>
+            <w:proofErr w:type="gramStart"/>
             <w:r>
               <w:rPr>
                 <w:rFonts w:ascii="Courier New" w:hAnsi="Courier New" w:cs="Courier New"/>
@@ -17608,6 +18363,7 @@
               </w:rPr>
               <w:t>(</w:t>
             </w:r>
+            <w:proofErr w:type="gramEnd"/>
             <w:r>
               <w:rPr>
                 <w:rFonts w:ascii="Courier New" w:hAnsi="Courier New" w:cs="Courier New"/>
@@ -17797,16 +18553,31 @@
               <w:rPr>
                 <w:rFonts w:ascii="Courier New" w:hAnsi="Courier New" w:cs="Courier New"/>
               </w:rPr>
-              <w:t>wo_bin_ich</w:t>
-            </w:r>
-            <w:proofErr w:type="spellEnd"/>
-            <w:r>
-              <w:rPr>
-                <w:rFonts w:ascii="Courier New" w:hAnsi="Courier New" w:cs="Courier New"/>
-              </w:rPr>
-              <w:t xml:space="preserve">() -&gt; </w:t>
-            </w:r>
-            <w:proofErr w:type="spellStart"/>
+              <w:t>wo_bin_</w:t>
+            </w:r>
+            <w:proofErr w:type="gramStart"/>
+            <w:r>
+              <w:rPr>
+                <w:rFonts w:ascii="Courier New" w:hAnsi="Courier New" w:cs="Courier New"/>
+              </w:rPr>
+              <w:t>ich</w:t>
+            </w:r>
+            <w:proofErr w:type="spellEnd"/>
+            <w:r>
+              <w:rPr>
+                <w:rFonts w:ascii="Courier New" w:hAnsi="Courier New" w:cs="Courier New"/>
+              </w:rPr>
+              <w:t>(</w:t>
+            </w:r>
+            <w:proofErr w:type="gramEnd"/>
+            <w:r>
+              <w:rPr>
+                <w:rFonts w:ascii="Courier New" w:hAnsi="Courier New" w:cs="Courier New"/>
+              </w:rPr>
+              <w:t xml:space="preserve">) -&gt; </w:t>
+            </w:r>
+            <w:proofErr w:type="spellStart"/>
+            <w:proofErr w:type="gramStart"/>
             <w:r>
               <w:rPr>
                 <w:rFonts w:ascii="Courier New" w:hAnsi="Courier New" w:cs="Courier New"/>
@@ -17821,6 +18592,7 @@
               <w:t>[</w:t>
             </w:r>
             <w:proofErr w:type="spellStart"/>
+            <w:proofErr w:type="gramEnd"/>
             <w:r>
               <w:rPr>
                 <w:rFonts w:ascii="Courier New" w:hAnsi="Courier New" w:cs="Courier New"/>
@@ -18003,14 +18775,28 @@
               <w:rPr>
                 <w:rFonts w:ascii="Courier New" w:hAnsi="Courier New" w:cs="Courier New"/>
               </w:rPr>
-              <w:t>wo_bin_ich</w:t>
-            </w:r>
-            <w:proofErr w:type="spellEnd"/>
-            <w:r>
-              <w:rPr>
-                <w:rFonts w:ascii="Courier New" w:hAnsi="Courier New" w:cs="Courier New"/>
-              </w:rPr>
-              <w:t>()</w:t>
+              <w:t>wo_bin_</w:t>
+            </w:r>
+            <w:proofErr w:type="gramStart"/>
+            <w:r>
+              <w:rPr>
+                <w:rFonts w:ascii="Courier New" w:hAnsi="Courier New" w:cs="Courier New"/>
+              </w:rPr>
+              <w:t>ich</w:t>
+            </w:r>
+            <w:proofErr w:type="spellEnd"/>
+            <w:r>
+              <w:rPr>
+                <w:rFonts w:ascii="Courier New" w:hAnsi="Courier New" w:cs="Courier New"/>
+              </w:rPr>
+              <w:t>(</w:t>
+            </w:r>
+            <w:proofErr w:type="gramEnd"/>
+            <w:r>
+              <w:rPr>
+                <w:rFonts w:ascii="Courier New" w:hAnsi="Courier New" w:cs="Courier New"/>
+              </w:rPr>
+              <w:t>)</w:t>
             </w:r>
           </w:p>
         </w:tc>
@@ -18033,6 +18819,7 @@
               </w:rPr>
             </w:pPr>
             <w:proofErr w:type="spellStart"/>
+            <w:proofErr w:type="gramStart"/>
             <w:r>
               <w:rPr>
                 <w:rFonts w:ascii="Courier New" w:hAnsi="Courier New" w:cs="Courier New"/>
@@ -18044,7 +18831,14 @@
               <w:rPr>
                 <w:rFonts w:ascii="Courier New" w:hAnsi="Courier New" w:cs="Courier New"/>
               </w:rPr>
-              <w:t>("x =", x, "y =", y)</w:t>
+              <w:t>(</w:t>
+            </w:r>
+            <w:proofErr w:type="gramEnd"/>
+            <w:r>
+              <w:rPr>
+                <w:rFonts w:ascii="Courier New" w:hAnsi="Courier New" w:cs="Courier New"/>
+              </w:rPr>
+              <w:t>"x =", x, "y =", y)</w:t>
             </w:r>
           </w:p>
         </w:tc>
@@ -18219,6 +19013,7 @@
               <w:t xml:space="preserve"> </w:t>
             </w:r>
             <w:proofErr w:type="spellStart"/>
+            <w:proofErr w:type="gramStart"/>
             <w:r>
               <w:rPr>
                 <w:rFonts w:ascii="Courier New" w:hAnsi="Courier New" w:cs="Courier New"/>
@@ -18232,6 +19027,7 @@
               </w:rPr>
               <w:t>(</w:t>
             </w:r>
+            <w:proofErr w:type="gramEnd"/>
             <w:r>
               <w:rPr>
                 <w:rFonts w:ascii="Courier New" w:hAnsi="Courier New" w:cs="Courier New"/>
@@ -18272,6 +19068,7 @@
               </w:rPr>
               <w:t xml:space="preserve">], </w:t>
             </w:r>
+            <w:proofErr w:type="gramStart"/>
             <w:r>
               <w:rPr>
                 <w:rFonts w:ascii="Courier New" w:hAnsi="Courier New" w:cs="Courier New"/>
@@ -18284,6 +19081,7 @@
               </w:rPr>
               <w:t>:[</w:t>
             </w:r>
+            <w:proofErr w:type="gramEnd"/>
             <w:r>
               <w:rPr>
                 <w:rFonts w:ascii="Courier New" w:hAnsi="Courier New" w:cs="Courier New"/>
@@ -18587,6 +19385,7 @@
               <w:t xml:space="preserve"> = </w:t>
             </w:r>
             <w:proofErr w:type="spellStart"/>
+            <w:proofErr w:type="gramStart"/>
             <w:r>
               <w:rPr>
                 <w:rFonts w:ascii="Courier New" w:hAnsi="Courier New" w:cs="Courier New"/>
@@ -18594,6 +19393,7 @@
               <w:t>original.copy</w:t>
             </w:r>
             <w:proofErr w:type="spellEnd"/>
+            <w:proofErr w:type="gramEnd"/>
             <w:r>
               <w:rPr>
                 <w:rFonts w:ascii="Courier New" w:hAnsi="Courier New" w:cs="Courier New"/>
@@ -18699,6 +19499,7 @@
               </w:rPr>
             </w:pPr>
             <w:proofErr w:type="spellStart"/>
+            <w:proofErr w:type="gramStart"/>
             <w:r>
               <w:rPr>
                 <w:rFonts w:ascii="Courier New" w:hAnsi="Courier New" w:cs="Courier New"/>
@@ -18713,6 +19514,7 @@
               <w:t>(</w:t>
             </w:r>
             <w:proofErr w:type="spellStart"/>
+            <w:proofErr w:type="gramEnd"/>
             <w:r>
               <w:rPr>
                 <w:rFonts w:ascii="Courier New" w:hAnsi="Courier New" w:cs="Courier New"/>
@@ -18773,6 +19575,7 @@
               </w:rPr>
             </w:pPr>
             <w:proofErr w:type="spellStart"/>
+            <w:proofErr w:type="gramStart"/>
             <w:r>
               <w:rPr>
                 <w:rFonts w:ascii="Courier New" w:hAnsi="Courier New" w:cs="Courier New"/>
@@ -18784,7 +19587,14 @@
               <w:rPr>
                 <w:rFonts w:ascii="Courier New" w:hAnsi="Courier New" w:cs="Courier New"/>
               </w:rPr>
-              <w:t>("original =", original)</w:t>
+              <w:t>(</w:t>
+            </w:r>
+            <w:proofErr w:type="gramEnd"/>
+            <w:r>
+              <w:rPr>
+                <w:rFonts w:ascii="Courier New" w:hAnsi="Courier New" w:cs="Courier New"/>
+              </w:rPr>
+              <w:t>"original =", original)</w:t>
             </w:r>
           </w:p>
         </w:tc>
@@ -18807,6 +19617,7 @@
               </w:rPr>
             </w:pPr>
             <w:proofErr w:type="spellStart"/>
+            <w:proofErr w:type="gramStart"/>
             <w:r>
               <w:rPr>
                 <w:rFonts w:ascii="Courier New" w:hAnsi="Courier New" w:cs="Courier New"/>
@@ -18818,7 +19629,14 @@
               <w:rPr>
                 <w:rFonts w:ascii="Courier New" w:hAnsi="Courier New" w:cs="Courier New"/>
               </w:rPr>
-              <w:t>("</w:t>
+              <w:t>(</w:t>
+            </w:r>
+            <w:proofErr w:type="gramEnd"/>
+            <w:r>
+              <w:rPr>
+                <w:rFonts w:ascii="Courier New" w:hAnsi="Courier New" w:cs="Courier New"/>
+              </w:rPr>
+              <w:t>"</w:t>
             </w:r>
             <w:proofErr w:type="spellStart"/>
             <w:r>
@@ -18939,14 +19757,28 @@
         <w:rPr>
           <w:rFonts w:ascii="Courier New" w:hAnsi="Courier New" w:cs="Courier New"/>
         </w:rPr>
-        <w:t>bspfunktion_global_lesen</w:t>
-      </w:r>
-      <w:proofErr w:type="spellEnd"/>
+        <w:t>bspfunktion_global_</w:t>
+      </w:r>
+      <w:proofErr w:type="gramStart"/>
       <w:r>
         <w:rPr>
           <w:rFonts w:ascii="Courier New" w:hAnsi="Courier New" w:cs="Courier New"/>
         </w:rPr>
-        <w:t>()</w:t>
+        <w:t>lesen</w:t>
+      </w:r>
+      <w:proofErr w:type="spellEnd"/>
+      <w:r>
+        <w:rPr>
+          <w:rFonts w:ascii="Courier New" w:hAnsi="Courier New" w:cs="Courier New"/>
+        </w:rPr>
+        <w:t>(</w:t>
+      </w:r>
+      <w:proofErr w:type="gramEnd"/>
+      <w:r>
+        <w:rPr>
+          <w:rFonts w:ascii="Courier New" w:hAnsi="Courier New" w:cs="Courier New"/>
+        </w:rPr>
+        <w:t>)</w:t>
       </w:r>
     </w:p>
     <w:p>
@@ -18980,14 +19812,28 @@
         <w:rPr>
           <w:rFonts w:ascii="Courier New" w:hAnsi="Courier New" w:cs="Courier New"/>
         </w:rPr>
-        <w:t>bspfunktion_lokal_schreiben</w:t>
-      </w:r>
-      <w:proofErr w:type="spellEnd"/>
+        <w:t>bspfunktion_lokal_</w:t>
+      </w:r>
+      <w:proofErr w:type="gramStart"/>
       <w:r>
         <w:rPr>
           <w:rFonts w:ascii="Courier New" w:hAnsi="Courier New" w:cs="Courier New"/>
         </w:rPr>
-        <w:t>()</w:t>
+        <w:t>schreiben</w:t>
+      </w:r>
+      <w:proofErr w:type="spellEnd"/>
+      <w:r>
+        <w:rPr>
+          <w:rFonts w:ascii="Courier New" w:hAnsi="Courier New" w:cs="Courier New"/>
+        </w:rPr>
+        <w:t>(</w:t>
+      </w:r>
+      <w:proofErr w:type="gramEnd"/>
+      <w:r>
+        <w:rPr>
+          <w:rFonts w:ascii="Courier New" w:hAnsi="Courier New" w:cs="Courier New"/>
+        </w:rPr>
+        <w:t>)</w:t>
       </w:r>
     </w:p>
     <w:p>
@@ -18997,8 +19843,13 @@
           <w:rFonts w:ascii="Courier New" w:hAnsi="Courier New" w:cs="Courier New"/>
         </w:rPr>
       </w:pPr>
-      <w:r>
-        <w:t xml:space="preserve">… </w:t>
+      <w:proofErr w:type="gramStart"/>
+      <w:r>
+        <w:t>…</w:t>
+      </w:r>
+      <w:proofErr w:type="gramEnd"/>
+      <w:r>
+        <w:t xml:space="preserve"> </w:t>
       </w:r>
       <w:r>
         <w:t>wenn</w:t>
@@ -19030,14 +19881,28 @@
         <w:rPr>
           <w:rFonts w:ascii="Courier New" w:hAnsi="Courier New" w:cs="Courier New"/>
         </w:rPr>
-        <w:t>bspfunktion_global_lesen_schreiben</w:t>
-      </w:r>
-      <w:proofErr w:type="spellEnd"/>
+        <w:t>bspfunktion_global_lesen_</w:t>
+      </w:r>
+      <w:proofErr w:type="gramStart"/>
       <w:r>
         <w:rPr>
           <w:rFonts w:ascii="Courier New" w:hAnsi="Courier New" w:cs="Courier New"/>
         </w:rPr>
-        <w:t>()</w:t>
+        <w:t>schreiben</w:t>
+      </w:r>
+      <w:proofErr w:type="spellEnd"/>
+      <w:r>
+        <w:rPr>
+          <w:rFonts w:ascii="Courier New" w:hAnsi="Courier New" w:cs="Courier New"/>
+        </w:rPr>
+        <w:t>(</w:t>
+      </w:r>
+      <w:proofErr w:type="gramEnd"/>
+      <w:r>
+        <w:rPr>
+          <w:rFonts w:ascii="Courier New" w:hAnsi="Courier New" w:cs="Courier New"/>
+        </w:rPr>
+        <w:t>)</w:t>
       </w:r>
     </w:p>
     <w:p>
@@ -19783,7 +20648,15 @@
                 <w:rFonts w:ascii="Courier New" w:hAnsi="Courier New" w:cs="Courier New"/>
                 <w:highlight w:val="cyan"/>
               </w:rPr>
-              <w:t>bau_den_satz</w:t>
+              <w:t>bau_den_</w:t>
+            </w:r>
+            <w:proofErr w:type="gramStart"/>
+            <w:r>
+              <w:rPr>
+                <w:rFonts w:ascii="Courier New" w:hAnsi="Courier New" w:cs="Courier New"/>
+                <w:highlight w:val="cyan"/>
+              </w:rPr>
+              <w:t>satz</w:t>
             </w:r>
             <w:proofErr w:type="spellEnd"/>
             <w:r>
@@ -19793,6 +20666,7 @@
               <w:t>(</w:t>
             </w:r>
             <w:proofErr w:type="spellStart"/>
+            <w:proofErr w:type="gramEnd"/>
             <w:r>
               <w:rPr>
                 <w:rFonts w:ascii="Courier New" w:hAnsi="Courier New" w:cs="Courier New"/>
@@ -20028,12 +20902,37 @@
               </w:rPr>
               <w:t xml:space="preserve">    </w:t>
             </w:r>
+            <w:proofErr w:type="gramStart"/>
             <w:r>
               <w:rPr>
                 <w:rFonts w:ascii="Courier New" w:hAnsi="Courier New" w:cs="Courier New"/>
                 <w:lang w:val="fr-FR"/>
               </w:rPr>
-              <w:t>mein_subjekt = random.choice(subjekt)</w:t>
+              <w:t>mein</w:t>
+            </w:r>
+            <w:proofErr w:type="gramEnd"/>
+            <w:r>
+              <w:rPr>
+                <w:rFonts w:ascii="Courier New" w:hAnsi="Courier New" w:cs="Courier New"/>
+                <w:lang w:val="fr-FR"/>
+              </w:rPr>
+              <w:t xml:space="preserve">_subjekt = </w:t>
+            </w:r>
+            <w:proofErr w:type="gramStart"/>
+            <w:r>
+              <w:rPr>
+                <w:rFonts w:ascii="Courier New" w:hAnsi="Courier New" w:cs="Courier New"/>
+                <w:lang w:val="fr-FR"/>
+              </w:rPr>
+              <w:t>random.choice</w:t>
+            </w:r>
+            <w:proofErr w:type="gramEnd"/>
+            <w:r>
+              <w:rPr>
+                <w:rFonts w:ascii="Courier New" w:hAnsi="Courier New" w:cs="Courier New"/>
+                <w:lang w:val="fr-FR"/>
+              </w:rPr>
+              <w:t>(subjekt)</w:t>
             </w:r>
           </w:p>
         </w:tc>
@@ -20081,6 +20980,7 @@
               <w:t xml:space="preserve"> = </w:t>
             </w:r>
             <w:proofErr w:type="spellStart"/>
+            <w:proofErr w:type="gramStart"/>
             <w:r>
               <w:rPr>
                 <w:rFonts w:ascii="Courier New" w:hAnsi="Courier New" w:cs="Courier New"/>
@@ -20088,6 +20988,7 @@
               <w:t>random.choice</w:t>
             </w:r>
             <w:proofErr w:type="spellEnd"/>
+            <w:proofErr w:type="gramEnd"/>
             <w:r>
               <w:rPr>
                 <w:rFonts w:ascii="Courier New" w:hAnsi="Courier New" w:cs="Courier New"/>
@@ -20142,12 +21043,37 @@
               </w:rPr>
               <w:t xml:space="preserve">    </w:t>
             </w:r>
+            <w:proofErr w:type="gramStart"/>
             <w:r>
               <w:rPr>
                 <w:rFonts w:ascii="Courier New" w:hAnsi="Courier New" w:cs="Courier New"/>
                 <w:lang w:val="fr-FR"/>
               </w:rPr>
-              <w:t>mein_objekt = random.choice(objekt)</w:t>
+              <w:t>mein</w:t>
+            </w:r>
+            <w:proofErr w:type="gramEnd"/>
+            <w:r>
+              <w:rPr>
+                <w:rFonts w:ascii="Courier New" w:hAnsi="Courier New" w:cs="Courier New"/>
+                <w:lang w:val="fr-FR"/>
+              </w:rPr>
+              <w:t xml:space="preserve">_objekt = </w:t>
+            </w:r>
+            <w:proofErr w:type="gramStart"/>
+            <w:r>
+              <w:rPr>
+                <w:rFonts w:ascii="Courier New" w:hAnsi="Courier New" w:cs="Courier New"/>
+                <w:lang w:val="fr-FR"/>
+              </w:rPr>
+              <w:t>random.choice</w:t>
+            </w:r>
+            <w:proofErr w:type="gramEnd"/>
+            <w:r>
+              <w:rPr>
+                <w:rFonts w:ascii="Courier New" w:hAnsi="Courier New" w:cs="Courier New"/>
+                <w:lang w:val="fr-FR"/>
+              </w:rPr>
+              <w:t>(objekt)</w:t>
             </w:r>
           </w:p>
         </w:tc>
@@ -20386,6 +21312,7 @@
               <w:t xml:space="preserve"> i in </w:t>
             </w:r>
             <w:proofErr w:type="spellStart"/>
+            <w:proofErr w:type="gramStart"/>
             <w:r>
               <w:rPr>
                 <w:rFonts w:ascii="Courier New" w:hAnsi="Courier New" w:cs="Courier New"/>
@@ -20397,7 +21324,14 @@
               <w:rPr>
                 <w:rFonts w:ascii="Courier New" w:hAnsi="Courier New" w:cs="Courier New"/>
               </w:rPr>
-              <w:t xml:space="preserve">(3): </w:t>
+              <w:t>(</w:t>
+            </w:r>
+            <w:proofErr w:type="gramEnd"/>
+            <w:r>
+              <w:rPr>
+                <w:rFonts w:ascii="Courier New" w:hAnsi="Courier New" w:cs="Courier New"/>
+              </w:rPr>
+              <w:t xml:space="preserve">3): </w:t>
             </w:r>
           </w:p>
         </w:tc>
@@ -20455,7 +21389,14 @@
               <w:rPr>
                 <w:rFonts w:ascii="Courier New" w:hAnsi="Courier New" w:cs="Courier New"/>
               </w:rPr>
-              <w:t>bau_den_satz</w:t>
+              <w:t>bau_den_</w:t>
+            </w:r>
+            <w:proofErr w:type="gramStart"/>
+            <w:r>
+              <w:rPr>
+                <w:rFonts w:ascii="Courier New" w:hAnsi="Courier New" w:cs="Courier New"/>
+              </w:rPr>
+              <w:t>satz</w:t>
             </w:r>
             <w:proofErr w:type="spellEnd"/>
             <w:r>
@@ -20465,6 +21406,7 @@
               <w:t>(</w:t>
             </w:r>
             <w:proofErr w:type="spellStart"/>
+            <w:proofErr w:type="gramEnd"/>
             <w:r>
               <w:rPr>
                 <w:rFonts w:ascii="Courier New" w:hAnsi="Courier New" w:cs="Courier New"/>
@@ -21178,6 +22120,7 @@
               <w:t xml:space="preserve"> i in </w:t>
             </w:r>
             <w:proofErr w:type="spellStart"/>
+            <w:proofErr w:type="gramStart"/>
             <w:r>
               <w:rPr>
                 <w:rFonts w:ascii="Courier New" w:hAnsi="Courier New" w:cs="Courier New"/>
@@ -21189,7 +22132,14 @@
               <w:rPr>
                 <w:rFonts w:ascii="Courier New" w:hAnsi="Courier New" w:cs="Courier New"/>
               </w:rPr>
-              <w:t>(21):</w:t>
+              <w:t>(</w:t>
+            </w:r>
+            <w:proofErr w:type="gramEnd"/>
+            <w:r>
+              <w:rPr>
+                <w:rFonts w:ascii="Courier New" w:hAnsi="Courier New" w:cs="Courier New"/>
+              </w:rPr>
+              <w:t>21):</w:t>
             </w:r>
           </w:p>
         </w:tc>
@@ -21228,9 +22178,17 @@
               <w:rPr>
                 <w:rFonts w:ascii="Courier New" w:hAnsi="Courier New" w:cs="Courier New"/>
               </w:rPr>
-              <w:t>gbp_liste.append</w:t>
-            </w:r>
-            <w:proofErr w:type="spellEnd"/>
+              <w:t>gbp_</w:t>
+            </w:r>
+            <w:proofErr w:type="gramStart"/>
+            <w:r>
+              <w:rPr>
+                <w:rFonts w:ascii="Courier New" w:hAnsi="Courier New" w:cs="Courier New"/>
+              </w:rPr>
+              <w:t>liste.append</w:t>
+            </w:r>
+            <w:proofErr w:type="spellEnd"/>
+            <w:proofErr w:type="gramEnd"/>
             <w:r>
               <w:rPr>
                 <w:rFonts w:ascii="Courier New" w:hAnsi="Courier New" w:cs="Courier New"/>
@@ -21452,9 +22410,17 @@
               <w:rPr>
                 <w:rFonts w:ascii="Courier New" w:hAnsi="Courier New" w:cs="Courier New"/>
               </w:rPr>
-              <w:t>eur_liste.append</w:t>
-            </w:r>
-            <w:proofErr w:type="spellEnd"/>
+              <w:t>eur_</w:t>
+            </w:r>
+            <w:proofErr w:type="gramStart"/>
+            <w:r>
+              <w:rPr>
+                <w:rFonts w:ascii="Courier New" w:hAnsi="Courier New" w:cs="Courier New"/>
+              </w:rPr>
+              <w:t>liste.append</w:t>
+            </w:r>
+            <w:proofErr w:type="spellEnd"/>
+            <w:proofErr w:type="gramEnd"/>
             <w:r>
               <w:rPr>
                 <w:rFonts w:ascii="Courier New" w:hAnsi="Courier New" w:cs="Courier New"/>
@@ -21534,6 +22500,7 @@
               </w:rPr>
             </w:pPr>
             <w:proofErr w:type="spellStart"/>
+            <w:proofErr w:type="gramStart"/>
             <w:r>
               <w:rPr>
                 <w:rFonts w:ascii="Courier New" w:hAnsi="Courier New" w:cs="Courier New"/>
@@ -21545,7 +22512,14 @@
               <w:rPr>
                 <w:rFonts w:ascii="Courier New" w:hAnsi="Courier New" w:cs="Courier New"/>
               </w:rPr>
-              <w:t>("</w:t>
+              <w:t>(</w:t>
+            </w:r>
+            <w:proofErr w:type="gramEnd"/>
+            <w:r>
+              <w:rPr>
+                <w:rFonts w:ascii="Courier New" w:hAnsi="Courier New" w:cs="Courier New"/>
+              </w:rPr>
+              <w:t>"</w:t>
             </w:r>
             <w:proofErr w:type="spellStart"/>
             <w:r>
@@ -21603,13 +22577,47 @@
                 <w:lang w:val="fr-FR"/>
               </w:rPr>
             </w:pPr>
+            <w:proofErr w:type="gramStart"/>
             <w:r>
               <w:rPr>
                 <w:rFonts w:ascii="Courier New" w:hAnsi="Courier New" w:cs="Courier New"/>
                 <w:lang w:val="fr-FR"/>
               </w:rPr>
-              <w:t>for x, y in zip(gbp_liste, eur_liste):</w:t>
-            </w:r>
+              <w:t>for</w:t>
+            </w:r>
+            <w:proofErr w:type="gramEnd"/>
+            <w:r>
+              <w:rPr>
+                <w:rFonts w:ascii="Courier New" w:hAnsi="Courier New" w:cs="Courier New"/>
+                <w:lang w:val="fr-FR"/>
+              </w:rPr>
+              <w:t xml:space="preserve"> x, y in </w:t>
+            </w:r>
+            <w:proofErr w:type="gramStart"/>
+            <w:r>
+              <w:rPr>
+                <w:rFonts w:ascii="Courier New" w:hAnsi="Courier New" w:cs="Courier New"/>
+                <w:lang w:val="fr-FR"/>
+              </w:rPr>
+              <w:t>zip(</w:t>
+            </w:r>
+            <w:proofErr w:type="gramEnd"/>
+            <w:r>
+              <w:rPr>
+                <w:rFonts w:ascii="Courier New" w:hAnsi="Courier New" w:cs="Courier New"/>
+                <w:lang w:val="fr-FR"/>
+              </w:rPr>
+              <w:t>gbp_liste, eur_liste</w:t>
+            </w:r>
+            <w:proofErr w:type="gramStart"/>
+            <w:r>
+              <w:rPr>
+                <w:rFonts w:ascii="Courier New" w:hAnsi="Courier New" w:cs="Courier New"/>
+                <w:lang w:val="fr-FR"/>
+              </w:rPr>
+              <w:t>):</w:t>
+            </w:r>
+            <w:proofErr w:type="gramEnd"/>
           </w:p>
         </w:tc>
       </w:tr>
@@ -21644,7 +22652,23 @@
                 <w:rFonts w:ascii="Courier New" w:hAnsi="Courier New" w:cs="Courier New"/>
                 <w:lang w:val="fr-FR"/>
               </w:rPr>
-              <w:t xml:space="preserve">    print(x, y)</w:t>
+              <w:t xml:space="preserve">    </w:t>
+            </w:r>
+            <w:proofErr w:type="gramStart"/>
+            <w:r>
+              <w:rPr>
+                <w:rFonts w:ascii="Courier New" w:hAnsi="Courier New" w:cs="Courier New"/>
+                <w:lang w:val="fr-FR"/>
+              </w:rPr>
+              <w:t>print(</w:t>
+            </w:r>
+            <w:proofErr w:type="gramEnd"/>
+            <w:r>
+              <w:rPr>
+                <w:rFonts w:ascii="Courier New" w:hAnsi="Courier New" w:cs="Courier New"/>
+                <w:lang w:val="fr-FR"/>
+              </w:rPr>
+              <w:t>x, y)</w:t>
             </w:r>
           </w:p>
         </w:tc>
@@ -21666,6 +22690,7 @@
         <w:t xml:space="preserve">-Schleife liefert </w:t>
       </w:r>
       <w:proofErr w:type="spellStart"/>
+      <w:proofErr w:type="gramStart"/>
       <w:r>
         <w:t>zip</w:t>
       </w:r>
@@ -21674,6 +22699,7 @@
         <w:t>(</w:t>
       </w:r>
       <w:proofErr w:type="spellStart"/>
+      <w:proofErr w:type="gramEnd"/>
       <w:r>
         <w:t>gbp_liste</w:t>
       </w:r>
@@ -23117,12 +24143,37 @@
                 <w:lang w:val="fr-FR"/>
               </w:rPr>
             </w:pPr>
+            <w:proofErr w:type="gramStart"/>
             <w:r>
               <w:rPr>
                 <w:rFonts w:ascii="Courier New" w:hAnsi="Courier New" w:cs="Courier New"/>
                 <w:lang w:val="fr-FR"/>
               </w:rPr>
-              <w:t>import matplotlib.pyplot as plt</w:t>
+              <w:t>import</w:t>
+            </w:r>
+            <w:proofErr w:type="gramEnd"/>
+            <w:r>
+              <w:rPr>
+                <w:rFonts w:ascii="Courier New" w:hAnsi="Courier New" w:cs="Courier New"/>
+                <w:lang w:val="fr-FR"/>
+              </w:rPr>
+              <w:t xml:space="preserve"> </w:t>
+            </w:r>
+            <w:proofErr w:type="gramStart"/>
+            <w:r>
+              <w:rPr>
+                <w:rFonts w:ascii="Courier New" w:hAnsi="Courier New" w:cs="Courier New"/>
+                <w:lang w:val="fr-FR"/>
+              </w:rPr>
+              <w:t>matplotlib.pyplot</w:t>
+            </w:r>
+            <w:proofErr w:type="gramEnd"/>
+            <w:r>
+              <w:rPr>
+                <w:rFonts w:ascii="Courier New" w:hAnsi="Courier New" w:cs="Courier New"/>
+                <w:lang w:val="fr-FR"/>
+              </w:rPr>
+              <w:t xml:space="preserve"> as plt</w:t>
             </w:r>
           </w:p>
         </w:tc>
@@ -23191,6 +24242,7 @@
               </w:rPr>
             </w:pPr>
             <w:proofErr w:type="spellStart"/>
+            <w:proofErr w:type="gramStart"/>
             <w:r>
               <w:rPr>
                 <w:rFonts w:ascii="Courier New" w:hAnsi="Courier New" w:cs="Courier New"/>
@@ -23198,6 +24250,7 @@
               <w:t>plt.plot</w:t>
             </w:r>
             <w:proofErr w:type="spellEnd"/>
+            <w:proofErr w:type="gramEnd"/>
             <w:r>
               <w:rPr>
                 <w:rFonts w:ascii="Courier New" w:hAnsi="Courier New" w:cs="Courier New"/>
@@ -23232,6 +24285,7 @@
               </w:rPr>
             </w:pPr>
             <w:proofErr w:type="spellStart"/>
+            <w:proofErr w:type="gramStart"/>
             <w:r>
               <w:rPr>
                 <w:rFonts w:ascii="Courier New" w:hAnsi="Courier New" w:cs="Courier New"/>
@@ -23239,6 +24293,7 @@
               <w:t>plt.plot</w:t>
             </w:r>
             <w:proofErr w:type="spellEnd"/>
+            <w:proofErr w:type="gramEnd"/>
             <w:r>
               <w:rPr>
                 <w:rFonts w:ascii="Courier New" w:hAnsi="Courier New" w:cs="Courier New"/>
@@ -23273,6 +24328,7 @@
               </w:rPr>
             </w:pPr>
             <w:proofErr w:type="spellStart"/>
+            <w:proofErr w:type="gramStart"/>
             <w:r>
               <w:rPr>
                 <w:rFonts w:ascii="Courier New" w:hAnsi="Courier New" w:cs="Courier New"/>
@@ -23280,6 +24336,7 @@
               <w:t>plt.xlabel</w:t>
             </w:r>
             <w:proofErr w:type="spellEnd"/>
+            <w:proofErr w:type="gramEnd"/>
             <w:r>
               <w:rPr>
                 <w:rFonts w:ascii="Courier New" w:hAnsi="Courier New" w:cs="Courier New"/>
@@ -23314,6 +24371,7 @@
               </w:rPr>
             </w:pPr>
             <w:proofErr w:type="spellStart"/>
+            <w:proofErr w:type="gramStart"/>
             <w:r>
               <w:rPr>
                 <w:rFonts w:ascii="Courier New" w:hAnsi="Courier New" w:cs="Courier New"/>
@@ -23321,6 +24379,7 @@
               <w:t>plt.ylabel</w:t>
             </w:r>
             <w:proofErr w:type="spellEnd"/>
+            <w:proofErr w:type="gramEnd"/>
             <w:r>
               <w:rPr>
                 <w:rFonts w:ascii="Courier New" w:hAnsi="Courier New" w:cs="Courier New"/>
@@ -23355,6 +24414,7 @@
               </w:rPr>
             </w:pPr>
             <w:proofErr w:type="spellStart"/>
+            <w:proofErr w:type="gramStart"/>
             <w:r>
               <w:rPr>
                 <w:rFonts w:ascii="Courier New" w:hAnsi="Courier New" w:cs="Courier New"/>
@@ -23362,6 +24422,7 @@
               <w:t>plt.show</w:t>
             </w:r>
             <w:proofErr w:type="spellEnd"/>
+            <w:proofErr w:type="gramEnd"/>
             <w:r>
               <w:rPr>
                 <w:rFonts w:ascii="Courier New" w:hAnsi="Courier New" w:cs="Courier New"/>
@@ -23429,8 +24490,13 @@
       <w:r>
         <w:br/>
       </w:r>
-      <w:r>
-        <w:t xml:space="preserve">Besitzer,  Farbe, Typ </w:t>
+      <w:proofErr w:type="gramStart"/>
+      <w:r>
+        <w:t>Besitzer,  Farbe</w:t>
+      </w:r>
+      <w:proofErr w:type="gramEnd"/>
+      <w:r>
+        <w:t xml:space="preserve">, Typ </w:t>
       </w:r>
       <w:r>
         <w:t>(Touring, Renn, Mountain)</w:t>
@@ -23699,128 +24765,130 @@
                 <w:sz w:val="18"/>
                 <w:szCs w:val="18"/>
               </w:rPr>
-              <w:t>__(</w:t>
-            </w:r>
-            <w:proofErr w:type="spellStart"/>
+              <w:t>_</w:t>
+            </w:r>
+            <w:proofErr w:type="gramStart"/>
             <w:r>
               <w:rPr>
                 <w:rFonts w:ascii="Courier New" w:hAnsi="Courier New" w:cs="Courier New"/>
                 <w:sz w:val="18"/>
                 <w:szCs w:val="18"/>
               </w:rPr>
-              <w:t>self</w:t>
-            </w:r>
-            <w:proofErr w:type="spellEnd"/>
+              <w:t>_(</w:t>
+            </w:r>
+            <w:proofErr w:type="spellStart"/>
+            <w:proofErr w:type="gramEnd"/>
             <w:r>
               <w:rPr>
                 <w:rFonts w:ascii="Courier New" w:hAnsi="Courier New" w:cs="Courier New"/>
                 <w:sz w:val="18"/>
                 <w:szCs w:val="18"/>
               </w:rPr>
-              <w:t xml:space="preserve">, </w:t>
-            </w:r>
-            <w:proofErr w:type="spellStart"/>
+              <w:t>self</w:t>
+            </w:r>
+            <w:proofErr w:type="spellEnd"/>
             <w:r>
               <w:rPr>
                 <w:rFonts w:ascii="Courier New" w:hAnsi="Courier New" w:cs="Courier New"/>
                 <w:sz w:val="18"/>
                 <w:szCs w:val="18"/>
               </w:rPr>
-              <w:t>rufname</w:t>
-            </w:r>
-            <w:proofErr w:type="spellEnd"/>
+              <w:t xml:space="preserve">, </w:t>
+            </w:r>
+            <w:proofErr w:type="spellStart"/>
             <w:r>
               <w:rPr>
                 <w:rFonts w:ascii="Courier New" w:hAnsi="Courier New" w:cs="Courier New"/>
                 <w:sz w:val="18"/>
                 <w:szCs w:val="18"/>
               </w:rPr>
-              <w:t xml:space="preserve">, </w:t>
-            </w:r>
-            <w:proofErr w:type="spellStart"/>
+              <w:t>rufname</w:t>
+            </w:r>
+            <w:proofErr w:type="spellEnd"/>
             <w:r>
               <w:rPr>
                 <w:rFonts w:ascii="Courier New" w:hAnsi="Courier New" w:cs="Courier New"/>
                 <w:sz w:val="18"/>
                 <w:szCs w:val="18"/>
               </w:rPr>
-              <w:t>farbe</w:t>
-            </w:r>
-            <w:proofErr w:type="spellEnd"/>
+              <w:t xml:space="preserve">, </w:t>
+            </w:r>
+            <w:proofErr w:type="spellStart"/>
             <w:r>
               <w:rPr>
                 <w:rFonts w:ascii="Courier New" w:hAnsi="Courier New" w:cs="Courier New"/>
                 <w:sz w:val="18"/>
                 <w:szCs w:val="18"/>
               </w:rPr>
-              <w:t>, alter)</w:t>
-            </w:r>
-          </w:p>
-        </w:tc>
-        <w:tc>
-          <w:tcPr>
-            <w:tcW w:w="5499" w:type="dxa"/>
-          </w:tcPr>
-          <w:p>
-            <w:pPr>
+              <w:t>farbe</w:t>
+            </w:r>
+            <w:proofErr w:type="spellEnd"/>
+            <w:r>
               <w:rPr>
                 <w:rFonts w:ascii="Courier New" w:hAnsi="Courier New" w:cs="Courier New"/>
                 <w:sz w:val="18"/>
                 <w:szCs w:val="18"/>
               </w:rPr>
-            </w:pPr>
-            <w:r>
+              <w:t>, alter)</w:t>
+            </w:r>
+          </w:p>
+        </w:tc>
+        <w:tc>
+          <w:tcPr>
+            <w:tcW w:w="5499" w:type="dxa"/>
+          </w:tcPr>
+          <w:p>
+            <w:pPr>
               <w:rPr>
                 <w:rFonts w:ascii="Courier New" w:hAnsi="Courier New" w:cs="Courier New"/>
                 <w:sz w:val="18"/>
                 <w:szCs w:val="18"/>
               </w:rPr>
-              <w:t>__</w:t>
-            </w:r>
-            <w:proofErr w:type="spellStart"/>
+            </w:pPr>
             <w:r>
               <w:rPr>
                 <w:rFonts w:ascii="Courier New" w:hAnsi="Courier New" w:cs="Courier New"/>
                 <w:sz w:val="18"/>
                 <w:szCs w:val="18"/>
               </w:rPr>
-              <w:t>init</w:t>
-            </w:r>
-            <w:proofErr w:type="spellEnd"/>
+              <w:t>__</w:t>
+            </w:r>
+            <w:proofErr w:type="spellStart"/>
             <w:r>
               <w:rPr>
                 <w:rFonts w:ascii="Courier New" w:hAnsi="Courier New" w:cs="Courier New"/>
                 <w:sz w:val="18"/>
                 <w:szCs w:val="18"/>
               </w:rPr>
-              <w:t>__(</w:t>
-            </w:r>
-            <w:proofErr w:type="spellStart"/>
+              <w:t>init</w:t>
+            </w:r>
+            <w:proofErr w:type="spellEnd"/>
             <w:r>
               <w:rPr>
                 <w:rFonts w:ascii="Courier New" w:hAnsi="Courier New" w:cs="Courier New"/>
                 <w:sz w:val="18"/>
                 <w:szCs w:val="18"/>
               </w:rPr>
-              <w:t>self</w:t>
-            </w:r>
-            <w:proofErr w:type="spellEnd"/>
+              <w:t>_</w:t>
+            </w:r>
+            <w:proofErr w:type="gramStart"/>
             <w:r>
               <w:rPr>
                 <w:rFonts w:ascii="Courier New" w:hAnsi="Courier New" w:cs="Courier New"/>
                 <w:sz w:val="18"/>
                 <w:szCs w:val="18"/>
               </w:rPr>
-              <w:t xml:space="preserve">, </w:t>
-            </w:r>
-            <w:proofErr w:type="spellStart"/>
+              <w:t>_(</w:t>
+            </w:r>
+            <w:proofErr w:type="spellStart"/>
+            <w:proofErr w:type="gramEnd"/>
             <w:r>
               <w:rPr>
                 <w:rFonts w:ascii="Courier New" w:hAnsi="Courier New" w:cs="Courier New"/>
                 <w:sz w:val="18"/>
                 <w:szCs w:val="18"/>
               </w:rPr>
-              <w:t>besitzer</w:t>
+              <w:t>self</w:t>
             </w:r>
             <w:proofErr w:type="spellEnd"/>
             <w:r>
@@ -23838,7 +24906,7 @@
                 <w:sz w:val="18"/>
                 <w:szCs w:val="18"/>
               </w:rPr>
-              <w:t>farbe</w:t>
+              <w:t>besitzer</w:t>
             </w:r>
             <w:proofErr w:type="spellEnd"/>
             <w:r>
@@ -23847,7 +24915,7 @@
                 <w:sz w:val="18"/>
                 <w:szCs w:val="18"/>
               </w:rPr>
-              <w:t xml:space="preserve">, typ, </w:t>
+              <w:t xml:space="preserve">, </w:t>
             </w:r>
             <w:proofErr w:type="spellStart"/>
             <w:r>
@@ -23856,7 +24924,7 @@
                 <w:sz w:val="18"/>
                 <w:szCs w:val="18"/>
               </w:rPr>
-              <w:t>gaenge</w:t>
+              <w:t>farbe</w:t>
             </w:r>
             <w:proofErr w:type="spellEnd"/>
             <w:r>
@@ -23865,39 +24933,33 @@
                 <w:sz w:val="18"/>
                 <w:szCs w:val="18"/>
               </w:rPr>
-              <w:t>)</w:t>
-            </w:r>
-          </w:p>
-        </w:tc>
-      </w:tr>
-      <w:tr>
-        <w:tc>
-          <w:tcPr>
-            <w:tcW w:w="4876" w:type="dxa"/>
-          </w:tcPr>
-          <w:p>
-            <w:pPr>
+              <w:t xml:space="preserve">, typ, </w:t>
+            </w:r>
+            <w:proofErr w:type="spellStart"/>
+            <w:r>
               <w:rPr>
                 <w:rFonts w:ascii="Courier New" w:hAnsi="Courier New" w:cs="Courier New"/>
                 <w:sz w:val="18"/>
                 <w:szCs w:val="18"/>
               </w:rPr>
-            </w:pPr>
-            <w:proofErr w:type="spellStart"/>
+              <w:t>gaenge</w:t>
+            </w:r>
+            <w:proofErr w:type="spellEnd"/>
             <w:r>
               <w:rPr>
                 <w:rFonts w:ascii="Courier New" w:hAnsi="Courier New" w:cs="Courier New"/>
                 <w:sz w:val="18"/>
                 <w:szCs w:val="18"/>
               </w:rPr>
-              <w:t>rufname</w:t>
-            </w:r>
-            <w:proofErr w:type="spellEnd"/>
-          </w:p>
-        </w:tc>
-        <w:tc>
-          <w:tcPr>
-            <w:tcW w:w="5499" w:type="dxa"/>
+              <w:t>)</w:t>
+            </w:r>
+          </w:p>
+        </w:tc>
+      </w:tr>
+      <w:tr>
+        <w:tc>
+          <w:tcPr>
+            <w:tcW w:w="4876" w:type="dxa"/>
           </w:tcPr>
           <w:p>
             <w:pPr>
@@ -23914,16 +24976,14 @@
                 <w:sz w:val="18"/>
                 <w:szCs w:val="18"/>
               </w:rPr>
-              <w:t>besitzer</w:t>
-            </w:r>
-            <w:proofErr w:type="spellEnd"/>
-          </w:p>
-        </w:tc>
-      </w:tr>
-      <w:tr>
-        <w:tc>
-          <w:tcPr>
-            <w:tcW w:w="4876" w:type="dxa"/>
+              <w:t>rufname</w:t>
+            </w:r>
+            <w:proofErr w:type="spellEnd"/>
+          </w:p>
+        </w:tc>
+        <w:tc>
+          <w:tcPr>
+            <w:tcW w:w="5499" w:type="dxa"/>
           </w:tcPr>
           <w:p>
             <w:pPr>
@@ -23940,14 +25000,16 @@
                 <w:sz w:val="18"/>
                 <w:szCs w:val="18"/>
               </w:rPr>
-              <w:t>farbe</w:t>
-            </w:r>
-            <w:proofErr w:type="spellEnd"/>
-          </w:p>
-        </w:tc>
-        <w:tc>
-          <w:tcPr>
-            <w:tcW w:w="5499" w:type="dxa"/>
+              <w:t>besitzer</w:t>
+            </w:r>
+            <w:proofErr w:type="spellEnd"/>
+          </w:p>
+        </w:tc>
+      </w:tr>
+      <w:tr>
+        <w:tc>
+          <w:tcPr>
+            <w:tcW w:w="4876" w:type="dxa"/>
           </w:tcPr>
           <w:p>
             <w:pPr>
@@ -23969,11 +25031,9 @@
             <w:proofErr w:type="spellEnd"/>
           </w:p>
         </w:tc>
-      </w:tr>
-      <w:tr>
-        <w:tc>
-          <w:tcPr>
-            <w:tcW w:w="4876" w:type="dxa"/>
+        <w:tc>
+          <w:tcPr>
+            <w:tcW w:w="5499" w:type="dxa"/>
           </w:tcPr>
           <w:p>
             <w:pPr>
@@ -23983,35 +25043,37 @@
                 <w:szCs w:val="18"/>
               </w:rPr>
             </w:pPr>
-          </w:p>
-        </w:tc>
-        <w:tc>
-          <w:tcPr>
-            <w:tcW w:w="5499" w:type="dxa"/>
-          </w:tcPr>
-          <w:p>
-            <w:pPr>
+            <w:proofErr w:type="spellStart"/>
+            <w:r>
               <w:rPr>
                 <w:rFonts w:ascii="Courier New" w:hAnsi="Courier New" w:cs="Courier New"/>
                 <w:sz w:val="18"/>
                 <w:szCs w:val="18"/>
               </w:rPr>
-            </w:pPr>
-            <w:r>
+              <w:t>farbe</w:t>
+            </w:r>
+            <w:proofErr w:type="spellEnd"/>
+          </w:p>
+        </w:tc>
+      </w:tr>
+      <w:tr>
+        <w:tc>
+          <w:tcPr>
+            <w:tcW w:w="4876" w:type="dxa"/>
+          </w:tcPr>
+          <w:p>
+            <w:pPr>
               <w:rPr>
                 <w:rFonts w:ascii="Courier New" w:hAnsi="Courier New" w:cs="Courier New"/>
                 <w:sz w:val="18"/>
                 <w:szCs w:val="18"/>
               </w:rPr>
-              <w:t>typ</w:t>
-            </w:r>
-          </w:p>
-        </w:tc>
-      </w:tr>
-      <w:tr>
-        <w:tc>
-          <w:tcPr>
-            <w:tcW w:w="4876" w:type="dxa"/>
+            </w:pPr>
+          </w:p>
+        </w:tc>
+        <w:tc>
+          <w:tcPr>
+            <w:tcW w:w="5499" w:type="dxa"/>
           </w:tcPr>
           <w:p>
             <w:pPr>
@@ -24027,13 +25089,15 @@
                 <w:sz w:val="18"/>
                 <w:szCs w:val="18"/>
               </w:rPr>
-              <w:t>alter</w:t>
-            </w:r>
-          </w:p>
-        </w:tc>
-        <w:tc>
-          <w:tcPr>
-            <w:tcW w:w="5499" w:type="dxa"/>
+              <w:t>typ</w:t>
+            </w:r>
+          </w:p>
+        </w:tc>
+      </w:tr>
+      <w:tr>
+        <w:tc>
+          <w:tcPr>
+            <w:tcW w:w="4876" w:type="dxa"/>
           </w:tcPr>
           <w:p>
             <w:pPr>
@@ -24043,23 +25107,19 @@
                 <w:szCs w:val="18"/>
               </w:rPr>
             </w:pPr>
-            <w:proofErr w:type="spellStart"/>
             <w:r>
               <w:rPr>
                 <w:rFonts w:ascii="Courier New" w:hAnsi="Courier New" w:cs="Courier New"/>
                 <w:sz w:val="18"/>
                 <w:szCs w:val="18"/>
               </w:rPr>
-              <w:t>gaenge</w:t>
-            </w:r>
-            <w:proofErr w:type="spellEnd"/>
-          </w:p>
-        </w:tc>
-      </w:tr>
-      <w:tr>
-        <w:tc>
-          <w:tcPr>
-            <w:tcW w:w="4876" w:type="dxa"/>
+              <w:t>alter</w:t>
+            </w:r>
+          </w:p>
+        </w:tc>
+        <w:tc>
+          <w:tcPr>
+            <w:tcW w:w="5499" w:type="dxa"/>
           </w:tcPr>
           <w:p>
             <w:pPr>
@@ -24076,14 +25136,16 @@
                 <w:sz w:val="18"/>
                 <w:szCs w:val="18"/>
               </w:rPr>
-              <w:t>schlafdauer</w:t>
-            </w:r>
-            <w:proofErr w:type="spellEnd"/>
-          </w:p>
-        </w:tc>
-        <w:tc>
-          <w:tcPr>
-            <w:tcW w:w="5499" w:type="dxa"/>
+              <w:t>gaenge</w:t>
+            </w:r>
+            <w:proofErr w:type="spellEnd"/>
+          </w:p>
+        </w:tc>
+      </w:tr>
+      <w:tr>
+        <w:tc>
+          <w:tcPr>
+            <w:tcW w:w="4876" w:type="dxa"/>
           </w:tcPr>
           <w:p>
             <w:pPr>
@@ -24100,16 +25162,14 @@
                 <w:sz w:val="18"/>
                 <w:szCs w:val="18"/>
               </w:rPr>
-              <w:t>kmstand</w:t>
-            </w:r>
-            <w:proofErr w:type="spellEnd"/>
-          </w:p>
-        </w:tc>
-      </w:tr>
-      <w:tr>
-        <w:tc>
-          <w:tcPr>
-            <w:tcW w:w="4876" w:type="dxa"/>
+              <w:t>schlafdauer</w:t>
+            </w:r>
+            <w:proofErr w:type="spellEnd"/>
+          </w:p>
+        </w:tc>
+        <w:tc>
+          <w:tcPr>
+            <w:tcW w:w="5499" w:type="dxa"/>
           </w:tcPr>
           <w:p>
             <w:pPr>
@@ -24126,14 +25186,16 @@
                 <w:sz w:val="18"/>
                 <w:szCs w:val="18"/>
               </w:rPr>
-              <w:t>tut_miauen</w:t>
-            </w:r>
-            <w:proofErr w:type="spellEnd"/>
-          </w:p>
-        </w:tc>
-        <w:tc>
-          <w:tcPr>
-            <w:tcW w:w="5499" w:type="dxa"/>
+              <w:t>kmstand</w:t>
+            </w:r>
+            <w:proofErr w:type="spellEnd"/>
+          </w:p>
+        </w:tc>
+      </w:tr>
+      <w:tr>
+        <w:tc>
+          <w:tcPr>
+            <w:tcW w:w="4876" w:type="dxa"/>
           </w:tcPr>
           <w:p>
             <w:pPr>
@@ -24143,21 +25205,21 @@
                 <w:szCs w:val="18"/>
               </w:rPr>
             </w:pPr>
+            <w:proofErr w:type="spellStart"/>
             <w:r>
               <w:rPr>
                 <w:rFonts w:ascii="Courier New" w:hAnsi="Courier New" w:cs="Courier New"/>
                 <w:sz w:val="18"/>
                 <w:szCs w:val="18"/>
               </w:rPr>
-              <w:t>klingeln</w:t>
-            </w:r>
-          </w:p>
-        </w:tc>
-      </w:tr>
-      <w:tr>
-        <w:tc>
-          <w:tcPr>
-            <w:tcW w:w="4876" w:type="dxa"/>
+              <w:t>tut_miauen</w:t>
+            </w:r>
+            <w:proofErr w:type="spellEnd"/>
+          </w:p>
+        </w:tc>
+        <w:tc>
+          <w:tcPr>
+            <w:tcW w:w="5499" w:type="dxa"/>
           </w:tcPr>
           <w:p>
             <w:pPr>
@@ -24167,21 +25229,21 @@
                 <w:szCs w:val="18"/>
               </w:rPr>
             </w:pPr>
-            <w:proofErr w:type="spellStart"/>
             <w:r>
               <w:rPr>
                 <w:rFonts w:ascii="Courier New" w:hAnsi="Courier New" w:cs="Courier New"/>
                 <w:sz w:val="18"/>
                 <w:szCs w:val="18"/>
               </w:rPr>
-              <w:t>tut_schlafen</w:t>
-            </w:r>
-            <w:proofErr w:type="spellEnd"/>
-          </w:p>
-        </w:tc>
-        <w:tc>
-          <w:tcPr>
-            <w:tcW w:w="5499" w:type="dxa"/>
+              <w:t>klingeln</w:t>
+            </w:r>
+          </w:p>
+        </w:tc>
+      </w:tr>
+      <w:tr>
+        <w:tc>
+          <w:tcPr>
+            <w:tcW w:w="4876" w:type="dxa"/>
           </w:tcPr>
           <w:p>
             <w:pPr>
@@ -24191,21 +25253,21 @@
                 <w:szCs w:val="18"/>
               </w:rPr>
             </w:pPr>
+            <w:proofErr w:type="spellStart"/>
             <w:r>
               <w:rPr>
                 <w:rFonts w:ascii="Courier New" w:hAnsi="Courier New" w:cs="Courier New"/>
                 <w:sz w:val="18"/>
                 <w:szCs w:val="18"/>
               </w:rPr>
-              <w:t>fahren</w:t>
-            </w:r>
-          </w:p>
-        </w:tc>
-      </w:tr>
-      <w:tr>
-        <w:tc>
-          <w:tcPr>
-            <w:tcW w:w="4876" w:type="dxa"/>
+              <w:t>tut_schlafen</w:t>
+            </w:r>
+            <w:proofErr w:type="spellEnd"/>
+          </w:p>
+        </w:tc>
+        <w:tc>
+          <w:tcPr>
+            <w:tcW w:w="5499" w:type="dxa"/>
           </w:tcPr>
           <w:p>
             <w:pPr>
@@ -24215,21 +25277,21 @@
                 <w:szCs w:val="18"/>
               </w:rPr>
             </w:pPr>
-            <w:proofErr w:type="spellStart"/>
             <w:r>
               <w:rPr>
                 <w:rFonts w:ascii="Courier New" w:hAnsi="Courier New" w:cs="Courier New"/>
                 <w:sz w:val="18"/>
                 <w:szCs w:val="18"/>
               </w:rPr>
-              <w:t>katze_sammy</w:t>
-            </w:r>
-            <w:proofErr w:type="spellEnd"/>
-          </w:p>
-        </w:tc>
-        <w:tc>
-          <w:tcPr>
-            <w:tcW w:w="5499" w:type="dxa"/>
+              <w:t>fahren</w:t>
+            </w:r>
+          </w:p>
+        </w:tc>
+      </w:tr>
+      <w:tr>
+        <w:tc>
+          <w:tcPr>
+            <w:tcW w:w="4876" w:type="dxa"/>
           </w:tcPr>
           <w:p>
             <w:pPr>
@@ -24246,16 +25308,14 @@
                 <w:sz w:val="18"/>
                 <w:szCs w:val="18"/>
               </w:rPr>
-              <w:t>mein_fahrrad</w:t>
-            </w:r>
-            <w:proofErr w:type="spellEnd"/>
-          </w:p>
-        </w:tc>
-      </w:tr>
-      <w:tr>
-        <w:tc>
-          <w:tcPr>
-            <w:tcW w:w="4876" w:type="dxa"/>
+              <w:t>katze_sammy</w:t>
+            </w:r>
+            <w:proofErr w:type="spellEnd"/>
+          </w:p>
+        </w:tc>
+        <w:tc>
+          <w:tcPr>
+            <w:tcW w:w="5499" w:type="dxa"/>
           </w:tcPr>
           <w:p>
             <w:pPr>
@@ -24272,14 +25332,16 @@
                 <w:sz w:val="18"/>
                 <w:szCs w:val="18"/>
               </w:rPr>
-              <w:t>katze_sammy.rufname</w:t>
-            </w:r>
-            <w:proofErr w:type="spellEnd"/>
-          </w:p>
-        </w:tc>
-        <w:tc>
-          <w:tcPr>
-            <w:tcW w:w="5499" w:type="dxa"/>
+              <w:t>mein_fahrrad</w:t>
+            </w:r>
+            <w:proofErr w:type="spellEnd"/>
+          </w:p>
+        </w:tc>
+      </w:tr>
+      <w:tr>
+        <w:tc>
+          <w:tcPr>
+            <w:tcW w:w="4876" w:type="dxa"/>
           </w:tcPr>
           <w:p>
             <w:pPr>
@@ -24296,59 +25358,53 @@
                 <w:sz w:val="18"/>
                 <w:szCs w:val="18"/>
               </w:rPr>
-              <w:t>mein_fahrrad.besitzer</w:t>
-            </w:r>
-            <w:proofErr w:type="spellEnd"/>
-          </w:p>
-        </w:tc>
-      </w:tr>
-      <w:tr>
-        <w:tc>
-          <w:tcPr>
-            <w:tcW w:w="4876" w:type="dxa"/>
-          </w:tcPr>
-          <w:p>
-            <w:pPr>
+              <w:t>katze_</w:t>
+            </w:r>
+            <w:proofErr w:type="gramStart"/>
+            <w:r>
               <w:rPr>
                 <w:rFonts w:ascii="Courier New" w:hAnsi="Courier New" w:cs="Courier New"/>
                 <w:sz w:val="18"/>
                 <w:szCs w:val="18"/>
               </w:rPr>
-            </w:pPr>
-            <w:proofErr w:type="spellStart"/>
-            <w:r>
+              <w:t>sammy.rufname</w:t>
+            </w:r>
+            <w:proofErr w:type="spellEnd"/>
+            <w:proofErr w:type="gramEnd"/>
+          </w:p>
+        </w:tc>
+        <w:tc>
+          <w:tcPr>
+            <w:tcW w:w="5499" w:type="dxa"/>
+          </w:tcPr>
+          <w:p>
+            <w:pPr>
               <w:rPr>
                 <w:rFonts w:ascii="Courier New" w:hAnsi="Courier New" w:cs="Courier New"/>
                 <w:sz w:val="18"/>
                 <w:szCs w:val="18"/>
               </w:rPr>
-              <w:t>katze_sammy.farbe</w:t>
-            </w:r>
-            <w:proofErr w:type="spellEnd"/>
-          </w:p>
-        </w:tc>
-        <w:tc>
-          <w:tcPr>
-            <w:tcW w:w="5499" w:type="dxa"/>
-          </w:tcPr>
-          <w:p>
-            <w:pPr>
+            </w:pPr>
+            <w:proofErr w:type="spellStart"/>
+            <w:r>
               <w:rPr>
                 <w:rFonts w:ascii="Courier New" w:hAnsi="Courier New" w:cs="Courier New"/>
                 <w:sz w:val="18"/>
                 <w:szCs w:val="18"/>
               </w:rPr>
-            </w:pPr>
-            <w:proofErr w:type="spellStart"/>
+              <w:t>mein_</w:t>
+            </w:r>
+            <w:proofErr w:type="gramStart"/>
             <w:r>
               <w:rPr>
                 <w:rFonts w:ascii="Courier New" w:hAnsi="Courier New" w:cs="Courier New"/>
                 <w:sz w:val="18"/>
                 <w:szCs w:val="18"/>
               </w:rPr>
-              <w:t>mein_fahrrad.farbe</w:t>
-            </w:r>
-            <w:proofErr w:type="spellEnd"/>
+              <w:t>fahrrad.besitzer</w:t>
+            </w:r>
+            <w:proofErr w:type="spellEnd"/>
+            <w:proofErr w:type="gramEnd"/>
           </w:p>
         </w:tc>
       </w:tr>
@@ -24365,37 +25421,31 @@
                 <w:szCs w:val="18"/>
               </w:rPr>
             </w:pPr>
-          </w:p>
-        </w:tc>
-        <w:tc>
-          <w:tcPr>
-            <w:tcW w:w="5499" w:type="dxa"/>
-          </w:tcPr>
-          <w:p>
-            <w:pPr>
+            <w:proofErr w:type="spellStart"/>
+            <w:r>
               <w:rPr>
                 <w:rFonts w:ascii="Courier New" w:hAnsi="Courier New" w:cs="Courier New"/>
                 <w:sz w:val="18"/>
                 <w:szCs w:val="18"/>
               </w:rPr>
-            </w:pPr>
-            <w:proofErr w:type="spellStart"/>
+              <w:t>katze_</w:t>
+            </w:r>
+            <w:proofErr w:type="gramStart"/>
             <w:r>
               <w:rPr>
                 <w:rFonts w:ascii="Courier New" w:hAnsi="Courier New" w:cs="Courier New"/>
                 <w:sz w:val="18"/>
                 <w:szCs w:val="18"/>
               </w:rPr>
-              <w:t>mein_fahrrad.typ</w:t>
-            </w:r>
-            <w:proofErr w:type="spellEnd"/>
-          </w:p>
-        </w:tc>
-      </w:tr>
-      <w:tr>
-        <w:tc>
-          <w:tcPr>
-            <w:tcW w:w="4876" w:type="dxa"/>
+              <w:t>sammy.farbe</w:t>
+            </w:r>
+            <w:proofErr w:type="spellEnd"/>
+            <w:proofErr w:type="gramEnd"/>
+          </w:p>
+        </w:tc>
+        <w:tc>
+          <w:tcPr>
+            <w:tcW w:w="5499" w:type="dxa"/>
           </w:tcPr>
           <w:p>
             <w:pPr>
@@ -24412,40 +25462,40 @@
                 <w:sz w:val="18"/>
                 <w:szCs w:val="18"/>
               </w:rPr>
-              <w:t>katze_sammy.alter</w:t>
-            </w:r>
-            <w:proofErr w:type="spellEnd"/>
-          </w:p>
-        </w:tc>
-        <w:tc>
-          <w:tcPr>
-            <w:tcW w:w="5499" w:type="dxa"/>
-          </w:tcPr>
-          <w:p>
-            <w:pPr>
+              <w:t>mein_</w:t>
+            </w:r>
+            <w:proofErr w:type="gramStart"/>
+            <w:r>
               <w:rPr>
                 <w:rFonts w:ascii="Courier New" w:hAnsi="Courier New" w:cs="Courier New"/>
                 <w:sz w:val="18"/>
                 <w:szCs w:val="18"/>
               </w:rPr>
-            </w:pPr>
-            <w:proofErr w:type="spellStart"/>
-            <w:r>
+              <w:t>fahrrad.farbe</w:t>
+            </w:r>
+            <w:proofErr w:type="spellEnd"/>
+            <w:proofErr w:type="gramEnd"/>
+          </w:p>
+        </w:tc>
+      </w:tr>
+      <w:tr>
+        <w:tc>
+          <w:tcPr>
+            <w:tcW w:w="4876" w:type="dxa"/>
+          </w:tcPr>
+          <w:p>
+            <w:pPr>
               <w:rPr>
                 <w:rFonts w:ascii="Courier New" w:hAnsi="Courier New" w:cs="Courier New"/>
                 <w:sz w:val="18"/>
                 <w:szCs w:val="18"/>
               </w:rPr>
-              <w:t>mein_fahrrad.gaenge</w:t>
-            </w:r>
-            <w:proofErr w:type="spellEnd"/>
-          </w:p>
-        </w:tc>
-      </w:tr>
-      <w:tr>
-        <w:tc>
-          <w:tcPr>
-            <w:tcW w:w="4876" w:type="dxa"/>
+            </w:pPr>
+          </w:p>
+        </w:tc>
+        <w:tc>
+          <w:tcPr>
+            <w:tcW w:w="5499" w:type="dxa"/>
           </w:tcPr>
           <w:p>
             <w:pPr>
@@ -24462,14 +25512,16 @@
                 <w:sz w:val="18"/>
                 <w:szCs w:val="18"/>
               </w:rPr>
-              <w:t>katze_soni</w:t>
-            </w:r>
-            <w:proofErr w:type="spellEnd"/>
-          </w:p>
-        </w:tc>
-        <w:tc>
-          <w:tcPr>
-            <w:tcW w:w="5499" w:type="dxa"/>
+              <w:t>mein_fahrrad.typ</w:t>
+            </w:r>
+            <w:proofErr w:type="spellEnd"/>
+          </w:p>
+        </w:tc>
+      </w:tr>
+      <w:tr>
+        <w:tc>
+          <w:tcPr>
+            <w:tcW w:w="4876" w:type="dxa"/>
           </w:tcPr>
           <w:p>
             <w:pPr>
@@ -24486,24 +25538,24 @@
                 <w:sz w:val="18"/>
                 <w:szCs w:val="18"/>
               </w:rPr>
-              <w:t>leih</w:t>
-            </w:r>
+              <w:t>katze_</w:t>
+            </w:r>
+            <w:proofErr w:type="gramStart"/>
             <w:r>
               <w:rPr>
                 <w:rFonts w:ascii="Courier New" w:hAnsi="Courier New" w:cs="Courier New"/>
                 <w:sz w:val="18"/>
                 <w:szCs w:val="18"/>
               </w:rPr>
-              <w:t>_fahrrad</w:t>
-            </w:r>
-            <w:proofErr w:type="spellEnd"/>
-          </w:p>
-        </w:tc>
-      </w:tr>
-      <w:tr>
-        <w:tc>
-          <w:tcPr>
-            <w:tcW w:w="4876" w:type="dxa"/>
+              <w:t>sammy.alter</w:t>
+            </w:r>
+            <w:proofErr w:type="spellEnd"/>
+            <w:proofErr w:type="gramEnd"/>
+          </w:p>
+        </w:tc>
+        <w:tc>
+          <w:tcPr>
+            <w:tcW w:w="5499" w:type="dxa"/>
           </w:tcPr>
           <w:p>
             <w:pPr>
@@ -24520,81 +25572,75 @@
                 <w:sz w:val="18"/>
                 <w:szCs w:val="18"/>
               </w:rPr>
-              <w:t>katze_sammy.tut_miauen</w:t>
-            </w:r>
-            <w:proofErr w:type="spellEnd"/>
-          </w:p>
-        </w:tc>
-        <w:tc>
-          <w:tcPr>
-            <w:tcW w:w="5499" w:type="dxa"/>
-          </w:tcPr>
-          <w:p>
-            <w:pPr>
+              <w:t>mein_</w:t>
+            </w:r>
+            <w:proofErr w:type="gramStart"/>
+            <w:r>
               <w:rPr>
                 <w:rFonts w:ascii="Courier New" w:hAnsi="Courier New" w:cs="Courier New"/>
                 <w:sz w:val="18"/>
                 <w:szCs w:val="18"/>
               </w:rPr>
-            </w:pPr>
-            <w:proofErr w:type="spellStart"/>
-            <w:r>
+              <w:t>fahrrad.gaenge</w:t>
+            </w:r>
+            <w:proofErr w:type="spellEnd"/>
+            <w:proofErr w:type="gramEnd"/>
+          </w:p>
+        </w:tc>
+      </w:tr>
+      <w:tr>
+        <w:tc>
+          <w:tcPr>
+            <w:tcW w:w="4876" w:type="dxa"/>
+          </w:tcPr>
+          <w:p>
+            <w:pPr>
               <w:rPr>
                 <w:rFonts w:ascii="Courier New" w:hAnsi="Courier New" w:cs="Courier New"/>
                 <w:sz w:val="18"/>
                 <w:szCs w:val="18"/>
               </w:rPr>
-              <w:t>mein_fahrrad.klingeln</w:t>
-            </w:r>
-            <w:proofErr w:type="spellEnd"/>
-          </w:p>
-        </w:tc>
-      </w:tr>
-      <w:tr>
-        <w:tc>
-          <w:tcPr>
-            <w:tcW w:w="4876" w:type="dxa"/>
-          </w:tcPr>
-          <w:p>
-            <w:pPr>
+            </w:pPr>
+            <w:proofErr w:type="spellStart"/>
+            <w:r>
               <w:rPr>
                 <w:rFonts w:ascii="Courier New" w:hAnsi="Courier New" w:cs="Courier New"/>
                 <w:sz w:val="18"/>
                 <w:szCs w:val="18"/>
               </w:rPr>
-            </w:pPr>
-            <w:proofErr w:type="spellStart"/>
-            <w:r>
+              <w:t>katze_soni</w:t>
+            </w:r>
+            <w:proofErr w:type="spellEnd"/>
+          </w:p>
+        </w:tc>
+        <w:tc>
+          <w:tcPr>
+            <w:tcW w:w="5499" w:type="dxa"/>
+          </w:tcPr>
+          <w:p>
+            <w:pPr>
               <w:rPr>
                 <w:rFonts w:ascii="Courier New" w:hAnsi="Courier New" w:cs="Courier New"/>
                 <w:sz w:val="18"/>
                 <w:szCs w:val="18"/>
               </w:rPr>
-              <w:t>katze_sammy.tut_schlafen</w:t>
-            </w:r>
-            <w:proofErr w:type="spellEnd"/>
-          </w:p>
-        </w:tc>
-        <w:tc>
-          <w:tcPr>
-            <w:tcW w:w="5499" w:type="dxa"/>
-          </w:tcPr>
-          <w:p>
-            <w:pPr>
+            </w:pPr>
+            <w:proofErr w:type="spellStart"/>
+            <w:r>
               <w:rPr>
                 <w:rFonts w:ascii="Courier New" w:hAnsi="Courier New" w:cs="Courier New"/>
                 <w:sz w:val="18"/>
                 <w:szCs w:val="18"/>
               </w:rPr>
-            </w:pPr>
-            <w:proofErr w:type="spellStart"/>
+              <w:t>leih</w:t>
+            </w:r>
             <w:r>
               <w:rPr>
                 <w:rFonts w:ascii="Courier New" w:hAnsi="Courier New" w:cs="Courier New"/>
                 <w:sz w:val="18"/>
                 <w:szCs w:val="18"/>
               </w:rPr>
-              <w:t>mein_fahrrad.fahren</w:t>
+              <w:t>_fahrrad</w:t>
             </w:r>
             <w:proofErr w:type="spellEnd"/>
           </w:p>
@@ -24620,7 +25666,7 @@
                 <w:sz w:val="18"/>
                 <w:szCs w:val="18"/>
               </w:rPr>
-              <w:t>katze_soni.tut_schlafen</w:t>
+              <w:t>katze_sammy.tut_miauen</w:t>
             </w:r>
             <w:proofErr w:type="spellEnd"/>
           </w:p>
@@ -24644,9 +25690,139 @@
                 <w:sz w:val="18"/>
                 <w:szCs w:val="18"/>
               </w:rPr>
-              <w:t>leih_fahrrad.fahren</w:t>
-            </w:r>
-            <w:proofErr w:type="spellEnd"/>
+              <w:t>mein_</w:t>
+            </w:r>
+            <w:proofErr w:type="gramStart"/>
+            <w:r>
+              <w:rPr>
+                <w:rFonts w:ascii="Courier New" w:hAnsi="Courier New" w:cs="Courier New"/>
+                <w:sz w:val="18"/>
+                <w:szCs w:val="18"/>
+              </w:rPr>
+              <w:t>fahrrad.klingeln</w:t>
+            </w:r>
+            <w:proofErr w:type="spellEnd"/>
+            <w:proofErr w:type="gramEnd"/>
+          </w:p>
+        </w:tc>
+      </w:tr>
+      <w:tr>
+        <w:tc>
+          <w:tcPr>
+            <w:tcW w:w="4876" w:type="dxa"/>
+          </w:tcPr>
+          <w:p>
+            <w:pPr>
+              <w:rPr>
+                <w:rFonts w:ascii="Courier New" w:hAnsi="Courier New" w:cs="Courier New"/>
+                <w:sz w:val="18"/>
+                <w:szCs w:val="18"/>
+              </w:rPr>
+            </w:pPr>
+            <w:proofErr w:type="spellStart"/>
+            <w:r>
+              <w:rPr>
+                <w:rFonts w:ascii="Courier New" w:hAnsi="Courier New" w:cs="Courier New"/>
+                <w:sz w:val="18"/>
+                <w:szCs w:val="18"/>
+              </w:rPr>
+              <w:t>katze_sammy.tut_schlafen</w:t>
+            </w:r>
+            <w:proofErr w:type="spellEnd"/>
+          </w:p>
+        </w:tc>
+        <w:tc>
+          <w:tcPr>
+            <w:tcW w:w="5499" w:type="dxa"/>
+          </w:tcPr>
+          <w:p>
+            <w:pPr>
+              <w:rPr>
+                <w:rFonts w:ascii="Courier New" w:hAnsi="Courier New" w:cs="Courier New"/>
+                <w:sz w:val="18"/>
+                <w:szCs w:val="18"/>
+              </w:rPr>
+            </w:pPr>
+            <w:proofErr w:type="spellStart"/>
+            <w:r>
+              <w:rPr>
+                <w:rFonts w:ascii="Courier New" w:hAnsi="Courier New" w:cs="Courier New"/>
+                <w:sz w:val="18"/>
+                <w:szCs w:val="18"/>
+              </w:rPr>
+              <w:t>mein_</w:t>
+            </w:r>
+            <w:proofErr w:type="gramStart"/>
+            <w:r>
+              <w:rPr>
+                <w:rFonts w:ascii="Courier New" w:hAnsi="Courier New" w:cs="Courier New"/>
+                <w:sz w:val="18"/>
+                <w:szCs w:val="18"/>
+              </w:rPr>
+              <w:t>fahrrad.fahren</w:t>
+            </w:r>
+            <w:proofErr w:type="spellEnd"/>
+            <w:proofErr w:type="gramEnd"/>
+          </w:p>
+        </w:tc>
+      </w:tr>
+      <w:tr>
+        <w:tc>
+          <w:tcPr>
+            <w:tcW w:w="4876" w:type="dxa"/>
+          </w:tcPr>
+          <w:p>
+            <w:pPr>
+              <w:rPr>
+                <w:rFonts w:ascii="Courier New" w:hAnsi="Courier New" w:cs="Courier New"/>
+                <w:sz w:val="18"/>
+                <w:szCs w:val="18"/>
+              </w:rPr>
+            </w:pPr>
+            <w:proofErr w:type="spellStart"/>
+            <w:r>
+              <w:rPr>
+                <w:rFonts w:ascii="Courier New" w:hAnsi="Courier New" w:cs="Courier New"/>
+                <w:sz w:val="18"/>
+                <w:szCs w:val="18"/>
+              </w:rPr>
+              <w:t>katze_soni.tut_schlafen</w:t>
+            </w:r>
+            <w:proofErr w:type="spellEnd"/>
+          </w:p>
+        </w:tc>
+        <w:tc>
+          <w:tcPr>
+            <w:tcW w:w="5499" w:type="dxa"/>
+          </w:tcPr>
+          <w:p>
+            <w:pPr>
+              <w:rPr>
+                <w:rFonts w:ascii="Courier New" w:hAnsi="Courier New" w:cs="Courier New"/>
+                <w:sz w:val="18"/>
+                <w:szCs w:val="18"/>
+              </w:rPr>
+            </w:pPr>
+            <w:proofErr w:type="spellStart"/>
+            <w:r>
+              <w:rPr>
+                <w:rFonts w:ascii="Courier New" w:hAnsi="Courier New" w:cs="Courier New"/>
+                <w:sz w:val="18"/>
+                <w:szCs w:val="18"/>
+              </w:rPr>
+              <w:t>leih_</w:t>
+            </w:r>
+            <w:proofErr w:type="gramStart"/>
+            <w:r>
+              <w:rPr>
+                <w:rFonts w:ascii="Courier New" w:hAnsi="Courier New" w:cs="Courier New"/>
+                <w:sz w:val="18"/>
+                <w:szCs w:val="18"/>
+              </w:rPr>
+              <w:t>fahrrad.fahren</w:t>
+            </w:r>
+            <w:proofErr w:type="spellEnd"/>
+            <w:proofErr w:type="gramEnd"/>
           </w:p>
         </w:tc>
       </w:tr>
@@ -24802,8 +25978,6 @@
       </w:r>
       <w:r>
         <w:br/>
-      </w:r>
-      <w:r>
         <w:t xml:space="preserve">Die Vergleichstabelle hilft dabei. </w:t>
       </w:r>
     </w:p>
@@ -24896,107 +26070,107 @@
                 <w:sz w:val="18"/>
                 <w:szCs w:val="18"/>
               </w:rPr>
-              <w:t xml:space="preserve"> Tier()</w:t>
-            </w:r>
-          </w:p>
-        </w:tc>
-        <w:tc>
-          <w:tcPr>
-            <w:tcW w:w="5641" w:type="dxa"/>
-          </w:tcPr>
-          <w:p>
-            <w:pPr>
+              <w:t xml:space="preserve"> </w:t>
+            </w:r>
+            <w:proofErr w:type="gramStart"/>
+            <w:r>
               <w:rPr>
                 <w:rFonts w:ascii="Courier New" w:hAnsi="Courier New" w:cs="Courier New"/>
                 <w:sz w:val="18"/>
                 <w:szCs w:val="18"/>
               </w:rPr>
-            </w:pPr>
-            <w:proofErr w:type="spellStart"/>
+              <w:t>Tier(</w:t>
+            </w:r>
+            <w:proofErr w:type="gramEnd"/>
             <w:r>
               <w:rPr>
                 <w:rFonts w:ascii="Courier New" w:hAnsi="Courier New" w:cs="Courier New"/>
                 <w:sz w:val="18"/>
                 <w:szCs w:val="18"/>
               </w:rPr>
-              <w:t>c</w:t>
-            </w:r>
-            <w:r>
+              <w:t>)</w:t>
+            </w:r>
+          </w:p>
+        </w:tc>
+        <w:tc>
+          <w:tcPr>
+            <w:tcW w:w="5641" w:type="dxa"/>
+          </w:tcPr>
+          <w:p>
+            <w:pPr>
               <w:rPr>
                 <w:rFonts w:ascii="Courier New" w:hAnsi="Courier New" w:cs="Courier New"/>
                 <w:sz w:val="18"/>
                 <w:szCs w:val="18"/>
               </w:rPr>
-              <w:t>lass</w:t>
-            </w:r>
-            <w:proofErr w:type="spellEnd"/>
+            </w:pPr>
+            <w:proofErr w:type="spellStart"/>
             <w:r>
               <w:rPr>
                 <w:rFonts w:ascii="Courier New" w:hAnsi="Courier New" w:cs="Courier New"/>
                 <w:sz w:val="18"/>
                 <w:szCs w:val="18"/>
               </w:rPr>
-              <w:t xml:space="preserve"> Zweirad()</w:t>
-            </w:r>
-          </w:p>
-        </w:tc>
-      </w:tr>
-      <w:tr>
-        <w:tc>
-          <w:tcPr>
-            <w:tcW w:w="4876" w:type="dxa"/>
-          </w:tcPr>
-          <w:p>
-            <w:pPr>
+              <w:t>c</w:t>
+            </w:r>
+            <w:r>
               <w:rPr>
                 <w:rFonts w:ascii="Courier New" w:hAnsi="Courier New" w:cs="Courier New"/>
                 <w:sz w:val="18"/>
                 <w:szCs w:val="18"/>
               </w:rPr>
-            </w:pPr>
+              <w:t>lass</w:t>
+            </w:r>
+            <w:proofErr w:type="spellEnd"/>
             <w:r>
               <w:rPr>
                 <w:rFonts w:ascii="Courier New" w:hAnsi="Courier New" w:cs="Courier New"/>
                 <w:sz w:val="18"/>
                 <w:szCs w:val="18"/>
               </w:rPr>
-              <w:t>__</w:t>
-            </w:r>
-            <w:proofErr w:type="spellStart"/>
+              <w:t xml:space="preserve"> </w:t>
+            </w:r>
+            <w:proofErr w:type="gramStart"/>
             <w:r>
               <w:rPr>
                 <w:rFonts w:ascii="Courier New" w:hAnsi="Courier New" w:cs="Courier New"/>
                 <w:sz w:val="18"/>
                 <w:szCs w:val="18"/>
               </w:rPr>
-              <w:t>init</w:t>
-            </w:r>
-            <w:proofErr w:type="spellEnd"/>
+              <w:t>Zweirad(</w:t>
+            </w:r>
+            <w:proofErr w:type="gramEnd"/>
             <w:r>
               <w:rPr>
                 <w:rFonts w:ascii="Courier New" w:hAnsi="Courier New" w:cs="Courier New"/>
                 <w:sz w:val="18"/>
                 <w:szCs w:val="18"/>
               </w:rPr>
-              <w:t>__(</w:t>
-            </w:r>
-            <w:proofErr w:type="spellStart"/>
-            <w:r>
+              <w:t>)</w:t>
+            </w:r>
+          </w:p>
+        </w:tc>
+      </w:tr>
+      <w:tr>
+        <w:tc>
+          <w:tcPr>
+            <w:tcW w:w="4876" w:type="dxa"/>
+          </w:tcPr>
+          <w:p>
+            <w:pPr>
               <w:rPr>
                 <w:rFonts w:ascii="Courier New" w:hAnsi="Courier New" w:cs="Courier New"/>
                 <w:sz w:val="18"/>
                 <w:szCs w:val="18"/>
               </w:rPr>
-              <w:t>self</w:t>
-            </w:r>
-            <w:proofErr w:type="spellEnd"/>
+            </w:pPr>
             <w:r>
               <w:rPr>
                 <w:rFonts w:ascii="Courier New" w:hAnsi="Courier New" w:cs="Courier New"/>
                 <w:sz w:val="18"/>
                 <w:szCs w:val="18"/>
               </w:rPr>
-              <w:t xml:space="preserve">, </w:t>
+              <w:t>__</w:t>
             </w:r>
             <w:proofErr w:type="spellStart"/>
             <w:r>
@@ -25005,7 +26179,7 @@
                 <w:sz w:val="18"/>
                 <w:szCs w:val="18"/>
               </w:rPr>
-              <w:t>rufname</w:t>
+              <w:t>init</w:t>
             </w:r>
             <w:proofErr w:type="spellEnd"/>
             <w:r>
@@ -25014,128 +26188,130 @@
                 <w:sz w:val="18"/>
                 <w:szCs w:val="18"/>
               </w:rPr>
-              <w:t xml:space="preserve">, </w:t>
-            </w:r>
-            <w:proofErr w:type="spellStart"/>
+              <w:t>_</w:t>
+            </w:r>
+            <w:proofErr w:type="gramStart"/>
             <w:r>
               <w:rPr>
                 <w:rFonts w:ascii="Courier New" w:hAnsi="Courier New" w:cs="Courier New"/>
                 <w:sz w:val="18"/>
                 <w:szCs w:val="18"/>
               </w:rPr>
-              <w:t>farbe</w:t>
-            </w:r>
-            <w:proofErr w:type="spellEnd"/>
+              <w:t>_(</w:t>
+            </w:r>
+            <w:proofErr w:type="spellStart"/>
+            <w:proofErr w:type="gramEnd"/>
             <w:r>
               <w:rPr>
                 <w:rFonts w:ascii="Courier New" w:hAnsi="Courier New" w:cs="Courier New"/>
                 <w:sz w:val="18"/>
                 <w:szCs w:val="18"/>
               </w:rPr>
-              <w:t>, alter)</w:t>
-            </w:r>
-          </w:p>
-        </w:tc>
-        <w:tc>
-          <w:tcPr>
-            <w:tcW w:w="5641" w:type="dxa"/>
-          </w:tcPr>
-          <w:p>
-            <w:pPr>
+              <w:t>self</w:t>
+            </w:r>
+            <w:proofErr w:type="spellEnd"/>
+            <w:r>
               <w:rPr>
                 <w:rFonts w:ascii="Courier New" w:hAnsi="Courier New" w:cs="Courier New"/>
                 <w:sz w:val="18"/>
                 <w:szCs w:val="18"/>
               </w:rPr>
-            </w:pPr>
+              <w:t xml:space="preserve">, </w:t>
+            </w:r>
+            <w:proofErr w:type="spellStart"/>
             <w:r>
               <w:rPr>
                 <w:rFonts w:ascii="Courier New" w:hAnsi="Courier New" w:cs="Courier New"/>
                 <w:sz w:val="18"/>
                 <w:szCs w:val="18"/>
               </w:rPr>
-              <w:t>__</w:t>
-            </w:r>
-            <w:proofErr w:type="spellStart"/>
+              <w:t>rufname</w:t>
+            </w:r>
+            <w:proofErr w:type="spellEnd"/>
             <w:r>
               <w:rPr>
                 <w:rFonts w:ascii="Courier New" w:hAnsi="Courier New" w:cs="Courier New"/>
                 <w:sz w:val="18"/>
                 <w:szCs w:val="18"/>
               </w:rPr>
-              <w:t>init</w:t>
-            </w:r>
-            <w:proofErr w:type="spellEnd"/>
+              <w:t xml:space="preserve">, </w:t>
+            </w:r>
+            <w:proofErr w:type="spellStart"/>
             <w:r>
               <w:rPr>
                 <w:rFonts w:ascii="Courier New" w:hAnsi="Courier New" w:cs="Courier New"/>
                 <w:sz w:val="18"/>
                 <w:szCs w:val="18"/>
               </w:rPr>
-              <w:t>__(</w:t>
-            </w:r>
-            <w:proofErr w:type="spellStart"/>
+              <w:t>farbe</w:t>
+            </w:r>
+            <w:proofErr w:type="spellEnd"/>
             <w:r>
               <w:rPr>
                 <w:rFonts w:ascii="Courier New" w:hAnsi="Courier New" w:cs="Courier New"/>
                 <w:sz w:val="18"/>
                 <w:szCs w:val="18"/>
               </w:rPr>
-              <w:t>self</w:t>
-            </w:r>
-            <w:proofErr w:type="spellEnd"/>
-            <w:r>
+              <w:t>, alter)</w:t>
+            </w:r>
+          </w:p>
+        </w:tc>
+        <w:tc>
+          <w:tcPr>
+            <w:tcW w:w="5641" w:type="dxa"/>
+          </w:tcPr>
+          <w:p>
+            <w:pPr>
               <w:rPr>
                 <w:rFonts w:ascii="Courier New" w:hAnsi="Courier New" w:cs="Courier New"/>
                 <w:sz w:val="18"/>
                 <w:szCs w:val="18"/>
               </w:rPr>
-              <w:t xml:space="preserve">, </w:t>
-            </w:r>
-            <w:proofErr w:type="spellStart"/>
+            </w:pPr>
             <w:r>
               <w:rPr>
                 <w:rFonts w:ascii="Courier New" w:hAnsi="Courier New" w:cs="Courier New"/>
                 <w:sz w:val="18"/>
                 <w:szCs w:val="18"/>
               </w:rPr>
-              <w:t>besitzer</w:t>
-            </w:r>
-            <w:proofErr w:type="spellEnd"/>
+              <w:t>__</w:t>
+            </w:r>
+            <w:proofErr w:type="spellStart"/>
             <w:r>
               <w:rPr>
                 <w:rFonts w:ascii="Courier New" w:hAnsi="Courier New" w:cs="Courier New"/>
                 <w:sz w:val="18"/>
                 <w:szCs w:val="18"/>
               </w:rPr>
-              <w:t xml:space="preserve">, </w:t>
-            </w:r>
-            <w:proofErr w:type="spellStart"/>
+              <w:t>init</w:t>
+            </w:r>
+            <w:proofErr w:type="spellEnd"/>
             <w:r>
               <w:rPr>
                 <w:rFonts w:ascii="Courier New" w:hAnsi="Courier New" w:cs="Courier New"/>
                 <w:sz w:val="18"/>
                 <w:szCs w:val="18"/>
               </w:rPr>
-              <w:t>farbe</w:t>
-            </w:r>
-            <w:proofErr w:type="spellEnd"/>
+              <w:t>_</w:t>
+            </w:r>
+            <w:proofErr w:type="gramStart"/>
             <w:r>
               <w:rPr>
                 <w:rFonts w:ascii="Courier New" w:hAnsi="Courier New" w:cs="Courier New"/>
                 <w:sz w:val="18"/>
                 <w:szCs w:val="18"/>
               </w:rPr>
-              <w:t xml:space="preserve">, typ, </w:t>
-            </w:r>
-            <w:proofErr w:type="spellStart"/>
+              <w:t>_(</w:t>
+            </w:r>
+            <w:proofErr w:type="spellStart"/>
+            <w:proofErr w:type="gramEnd"/>
             <w:r>
               <w:rPr>
                 <w:rFonts w:ascii="Courier New" w:hAnsi="Courier New" w:cs="Courier New"/>
                 <w:sz w:val="18"/>
                 <w:szCs w:val="18"/>
               </w:rPr>
-              <w:t>gaenge</w:t>
+              <w:t>self</w:t>
             </w:r>
             <w:proofErr w:type="spellEnd"/>
             <w:r>
@@ -25144,89 +26320,69 @@
                 <w:sz w:val="18"/>
                 <w:szCs w:val="18"/>
               </w:rPr>
-              <w:t>)</w:t>
-            </w:r>
-          </w:p>
-        </w:tc>
-      </w:tr>
-      <w:tr>
-        <w:tc>
-          <w:tcPr>
-            <w:tcW w:w="4876" w:type="dxa"/>
-          </w:tcPr>
-          <w:p>
-            <w:pPr>
+              <w:t xml:space="preserve">, </w:t>
+            </w:r>
+            <w:proofErr w:type="spellStart"/>
+            <w:r>
               <w:rPr>
                 <w:rFonts w:ascii="Courier New" w:hAnsi="Courier New" w:cs="Courier New"/>
                 <w:sz w:val="18"/>
                 <w:szCs w:val="18"/>
               </w:rPr>
-            </w:pPr>
-            <w:proofErr w:type="spellStart"/>
+              <w:t>besitzer</w:t>
+            </w:r>
+            <w:proofErr w:type="spellEnd"/>
             <w:r>
               <w:rPr>
                 <w:rFonts w:ascii="Courier New" w:hAnsi="Courier New" w:cs="Courier New"/>
                 <w:sz w:val="18"/>
                 <w:szCs w:val="18"/>
               </w:rPr>
-              <w:t>rufname</w:t>
-            </w:r>
-            <w:proofErr w:type="spellEnd"/>
-          </w:p>
-        </w:tc>
-        <w:tc>
-          <w:tcPr>
-            <w:tcW w:w="5641" w:type="dxa"/>
-          </w:tcPr>
-          <w:p>
-            <w:pPr>
+              <w:t xml:space="preserve">, </w:t>
+            </w:r>
+            <w:proofErr w:type="spellStart"/>
+            <w:r>
               <w:rPr>
                 <w:rFonts w:ascii="Courier New" w:hAnsi="Courier New" w:cs="Courier New"/>
                 <w:sz w:val="18"/>
                 <w:szCs w:val="18"/>
               </w:rPr>
-            </w:pPr>
-            <w:proofErr w:type="spellStart"/>
+              <w:t>farbe</w:t>
+            </w:r>
+            <w:proofErr w:type="spellEnd"/>
             <w:r>
               <w:rPr>
                 <w:rFonts w:ascii="Courier New" w:hAnsi="Courier New" w:cs="Courier New"/>
                 <w:sz w:val="18"/>
                 <w:szCs w:val="18"/>
               </w:rPr>
-              <w:t>besitzer</w:t>
-            </w:r>
-            <w:proofErr w:type="spellEnd"/>
-          </w:p>
-        </w:tc>
-      </w:tr>
-      <w:tr>
-        <w:tc>
-          <w:tcPr>
-            <w:tcW w:w="4876" w:type="dxa"/>
-          </w:tcPr>
-          <w:p>
-            <w:pPr>
+              <w:t xml:space="preserve">, typ, </w:t>
+            </w:r>
+            <w:proofErr w:type="spellStart"/>
+            <w:r>
               <w:rPr>
                 <w:rFonts w:ascii="Courier New" w:hAnsi="Courier New" w:cs="Courier New"/>
                 <w:sz w:val="18"/>
                 <w:szCs w:val="18"/>
               </w:rPr>
-            </w:pPr>
-            <w:proofErr w:type="spellStart"/>
+              <w:t>gaenge</w:t>
+            </w:r>
+            <w:proofErr w:type="spellEnd"/>
             <w:r>
               <w:rPr>
                 <w:rFonts w:ascii="Courier New" w:hAnsi="Courier New" w:cs="Courier New"/>
                 <w:sz w:val="18"/>
                 <w:szCs w:val="18"/>
               </w:rPr>
-              <w:t>farbe</w:t>
-            </w:r>
-            <w:proofErr w:type="spellEnd"/>
-          </w:p>
-        </w:tc>
-        <w:tc>
-          <w:tcPr>
-            <w:tcW w:w="5641" w:type="dxa"/>
+              <w:t>)</w:t>
+            </w:r>
+          </w:p>
+        </w:tc>
+      </w:tr>
+      <w:tr>
+        <w:tc>
+          <w:tcPr>
+            <w:tcW w:w="4876" w:type="dxa"/>
           </w:tcPr>
           <w:p>
             <w:pPr>
@@ -25243,16 +26399,14 @@
                 <w:sz w:val="18"/>
                 <w:szCs w:val="18"/>
               </w:rPr>
-              <w:t>farbe</w:t>
-            </w:r>
-            <w:proofErr w:type="spellEnd"/>
-          </w:p>
-        </w:tc>
-      </w:tr>
-      <w:tr>
-        <w:tc>
-          <w:tcPr>
-            <w:tcW w:w="4876" w:type="dxa"/>
+              <w:t>rufname</w:t>
+            </w:r>
+            <w:proofErr w:type="spellEnd"/>
+          </w:p>
+        </w:tc>
+        <w:tc>
+          <w:tcPr>
+            <w:tcW w:w="5641" w:type="dxa"/>
           </w:tcPr>
           <w:p>
             <w:pPr>
@@ -25262,83 +26416,87 @@
                 <w:szCs w:val="18"/>
               </w:rPr>
             </w:pPr>
-          </w:p>
-        </w:tc>
-        <w:tc>
-          <w:tcPr>
-            <w:tcW w:w="5641" w:type="dxa"/>
-          </w:tcPr>
-          <w:p>
-            <w:pPr>
+            <w:proofErr w:type="spellStart"/>
+            <w:r>
               <w:rPr>
                 <w:rFonts w:ascii="Courier New" w:hAnsi="Courier New" w:cs="Courier New"/>
                 <w:sz w:val="18"/>
                 <w:szCs w:val="18"/>
               </w:rPr>
-            </w:pPr>
-            <w:r>
+              <w:t>besitzer</w:t>
+            </w:r>
+            <w:proofErr w:type="spellEnd"/>
+          </w:p>
+        </w:tc>
+      </w:tr>
+      <w:tr>
+        <w:tc>
+          <w:tcPr>
+            <w:tcW w:w="4876" w:type="dxa"/>
+          </w:tcPr>
+          <w:p>
+            <w:pPr>
               <w:rPr>
                 <w:rFonts w:ascii="Courier New" w:hAnsi="Courier New" w:cs="Courier New"/>
                 <w:sz w:val="18"/>
                 <w:szCs w:val="18"/>
               </w:rPr>
-              <w:t>typ</w:t>
-            </w:r>
-          </w:p>
-        </w:tc>
-      </w:tr>
-      <w:tr>
-        <w:tc>
-          <w:tcPr>
-            <w:tcW w:w="4876" w:type="dxa"/>
-          </w:tcPr>
-          <w:p>
-            <w:pPr>
+            </w:pPr>
+            <w:proofErr w:type="spellStart"/>
+            <w:r>
               <w:rPr>
                 <w:rFonts w:ascii="Courier New" w:hAnsi="Courier New" w:cs="Courier New"/>
                 <w:sz w:val="18"/>
                 <w:szCs w:val="18"/>
               </w:rPr>
-            </w:pPr>
-            <w:r>
+              <w:t>farbe</w:t>
+            </w:r>
+            <w:proofErr w:type="spellEnd"/>
+          </w:p>
+        </w:tc>
+        <w:tc>
+          <w:tcPr>
+            <w:tcW w:w="5641" w:type="dxa"/>
+          </w:tcPr>
+          <w:p>
+            <w:pPr>
               <w:rPr>
                 <w:rFonts w:ascii="Courier New" w:hAnsi="Courier New" w:cs="Courier New"/>
                 <w:sz w:val="18"/>
                 <w:szCs w:val="18"/>
               </w:rPr>
-              <w:t>alter</w:t>
-            </w:r>
-          </w:p>
-        </w:tc>
-        <w:tc>
-          <w:tcPr>
-            <w:tcW w:w="5641" w:type="dxa"/>
-          </w:tcPr>
-          <w:p>
-            <w:pPr>
+            </w:pPr>
+            <w:proofErr w:type="spellStart"/>
+            <w:r>
               <w:rPr>
                 <w:rFonts w:ascii="Courier New" w:hAnsi="Courier New" w:cs="Courier New"/>
                 <w:sz w:val="18"/>
                 <w:szCs w:val="18"/>
               </w:rPr>
-            </w:pPr>
-            <w:proofErr w:type="spellStart"/>
-            <w:r>
+              <w:t>farbe</w:t>
+            </w:r>
+            <w:proofErr w:type="spellEnd"/>
+          </w:p>
+        </w:tc>
+      </w:tr>
+      <w:tr>
+        <w:tc>
+          <w:tcPr>
+            <w:tcW w:w="4876" w:type="dxa"/>
+          </w:tcPr>
+          <w:p>
+            <w:pPr>
               <w:rPr>
                 <w:rFonts w:ascii="Courier New" w:hAnsi="Courier New" w:cs="Courier New"/>
                 <w:sz w:val="18"/>
                 <w:szCs w:val="18"/>
               </w:rPr>
-              <w:t>gaenge</w:t>
-            </w:r>
-            <w:proofErr w:type="spellEnd"/>
-          </w:p>
-        </w:tc>
-      </w:tr>
-      <w:tr>
-        <w:tc>
-          <w:tcPr>
-            <w:tcW w:w="4876" w:type="dxa"/>
+            </w:pPr>
+          </w:p>
+        </w:tc>
+        <w:tc>
+          <w:tcPr>
+            <w:tcW w:w="5641" w:type="dxa"/>
           </w:tcPr>
           <w:p>
             <w:pPr>
@@ -25348,21 +26506,21 @@
                 <w:szCs w:val="18"/>
               </w:rPr>
             </w:pPr>
-            <w:proofErr w:type="spellStart"/>
             <w:r>
               <w:rPr>
                 <w:rFonts w:ascii="Courier New" w:hAnsi="Courier New" w:cs="Courier New"/>
                 <w:sz w:val="18"/>
                 <w:szCs w:val="18"/>
               </w:rPr>
-              <w:t>schlafdauer</w:t>
-            </w:r>
-            <w:proofErr w:type="spellEnd"/>
-          </w:p>
-        </w:tc>
-        <w:tc>
-          <w:tcPr>
-            <w:tcW w:w="5641" w:type="dxa"/>
+              <w:t>typ</w:t>
+            </w:r>
+          </w:p>
+        </w:tc>
+      </w:tr>
+      <w:tr>
+        <w:tc>
+          <w:tcPr>
+            <w:tcW w:w="4876" w:type="dxa"/>
           </w:tcPr>
           <w:p>
             <w:pPr>
@@ -25372,23 +26530,19 @@
                 <w:szCs w:val="18"/>
               </w:rPr>
             </w:pPr>
-            <w:proofErr w:type="spellStart"/>
             <w:r>
               <w:rPr>
                 <w:rFonts w:ascii="Courier New" w:hAnsi="Courier New" w:cs="Courier New"/>
                 <w:sz w:val="18"/>
                 <w:szCs w:val="18"/>
               </w:rPr>
-              <w:t>kmstand</w:t>
-            </w:r>
-            <w:proofErr w:type="spellEnd"/>
-          </w:p>
-        </w:tc>
-      </w:tr>
-      <w:tr>
-        <w:tc>
-          <w:tcPr>
-            <w:tcW w:w="4876" w:type="dxa"/>
+              <w:t>alter</w:t>
+            </w:r>
+          </w:p>
+        </w:tc>
+        <w:tc>
+          <w:tcPr>
+            <w:tcW w:w="5641" w:type="dxa"/>
           </w:tcPr>
           <w:p>
             <w:pPr>
@@ -25405,14 +26559,16 @@
                 <w:sz w:val="18"/>
                 <w:szCs w:val="18"/>
               </w:rPr>
-              <w:t>tut_reden</w:t>
-            </w:r>
-            <w:proofErr w:type="spellEnd"/>
-          </w:p>
-        </w:tc>
-        <w:tc>
-          <w:tcPr>
-            <w:tcW w:w="5641" w:type="dxa"/>
+              <w:t>gaenge</w:t>
+            </w:r>
+            <w:proofErr w:type="spellEnd"/>
+          </w:p>
+        </w:tc>
+      </w:tr>
+      <w:tr>
+        <w:tc>
+          <w:tcPr>
+            <w:tcW w:w="4876" w:type="dxa"/>
           </w:tcPr>
           <w:p>
             <w:pPr>
@@ -25422,21 +26578,21 @@
                 <w:szCs w:val="18"/>
               </w:rPr>
             </w:pPr>
+            <w:proofErr w:type="spellStart"/>
             <w:r>
               <w:rPr>
                 <w:rFonts w:ascii="Courier New" w:hAnsi="Courier New" w:cs="Courier New"/>
                 <w:sz w:val="18"/>
                 <w:szCs w:val="18"/>
               </w:rPr>
-              <w:t>klingeln</w:t>
-            </w:r>
-          </w:p>
-        </w:tc>
-      </w:tr>
-      <w:tr>
-        <w:tc>
-          <w:tcPr>
-            <w:tcW w:w="4876" w:type="dxa"/>
+              <w:t>schlafdauer</w:t>
+            </w:r>
+            <w:proofErr w:type="spellEnd"/>
+          </w:p>
+        </w:tc>
+        <w:tc>
+          <w:tcPr>
+            <w:tcW w:w="5641" w:type="dxa"/>
           </w:tcPr>
           <w:p>
             <w:pPr>
@@ -25453,14 +26609,16 @@
                 <w:sz w:val="18"/>
                 <w:szCs w:val="18"/>
               </w:rPr>
-              <w:t>tut_schlafen</w:t>
-            </w:r>
-            <w:proofErr w:type="spellEnd"/>
-          </w:p>
-        </w:tc>
-        <w:tc>
-          <w:tcPr>
-            <w:tcW w:w="5641" w:type="dxa"/>
+              <w:t>kmstand</w:t>
+            </w:r>
+            <w:proofErr w:type="spellEnd"/>
+          </w:p>
+        </w:tc>
+      </w:tr>
+      <w:tr>
+        <w:tc>
+          <w:tcPr>
+            <w:tcW w:w="4876" w:type="dxa"/>
           </w:tcPr>
           <w:p>
             <w:pPr>
@@ -25470,21 +26628,21 @@
                 <w:szCs w:val="18"/>
               </w:rPr>
             </w:pPr>
+            <w:proofErr w:type="spellStart"/>
             <w:r>
               <w:rPr>
                 <w:rFonts w:ascii="Courier New" w:hAnsi="Courier New" w:cs="Courier New"/>
                 <w:sz w:val="18"/>
                 <w:szCs w:val="18"/>
               </w:rPr>
-              <w:t>fahren</w:t>
-            </w:r>
-          </w:p>
-        </w:tc>
-      </w:tr>
-      <w:tr>
-        <w:tc>
-          <w:tcPr>
-            <w:tcW w:w="4876" w:type="dxa"/>
+              <w:t>tut_reden</w:t>
+            </w:r>
+            <w:proofErr w:type="spellEnd"/>
+          </w:p>
+        </w:tc>
+        <w:tc>
+          <w:tcPr>
+            <w:tcW w:w="5641" w:type="dxa"/>
           </w:tcPr>
           <w:p>
             <w:pPr>
@@ -25494,24 +26652,30 @@
                 <w:szCs w:val="18"/>
               </w:rPr>
             </w:pPr>
-            <w:proofErr w:type="spellStart"/>
             <w:r>
               <w:rPr>
                 <w:rFonts w:ascii="Courier New" w:hAnsi="Courier New" w:cs="Courier New"/>
                 <w:sz w:val="18"/>
                 <w:szCs w:val="18"/>
               </w:rPr>
-              <w:t>class</w:t>
-            </w:r>
-            <w:proofErr w:type="spellEnd"/>
-            <w:r>
+              <w:t>klingeln</w:t>
+            </w:r>
+          </w:p>
+        </w:tc>
+      </w:tr>
+      <w:tr>
+        <w:tc>
+          <w:tcPr>
+            <w:tcW w:w="4876" w:type="dxa"/>
+          </w:tcPr>
+          <w:p>
+            <w:pPr>
               <w:rPr>
                 <w:rFonts w:ascii="Courier New" w:hAnsi="Courier New" w:cs="Courier New"/>
                 <w:sz w:val="18"/>
                 <w:szCs w:val="18"/>
               </w:rPr>
-              <w:t xml:space="preserve"> </w:t>
-            </w:r>
+            </w:pPr>
             <w:proofErr w:type="spellStart"/>
             <w:r>
               <w:rPr>
@@ -25519,47 +26683,55 @@
                 <w:sz w:val="18"/>
                 <w:szCs w:val="18"/>
               </w:rPr>
-              <w:t>BauplanKatzenKlasse</w:t>
-            </w:r>
-            <w:proofErr w:type="spellEnd"/>
-            <w:r>
+              <w:t>tut_schlafen</w:t>
+            </w:r>
+            <w:proofErr w:type="spellEnd"/>
+          </w:p>
+        </w:tc>
+        <w:tc>
+          <w:tcPr>
+            <w:tcW w:w="5641" w:type="dxa"/>
+          </w:tcPr>
+          <w:p>
+            <w:pPr>
               <w:rPr>
                 <w:rFonts w:ascii="Courier New" w:hAnsi="Courier New" w:cs="Courier New"/>
                 <w:sz w:val="18"/>
                 <w:szCs w:val="18"/>
               </w:rPr>
-              <w:t>(Tier)</w:t>
-            </w:r>
-          </w:p>
-        </w:tc>
-        <w:tc>
-          <w:tcPr>
-            <w:tcW w:w="5641" w:type="dxa"/>
-          </w:tcPr>
-          <w:p>
-            <w:pPr>
+            </w:pPr>
+            <w:r>
               <w:rPr>
                 <w:rFonts w:ascii="Courier New" w:hAnsi="Courier New" w:cs="Courier New"/>
                 <w:sz w:val="18"/>
                 <w:szCs w:val="18"/>
               </w:rPr>
-            </w:pPr>
-            <w:proofErr w:type="spellStart"/>
-            <w:r>
+              <w:t>fahren</w:t>
+            </w:r>
+          </w:p>
+        </w:tc>
+      </w:tr>
+      <w:tr>
+        <w:tc>
+          <w:tcPr>
+            <w:tcW w:w="4876" w:type="dxa"/>
+          </w:tcPr>
+          <w:p>
+            <w:pPr>
               <w:rPr>
                 <w:rFonts w:ascii="Courier New" w:hAnsi="Courier New" w:cs="Courier New"/>
                 <w:sz w:val="18"/>
                 <w:szCs w:val="18"/>
               </w:rPr>
-              <w:t>c</w:t>
-            </w:r>
+            </w:pPr>
+            <w:proofErr w:type="spellStart"/>
             <w:r>
               <w:rPr>
                 <w:rFonts w:ascii="Courier New" w:hAnsi="Courier New" w:cs="Courier New"/>
                 <w:sz w:val="18"/>
                 <w:szCs w:val="18"/>
               </w:rPr>
-              <w:t>lass</w:t>
+              <w:t>class</w:t>
             </w:r>
             <w:proofErr w:type="spellEnd"/>
             <w:r>
@@ -25571,13 +26743,14 @@
               <w:t xml:space="preserve"> </w:t>
             </w:r>
             <w:proofErr w:type="spellStart"/>
+            <w:proofErr w:type="gramStart"/>
             <w:r>
               <w:rPr>
                 <w:rFonts w:ascii="Courier New" w:hAnsi="Courier New" w:cs="Courier New"/>
                 <w:sz w:val="18"/>
                 <w:szCs w:val="18"/>
               </w:rPr>
-              <w:t>BauplanFahrradKlasse</w:t>
+              <w:t>BauplanKatzenKlasse</w:t>
             </w:r>
             <w:proofErr w:type="spellEnd"/>
             <w:r>
@@ -25586,32 +26759,31 @@
                 <w:sz w:val="18"/>
                 <w:szCs w:val="18"/>
               </w:rPr>
-              <w:t>(Zweirad)</w:t>
-            </w:r>
-          </w:p>
-        </w:tc>
-      </w:tr>
-      <w:tr>
-        <w:tc>
-          <w:tcPr>
-            <w:tcW w:w="4876" w:type="dxa"/>
-          </w:tcPr>
-          <w:p>
-            <w:pPr>
+              <w:t>(</w:t>
+            </w:r>
+            <w:proofErr w:type="gramEnd"/>
+            <w:r>
               <w:rPr>
                 <w:rFonts w:ascii="Courier New" w:hAnsi="Courier New" w:cs="Courier New"/>
                 <w:sz w:val="18"/>
                 <w:szCs w:val="18"/>
               </w:rPr>
-            </w:pPr>
-            <w:r>
+              <w:t>Tier)</w:t>
+            </w:r>
+          </w:p>
+        </w:tc>
+        <w:tc>
+          <w:tcPr>
+            <w:tcW w:w="5641" w:type="dxa"/>
+          </w:tcPr>
+          <w:p>
+            <w:pPr>
               <w:rPr>
                 <w:rFonts w:ascii="Courier New" w:hAnsi="Courier New" w:cs="Courier New"/>
                 <w:sz w:val="18"/>
                 <w:szCs w:val="18"/>
               </w:rPr>
-              <w:t>__</w:t>
-            </w:r>
+            </w:pPr>
             <w:proofErr w:type="spellStart"/>
             <w:r>
               <w:rPr>
@@ -25619,215 +26791,217 @@
                 <w:sz w:val="18"/>
                 <w:szCs w:val="18"/>
               </w:rPr>
-              <w:t>init</w:t>
-            </w:r>
-            <w:proofErr w:type="spellEnd"/>
+              <w:t>c</w:t>
+            </w:r>
             <w:r>
               <w:rPr>
                 <w:rFonts w:ascii="Courier New" w:hAnsi="Courier New" w:cs="Courier New"/>
                 <w:sz w:val="18"/>
                 <w:szCs w:val="18"/>
               </w:rPr>
-              <w:t>__(</w:t>
-            </w:r>
-            <w:proofErr w:type="spellStart"/>
+              <w:t>lass</w:t>
+            </w:r>
+            <w:proofErr w:type="spellEnd"/>
             <w:r>
               <w:rPr>
                 <w:rFonts w:ascii="Courier New" w:hAnsi="Courier New" w:cs="Courier New"/>
                 <w:sz w:val="18"/>
                 <w:szCs w:val="18"/>
               </w:rPr>
-              <w:t>self</w:t>
-            </w:r>
-            <w:proofErr w:type="spellEnd"/>
+              <w:t xml:space="preserve"> </w:t>
+            </w:r>
+            <w:proofErr w:type="spellStart"/>
+            <w:proofErr w:type="gramStart"/>
             <w:r>
               <w:rPr>
                 <w:rFonts w:ascii="Courier New" w:hAnsi="Courier New" w:cs="Courier New"/>
                 <w:sz w:val="18"/>
                 <w:szCs w:val="18"/>
               </w:rPr>
-              <w:t xml:space="preserve">, </w:t>
-            </w:r>
-            <w:proofErr w:type="spellStart"/>
+              <w:t>BauplanFahrradKlasse</w:t>
+            </w:r>
+            <w:proofErr w:type="spellEnd"/>
             <w:r>
               <w:rPr>
                 <w:rFonts w:ascii="Courier New" w:hAnsi="Courier New" w:cs="Courier New"/>
                 <w:sz w:val="18"/>
                 <w:szCs w:val="18"/>
               </w:rPr>
-              <w:t>rufname</w:t>
-            </w:r>
-            <w:proofErr w:type="spellEnd"/>
+              <w:t>(</w:t>
+            </w:r>
+            <w:proofErr w:type="gramEnd"/>
             <w:r>
               <w:rPr>
                 <w:rFonts w:ascii="Courier New" w:hAnsi="Courier New" w:cs="Courier New"/>
                 <w:sz w:val="18"/>
                 <w:szCs w:val="18"/>
               </w:rPr>
-              <w:t xml:space="preserve">, </w:t>
-            </w:r>
-            <w:proofErr w:type="spellStart"/>
-            <w:r>
+              <w:t>Zweirad)</w:t>
+            </w:r>
+          </w:p>
+        </w:tc>
+      </w:tr>
+      <w:tr>
+        <w:tc>
+          <w:tcPr>
+            <w:tcW w:w="4876" w:type="dxa"/>
+          </w:tcPr>
+          <w:p>
+            <w:pPr>
               <w:rPr>
                 <w:rFonts w:ascii="Courier New" w:hAnsi="Courier New" w:cs="Courier New"/>
                 <w:sz w:val="18"/>
                 <w:szCs w:val="18"/>
               </w:rPr>
-              <w:t>farbe</w:t>
-            </w:r>
-            <w:proofErr w:type="spellEnd"/>
+            </w:pPr>
             <w:r>
               <w:rPr>
                 <w:rFonts w:ascii="Courier New" w:hAnsi="Courier New" w:cs="Courier New"/>
                 <w:sz w:val="18"/>
                 <w:szCs w:val="18"/>
               </w:rPr>
-              <w:t>, alter)</w:t>
-            </w:r>
-          </w:p>
-        </w:tc>
-        <w:tc>
-          <w:tcPr>
-            <w:tcW w:w="5641" w:type="dxa"/>
-          </w:tcPr>
-          <w:p>
-            <w:pPr>
+              <w:t>__</w:t>
+            </w:r>
+            <w:proofErr w:type="spellStart"/>
+            <w:r>
               <w:rPr>
                 <w:rFonts w:ascii="Courier New" w:hAnsi="Courier New" w:cs="Courier New"/>
                 <w:sz w:val="18"/>
                 <w:szCs w:val="18"/>
               </w:rPr>
-            </w:pPr>
+              <w:t>init</w:t>
+            </w:r>
+            <w:proofErr w:type="spellEnd"/>
             <w:r>
               <w:rPr>
                 <w:rFonts w:ascii="Courier New" w:hAnsi="Courier New" w:cs="Courier New"/>
                 <w:sz w:val="18"/>
                 <w:szCs w:val="18"/>
               </w:rPr>
-              <w:t>__</w:t>
-            </w:r>
-            <w:proofErr w:type="spellStart"/>
+              <w:t>_</w:t>
+            </w:r>
+            <w:proofErr w:type="gramStart"/>
             <w:r>
               <w:rPr>
                 <w:rFonts w:ascii="Courier New" w:hAnsi="Courier New" w:cs="Courier New"/>
                 <w:sz w:val="18"/>
                 <w:szCs w:val="18"/>
               </w:rPr>
-              <w:t>init</w:t>
-            </w:r>
-            <w:proofErr w:type="spellEnd"/>
+              <w:t>_(</w:t>
+            </w:r>
+            <w:proofErr w:type="spellStart"/>
+            <w:proofErr w:type="gramEnd"/>
             <w:r>
               <w:rPr>
                 <w:rFonts w:ascii="Courier New" w:hAnsi="Courier New" w:cs="Courier New"/>
                 <w:sz w:val="18"/>
                 <w:szCs w:val="18"/>
               </w:rPr>
-              <w:t>__(</w:t>
-            </w:r>
-            <w:proofErr w:type="spellStart"/>
+              <w:t>self</w:t>
+            </w:r>
+            <w:proofErr w:type="spellEnd"/>
             <w:r>
               <w:rPr>
                 <w:rFonts w:ascii="Courier New" w:hAnsi="Courier New" w:cs="Courier New"/>
                 <w:sz w:val="18"/>
                 <w:szCs w:val="18"/>
               </w:rPr>
-              <w:t>self</w:t>
-            </w:r>
-            <w:proofErr w:type="spellEnd"/>
+              <w:t xml:space="preserve">, </w:t>
+            </w:r>
+            <w:proofErr w:type="spellStart"/>
             <w:r>
               <w:rPr>
                 <w:rFonts w:ascii="Courier New" w:hAnsi="Courier New" w:cs="Courier New"/>
                 <w:sz w:val="18"/>
                 <w:szCs w:val="18"/>
               </w:rPr>
-              <w:t xml:space="preserve">, </w:t>
-            </w:r>
-            <w:proofErr w:type="spellStart"/>
+              <w:t>rufname</w:t>
+            </w:r>
+            <w:proofErr w:type="spellEnd"/>
             <w:r>
               <w:rPr>
                 <w:rFonts w:ascii="Courier New" w:hAnsi="Courier New" w:cs="Courier New"/>
                 <w:sz w:val="18"/>
                 <w:szCs w:val="18"/>
               </w:rPr>
-              <w:t>besitzer</w:t>
-            </w:r>
-            <w:proofErr w:type="spellEnd"/>
+              <w:t xml:space="preserve">, </w:t>
+            </w:r>
+            <w:proofErr w:type="spellStart"/>
             <w:r>
               <w:rPr>
                 <w:rFonts w:ascii="Courier New" w:hAnsi="Courier New" w:cs="Courier New"/>
                 <w:sz w:val="18"/>
                 <w:szCs w:val="18"/>
               </w:rPr>
-              <w:t xml:space="preserve">, </w:t>
-            </w:r>
-            <w:proofErr w:type="spellStart"/>
+              <w:t>farbe</w:t>
+            </w:r>
+            <w:proofErr w:type="spellEnd"/>
             <w:r>
               <w:rPr>
                 <w:rFonts w:ascii="Courier New" w:hAnsi="Courier New" w:cs="Courier New"/>
                 <w:sz w:val="18"/>
                 <w:szCs w:val="18"/>
               </w:rPr>
-              <w:t>farbe</w:t>
-            </w:r>
-            <w:proofErr w:type="spellEnd"/>
-            <w:r>
+              <w:t>, alter)</w:t>
+            </w:r>
+          </w:p>
+        </w:tc>
+        <w:tc>
+          <w:tcPr>
+            <w:tcW w:w="5641" w:type="dxa"/>
+          </w:tcPr>
+          <w:p>
+            <w:pPr>
               <w:rPr>
                 <w:rFonts w:ascii="Courier New" w:hAnsi="Courier New" w:cs="Courier New"/>
                 <w:sz w:val="18"/>
                 <w:szCs w:val="18"/>
               </w:rPr>
-              <w:t xml:space="preserve">, typ, </w:t>
-            </w:r>
-            <w:proofErr w:type="spellStart"/>
+            </w:pPr>
             <w:r>
               <w:rPr>
                 <w:rFonts w:ascii="Courier New" w:hAnsi="Courier New" w:cs="Courier New"/>
                 <w:sz w:val="18"/>
                 <w:szCs w:val="18"/>
               </w:rPr>
-              <w:t>gaenge</w:t>
-            </w:r>
-            <w:proofErr w:type="spellEnd"/>
+              <w:t>__</w:t>
+            </w:r>
+            <w:proofErr w:type="spellStart"/>
             <w:r>
               <w:rPr>
                 <w:rFonts w:ascii="Courier New" w:hAnsi="Courier New" w:cs="Courier New"/>
                 <w:sz w:val="18"/>
                 <w:szCs w:val="18"/>
               </w:rPr>
-              <w:t>)</w:t>
-            </w:r>
-          </w:p>
-        </w:tc>
-      </w:tr>
-      <w:tr>
-        <w:tc>
-          <w:tcPr>
-            <w:tcW w:w="4876" w:type="dxa"/>
-          </w:tcPr>
-          <w:p>
-            <w:pPr>
+              <w:t>init</w:t>
+            </w:r>
+            <w:proofErr w:type="spellEnd"/>
+            <w:r>
               <w:rPr>
                 <w:rFonts w:ascii="Courier New" w:hAnsi="Courier New" w:cs="Courier New"/>
                 <w:sz w:val="18"/>
                 <w:szCs w:val="18"/>
               </w:rPr>
-            </w:pPr>
+              <w:t>_</w:t>
+            </w:r>
+            <w:proofErr w:type="gramStart"/>
             <w:r>
               <w:rPr>
                 <w:rFonts w:ascii="Courier New" w:hAnsi="Courier New" w:cs="Courier New"/>
                 <w:sz w:val="18"/>
                 <w:szCs w:val="18"/>
               </w:rPr>
-              <w:t>super.__</w:t>
-            </w:r>
-            <w:proofErr w:type="spellStart"/>
+              <w:t>_(</w:t>
+            </w:r>
+            <w:proofErr w:type="spellStart"/>
+            <w:proofErr w:type="gramEnd"/>
             <w:r>
               <w:rPr>
                 <w:rFonts w:ascii="Courier New" w:hAnsi="Courier New" w:cs="Courier New"/>
                 <w:sz w:val="18"/>
                 <w:szCs w:val="18"/>
               </w:rPr>
-              <w:t>init</w:t>
+              <w:t>self</w:t>
             </w:r>
             <w:proofErr w:type="spellEnd"/>
             <w:r>
@@ -25836,141 +27010,149 @@
                 <w:sz w:val="18"/>
                 <w:szCs w:val="18"/>
               </w:rPr>
-              <w:t>__</w:t>
-            </w:r>
+              <w:t xml:space="preserve">, </w:t>
+            </w:r>
+            <w:proofErr w:type="spellStart"/>
             <w:r>
               <w:rPr>
                 <w:rFonts w:ascii="Courier New" w:hAnsi="Courier New" w:cs="Courier New"/>
                 <w:sz w:val="18"/>
                 <w:szCs w:val="18"/>
               </w:rPr>
-              <w:t>(</w:t>
-            </w:r>
-            <w:proofErr w:type="spellStart"/>
+              <w:t>besitzer</w:t>
+            </w:r>
+            <w:proofErr w:type="spellEnd"/>
             <w:r>
               <w:rPr>
                 <w:rFonts w:ascii="Courier New" w:hAnsi="Courier New" w:cs="Courier New"/>
                 <w:sz w:val="18"/>
                 <w:szCs w:val="18"/>
               </w:rPr>
-              <w:t>self</w:t>
-            </w:r>
-            <w:proofErr w:type="spellEnd"/>
+              <w:t xml:space="preserve">, </w:t>
+            </w:r>
+            <w:proofErr w:type="spellStart"/>
             <w:r>
               <w:rPr>
                 <w:rFonts w:ascii="Courier New" w:hAnsi="Courier New" w:cs="Courier New"/>
                 <w:sz w:val="18"/>
                 <w:szCs w:val="18"/>
               </w:rPr>
-              <w:t xml:space="preserve">, </w:t>
-            </w:r>
-            <w:proofErr w:type="spellStart"/>
+              <w:t>farbe</w:t>
+            </w:r>
+            <w:proofErr w:type="spellEnd"/>
             <w:r>
               <w:rPr>
                 <w:rFonts w:ascii="Courier New" w:hAnsi="Courier New" w:cs="Courier New"/>
                 <w:sz w:val="18"/>
                 <w:szCs w:val="18"/>
               </w:rPr>
-              <w:t>rufname</w:t>
-            </w:r>
-            <w:proofErr w:type="spellEnd"/>
+              <w:t xml:space="preserve">, typ, </w:t>
+            </w:r>
+            <w:proofErr w:type="spellStart"/>
             <w:r>
               <w:rPr>
                 <w:rFonts w:ascii="Courier New" w:hAnsi="Courier New" w:cs="Courier New"/>
                 <w:sz w:val="18"/>
                 <w:szCs w:val="18"/>
               </w:rPr>
-              <w:t xml:space="preserve">, </w:t>
-            </w:r>
-            <w:proofErr w:type="spellStart"/>
+              <w:t>gaenge</w:t>
+            </w:r>
+            <w:proofErr w:type="spellEnd"/>
             <w:r>
               <w:rPr>
                 <w:rFonts w:ascii="Courier New" w:hAnsi="Courier New" w:cs="Courier New"/>
                 <w:sz w:val="18"/>
                 <w:szCs w:val="18"/>
               </w:rPr>
-              <w:t>farbe</w:t>
-            </w:r>
-            <w:proofErr w:type="spellEnd"/>
-            <w:r>
+              <w:t>)</w:t>
+            </w:r>
+          </w:p>
+        </w:tc>
+      </w:tr>
+      <w:tr>
+        <w:tc>
+          <w:tcPr>
+            <w:tcW w:w="4876" w:type="dxa"/>
+          </w:tcPr>
+          <w:p>
+            <w:pPr>
               <w:rPr>
                 <w:rFonts w:ascii="Courier New" w:hAnsi="Courier New" w:cs="Courier New"/>
                 <w:sz w:val="18"/>
                 <w:szCs w:val="18"/>
               </w:rPr>
-              <w:t>,</w:t>
-            </w:r>
+            </w:pPr>
+            <w:proofErr w:type="gramStart"/>
             <w:r>
               <w:rPr>
                 <w:rFonts w:ascii="Courier New" w:hAnsi="Courier New" w:cs="Courier New"/>
                 <w:sz w:val="18"/>
                 <w:szCs w:val="18"/>
               </w:rPr>
-              <w:t xml:space="preserve"> </w:t>
-            </w:r>
+              <w:t>super._</w:t>
+            </w:r>
+            <w:proofErr w:type="gramEnd"/>
             <w:r>
               <w:rPr>
                 <w:rFonts w:ascii="Courier New" w:hAnsi="Courier New" w:cs="Courier New"/>
                 <w:sz w:val="18"/>
                 <w:szCs w:val="18"/>
               </w:rPr>
-              <w:t>alter</w:t>
-            </w:r>
+              <w:t>_</w:t>
+            </w:r>
+            <w:proofErr w:type="spellStart"/>
             <w:r>
               <w:rPr>
                 <w:rFonts w:ascii="Courier New" w:hAnsi="Courier New" w:cs="Courier New"/>
                 <w:sz w:val="18"/>
                 <w:szCs w:val="18"/>
               </w:rPr>
-              <w:t>)</w:t>
-            </w:r>
-          </w:p>
-        </w:tc>
-        <w:tc>
-          <w:tcPr>
-            <w:tcW w:w="5641" w:type="dxa"/>
-          </w:tcPr>
-          <w:p>
-            <w:pPr>
+              <w:t>init</w:t>
+            </w:r>
+            <w:proofErr w:type="spellEnd"/>
+            <w:r>
               <w:rPr>
                 <w:rFonts w:ascii="Courier New" w:hAnsi="Courier New" w:cs="Courier New"/>
                 <w:sz w:val="18"/>
                 <w:szCs w:val="18"/>
               </w:rPr>
-            </w:pPr>
+              <w:t>_</w:t>
+            </w:r>
+            <w:proofErr w:type="gramStart"/>
             <w:r>
               <w:rPr>
                 <w:rFonts w:ascii="Courier New" w:hAnsi="Courier New" w:cs="Courier New"/>
                 <w:sz w:val="18"/>
                 <w:szCs w:val="18"/>
               </w:rPr>
-              <w:t>super.__</w:t>
-            </w:r>
-            <w:proofErr w:type="spellStart"/>
+              <w:t>_</w:t>
+            </w:r>
             <w:r>
               <w:rPr>
                 <w:rFonts w:ascii="Courier New" w:hAnsi="Courier New" w:cs="Courier New"/>
                 <w:sz w:val="18"/>
                 <w:szCs w:val="18"/>
               </w:rPr>
-              <w:t>init</w:t>
-            </w:r>
-            <w:proofErr w:type="spellEnd"/>
+              <w:t>(</w:t>
+            </w:r>
+            <w:proofErr w:type="spellStart"/>
+            <w:proofErr w:type="gramEnd"/>
             <w:r>
               <w:rPr>
                 <w:rFonts w:ascii="Courier New" w:hAnsi="Courier New" w:cs="Courier New"/>
                 <w:sz w:val="18"/>
                 <w:szCs w:val="18"/>
               </w:rPr>
-              <w:t>__</w:t>
-            </w:r>
+              <w:t>self</w:t>
+            </w:r>
+            <w:proofErr w:type="spellEnd"/>
             <w:r>
               <w:rPr>
                 <w:rFonts w:ascii="Courier New" w:hAnsi="Courier New" w:cs="Courier New"/>
                 <w:sz w:val="18"/>
                 <w:szCs w:val="18"/>
               </w:rPr>
-              <w:t>(</w:t>
+              <w:t xml:space="preserve">, </w:t>
             </w:r>
             <w:proofErr w:type="spellStart"/>
             <w:r>
@@ -25979,7 +27161,7 @@
                 <w:sz w:val="18"/>
                 <w:szCs w:val="18"/>
               </w:rPr>
-              <w:t>self</w:t>
+              <w:t>rufname</w:t>
             </w:r>
             <w:proofErr w:type="spellEnd"/>
             <w:r>
@@ -25997,7 +27179,7 @@
                 <w:sz w:val="18"/>
                 <w:szCs w:val="18"/>
               </w:rPr>
-              <w:t>besitzer</w:t>
+              <w:t>farbe</w:t>
             </w:r>
             <w:proofErr w:type="spellEnd"/>
             <w:r>
@@ -26006,133 +27188,117 @@
                 <w:sz w:val="18"/>
                 <w:szCs w:val="18"/>
               </w:rPr>
-              <w:t xml:space="preserve">, </w:t>
-            </w:r>
-            <w:proofErr w:type="spellStart"/>
+              <w:t>,</w:t>
+            </w:r>
             <w:r>
               <w:rPr>
                 <w:rFonts w:ascii="Courier New" w:hAnsi="Courier New" w:cs="Courier New"/>
                 <w:sz w:val="18"/>
                 <w:szCs w:val="18"/>
               </w:rPr>
-              <w:t>farbe</w:t>
-            </w:r>
-            <w:proofErr w:type="spellEnd"/>
+              <w:t xml:space="preserve"> </w:t>
+            </w:r>
             <w:r>
               <w:rPr>
                 <w:rFonts w:ascii="Courier New" w:hAnsi="Courier New" w:cs="Courier New"/>
                 <w:sz w:val="18"/>
                 <w:szCs w:val="18"/>
               </w:rPr>
-              <w:t xml:space="preserve">, typ, </w:t>
-            </w:r>
-            <w:proofErr w:type="spellStart"/>
+              <w:t>alter</w:t>
+            </w:r>
             <w:r>
               <w:rPr>
                 <w:rFonts w:ascii="Courier New" w:hAnsi="Courier New" w:cs="Courier New"/>
                 <w:sz w:val="18"/>
                 <w:szCs w:val="18"/>
               </w:rPr>
-              <w:t>gaenge</w:t>
-            </w:r>
-            <w:proofErr w:type="spellEnd"/>
-            <w:r>
+              <w:t>)</w:t>
+            </w:r>
+          </w:p>
+        </w:tc>
+        <w:tc>
+          <w:tcPr>
+            <w:tcW w:w="5641" w:type="dxa"/>
+          </w:tcPr>
+          <w:p>
+            <w:pPr>
               <w:rPr>
                 <w:rFonts w:ascii="Courier New" w:hAnsi="Courier New" w:cs="Courier New"/>
                 <w:sz w:val="18"/>
                 <w:szCs w:val="18"/>
               </w:rPr>
-              <w:t>)</w:t>
-            </w:r>
-          </w:p>
-        </w:tc>
-      </w:tr>
-      <w:tr>
-        <w:tc>
-          <w:tcPr>
-            <w:tcW w:w="4876" w:type="dxa"/>
-          </w:tcPr>
-          <w:p>
-            <w:pPr>
+            </w:pPr>
+            <w:proofErr w:type="gramStart"/>
+            <w:r>
               <w:rPr>
                 <w:rFonts w:ascii="Courier New" w:hAnsi="Courier New" w:cs="Courier New"/>
                 <w:sz w:val="18"/>
                 <w:szCs w:val="18"/>
               </w:rPr>
-            </w:pPr>
-            <w:proofErr w:type="spellStart"/>
+              <w:t>super._</w:t>
+            </w:r>
+            <w:proofErr w:type="gramEnd"/>
             <w:r>
               <w:rPr>
                 <w:rFonts w:ascii="Courier New" w:hAnsi="Courier New" w:cs="Courier New"/>
                 <w:sz w:val="18"/>
                 <w:szCs w:val="18"/>
               </w:rPr>
-              <w:t>class</w:t>
-            </w:r>
-            <w:proofErr w:type="spellEnd"/>
+              <w:t>_</w:t>
+            </w:r>
+            <w:proofErr w:type="spellStart"/>
             <w:r>
               <w:rPr>
                 <w:rFonts w:ascii="Courier New" w:hAnsi="Courier New" w:cs="Courier New"/>
                 <w:sz w:val="18"/>
                 <w:szCs w:val="18"/>
               </w:rPr>
-              <w:t xml:space="preserve"> Hund(Tier)</w:t>
-            </w:r>
-          </w:p>
-        </w:tc>
-        <w:tc>
-          <w:tcPr>
-            <w:tcW w:w="5641" w:type="dxa"/>
-          </w:tcPr>
-          <w:p>
-            <w:pPr>
+              <w:t>init</w:t>
+            </w:r>
+            <w:proofErr w:type="spellEnd"/>
+            <w:r>
               <w:rPr>
                 <w:rFonts w:ascii="Courier New" w:hAnsi="Courier New" w:cs="Courier New"/>
                 <w:sz w:val="18"/>
                 <w:szCs w:val="18"/>
               </w:rPr>
-            </w:pPr>
-            <w:proofErr w:type="spellStart"/>
+              <w:t>_</w:t>
+            </w:r>
+            <w:proofErr w:type="gramStart"/>
             <w:r>
               <w:rPr>
                 <w:rFonts w:ascii="Courier New" w:hAnsi="Courier New" w:cs="Courier New"/>
                 <w:sz w:val="18"/>
                 <w:szCs w:val="18"/>
               </w:rPr>
-              <w:t>class</w:t>
-            </w:r>
-            <w:proofErr w:type="spellEnd"/>
+              <w:t>_</w:t>
+            </w:r>
             <w:r>
               <w:rPr>
                 <w:rFonts w:ascii="Courier New" w:hAnsi="Courier New" w:cs="Courier New"/>
                 <w:sz w:val="18"/>
                 <w:szCs w:val="18"/>
               </w:rPr>
-              <w:t xml:space="preserve"> Pedelec(Zweirad)</w:t>
-            </w:r>
-          </w:p>
-        </w:tc>
-      </w:tr>
-      <w:tr>
-        <w:tc>
-          <w:tcPr>
-            <w:tcW w:w="4876" w:type="dxa"/>
-          </w:tcPr>
-          <w:p>
-            <w:pPr>
+              <w:t>(</w:t>
+            </w:r>
+            <w:proofErr w:type="spellStart"/>
+            <w:proofErr w:type="gramEnd"/>
+            <w:r>
               <w:rPr>
                 <w:rFonts w:ascii="Courier New" w:hAnsi="Courier New" w:cs="Courier New"/>
                 <w:sz w:val="18"/>
                 <w:szCs w:val="18"/>
               </w:rPr>
-            </w:pPr>
+              <w:t>self</w:t>
+            </w:r>
+            <w:proofErr w:type="spellEnd"/>
             <w:r>
               <w:rPr>
                 <w:rFonts w:ascii="Courier New" w:hAnsi="Courier New" w:cs="Courier New"/>
                 <w:sz w:val="18"/>
                 <w:szCs w:val="18"/>
               </w:rPr>
-              <w:t>__</w:t>
+              <w:t xml:space="preserve">, </w:t>
             </w:r>
             <w:proofErr w:type="spellStart"/>
             <w:r>
@@ -26141,7 +27307,7 @@
                 <w:sz w:val="18"/>
                 <w:szCs w:val="18"/>
               </w:rPr>
-              <w:t>init</w:t>
+              <w:t>besitzer</w:t>
             </w:r>
             <w:proofErr w:type="spellEnd"/>
             <w:r>
@@ -26150,7 +27316,7 @@
                 <w:sz w:val="18"/>
                 <w:szCs w:val="18"/>
               </w:rPr>
-              <w:t>__(</w:t>
+              <w:t xml:space="preserve">, </w:t>
             </w:r>
             <w:proofErr w:type="spellStart"/>
             <w:r>
@@ -26159,7 +27325,7 @@
                 <w:sz w:val="18"/>
                 <w:szCs w:val="18"/>
               </w:rPr>
-              <w:t>self</w:t>
+              <w:t>farbe</w:t>
             </w:r>
             <w:proofErr w:type="spellEnd"/>
             <w:r>
@@ -26168,7 +27334,7 @@
                 <w:sz w:val="18"/>
                 <w:szCs w:val="18"/>
               </w:rPr>
-              <w:t xml:space="preserve">, </w:t>
+              <w:t xml:space="preserve">, typ, </w:t>
             </w:r>
             <w:proofErr w:type="spellStart"/>
             <w:r>
@@ -26177,7 +27343,7 @@
                 <w:sz w:val="18"/>
                 <w:szCs w:val="18"/>
               </w:rPr>
-              <w:t>rufname</w:t>
+              <w:t>gaenge</w:t>
             </w:r>
             <w:proofErr w:type="spellEnd"/>
             <w:r>
@@ -26186,66 +27352,74 @@
                 <w:sz w:val="18"/>
                 <w:szCs w:val="18"/>
               </w:rPr>
-              <w:t xml:space="preserve">, </w:t>
-            </w:r>
-            <w:proofErr w:type="spellStart"/>
-            <w:r>
+              <w:t>)</w:t>
+            </w:r>
+          </w:p>
+        </w:tc>
+      </w:tr>
+      <w:tr>
+        <w:tc>
+          <w:tcPr>
+            <w:tcW w:w="4876" w:type="dxa"/>
+          </w:tcPr>
+          <w:p>
+            <w:pPr>
               <w:rPr>
                 <w:rFonts w:ascii="Courier New" w:hAnsi="Courier New" w:cs="Courier New"/>
                 <w:sz w:val="18"/>
                 <w:szCs w:val="18"/>
               </w:rPr>
-              <w:t>farbe</w:t>
-            </w:r>
-            <w:proofErr w:type="spellEnd"/>
+            </w:pPr>
+            <w:proofErr w:type="spellStart"/>
             <w:r>
               <w:rPr>
                 <w:rFonts w:ascii="Courier New" w:hAnsi="Courier New" w:cs="Courier New"/>
                 <w:sz w:val="18"/>
                 <w:szCs w:val="18"/>
               </w:rPr>
-              <w:t>, alter)</w:t>
-            </w:r>
-          </w:p>
-        </w:tc>
-        <w:tc>
-          <w:tcPr>
-            <w:tcW w:w="5641" w:type="dxa"/>
-          </w:tcPr>
-          <w:p>
-            <w:pPr>
+              <w:t>class</w:t>
+            </w:r>
+            <w:proofErr w:type="spellEnd"/>
+            <w:r>
               <w:rPr>
                 <w:rFonts w:ascii="Courier New" w:hAnsi="Courier New" w:cs="Courier New"/>
                 <w:sz w:val="18"/>
                 <w:szCs w:val="18"/>
               </w:rPr>
-            </w:pPr>
+              <w:t xml:space="preserve"> </w:t>
+            </w:r>
+            <w:proofErr w:type="gramStart"/>
             <w:r>
               <w:rPr>
                 <w:rFonts w:ascii="Courier New" w:hAnsi="Courier New" w:cs="Courier New"/>
                 <w:sz w:val="18"/>
                 <w:szCs w:val="18"/>
               </w:rPr>
-              <w:t>__</w:t>
-            </w:r>
-            <w:proofErr w:type="spellStart"/>
+              <w:t>Hund(</w:t>
+            </w:r>
+            <w:proofErr w:type="gramEnd"/>
             <w:r>
               <w:rPr>
                 <w:rFonts w:ascii="Courier New" w:hAnsi="Courier New" w:cs="Courier New"/>
                 <w:sz w:val="18"/>
                 <w:szCs w:val="18"/>
               </w:rPr>
-              <w:t>init</w:t>
-            </w:r>
-            <w:proofErr w:type="spellEnd"/>
-            <w:r>
+              <w:t>Tier)</w:t>
+            </w:r>
+          </w:p>
+        </w:tc>
+        <w:tc>
+          <w:tcPr>
+            <w:tcW w:w="5641" w:type="dxa"/>
+          </w:tcPr>
+          <w:p>
+            <w:pPr>
               <w:rPr>
                 <w:rFonts w:ascii="Courier New" w:hAnsi="Courier New" w:cs="Courier New"/>
                 <w:sz w:val="18"/>
                 <w:szCs w:val="18"/>
               </w:rPr>
-              <w:t>__(</w:t>
-            </w:r>
+            </w:pPr>
             <w:proofErr w:type="spellStart"/>
             <w:r>
               <w:rPr>
@@ -26253,7 +27427,7 @@
                 <w:sz w:val="18"/>
                 <w:szCs w:val="18"/>
               </w:rPr>
-              <w:t>self</w:t>
+              <w:t>class</w:t>
             </w:r>
             <w:proofErr w:type="spellEnd"/>
             <w:r>
@@ -26262,43 +27436,49 @@
                 <w:sz w:val="18"/>
                 <w:szCs w:val="18"/>
               </w:rPr>
-              <w:t xml:space="preserve">, </w:t>
-            </w:r>
-            <w:proofErr w:type="spellStart"/>
+              <w:t xml:space="preserve"> </w:t>
+            </w:r>
+            <w:proofErr w:type="gramStart"/>
             <w:r>
               <w:rPr>
                 <w:rFonts w:ascii="Courier New" w:hAnsi="Courier New" w:cs="Courier New"/>
                 <w:sz w:val="18"/>
                 <w:szCs w:val="18"/>
               </w:rPr>
-              <w:t>besitzer</w:t>
-            </w:r>
-            <w:proofErr w:type="spellEnd"/>
+              <w:t>Pedelec(</w:t>
+            </w:r>
+            <w:proofErr w:type="gramEnd"/>
             <w:r>
               <w:rPr>
                 <w:rFonts w:ascii="Courier New" w:hAnsi="Courier New" w:cs="Courier New"/>
                 <w:sz w:val="18"/>
                 <w:szCs w:val="18"/>
               </w:rPr>
-              <w:t xml:space="preserve">, </w:t>
-            </w:r>
-            <w:proofErr w:type="spellStart"/>
-            <w:r>
+              <w:t>Zweirad)</w:t>
+            </w:r>
+          </w:p>
+        </w:tc>
+      </w:tr>
+      <w:tr>
+        <w:tc>
+          <w:tcPr>
+            <w:tcW w:w="4876" w:type="dxa"/>
+          </w:tcPr>
+          <w:p>
+            <w:pPr>
               <w:rPr>
                 <w:rFonts w:ascii="Courier New" w:hAnsi="Courier New" w:cs="Courier New"/>
                 <w:sz w:val="18"/>
                 <w:szCs w:val="18"/>
               </w:rPr>
-              <w:t>farbe</w:t>
-            </w:r>
-            <w:proofErr w:type="spellEnd"/>
+            </w:pPr>
             <w:r>
               <w:rPr>
                 <w:rFonts w:ascii="Courier New" w:hAnsi="Courier New" w:cs="Courier New"/>
                 <w:sz w:val="18"/>
                 <w:szCs w:val="18"/>
               </w:rPr>
-              <w:t xml:space="preserve">, typ, </w:t>
+              <w:t>__</w:t>
             </w:r>
             <w:proofErr w:type="spellStart"/>
             <w:r>
@@ -26307,7 +27487,7 @@
                 <w:sz w:val="18"/>
                 <w:szCs w:val="18"/>
               </w:rPr>
-              <w:t>gaenge</w:t>
+              <w:t>init</w:t>
             </w:r>
             <w:proofErr w:type="spellEnd"/>
             <w:r>
@@ -26316,24 +27496,26 @@
                 <w:sz w:val="18"/>
                 <w:szCs w:val="18"/>
               </w:rPr>
-              <w:t>,</w:t>
-            </w:r>
+              <w:t>_</w:t>
+            </w:r>
+            <w:proofErr w:type="gramStart"/>
             <w:r>
               <w:rPr>
                 <w:rFonts w:ascii="Courier New" w:hAnsi="Courier New" w:cs="Courier New"/>
                 <w:sz w:val="18"/>
                 <w:szCs w:val="18"/>
               </w:rPr>
-              <w:t xml:space="preserve"> </w:t>
-            </w:r>
-            <w:proofErr w:type="spellStart"/>
+              <w:t>_(</w:t>
+            </w:r>
+            <w:proofErr w:type="spellStart"/>
+            <w:proofErr w:type="gramEnd"/>
             <w:r>
               <w:rPr>
                 <w:rFonts w:ascii="Courier New" w:hAnsi="Courier New" w:cs="Courier New"/>
                 <w:sz w:val="18"/>
                 <w:szCs w:val="18"/>
               </w:rPr>
-              <w:t>kapazitaet</w:t>
+              <w:t>self</w:t>
             </w:r>
             <w:proofErr w:type="spellEnd"/>
             <w:r>
@@ -26342,31 +27524,25 @@
                 <w:sz w:val="18"/>
                 <w:szCs w:val="18"/>
               </w:rPr>
-              <w:t>)</w:t>
-            </w:r>
-          </w:p>
-        </w:tc>
-      </w:tr>
-      <w:tr>
-        <w:tc>
-          <w:tcPr>
-            <w:tcW w:w="4876" w:type="dxa"/>
-          </w:tcPr>
-          <w:p>
-            <w:pPr>
+              <w:t xml:space="preserve">, </w:t>
+            </w:r>
+            <w:proofErr w:type="spellStart"/>
+            <w:r>
               <w:rPr>
                 <w:rFonts w:ascii="Courier New" w:hAnsi="Courier New" w:cs="Courier New"/>
                 <w:sz w:val="18"/>
                 <w:szCs w:val="18"/>
               </w:rPr>
-            </w:pPr>
+              <w:t>rufname</w:t>
+            </w:r>
+            <w:proofErr w:type="spellEnd"/>
             <w:r>
               <w:rPr>
                 <w:rFonts w:ascii="Courier New" w:hAnsi="Courier New" w:cs="Courier New"/>
                 <w:sz w:val="18"/>
                 <w:szCs w:val="18"/>
               </w:rPr>
-              <w:t>super.__</w:t>
+              <w:t xml:space="preserve">, </w:t>
             </w:r>
             <w:proofErr w:type="spellStart"/>
             <w:r>
@@ -26375,7 +27551,7 @@
                 <w:sz w:val="18"/>
                 <w:szCs w:val="18"/>
               </w:rPr>
-              <w:t>init</w:t>
+              <w:t>farbe</w:t>
             </w:r>
             <w:proofErr w:type="spellEnd"/>
             <w:r>
@@ -26384,60 +27560,66 @@
                 <w:sz w:val="18"/>
                 <w:szCs w:val="18"/>
               </w:rPr>
-              <w:t>__</w:t>
-            </w:r>
-            <w:r>
+              <w:t>, alter)</w:t>
+            </w:r>
+          </w:p>
+        </w:tc>
+        <w:tc>
+          <w:tcPr>
+            <w:tcW w:w="5641" w:type="dxa"/>
+          </w:tcPr>
+          <w:p>
+            <w:pPr>
               <w:rPr>
                 <w:rFonts w:ascii="Courier New" w:hAnsi="Courier New" w:cs="Courier New"/>
                 <w:sz w:val="18"/>
                 <w:szCs w:val="18"/>
               </w:rPr>
-              <w:t>(</w:t>
-            </w:r>
-            <w:proofErr w:type="spellStart"/>
+            </w:pPr>
             <w:r>
               <w:rPr>
                 <w:rFonts w:ascii="Courier New" w:hAnsi="Courier New" w:cs="Courier New"/>
                 <w:sz w:val="18"/>
                 <w:szCs w:val="18"/>
               </w:rPr>
-              <w:t>self</w:t>
-            </w:r>
-            <w:proofErr w:type="spellEnd"/>
+              <w:t>__</w:t>
+            </w:r>
+            <w:proofErr w:type="spellStart"/>
             <w:r>
               <w:rPr>
                 <w:rFonts w:ascii="Courier New" w:hAnsi="Courier New" w:cs="Courier New"/>
                 <w:sz w:val="18"/>
                 <w:szCs w:val="18"/>
               </w:rPr>
-              <w:t xml:space="preserve">, </w:t>
-            </w:r>
-            <w:proofErr w:type="spellStart"/>
+              <w:t>init</w:t>
+            </w:r>
+            <w:proofErr w:type="spellEnd"/>
             <w:r>
               <w:rPr>
                 <w:rFonts w:ascii="Courier New" w:hAnsi="Courier New" w:cs="Courier New"/>
                 <w:sz w:val="18"/>
                 <w:szCs w:val="18"/>
               </w:rPr>
-              <w:t>rufname</w:t>
-            </w:r>
-            <w:proofErr w:type="spellEnd"/>
+              <w:t>_</w:t>
+            </w:r>
+            <w:proofErr w:type="gramStart"/>
             <w:r>
               <w:rPr>
                 <w:rFonts w:ascii="Courier New" w:hAnsi="Courier New" w:cs="Courier New"/>
                 <w:sz w:val="18"/>
                 <w:szCs w:val="18"/>
               </w:rPr>
-              <w:t xml:space="preserve">, </w:t>
-            </w:r>
-            <w:proofErr w:type="spellStart"/>
+              <w:t>_(</w:t>
+            </w:r>
+            <w:proofErr w:type="spellStart"/>
+            <w:proofErr w:type="gramEnd"/>
             <w:r>
               <w:rPr>
                 <w:rFonts w:ascii="Courier New" w:hAnsi="Courier New" w:cs="Courier New"/>
                 <w:sz w:val="18"/>
                 <w:szCs w:val="18"/>
               </w:rPr>
-              <w:t>farbe</w:t>
+              <w:t>self</w:t>
             </w:r>
             <w:proofErr w:type="spellEnd"/>
             <w:r>
@@ -26446,115 +27628,121 @@
                 <w:sz w:val="18"/>
                 <w:szCs w:val="18"/>
               </w:rPr>
-              <w:t>,</w:t>
-            </w:r>
+              <w:t xml:space="preserve">, </w:t>
+            </w:r>
+            <w:proofErr w:type="spellStart"/>
             <w:r>
               <w:rPr>
                 <w:rFonts w:ascii="Courier New" w:hAnsi="Courier New" w:cs="Courier New"/>
                 <w:sz w:val="18"/>
                 <w:szCs w:val="18"/>
               </w:rPr>
-              <w:t xml:space="preserve"> </w:t>
-            </w:r>
+              <w:t>besitzer</w:t>
+            </w:r>
+            <w:proofErr w:type="spellEnd"/>
             <w:r>
               <w:rPr>
                 <w:rFonts w:ascii="Courier New" w:hAnsi="Courier New" w:cs="Courier New"/>
                 <w:sz w:val="18"/>
                 <w:szCs w:val="18"/>
               </w:rPr>
-              <w:t>alter</w:t>
-            </w:r>
+              <w:t xml:space="preserve">, </w:t>
+            </w:r>
+            <w:proofErr w:type="spellStart"/>
             <w:r>
               <w:rPr>
                 <w:rFonts w:ascii="Courier New" w:hAnsi="Courier New" w:cs="Courier New"/>
                 <w:sz w:val="18"/>
                 <w:szCs w:val="18"/>
               </w:rPr>
-              <w:t>)</w:t>
-            </w:r>
-          </w:p>
-        </w:tc>
-        <w:tc>
-          <w:tcPr>
-            <w:tcW w:w="5641" w:type="dxa"/>
-          </w:tcPr>
-          <w:p>
-            <w:pPr>
+              <w:t>farbe</w:t>
+            </w:r>
+            <w:proofErr w:type="spellEnd"/>
+            <w:r>
               <w:rPr>
                 <w:rFonts w:ascii="Courier New" w:hAnsi="Courier New" w:cs="Courier New"/>
                 <w:sz w:val="18"/>
                 <w:szCs w:val="18"/>
               </w:rPr>
-            </w:pPr>
+              <w:t xml:space="preserve">, typ, </w:t>
+            </w:r>
+            <w:proofErr w:type="spellStart"/>
             <w:r>
               <w:rPr>
                 <w:rFonts w:ascii="Courier New" w:hAnsi="Courier New" w:cs="Courier New"/>
                 <w:sz w:val="18"/>
                 <w:szCs w:val="18"/>
               </w:rPr>
-              <w:t>super.</w:t>
-            </w:r>
+              <w:t>gaenge</w:t>
+            </w:r>
+            <w:proofErr w:type="spellEnd"/>
             <w:r>
               <w:rPr>
                 <w:rFonts w:ascii="Courier New" w:hAnsi="Courier New" w:cs="Courier New"/>
                 <w:sz w:val="18"/>
                 <w:szCs w:val="18"/>
               </w:rPr>
-              <w:t>__</w:t>
-            </w:r>
-            <w:proofErr w:type="spellStart"/>
+              <w:t>,</w:t>
+            </w:r>
             <w:r>
               <w:rPr>
                 <w:rFonts w:ascii="Courier New" w:hAnsi="Courier New" w:cs="Courier New"/>
                 <w:sz w:val="18"/>
                 <w:szCs w:val="18"/>
               </w:rPr>
-              <w:t>init</w:t>
-            </w:r>
-            <w:proofErr w:type="spellEnd"/>
+              <w:t xml:space="preserve"> </w:t>
+            </w:r>
+            <w:proofErr w:type="spellStart"/>
             <w:r>
               <w:rPr>
                 <w:rFonts w:ascii="Courier New" w:hAnsi="Courier New" w:cs="Courier New"/>
                 <w:sz w:val="18"/>
                 <w:szCs w:val="18"/>
               </w:rPr>
-              <w:t>__(</w:t>
-            </w:r>
-            <w:proofErr w:type="spellStart"/>
+              <w:t>kapazitaet</w:t>
+            </w:r>
+            <w:proofErr w:type="spellEnd"/>
             <w:r>
               <w:rPr>
                 <w:rFonts w:ascii="Courier New" w:hAnsi="Courier New" w:cs="Courier New"/>
                 <w:sz w:val="18"/>
                 <w:szCs w:val="18"/>
               </w:rPr>
-              <w:t>self</w:t>
-            </w:r>
-            <w:proofErr w:type="spellEnd"/>
-            <w:r>
+              <w:t>)</w:t>
+            </w:r>
+          </w:p>
+        </w:tc>
+      </w:tr>
+      <w:tr>
+        <w:tc>
+          <w:tcPr>
+            <w:tcW w:w="4876" w:type="dxa"/>
+          </w:tcPr>
+          <w:p>
+            <w:pPr>
               <w:rPr>
                 <w:rFonts w:ascii="Courier New" w:hAnsi="Courier New" w:cs="Courier New"/>
                 <w:sz w:val="18"/>
                 <w:szCs w:val="18"/>
               </w:rPr>
-              <w:t xml:space="preserve">, </w:t>
-            </w:r>
-            <w:proofErr w:type="spellStart"/>
+            </w:pPr>
+            <w:proofErr w:type="gramStart"/>
             <w:r>
               <w:rPr>
                 <w:rFonts w:ascii="Courier New" w:hAnsi="Courier New" w:cs="Courier New"/>
                 <w:sz w:val="18"/>
                 <w:szCs w:val="18"/>
               </w:rPr>
-              <w:t>besitzer</w:t>
-            </w:r>
-            <w:proofErr w:type="spellEnd"/>
+              <w:t>super._</w:t>
+            </w:r>
+            <w:proofErr w:type="gramEnd"/>
             <w:r>
               <w:rPr>
                 <w:rFonts w:ascii="Courier New" w:hAnsi="Courier New" w:cs="Courier New"/>
                 <w:sz w:val="18"/>
                 <w:szCs w:val="18"/>
               </w:rPr>
-              <w:t xml:space="preserve">, </w:t>
+              <w:t>_</w:t>
             </w:r>
             <w:proofErr w:type="spellStart"/>
             <w:r>
@@ -26563,7 +27751,7 @@
                 <w:sz w:val="18"/>
                 <w:szCs w:val="18"/>
               </w:rPr>
-              <w:t>farbe</w:t>
+              <w:t>init</w:t>
             </w:r>
             <w:proofErr w:type="spellEnd"/>
             <w:r>
@@ -26572,180 +27760,144 @@
                 <w:sz w:val="18"/>
                 <w:szCs w:val="18"/>
               </w:rPr>
-              <w:t xml:space="preserve">, typ, </w:t>
-            </w:r>
-            <w:proofErr w:type="spellStart"/>
+              <w:t>_</w:t>
+            </w:r>
+            <w:proofErr w:type="gramStart"/>
             <w:r>
               <w:rPr>
                 <w:rFonts w:ascii="Courier New" w:hAnsi="Courier New" w:cs="Courier New"/>
                 <w:sz w:val="18"/>
                 <w:szCs w:val="18"/>
               </w:rPr>
-              <w:t>gaenge</w:t>
-            </w:r>
-            <w:proofErr w:type="spellEnd"/>
+              <w:t>_</w:t>
+            </w:r>
             <w:r>
               <w:rPr>
                 <w:rFonts w:ascii="Courier New" w:hAnsi="Courier New" w:cs="Courier New"/>
                 <w:sz w:val="18"/>
                 <w:szCs w:val="18"/>
               </w:rPr>
-              <w:t>,</w:t>
-            </w:r>
+              <w:t>(</w:t>
+            </w:r>
+            <w:proofErr w:type="spellStart"/>
+            <w:proofErr w:type="gramEnd"/>
             <w:r>
               <w:rPr>
                 <w:rFonts w:ascii="Courier New" w:hAnsi="Courier New" w:cs="Courier New"/>
                 <w:sz w:val="18"/>
                 <w:szCs w:val="18"/>
               </w:rPr>
-              <w:t xml:space="preserve"> </w:t>
-            </w:r>
-            <w:proofErr w:type="spellStart"/>
+              <w:t>self</w:t>
+            </w:r>
+            <w:proofErr w:type="spellEnd"/>
             <w:r>
               <w:rPr>
                 <w:rFonts w:ascii="Courier New" w:hAnsi="Courier New" w:cs="Courier New"/>
                 <w:sz w:val="18"/>
                 <w:szCs w:val="18"/>
               </w:rPr>
-              <w:t>kapazitaet</w:t>
-            </w:r>
-            <w:proofErr w:type="spellEnd"/>
+              <w:t xml:space="preserve">, </w:t>
+            </w:r>
+            <w:proofErr w:type="spellStart"/>
             <w:r>
               <w:rPr>
                 <w:rFonts w:ascii="Courier New" w:hAnsi="Courier New" w:cs="Courier New"/>
                 <w:sz w:val="18"/>
                 <w:szCs w:val="18"/>
               </w:rPr>
-              <w:t>)</w:t>
-            </w:r>
-          </w:p>
-        </w:tc>
-      </w:tr>
-      <w:tr>
-        <w:tc>
-          <w:tcPr>
-            <w:tcW w:w="4876" w:type="dxa"/>
-          </w:tcPr>
-          <w:p>
-            <w:pPr>
+              <w:t>rufname</w:t>
+            </w:r>
+            <w:proofErr w:type="spellEnd"/>
+            <w:r>
               <w:rPr>
                 <w:rFonts w:ascii="Courier New" w:hAnsi="Courier New" w:cs="Courier New"/>
                 <w:sz w:val="18"/>
                 <w:szCs w:val="18"/>
               </w:rPr>
-            </w:pPr>
-          </w:p>
-        </w:tc>
-        <w:tc>
-          <w:tcPr>
-            <w:tcW w:w="5641" w:type="dxa"/>
-          </w:tcPr>
-          <w:p>
-            <w:pPr>
+              <w:t xml:space="preserve">, </w:t>
+            </w:r>
+            <w:proofErr w:type="spellStart"/>
+            <w:r>
               <w:rPr>
                 <w:rFonts w:ascii="Courier New" w:hAnsi="Courier New" w:cs="Courier New"/>
                 <w:sz w:val="18"/>
                 <w:szCs w:val="18"/>
               </w:rPr>
-            </w:pPr>
-            <w:proofErr w:type="spellStart"/>
+              <w:t>farbe</w:t>
+            </w:r>
+            <w:proofErr w:type="spellEnd"/>
             <w:r>
               <w:rPr>
                 <w:rFonts w:ascii="Courier New" w:hAnsi="Courier New" w:cs="Courier New"/>
                 <w:sz w:val="18"/>
                 <w:szCs w:val="18"/>
               </w:rPr>
-              <w:t>kapazitaet</w:t>
-            </w:r>
-            <w:proofErr w:type="spellEnd"/>
-          </w:p>
-        </w:tc>
-      </w:tr>
-      <w:tr>
-        <w:tc>
-          <w:tcPr>
-            <w:tcW w:w="4876" w:type="dxa"/>
-          </w:tcPr>
-          <w:p>
-            <w:pPr>
+              <w:t>,</w:t>
+            </w:r>
+            <w:r>
               <w:rPr>
                 <w:rFonts w:ascii="Courier New" w:hAnsi="Courier New" w:cs="Courier New"/>
                 <w:sz w:val="18"/>
                 <w:szCs w:val="18"/>
               </w:rPr>
-            </w:pPr>
-            <w:proofErr w:type="spellStart"/>
+              <w:t xml:space="preserve"> </w:t>
+            </w:r>
             <w:r>
               <w:rPr>
                 <w:rFonts w:ascii="Courier New" w:hAnsi="Courier New" w:cs="Courier New"/>
                 <w:sz w:val="18"/>
                 <w:szCs w:val="18"/>
               </w:rPr>
-              <w:t>tut_reden</w:t>
-            </w:r>
-            <w:proofErr w:type="spellEnd"/>
-          </w:p>
-        </w:tc>
-        <w:tc>
-          <w:tcPr>
-            <w:tcW w:w="5641" w:type="dxa"/>
-          </w:tcPr>
-          <w:p>
-            <w:pPr>
+              <w:t>alter</w:t>
+            </w:r>
+            <w:r>
               <w:rPr>
                 <w:rFonts w:ascii="Courier New" w:hAnsi="Courier New" w:cs="Courier New"/>
                 <w:sz w:val="18"/>
                 <w:szCs w:val="18"/>
               </w:rPr>
-            </w:pPr>
-            <w:r>
+              <w:t>)</w:t>
+            </w:r>
+          </w:p>
+        </w:tc>
+        <w:tc>
+          <w:tcPr>
+            <w:tcW w:w="5641" w:type="dxa"/>
+          </w:tcPr>
+          <w:p>
+            <w:pPr>
               <w:rPr>
                 <w:rFonts w:ascii="Courier New" w:hAnsi="Courier New" w:cs="Courier New"/>
                 <w:sz w:val="18"/>
                 <w:szCs w:val="18"/>
               </w:rPr>
-              <w:t>aufladen</w:t>
-            </w:r>
-          </w:p>
-        </w:tc>
-      </w:tr>
-      <w:tr>
-        <w:tc>
-          <w:tcPr>
-            <w:tcW w:w="4876" w:type="dxa"/>
-          </w:tcPr>
-          <w:p>
-            <w:pPr>
+            </w:pPr>
+            <w:proofErr w:type="gramStart"/>
+            <w:r>
               <w:rPr>
                 <w:rFonts w:ascii="Courier New" w:hAnsi="Courier New" w:cs="Courier New"/>
                 <w:sz w:val="18"/>
                 <w:szCs w:val="18"/>
               </w:rPr>
-            </w:pPr>
-            <w:proofErr w:type="spellStart"/>
+              <w:t>super.</w:t>
+            </w:r>
             <w:r>
               <w:rPr>
                 <w:rFonts w:ascii="Courier New" w:hAnsi="Courier New" w:cs="Courier New"/>
                 <w:sz w:val="18"/>
                 <w:szCs w:val="18"/>
               </w:rPr>
-              <w:t>katze_sammy</w:t>
-            </w:r>
-            <w:proofErr w:type="spellEnd"/>
-          </w:p>
-        </w:tc>
-        <w:tc>
-          <w:tcPr>
-            <w:tcW w:w="5641" w:type="dxa"/>
-          </w:tcPr>
-          <w:p>
-            <w:pPr>
+              <w:t>_</w:t>
+            </w:r>
+            <w:proofErr w:type="gramEnd"/>
+            <w:r>
               <w:rPr>
                 <w:rFonts w:ascii="Courier New" w:hAnsi="Courier New" w:cs="Courier New"/>
                 <w:sz w:val="18"/>
                 <w:szCs w:val="18"/>
               </w:rPr>
-            </w:pPr>
+              <w:t>_</w:t>
+            </w:r>
             <w:proofErr w:type="spellStart"/>
             <w:r>
               <w:rPr>
@@ -26753,149 +27905,107 @@
                 <w:sz w:val="18"/>
                 <w:szCs w:val="18"/>
               </w:rPr>
-              <w:t>mein_fahrrad</w:t>
-            </w:r>
-            <w:proofErr w:type="spellEnd"/>
-          </w:p>
-        </w:tc>
-      </w:tr>
-      <w:tr>
-        <w:tc>
-          <w:tcPr>
-            <w:tcW w:w="4876" w:type="dxa"/>
-          </w:tcPr>
-          <w:p>
-            <w:pPr>
+              <w:t>init</w:t>
+            </w:r>
+            <w:proofErr w:type="spellEnd"/>
+            <w:r>
               <w:rPr>
                 <w:rFonts w:ascii="Courier New" w:hAnsi="Courier New" w:cs="Courier New"/>
                 <w:sz w:val="18"/>
                 <w:szCs w:val="18"/>
               </w:rPr>
-            </w:pPr>
-            <w:proofErr w:type="spellStart"/>
+              <w:t>_</w:t>
+            </w:r>
+            <w:proofErr w:type="gramStart"/>
             <w:r>
               <w:rPr>
                 <w:rFonts w:ascii="Courier New" w:hAnsi="Courier New" w:cs="Courier New"/>
                 <w:sz w:val="18"/>
                 <w:szCs w:val="18"/>
               </w:rPr>
-              <w:t>katze_sammy.farbe</w:t>
-            </w:r>
-            <w:proofErr w:type="spellEnd"/>
-          </w:p>
-        </w:tc>
-        <w:tc>
-          <w:tcPr>
-            <w:tcW w:w="5641" w:type="dxa"/>
-          </w:tcPr>
-          <w:p>
-            <w:pPr>
+              <w:t>_(</w:t>
+            </w:r>
+            <w:proofErr w:type="spellStart"/>
+            <w:proofErr w:type="gramEnd"/>
+            <w:r>
               <w:rPr>
                 <w:rFonts w:ascii="Courier New" w:hAnsi="Courier New" w:cs="Courier New"/>
                 <w:sz w:val="18"/>
                 <w:szCs w:val="18"/>
               </w:rPr>
-            </w:pPr>
-            <w:proofErr w:type="spellStart"/>
+              <w:t>self</w:t>
+            </w:r>
+            <w:proofErr w:type="spellEnd"/>
             <w:r>
               <w:rPr>
                 <w:rFonts w:ascii="Courier New" w:hAnsi="Courier New" w:cs="Courier New"/>
                 <w:sz w:val="18"/>
                 <w:szCs w:val="18"/>
               </w:rPr>
-              <w:t>mein_fahrrad.besitzer</w:t>
-            </w:r>
-            <w:proofErr w:type="spellEnd"/>
-          </w:p>
-        </w:tc>
-      </w:tr>
-      <w:tr>
-        <w:tc>
-          <w:tcPr>
-            <w:tcW w:w="4876" w:type="dxa"/>
-          </w:tcPr>
-          <w:p>
-            <w:pPr>
+              <w:t xml:space="preserve">, </w:t>
+            </w:r>
+            <w:proofErr w:type="spellStart"/>
+            <w:r>
               <w:rPr>
                 <w:rFonts w:ascii="Courier New" w:hAnsi="Courier New" w:cs="Courier New"/>
                 <w:sz w:val="18"/>
                 <w:szCs w:val="18"/>
               </w:rPr>
-            </w:pPr>
-            <w:proofErr w:type="spellStart"/>
+              <w:t>besitzer</w:t>
+            </w:r>
+            <w:proofErr w:type="spellEnd"/>
             <w:r>
               <w:rPr>
                 <w:rFonts w:ascii="Courier New" w:hAnsi="Courier New" w:cs="Courier New"/>
                 <w:sz w:val="18"/>
                 <w:szCs w:val="18"/>
               </w:rPr>
-              <w:t>hund_bello</w:t>
-            </w:r>
-            <w:proofErr w:type="spellEnd"/>
-          </w:p>
-        </w:tc>
-        <w:tc>
-          <w:tcPr>
-            <w:tcW w:w="5641" w:type="dxa"/>
-          </w:tcPr>
-          <w:p>
-            <w:pPr>
+              <w:t xml:space="preserve">, </w:t>
+            </w:r>
+            <w:proofErr w:type="spellStart"/>
+            <w:r>
               <w:rPr>
                 <w:rFonts w:ascii="Courier New" w:hAnsi="Courier New" w:cs="Courier New"/>
                 <w:sz w:val="18"/>
                 <w:szCs w:val="18"/>
               </w:rPr>
-            </w:pPr>
-            <w:proofErr w:type="spellStart"/>
+              <w:t>farbe</w:t>
+            </w:r>
+            <w:proofErr w:type="spellEnd"/>
             <w:r>
               <w:rPr>
                 <w:rFonts w:ascii="Courier New" w:hAnsi="Courier New" w:cs="Courier New"/>
                 <w:sz w:val="18"/>
                 <w:szCs w:val="18"/>
               </w:rPr>
-              <w:t>dein_pedelec</w:t>
-            </w:r>
-            <w:proofErr w:type="spellEnd"/>
-          </w:p>
-        </w:tc>
-      </w:tr>
-      <w:tr>
-        <w:tc>
-          <w:tcPr>
-            <w:tcW w:w="4876" w:type="dxa"/>
-          </w:tcPr>
-          <w:p>
-            <w:pPr>
+              <w:t xml:space="preserve">, typ, </w:t>
+            </w:r>
+            <w:proofErr w:type="spellStart"/>
+            <w:r>
               <w:rPr>
                 <w:rFonts w:ascii="Courier New" w:hAnsi="Courier New" w:cs="Courier New"/>
                 <w:sz w:val="18"/>
                 <w:szCs w:val="18"/>
               </w:rPr>
-            </w:pPr>
-            <w:proofErr w:type="spellStart"/>
+              <w:t>gaenge</w:t>
+            </w:r>
+            <w:proofErr w:type="spellEnd"/>
             <w:r>
               <w:rPr>
                 <w:rFonts w:ascii="Courier New" w:hAnsi="Courier New" w:cs="Courier New"/>
                 <w:sz w:val="18"/>
                 <w:szCs w:val="18"/>
               </w:rPr>
-              <w:t>hund_bello.farbe</w:t>
-            </w:r>
-            <w:proofErr w:type="spellEnd"/>
-          </w:p>
-        </w:tc>
-        <w:tc>
-          <w:tcPr>
-            <w:tcW w:w="5641" w:type="dxa"/>
-          </w:tcPr>
-          <w:p>
-            <w:pPr>
+              <w:t>,</w:t>
+            </w:r>
+            <w:r>
               <w:rPr>
                 <w:rFonts w:ascii="Courier New" w:hAnsi="Courier New" w:cs="Courier New"/>
                 <w:sz w:val="18"/>
                 <w:szCs w:val="18"/>
               </w:rPr>
-            </w:pPr>
+              <w:t xml:space="preserve"> </w:t>
+            </w:r>
             <w:proofErr w:type="spellStart"/>
             <w:r>
               <w:rPr>
@@ -26903,30 +28013,24 @@
                 <w:sz w:val="18"/>
                 <w:szCs w:val="18"/>
               </w:rPr>
-              <w:t>dein_pedelec.besitzer</w:t>
-            </w:r>
-            <w:proofErr w:type="spellEnd"/>
-          </w:p>
-        </w:tc>
-      </w:tr>
-      <w:tr>
-        <w:tc>
-          <w:tcPr>
-            <w:tcW w:w="4876" w:type="dxa"/>
-          </w:tcPr>
-          <w:p>
-            <w:pPr>
+              <w:t>kapazitaet</w:t>
+            </w:r>
+            <w:proofErr w:type="spellEnd"/>
+            <w:r>
               <w:rPr>
                 <w:rFonts w:ascii="Courier New" w:hAnsi="Courier New" w:cs="Courier New"/>
                 <w:sz w:val="18"/>
                 <w:szCs w:val="18"/>
               </w:rPr>
-            </w:pPr>
-          </w:p>
-        </w:tc>
-        <w:tc>
-          <w:tcPr>
-            <w:tcW w:w="5641" w:type="dxa"/>
+              <w:t>)</w:t>
+            </w:r>
+          </w:p>
+        </w:tc>
+      </w:tr>
+      <w:tr>
+        <w:tc>
+          <w:tcPr>
+            <w:tcW w:w="4876" w:type="dxa"/>
           </w:tcPr>
           <w:p>
             <w:pPr>
@@ -26936,173 +28040,169 @@
                 <w:szCs w:val="18"/>
               </w:rPr>
             </w:pPr>
-            <w:proofErr w:type="spellStart"/>
-            <w:r>
+          </w:p>
+        </w:tc>
+        <w:tc>
+          <w:tcPr>
+            <w:tcW w:w="5641" w:type="dxa"/>
+          </w:tcPr>
+          <w:p>
+            <w:pPr>
               <w:rPr>
                 <w:rFonts w:ascii="Courier New" w:hAnsi="Courier New" w:cs="Courier New"/>
                 <w:sz w:val="18"/>
                 <w:szCs w:val="18"/>
               </w:rPr>
-              <w:t>dein_pedelec.kapazitaet</w:t>
-            </w:r>
-            <w:proofErr w:type="spellEnd"/>
-          </w:p>
-        </w:tc>
-      </w:tr>
-      <w:tr>
-        <w:tc>
-          <w:tcPr>
-            <w:tcW w:w="4876" w:type="dxa"/>
-          </w:tcPr>
-          <w:p>
-            <w:pPr>
+            </w:pPr>
+            <w:proofErr w:type="spellStart"/>
+            <w:r>
               <w:rPr>
                 <w:rFonts w:ascii="Courier New" w:hAnsi="Courier New" w:cs="Courier New"/>
                 <w:sz w:val="18"/>
                 <w:szCs w:val="18"/>
               </w:rPr>
-            </w:pPr>
-            <w:proofErr w:type="spellStart"/>
-            <w:r>
+              <w:t>kapazitaet</w:t>
+            </w:r>
+            <w:proofErr w:type="spellEnd"/>
+          </w:p>
+        </w:tc>
+      </w:tr>
+      <w:tr>
+        <w:tc>
+          <w:tcPr>
+            <w:tcW w:w="4876" w:type="dxa"/>
+          </w:tcPr>
+          <w:p>
+            <w:pPr>
               <w:rPr>
                 <w:rFonts w:ascii="Courier New" w:hAnsi="Courier New" w:cs="Courier New"/>
                 <w:sz w:val="18"/>
                 <w:szCs w:val="18"/>
               </w:rPr>
-              <w:t>hund_bello.tut_schlafen</w:t>
-            </w:r>
-            <w:proofErr w:type="spellEnd"/>
-          </w:p>
-        </w:tc>
-        <w:tc>
-          <w:tcPr>
-            <w:tcW w:w="5641" w:type="dxa"/>
-          </w:tcPr>
-          <w:p>
-            <w:pPr>
+            </w:pPr>
+            <w:proofErr w:type="spellStart"/>
+            <w:r>
               <w:rPr>
                 <w:rFonts w:ascii="Courier New" w:hAnsi="Courier New" w:cs="Courier New"/>
                 <w:sz w:val="18"/>
                 <w:szCs w:val="18"/>
               </w:rPr>
-            </w:pPr>
-            <w:proofErr w:type="spellStart"/>
-            <w:r>
+              <w:t>tut_reden</w:t>
+            </w:r>
+            <w:proofErr w:type="spellEnd"/>
+          </w:p>
+        </w:tc>
+        <w:tc>
+          <w:tcPr>
+            <w:tcW w:w="5641" w:type="dxa"/>
+          </w:tcPr>
+          <w:p>
+            <w:pPr>
               <w:rPr>
                 <w:rFonts w:ascii="Courier New" w:hAnsi="Courier New" w:cs="Courier New"/>
                 <w:sz w:val="18"/>
                 <w:szCs w:val="18"/>
               </w:rPr>
-              <w:t>dein_pedelec.fahren</w:t>
-            </w:r>
-            <w:proofErr w:type="spellEnd"/>
-          </w:p>
-        </w:tc>
-      </w:tr>
-      <w:tr>
-        <w:tc>
-          <w:tcPr>
-            <w:tcW w:w="4876" w:type="dxa"/>
-          </w:tcPr>
-          <w:p>
-            <w:pPr>
+            </w:pPr>
+            <w:r>
               <w:rPr>
                 <w:rFonts w:ascii="Courier New" w:hAnsi="Courier New" w:cs="Courier New"/>
                 <w:sz w:val="18"/>
                 <w:szCs w:val="18"/>
               </w:rPr>
-            </w:pPr>
-            <w:proofErr w:type="spellStart"/>
-            <w:r>
+              <w:t>aufladen</w:t>
+            </w:r>
+          </w:p>
+        </w:tc>
+      </w:tr>
+      <w:tr>
+        <w:tc>
+          <w:tcPr>
+            <w:tcW w:w="4876" w:type="dxa"/>
+          </w:tcPr>
+          <w:p>
+            <w:pPr>
               <w:rPr>
                 <w:rFonts w:ascii="Courier New" w:hAnsi="Courier New" w:cs="Courier New"/>
                 <w:sz w:val="18"/>
                 <w:szCs w:val="18"/>
               </w:rPr>
-              <w:t>katze_sammy.tut_schlafen</w:t>
-            </w:r>
-            <w:proofErr w:type="spellEnd"/>
-          </w:p>
-        </w:tc>
-        <w:tc>
-          <w:tcPr>
-            <w:tcW w:w="5641" w:type="dxa"/>
-          </w:tcPr>
-          <w:p>
-            <w:pPr>
+            </w:pPr>
+            <w:proofErr w:type="spellStart"/>
+            <w:r>
               <w:rPr>
                 <w:rFonts w:ascii="Courier New" w:hAnsi="Courier New" w:cs="Courier New"/>
                 <w:sz w:val="18"/>
                 <w:szCs w:val="18"/>
               </w:rPr>
-            </w:pPr>
-            <w:proofErr w:type="spellStart"/>
-            <w:r>
+              <w:t>katze_sammy</w:t>
+            </w:r>
+            <w:proofErr w:type="spellEnd"/>
+          </w:p>
+        </w:tc>
+        <w:tc>
+          <w:tcPr>
+            <w:tcW w:w="5641" w:type="dxa"/>
+          </w:tcPr>
+          <w:p>
+            <w:pPr>
               <w:rPr>
                 <w:rFonts w:ascii="Courier New" w:hAnsi="Courier New" w:cs="Courier New"/>
                 <w:sz w:val="18"/>
                 <w:szCs w:val="18"/>
               </w:rPr>
-              <w:t>mein_fahrrad.fahren</w:t>
-            </w:r>
-            <w:proofErr w:type="spellEnd"/>
-          </w:p>
-        </w:tc>
-      </w:tr>
-      <w:tr>
-        <w:tc>
-          <w:tcPr>
-            <w:tcW w:w="4876" w:type="dxa"/>
-          </w:tcPr>
-          <w:p>
-            <w:pPr>
+            </w:pPr>
+            <w:proofErr w:type="spellStart"/>
+            <w:r>
               <w:rPr>
                 <w:rFonts w:ascii="Courier New" w:hAnsi="Courier New" w:cs="Courier New"/>
                 <w:sz w:val="18"/>
                 <w:szCs w:val="18"/>
               </w:rPr>
-            </w:pPr>
-            <w:proofErr w:type="spellStart"/>
-            <w:r>
+              <w:t>mein_fahrrad</w:t>
+            </w:r>
+            <w:proofErr w:type="spellEnd"/>
+          </w:p>
+        </w:tc>
+      </w:tr>
+      <w:tr>
+        <w:tc>
+          <w:tcPr>
+            <w:tcW w:w="4876" w:type="dxa"/>
+          </w:tcPr>
+          <w:p>
+            <w:pPr>
               <w:rPr>
                 <w:rFonts w:ascii="Courier New" w:hAnsi="Courier New" w:cs="Courier New"/>
                 <w:sz w:val="18"/>
                 <w:szCs w:val="18"/>
               </w:rPr>
-              <w:t>katze_sammy.tut_reden</w:t>
-            </w:r>
-            <w:proofErr w:type="spellEnd"/>
-          </w:p>
-        </w:tc>
-        <w:tc>
-          <w:tcPr>
-            <w:tcW w:w="5641" w:type="dxa"/>
-          </w:tcPr>
-          <w:p>
-            <w:pPr>
+            </w:pPr>
+            <w:proofErr w:type="spellStart"/>
+            <w:r>
               <w:rPr>
                 <w:rFonts w:ascii="Courier New" w:hAnsi="Courier New" w:cs="Courier New"/>
                 <w:sz w:val="18"/>
                 <w:szCs w:val="18"/>
               </w:rPr>
-            </w:pPr>
-            <w:proofErr w:type="spellStart"/>
+              <w:t>katze_</w:t>
+            </w:r>
+            <w:proofErr w:type="gramStart"/>
             <w:r>
               <w:rPr>
                 <w:rFonts w:ascii="Courier New" w:hAnsi="Courier New" w:cs="Courier New"/>
                 <w:sz w:val="18"/>
                 <w:szCs w:val="18"/>
               </w:rPr>
-              <w:t>mein_fahrrad.klingeln</w:t>
-            </w:r>
-            <w:proofErr w:type="spellEnd"/>
-          </w:p>
-        </w:tc>
-      </w:tr>
-      <w:tr>
-        <w:tc>
-          <w:tcPr>
-            <w:tcW w:w="4876" w:type="dxa"/>
+              <w:t>sammy.farbe</w:t>
+            </w:r>
+            <w:proofErr w:type="spellEnd"/>
+            <w:proofErr w:type="gramEnd"/>
+          </w:p>
+        </w:tc>
+        <w:tc>
+          <w:tcPr>
+            <w:tcW w:w="5641" w:type="dxa"/>
           </w:tcPr>
           <w:p>
             <w:pPr>
@@ -27119,49 +28219,45 @@
                 <w:sz w:val="18"/>
                 <w:szCs w:val="18"/>
               </w:rPr>
-              <w:t>hund_bello.tut_reden</w:t>
-            </w:r>
-            <w:proofErr w:type="spellEnd"/>
-          </w:p>
-        </w:tc>
-        <w:tc>
-          <w:tcPr>
-            <w:tcW w:w="5641" w:type="dxa"/>
-          </w:tcPr>
-          <w:p>
-            <w:pPr>
+              <w:t>mein_</w:t>
+            </w:r>
+            <w:proofErr w:type="gramStart"/>
+            <w:r>
               <w:rPr>
                 <w:rFonts w:ascii="Courier New" w:hAnsi="Courier New" w:cs="Courier New"/>
                 <w:sz w:val="18"/>
                 <w:szCs w:val="18"/>
               </w:rPr>
-            </w:pPr>
-            <w:proofErr w:type="spellStart"/>
-            <w:r>
+              <w:t>fahrrad.besitzer</w:t>
+            </w:r>
+            <w:proofErr w:type="spellEnd"/>
+            <w:proofErr w:type="gramEnd"/>
+          </w:p>
+        </w:tc>
+      </w:tr>
+      <w:tr>
+        <w:tc>
+          <w:tcPr>
+            <w:tcW w:w="4876" w:type="dxa"/>
+          </w:tcPr>
+          <w:p>
+            <w:pPr>
               <w:rPr>
                 <w:rFonts w:ascii="Courier New" w:hAnsi="Courier New" w:cs="Courier New"/>
                 <w:sz w:val="18"/>
                 <w:szCs w:val="18"/>
               </w:rPr>
-              <w:t>dein_pedelec.klingeln</w:t>
-            </w:r>
-            <w:proofErr w:type="spellEnd"/>
-          </w:p>
-        </w:tc>
-      </w:tr>
-      <w:tr>
-        <w:tc>
-          <w:tcPr>
-            <w:tcW w:w="4876" w:type="dxa"/>
-          </w:tcPr>
-          <w:p>
-            <w:pPr>
+            </w:pPr>
+            <w:proofErr w:type="spellStart"/>
+            <w:r>
               <w:rPr>
                 <w:rFonts w:ascii="Courier New" w:hAnsi="Courier New" w:cs="Courier New"/>
                 <w:sz w:val="18"/>
                 <w:szCs w:val="18"/>
               </w:rPr>
-            </w:pPr>
+              <w:t>hund_bello</w:t>
+            </w:r>
+            <w:proofErr w:type="spellEnd"/>
           </w:p>
         </w:tc>
         <w:tc>
@@ -27183,9 +28279,419 @@
                 <w:sz w:val="18"/>
                 <w:szCs w:val="18"/>
               </w:rPr>
-              <w:t>dein_pedelec.aufladen</w:t>
-            </w:r>
-            <w:proofErr w:type="spellEnd"/>
+              <w:t>dein_pedelec</w:t>
+            </w:r>
+            <w:proofErr w:type="spellEnd"/>
+          </w:p>
+        </w:tc>
+      </w:tr>
+      <w:tr>
+        <w:tc>
+          <w:tcPr>
+            <w:tcW w:w="4876" w:type="dxa"/>
+          </w:tcPr>
+          <w:p>
+            <w:pPr>
+              <w:rPr>
+                <w:rFonts w:ascii="Courier New" w:hAnsi="Courier New" w:cs="Courier New"/>
+                <w:sz w:val="18"/>
+                <w:szCs w:val="18"/>
+              </w:rPr>
+            </w:pPr>
+            <w:proofErr w:type="spellStart"/>
+            <w:r>
+              <w:rPr>
+                <w:rFonts w:ascii="Courier New" w:hAnsi="Courier New" w:cs="Courier New"/>
+                <w:sz w:val="18"/>
+                <w:szCs w:val="18"/>
+              </w:rPr>
+              <w:t>hund_</w:t>
+            </w:r>
+            <w:proofErr w:type="gramStart"/>
+            <w:r>
+              <w:rPr>
+                <w:rFonts w:ascii="Courier New" w:hAnsi="Courier New" w:cs="Courier New"/>
+                <w:sz w:val="18"/>
+                <w:szCs w:val="18"/>
+              </w:rPr>
+              <w:t>bello.farbe</w:t>
+            </w:r>
+            <w:proofErr w:type="spellEnd"/>
+            <w:proofErr w:type="gramEnd"/>
+          </w:p>
+        </w:tc>
+        <w:tc>
+          <w:tcPr>
+            <w:tcW w:w="5641" w:type="dxa"/>
+          </w:tcPr>
+          <w:p>
+            <w:pPr>
+              <w:rPr>
+                <w:rFonts w:ascii="Courier New" w:hAnsi="Courier New" w:cs="Courier New"/>
+                <w:sz w:val="18"/>
+                <w:szCs w:val="18"/>
+              </w:rPr>
+            </w:pPr>
+            <w:proofErr w:type="spellStart"/>
+            <w:r>
+              <w:rPr>
+                <w:rFonts w:ascii="Courier New" w:hAnsi="Courier New" w:cs="Courier New"/>
+                <w:sz w:val="18"/>
+                <w:szCs w:val="18"/>
+              </w:rPr>
+              <w:t>dein_</w:t>
+            </w:r>
+            <w:proofErr w:type="gramStart"/>
+            <w:r>
+              <w:rPr>
+                <w:rFonts w:ascii="Courier New" w:hAnsi="Courier New" w:cs="Courier New"/>
+                <w:sz w:val="18"/>
+                <w:szCs w:val="18"/>
+              </w:rPr>
+              <w:t>pedelec.besitzer</w:t>
+            </w:r>
+            <w:proofErr w:type="spellEnd"/>
+            <w:proofErr w:type="gramEnd"/>
+          </w:p>
+        </w:tc>
+      </w:tr>
+      <w:tr>
+        <w:tc>
+          <w:tcPr>
+            <w:tcW w:w="4876" w:type="dxa"/>
+          </w:tcPr>
+          <w:p>
+            <w:pPr>
+              <w:rPr>
+                <w:rFonts w:ascii="Courier New" w:hAnsi="Courier New" w:cs="Courier New"/>
+                <w:sz w:val="18"/>
+                <w:szCs w:val="18"/>
+              </w:rPr>
+            </w:pPr>
+          </w:p>
+        </w:tc>
+        <w:tc>
+          <w:tcPr>
+            <w:tcW w:w="5641" w:type="dxa"/>
+          </w:tcPr>
+          <w:p>
+            <w:pPr>
+              <w:rPr>
+                <w:rFonts w:ascii="Courier New" w:hAnsi="Courier New" w:cs="Courier New"/>
+                <w:sz w:val="18"/>
+                <w:szCs w:val="18"/>
+              </w:rPr>
+            </w:pPr>
+            <w:proofErr w:type="spellStart"/>
+            <w:r>
+              <w:rPr>
+                <w:rFonts w:ascii="Courier New" w:hAnsi="Courier New" w:cs="Courier New"/>
+                <w:sz w:val="18"/>
+                <w:szCs w:val="18"/>
+              </w:rPr>
+              <w:t>dein_</w:t>
+            </w:r>
+            <w:proofErr w:type="gramStart"/>
+            <w:r>
+              <w:rPr>
+                <w:rFonts w:ascii="Courier New" w:hAnsi="Courier New" w:cs="Courier New"/>
+                <w:sz w:val="18"/>
+                <w:szCs w:val="18"/>
+              </w:rPr>
+              <w:t>pedelec.kapazitaet</w:t>
+            </w:r>
+            <w:proofErr w:type="spellEnd"/>
+            <w:proofErr w:type="gramEnd"/>
+          </w:p>
+        </w:tc>
+      </w:tr>
+      <w:tr>
+        <w:tc>
+          <w:tcPr>
+            <w:tcW w:w="4876" w:type="dxa"/>
+          </w:tcPr>
+          <w:p>
+            <w:pPr>
+              <w:rPr>
+                <w:rFonts w:ascii="Courier New" w:hAnsi="Courier New" w:cs="Courier New"/>
+                <w:sz w:val="18"/>
+                <w:szCs w:val="18"/>
+              </w:rPr>
+            </w:pPr>
+            <w:proofErr w:type="spellStart"/>
+            <w:r>
+              <w:rPr>
+                <w:rFonts w:ascii="Courier New" w:hAnsi="Courier New" w:cs="Courier New"/>
+                <w:sz w:val="18"/>
+                <w:szCs w:val="18"/>
+              </w:rPr>
+              <w:t>hund_bello.tut_schlafen</w:t>
+            </w:r>
+            <w:proofErr w:type="spellEnd"/>
+          </w:p>
+        </w:tc>
+        <w:tc>
+          <w:tcPr>
+            <w:tcW w:w="5641" w:type="dxa"/>
+          </w:tcPr>
+          <w:p>
+            <w:pPr>
+              <w:rPr>
+                <w:rFonts w:ascii="Courier New" w:hAnsi="Courier New" w:cs="Courier New"/>
+                <w:sz w:val="18"/>
+                <w:szCs w:val="18"/>
+              </w:rPr>
+            </w:pPr>
+            <w:proofErr w:type="spellStart"/>
+            <w:r>
+              <w:rPr>
+                <w:rFonts w:ascii="Courier New" w:hAnsi="Courier New" w:cs="Courier New"/>
+                <w:sz w:val="18"/>
+                <w:szCs w:val="18"/>
+              </w:rPr>
+              <w:t>dein_</w:t>
+            </w:r>
+            <w:proofErr w:type="gramStart"/>
+            <w:r>
+              <w:rPr>
+                <w:rFonts w:ascii="Courier New" w:hAnsi="Courier New" w:cs="Courier New"/>
+                <w:sz w:val="18"/>
+                <w:szCs w:val="18"/>
+              </w:rPr>
+              <w:t>pedelec.fahren</w:t>
+            </w:r>
+            <w:proofErr w:type="spellEnd"/>
+            <w:proofErr w:type="gramEnd"/>
+          </w:p>
+        </w:tc>
+      </w:tr>
+      <w:tr>
+        <w:tc>
+          <w:tcPr>
+            <w:tcW w:w="4876" w:type="dxa"/>
+          </w:tcPr>
+          <w:p>
+            <w:pPr>
+              <w:rPr>
+                <w:rFonts w:ascii="Courier New" w:hAnsi="Courier New" w:cs="Courier New"/>
+                <w:sz w:val="18"/>
+                <w:szCs w:val="18"/>
+              </w:rPr>
+            </w:pPr>
+            <w:proofErr w:type="spellStart"/>
+            <w:r>
+              <w:rPr>
+                <w:rFonts w:ascii="Courier New" w:hAnsi="Courier New" w:cs="Courier New"/>
+                <w:sz w:val="18"/>
+                <w:szCs w:val="18"/>
+              </w:rPr>
+              <w:t>katze_sammy.tut_schlafen</w:t>
+            </w:r>
+            <w:proofErr w:type="spellEnd"/>
+          </w:p>
+        </w:tc>
+        <w:tc>
+          <w:tcPr>
+            <w:tcW w:w="5641" w:type="dxa"/>
+          </w:tcPr>
+          <w:p>
+            <w:pPr>
+              <w:rPr>
+                <w:rFonts w:ascii="Courier New" w:hAnsi="Courier New" w:cs="Courier New"/>
+                <w:sz w:val="18"/>
+                <w:szCs w:val="18"/>
+              </w:rPr>
+            </w:pPr>
+            <w:proofErr w:type="spellStart"/>
+            <w:r>
+              <w:rPr>
+                <w:rFonts w:ascii="Courier New" w:hAnsi="Courier New" w:cs="Courier New"/>
+                <w:sz w:val="18"/>
+                <w:szCs w:val="18"/>
+              </w:rPr>
+              <w:t>mein_</w:t>
+            </w:r>
+            <w:proofErr w:type="gramStart"/>
+            <w:r>
+              <w:rPr>
+                <w:rFonts w:ascii="Courier New" w:hAnsi="Courier New" w:cs="Courier New"/>
+                <w:sz w:val="18"/>
+                <w:szCs w:val="18"/>
+              </w:rPr>
+              <w:t>fahrrad.fahren</w:t>
+            </w:r>
+            <w:proofErr w:type="spellEnd"/>
+            <w:proofErr w:type="gramEnd"/>
+          </w:p>
+        </w:tc>
+      </w:tr>
+      <w:tr>
+        <w:tc>
+          <w:tcPr>
+            <w:tcW w:w="4876" w:type="dxa"/>
+          </w:tcPr>
+          <w:p>
+            <w:pPr>
+              <w:rPr>
+                <w:rFonts w:ascii="Courier New" w:hAnsi="Courier New" w:cs="Courier New"/>
+                <w:sz w:val="18"/>
+                <w:szCs w:val="18"/>
+              </w:rPr>
+            </w:pPr>
+            <w:proofErr w:type="spellStart"/>
+            <w:r>
+              <w:rPr>
+                <w:rFonts w:ascii="Courier New" w:hAnsi="Courier New" w:cs="Courier New"/>
+                <w:sz w:val="18"/>
+                <w:szCs w:val="18"/>
+              </w:rPr>
+              <w:t>katze_sammy.tut_reden</w:t>
+            </w:r>
+            <w:proofErr w:type="spellEnd"/>
+          </w:p>
+        </w:tc>
+        <w:tc>
+          <w:tcPr>
+            <w:tcW w:w="5641" w:type="dxa"/>
+          </w:tcPr>
+          <w:p>
+            <w:pPr>
+              <w:rPr>
+                <w:rFonts w:ascii="Courier New" w:hAnsi="Courier New" w:cs="Courier New"/>
+                <w:sz w:val="18"/>
+                <w:szCs w:val="18"/>
+              </w:rPr>
+            </w:pPr>
+            <w:proofErr w:type="spellStart"/>
+            <w:r>
+              <w:rPr>
+                <w:rFonts w:ascii="Courier New" w:hAnsi="Courier New" w:cs="Courier New"/>
+                <w:sz w:val="18"/>
+                <w:szCs w:val="18"/>
+              </w:rPr>
+              <w:t>mein_</w:t>
+            </w:r>
+            <w:proofErr w:type="gramStart"/>
+            <w:r>
+              <w:rPr>
+                <w:rFonts w:ascii="Courier New" w:hAnsi="Courier New" w:cs="Courier New"/>
+                <w:sz w:val="18"/>
+                <w:szCs w:val="18"/>
+              </w:rPr>
+              <w:t>fahrrad.klingeln</w:t>
+            </w:r>
+            <w:proofErr w:type="spellEnd"/>
+            <w:proofErr w:type="gramEnd"/>
+          </w:p>
+        </w:tc>
+      </w:tr>
+      <w:tr>
+        <w:tc>
+          <w:tcPr>
+            <w:tcW w:w="4876" w:type="dxa"/>
+          </w:tcPr>
+          <w:p>
+            <w:pPr>
+              <w:rPr>
+                <w:rFonts w:ascii="Courier New" w:hAnsi="Courier New" w:cs="Courier New"/>
+                <w:sz w:val="18"/>
+                <w:szCs w:val="18"/>
+              </w:rPr>
+            </w:pPr>
+            <w:proofErr w:type="spellStart"/>
+            <w:r>
+              <w:rPr>
+                <w:rFonts w:ascii="Courier New" w:hAnsi="Courier New" w:cs="Courier New"/>
+                <w:sz w:val="18"/>
+                <w:szCs w:val="18"/>
+              </w:rPr>
+              <w:t>hund_bello.tut_reden</w:t>
+            </w:r>
+            <w:proofErr w:type="spellEnd"/>
+          </w:p>
+        </w:tc>
+        <w:tc>
+          <w:tcPr>
+            <w:tcW w:w="5641" w:type="dxa"/>
+          </w:tcPr>
+          <w:p>
+            <w:pPr>
+              <w:rPr>
+                <w:rFonts w:ascii="Courier New" w:hAnsi="Courier New" w:cs="Courier New"/>
+                <w:sz w:val="18"/>
+                <w:szCs w:val="18"/>
+              </w:rPr>
+            </w:pPr>
+            <w:proofErr w:type="spellStart"/>
+            <w:r>
+              <w:rPr>
+                <w:rFonts w:ascii="Courier New" w:hAnsi="Courier New" w:cs="Courier New"/>
+                <w:sz w:val="18"/>
+                <w:szCs w:val="18"/>
+              </w:rPr>
+              <w:t>dein_</w:t>
+            </w:r>
+            <w:proofErr w:type="gramStart"/>
+            <w:r>
+              <w:rPr>
+                <w:rFonts w:ascii="Courier New" w:hAnsi="Courier New" w:cs="Courier New"/>
+                <w:sz w:val="18"/>
+                <w:szCs w:val="18"/>
+              </w:rPr>
+              <w:t>pedelec.klingeln</w:t>
+            </w:r>
+            <w:proofErr w:type="spellEnd"/>
+            <w:proofErr w:type="gramEnd"/>
+          </w:p>
+        </w:tc>
+      </w:tr>
+      <w:tr>
+        <w:tc>
+          <w:tcPr>
+            <w:tcW w:w="4876" w:type="dxa"/>
+          </w:tcPr>
+          <w:p>
+            <w:pPr>
+              <w:rPr>
+                <w:rFonts w:ascii="Courier New" w:hAnsi="Courier New" w:cs="Courier New"/>
+                <w:sz w:val="18"/>
+                <w:szCs w:val="18"/>
+              </w:rPr>
+            </w:pPr>
+          </w:p>
+        </w:tc>
+        <w:tc>
+          <w:tcPr>
+            <w:tcW w:w="5641" w:type="dxa"/>
+          </w:tcPr>
+          <w:p>
+            <w:pPr>
+              <w:rPr>
+                <w:rFonts w:ascii="Courier New" w:hAnsi="Courier New" w:cs="Courier New"/>
+                <w:sz w:val="18"/>
+                <w:szCs w:val="18"/>
+              </w:rPr>
+            </w:pPr>
+            <w:proofErr w:type="spellStart"/>
+            <w:r>
+              <w:rPr>
+                <w:rFonts w:ascii="Courier New" w:hAnsi="Courier New" w:cs="Courier New"/>
+                <w:sz w:val="18"/>
+                <w:szCs w:val="18"/>
+              </w:rPr>
+              <w:t>dein_</w:t>
+            </w:r>
+            <w:proofErr w:type="gramStart"/>
+            <w:r>
+              <w:rPr>
+                <w:rFonts w:ascii="Courier New" w:hAnsi="Courier New" w:cs="Courier New"/>
+                <w:sz w:val="18"/>
+                <w:szCs w:val="18"/>
+              </w:rPr>
+              <w:t>pedelec.aufladen</w:t>
+            </w:r>
+            <w:proofErr w:type="spellEnd"/>
+            <w:proofErr w:type="gramEnd"/>
           </w:p>
         </w:tc>
       </w:tr>
@@ -27562,11 +29068,19 @@
               <w:t xml:space="preserve"> </w:t>
             </w:r>
             <w:proofErr w:type="spellStart"/>
-            <w:r>
-              <w:rPr>
-                <w:rFonts w:ascii="Courier New" w:hAnsi="Courier New" w:cs="Courier New"/>
-              </w:rPr>
-              <w:t>self.from_bottom</w:t>
+            <w:proofErr w:type="gramStart"/>
+            <w:r>
+              <w:rPr>
+                <w:rFonts w:ascii="Courier New" w:hAnsi="Courier New" w:cs="Courier New"/>
+              </w:rPr>
+              <w:t>self.from</w:t>
+            </w:r>
+            <w:proofErr w:type="gramEnd"/>
+            <w:r>
+              <w:rPr>
+                <w:rFonts w:ascii="Courier New" w:hAnsi="Courier New" w:cs="Courier New"/>
+              </w:rPr>
+              <w:t>_bottom</w:t>
             </w:r>
             <w:proofErr w:type="spellEnd"/>
             <w:r>
@@ -28164,7 +29678,21 @@
         <w:rPr>
           <w:rFonts w:ascii="Courier New" w:hAnsi="Courier New" w:cs="Courier New"/>
         </w:rPr>
-        <w:t>+               S  + +</w:t>
+        <w:t xml:space="preserve">+               </w:t>
+      </w:r>
+      <w:proofErr w:type="gramStart"/>
+      <w:r>
+        <w:rPr>
+          <w:rFonts w:ascii="Courier New" w:hAnsi="Courier New" w:cs="Courier New"/>
+        </w:rPr>
+        <w:t>S  +</w:t>
+      </w:r>
+      <w:proofErr w:type="gramEnd"/>
+      <w:r>
+        <w:rPr>
+          <w:rFonts w:ascii="Courier New" w:hAnsi="Courier New" w:cs="Courier New"/>
+        </w:rPr>
+        <w:t xml:space="preserve"> +</w:t>
       </w:r>
     </w:p>
     <w:p>
@@ -28348,11 +29876,19 @@
       </w:r>
       <w:proofErr w:type="spellStart"/>
       <w:r>
-        <w:t>search_from</w:t>
+        <w:t>search_</w:t>
+      </w:r>
+      <w:proofErr w:type="gramStart"/>
+      <w:r>
+        <w:t>from</w:t>
       </w:r>
       <w:proofErr w:type="spellEnd"/>
       <w:r>
-        <w:t xml:space="preserve">() setzt die Schildkröte auf den Startpunkt. </w:t>
+        <w:t>(</w:t>
+      </w:r>
+      <w:proofErr w:type="gramEnd"/>
+      <w:r>
+        <w:t xml:space="preserve">) setzt die Schildkröte auf den Startpunkt. </w:t>
       </w:r>
       <w:r>
         <w:t xml:space="preserve">Starte das Programm. </w:t>
@@ -28485,11 +30021,26 @@
           </w:p>
           <w:p>
             <w:proofErr w:type="spellStart"/>
-            <w:r>
-              <w:rPr>
-                <w:rFonts w:ascii="Courier New" w:hAnsi="Courier New" w:cs="Courier New"/>
-              </w:rPr>
-              <w:t>maze.update_position</w:t>
+            <w:proofErr w:type="gramStart"/>
+            <w:r>
+              <w:rPr>
+                <w:rFonts w:ascii="Courier New" w:hAnsi="Courier New" w:cs="Courier New"/>
+              </w:rPr>
+              <w:t>maze.update</w:t>
+            </w:r>
+            <w:proofErr w:type="gramEnd"/>
+            <w:r>
+              <w:rPr>
+                <w:rFonts w:ascii="Courier New" w:hAnsi="Courier New" w:cs="Courier New"/>
+              </w:rPr>
+              <w:t>_</w:t>
+            </w:r>
+            <w:proofErr w:type="gramStart"/>
+            <w:r>
+              <w:rPr>
+                <w:rFonts w:ascii="Courier New" w:hAnsi="Courier New" w:cs="Courier New"/>
+              </w:rPr>
+              <w:t>position</w:t>
             </w:r>
             <w:proofErr w:type="spellEnd"/>
             <w:r>
@@ -28499,6 +30050,7 @@
               <w:t>(</w:t>
             </w:r>
             <w:proofErr w:type="spellStart"/>
+            <w:proofErr w:type="gramEnd"/>
             <w:r>
               <w:rPr>
                 <w:rFonts w:ascii="Courier New" w:hAnsi="Courier New" w:cs="Courier New"/>
@@ -29176,14 +30728,28 @@
         <w:rPr>
           <w:rFonts w:ascii="Courier New" w:hAnsi="Courier New" w:cs="Courier New"/>
         </w:rPr>
-        <w:t>search_from</w:t>
-      </w:r>
-      <w:proofErr w:type="spellEnd"/>
+        <w:t>search_</w:t>
+      </w:r>
+      <w:proofErr w:type="gramStart"/>
       <w:r>
         <w:rPr>
           <w:rFonts w:ascii="Courier New" w:hAnsi="Courier New" w:cs="Courier New"/>
         </w:rPr>
-        <w:t>()</w:t>
+        <w:t>from</w:t>
+      </w:r>
+      <w:proofErr w:type="spellEnd"/>
+      <w:r>
+        <w:rPr>
+          <w:rFonts w:ascii="Courier New" w:hAnsi="Courier New" w:cs="Courier New"/>
+        </w:rPr>
+        <w:t>(</w:t>
+      </w:r>
+      <w:proofErr w:type="gramEnd"/>
+      <w:r>
+        <w:rPr>
+          <w:rFonts w:ascii="Courier New" w:hAnsi="Courier New" w:cs="Courier New"/>
+        </w:rPr>
+        <w:t>)</w:t>
       </w:r>
       <w:r>
         <w:t xml:space="preserve">. Die Funktion enthält eine Benutzerabfrage. Dort gebt ihr ein Kommando ein, und der Roboter schaut, geht und dreht. Starte das Programm. Gib Kommandos ein und beobachte die Reaktion </w:t>
@@ -29303,9 +30869,14 @@
             </w:r>
             <w:proofErr w:type="spellEnd"/>
             <w:r>
-              <w:t>], r[rechts], s[</w:t>
-            </w:r>
-            <w:proofErr w:type="spellStart"/>
+              <w:t xml:space="preserve">], r[rechts], </w:t>
+            </w:r>
+            <w:proofErr w:type="gramStart"/>
+            <w:r>
+              <w:t>s[</w:t>
+            </w:r>
+            <w:proofErr w:type="spellStart"/>
+            <w:proofErr w:type="gramEnd"/>
             <w:r>
               <w:t>chritt</w:t>
             </w:r>
@@ -29518,31 +31089,59 @@
         <w:rPr>
           <w:rFonts w:ascii="Courier New" w:hAnsi="Courier New" w:cs="Courier New"/>
         </w:rPr>
-        <w:t>look_forward</w:t>
-      </w:r>
-      <w:proofErr w:type="spellEnd"/>
+        <w:t>look_</w:t>
+      </w:r>
+      <w:proofErr w:type="gramStart"/>
       <w:r>
         <w:rPr>
           <w:rFonts w:ascii="Courier New" w:hAnsi="Courier New" w:cs="Courier New"/>
         </w:rPr>
-        <w:t>()</w:t>
-      </w:r>
-      <w:r>
-        <w:t xml:space="preserve"> und </w:t>
-      </w:r>
-      <w:proofErr w:type="spellStart"/>
+        <w:t>forward</w:t>
+      </w:r>
+      <w:proofErr w:type="spellEnd"/>
       <w:r>
         <w:rPr>
           <w:rFonts w:ascii="Courier New" w:hAnsi="Courier New" w:cs="Courier New"/>
         </w:rPr>
-        <w:t>look_right</w:t>
-      </w:r>
-      <w:proofErr w:type="spellEnd"/>
+        <w:t>(</w:t>
+      </w:r>
+      <w:proofErr w:type="gramEnd"/>
       <w:r>
         <w:rPr>
           <w:rFonts w:ascii="Courier New" w:hAnsi="Courier New" w:cs="Courier New"/>
         </w:rPr>
-        <w:t>()</w:t>
+        <w:t>)</w:t>
+      </w:r>
+      <w:r>
+        <w:t xml:space="preserve"> und </w:t>
+      </w:r>
+      <w:proofErr w:type="spellStart"/>
+      <w:r>
+        <w:rPr>
+          <w:rFonts w:ascii="Courier New" w:hAnsi="Courier New" w:cs="Courier New"/>
+        </w:rPr>
+        <w:t>look_</w:t>
+      </w:r>
+      <w:proofErr w:type="gramStart"/>
+      <w:r>
+        <w:rPr>
+          <w:rFonts w:ascii="Courier New" w:hAnsi="Courier New" w:cs="Courier New"/>
+        </w:rPr>
+        <w:t>right</w:t>
+      </w:r>
+      <w:proofErr w:type="spellEnd"/>
+      <w:r>
+        <w:rPr>
+          <w:rFonts w:ascii="Courier New" w:hAnsi="Courier New" w:cs="Courier New"/>
+        </w:rPr>
+        <w:t>(</w:t>
+      </w:r>
+      <w:proofErr w:type="gramEnd"/>
+      <w:r>
+        <w:rPr>
+          <w:rFonts w:ascii="Courier New" w:hAnsi="Courier New" w:cs="Courier New"/>
+        </w:rPr>
+        <w:t>)</w:t>
       </w:r>
       <w:r>
         <w:rPr>
@@ -29635,14 +31234,28 @@
         <w:rPr>
           <w:rFonts w:ascii="Courier New" w:hAnsi="Courier New" w:cs="Courier New"/>
         </w:rPr>
-        <w:t>is_exit</w:t>
-      </w:r>
-      <w:proofErr w:type="spellEnd"/>
+        <w:t>is_</w:t>
+      </w:r>
+      <w:proofErr w:type="gramStart"/>
       <w:r>
         <w:rPr>
           <w:rFonts w:ascii="Courier New" w:hAnsi="Courier New" w:cs="Courier New"/>
         </w:rPr>
-        <w:t>()</w:t>
+        <w:t>exit</w:t>
+      </w:r>
+      <w:proofErr w:type="spellEnd"/>
+      <w:r>
+        <w:rPr>
+          <w:rFonts w:ascii="Courier New" w:hAnsi="Courier New" w:cs="Courier New"/>
+        </w:rPr>
+        <w:t>(</w:t>
+      </w:r>
+      <w:proofErr w:type="gramEnd"/>
+      <w:r>
+        <w:rPr>
+          <w:rFonts w:ascii="Courier New" w:hAnsi="Courier New" w:cs="Courier New"/>
+        </w:rPr>
+        <w:t>)</w:t>
       </w:r>
       <w:r>
         <w:rPr>
@@ -29753,14 +31366,11 @@
         <w:spacing w:before="120"/>
       </w:pPr>
       <w:r>
-        <w:rPr>
-          <w:noProof/>
-        </w:rPr>
         <w:drawing>
-          <wp:inline distT="0" distB="0" distL="0" distR="0" wp14:anchorId="2F984C39" wp14:editId="24008646">
-            <wp:extent cx="6645910" cy="6066155"/>
-            <wp:effectExtent l="0" t="0" r="2540" b="0"/>
-            <wp:docPr id="401480087" name="Grafik 1"/>
+          <wp:inline distT="0" distB="0" distL="0" distR="0" wp14:anchorId="28BB0DE3" wp14:editId="194F1027">
+            <wp:extent cx="6008294" cy="6067425"/>
+            <wp:effectExtent l="0" t="0" r="0" b="0"/>
+            <wp:docPr id="781243302" name="Grafik 1"/>
             <wp:cNvGraphicFramePr>
               <a:graphicFrameLocks xmlns:a="http://schemas.openxmlformats.org/drawingml/2006/main" noChangeAspect="1"/>
             </wp:cNvGraphicFramePr>
@@ -29768,7 +31378,7 @@
               <a:graphicData uri="http://schemas.openxmlformats.org/drawingml/2006/picture">
                 <pic:pic xmlns:pic="http://schemas.openxmlformats.org/drawingml/2006/picture">
                   <pic:nvPicPr>
-                    <pic:cNvPr id="401480087" name=""/>
+                    <pic:cNvPr id="781243302" name=""/>
                     <pic:cNvPicPr/>
                   </pic:nvPicPr>
                   <pic:blipFill>
@@ -29780,7 +31390,7 @@
                   <pic:spPr>
                     <a:xfrm>
                       <a:off x="0" y="0"/>
-                      <a:ext cx="6645910" cy="6066155"/>
+                      <a:ext cx="6020563" cy="6079815"/>
                     </a:xfrm>
                     <a:prstGeom prst="rect">
                       <a:avLst/>
@@ -30013,14 +31623,11 @@
         <w:spacing w:before="120"/>
       </w:pPr>
       <w:r>
-        <w:rPr>
-          <w:noProof/>
-        </w:rPr>
         <w:drawing>
-          <wp:inline distT="0" distB="0" distL="0" distR="0" wp14:anchorId="4F85C3E0" wp14:editId="1C88FCCE">
-            <wp:extent cx="6645910" cy="1778000"/>
-            <wp:effectExtent l="0" t="0" r="2540" b="0"/>
-            <wp:docPr id="169640132" name="Grafik 1"/>
+          <wp:inline distT="0" distB="0" distL="0" distR="0" wp14:anchorId="50BBBBBB" wp14:editId="09000D3A">
+            <wp:extent cx="6645910" cy="1804035"/>
+            <wp:effectExtent l="0" t="0" r="2540" b="5715"/>
+            <wp:docPr id="963806501" name="Grafik 1"/>
             <wp:cNvGraphicFramePr>
               <a:graphicFrameLocks xmlns:a="http://schemas.openxmlformats.org/drawingml/2006/main" noChangeAspect="1"/>
             </wp:cNvGraphicFramePr>
@@ -30028,7 +31635,7 @@
               <a:graphicData uri="http://schemas.openxmlformats.org/drawingml/2006/picture">
                 <pic:pic xmlns:pic="http://schemas.openxmlformats.org/drawingml/2006/picture">
                   <pic:nvPicPr>
-                    <pic:cNvPr id="169640132" name=""/>
+                    <pic:cNvPr id="963806501" name=""/>
                     <pic:cNvPicPr/>
                   </pic:nvPicPr>
                   <pic:blipFill>
@@ -30040,7 +31647,7 @@
                   <pic:spPr>
                     <a:xfrm>
                       <a:off x="0" y="0"/>
-                      <a:ext cx="6645910" cy="1778000"/>
+                      <a:ext cx="6645910" cy="1804035"/>
                     </a:xfrm>
                     <a:prstGeom prst="rect">
                       <a:avLst/>
@@ -30058,15 +31665,12 @@
         <w:spacing w:before="120"/>
       </w:pPr>
       <w:r>
-        <w:rPr>
-          <w:noProof/>
-        </w:rPr>
         <w:lastRenderedPageBreak/>
         <w:drawing>
-          <wp:inline distT="0" distB="0" distL="0" distR="0" wp14:anchorId="614B0D44" wp14:editId="7657B509">
-            <wp:extent cx="6645910" cy="5995035"/>
-            <wp:effectExtent l="0" t="0" r="2540" b="5715"/>
-            <wp:docPr id="453175528" name="Grafik 1"/>
+          <wp:inline distT="0" distB="0" distL="0" distR="0" wp14:anchorId="38416416" wp14:editId="4913A9F1">
+            <wp:extent cx="6645910" cy="6304915"/>
+            <wp:effectExtent l="0" t="0" r="2540" b="635"/>
+            <wp:docPr id="1236245634" name="Grafik 1"/>
             <wp:cNvGraphicFramePr>
               <a:graphicFrameLocks xmlns:a="http://schemas.openxmlformats.org/drawingml/2006/main" noChangeAspect="1"/>
             </wp:cNvGraphicFramePr>
@@ -30074,7 +31678,7 @@
               <a:graphicData uri="http://schemas.openxmlformats.org/drawingml/2006/picture">
                 <pic:pic xmlns:pic="http://schemas.openxmlformats.org/drawingml/2006/picture">
                   <pic:nvPicPr>
-                    <pic:cNvPr id="453175528" name=""/>
+                    <pic:cNvPr id="1236245634" name=""/>
                     <pic:cNvPicPr/>
                   </pic:nvPicPr>
                   <pic:blipFill>
@@ -30086,7 +31690,7 @@
                   <pic:spPr>
                     <a:xfrm>
                       <a:off x="0" y="0"/>
-                      <a:ext cx="6645910" cy="5995035"/>
+                      <a:ext cx="6645910" cy="6304915"/>
                     </a:xfrm>
                     <a:prstGeom prst="rect">
                       <a:avLst/>
@@ -31936,11 +33540,19 @@
               <w:br/>
             </w:r>
             <w:proofErr w:type="spellStart"/>
-            <w:r>
-              <w:rPr>
-                <w:rFonts w:ascii="Courier New" w:hAnsi="Courier New" w:cs="Courier New"/>
-              </w:rPr>
-              <w:t>self.image_LR</w:t>
+            <w:proofErr w:type="gramStart"/>
+            <w:r>
+              <w:rPr>
+                <w:rFonts w:ascii="Courier New" w:hAnsi="Courier New" w:cs="Courier New"/>
+              </w:rPr>
+              <w:t>self.image</w:t>
+            </w:r>
+            <w:proofErr w:type="gramEnd"/>
+            <w:r>
+              <w:rPr>
+                <w:rFonts w:ascii="Courier New" w:hAnsi="Courier New" w:cs="Courier New"/>
+              </w:rPr>
+              <w:t>_LR</w:t>
             </w:r>
             <w:proofErr w:type="spellEnd"/>
             <w:r>
@@ -31950,11 +33562,19 @@
               <w:t xml:space="preserve"> = </w:t>
             </w:r>
             <w:proofErr w:type="spellStart"/>
-            <w:r>
-              <w:rPr>
-                <w:rFonts w:ascii="Courier New" w:hAnsi="Courier New" w:cs="Courier New"/>
-              </w:rPr>
-              <w:t>pygame.image.load</w:t>
+            <w:proofErr w:type="gramStart"/>
+            <w:r>
+              <w:rPr>
+                <w:rFonts w:ascii="Courier New" w:hAnsi="Courier New" w:cs="Courier New"/>
+              </w:rPr>
+              <w:t>pygame.image</w:t>
+            </w:r>
+            <w:proofErr w:type="gramEnd"/>
+            <w:r>
+              <w:rPr>
+                <w:rFonts w:ascii="Courier New" w:hAnsi="Courier New" w:cs="Courier New"/>
+              </w:rPr>
+              <w:t>.load</w:t>
             </w:r>
             <w:proofErr w:type="spellEnd"/>
             <w:r>
@@ -31980,11 +33600,19 @@
               <w:br/>
             </w:r>
             <w:proofErr w:type="spellStart"/>
-            <w:r>
-              <w:rPr>
-                <w:rFonts w:ascii="Courier New" w:hAnsi="Courier New" w:cs="Courier New"/>
-              </w:rPr>
-              <w:t>self.image_RL</w:t>
+            <w:proofErr w:type="gramStart"/>
+            <w:r>
+              <w:rPr>
+                <w:rFonts w:ascii="Courier New" w:hAnsi="Courier New" w:cs="Courier New"/>
+              </w:rPr>
+              <w:t>self.image</w:t>
+            </w:r>
+            <w:proofErr w:type="gramEnd"/>
+            <w:r>
+              <w:rPr>
+                <w:rFonts w:ascii="Courier New" w:hAnsi="Courier New" w:cs="Courier New"/>
+              </w:rPr>
+              <w:t>_RL</w:t>
             </w:r>
             <w:proofErr w:type="spellEnd"/>
             <w:r>
@@ -31994,11 +33622,19 @@
               <w:t xml:space="preserve"> = </w:t>
             </w:r>
             <w:proofErr w:type="spellStart"/>
-            <w:r>
-              <w:rPr>
-                <w:rFonts w:ascii="Courier New" w:hAnsi="Courier New" w:cs="Courier New"/>
-              </w:rPr>
-              <w:t>pygame.image.load</w:t>
+            <w:proofErr w:type="gramStart"/>
+            <w:r>
+              <w:rPr>
+                <w:rFonts w:ascii="Courier New" w:hAnsi="Courier New" w:cs="Courier New"/>
+              </w:rPr>
+              <w:t>pygame.image</w:t>
+            </w:r>
+            <w:proofErr w:type="gramEnd"/>
+            <w:r>
+              <w:rPr>
+                <w:rFonts w:ascii="Courier New" w:hAnsi="Courier New" w:cs="Courier New"/>
+              </w:rPr>
+              <w:t>.load</w:t>
             </w:r>
             <w:proofErr w:type="spellEnd"/>
             <w:r>
@@ -32026,6 +33662,7 @@
               <w:t xml:space="preserve">Definiere das Anfangsbild: </w:t>
             </w:r>
             <w:proofErr w:type="spellStart"/>
+            <w:proofErr w:type="gramStart"/>
             <w:r>
               <w:rPr>
                 <w:rFonts w:ascii="Courier New" w:hAnsi="Courier New" w:cs="Courier New"/>
@@ -32033,6 +33670,7 @@
               <w:t>self.image</w:t>
             </w:r>
             <w:proofErr w:type="spellEnd"/>
+            <w:proofErr w:type="gramEnd"/>
             <w:r>
               <w:rPr>
                 <w:rFonts w:ascii="Courier New" w:hAnsi="Courier New" w:cs="Courier New"/>
@@ -32040,11 +33678,19 @@
               <w:t xml:space="preserve"> = </w:t>
             </w:r>
             <w:proofErr w:type="spellStart"/>
-            <w:r>
-              <w:rPr>
-                <w:rFonts w:ascii="Courier New" w:hAnsi="Courier New" w:cs="Courier New"/>
-              </w:rPr>
-              <w:t>self.image_LR</w:t>
+            <w:proofErr w:type="gramStart"/>
+            <w:r>
+              <w:rPr>
+                <w:rFonts w:ascii="Courier New" w:hAnsi="Courier New" w:cs="Courier New"/>
+              </w:rPr>
+              <w:t>self.image</w:t>
+            </w:r>
+            <w:proofErr w:type="gramEnd"/>
+            <w:r>
+              <w:rPr>
+                <w:rFonts w:ascii="Courier New" w:hAnsi="Courier New" w:cs="Courier New"/>
+              </w:rPr>
+              <w:t>_LR</w:t>
             </w:r>
             <w:proofErr w:type="spellEnd"/>
           </w:p>
@@ -32062,14 +33708,28 @@
               <w:rPr>
                 <w:rFonts w:ascii="Courier New" w:hAnsi="Courier New" w:cs="Courier New"/>
               </w:rPr>
-              <w:t>pressed_keys</w:t>
-            </w:r>
-            <w:proofErr w:type="spellEnd"/>
-            <w:r>
-              <w:rPr>
-                <w:rFonts w:ascii="Courier New" w:hAnsi="Courier New" w:cs="Courier New"/>
-              </w:rPr>
-              <w:t>[]</w:t>
+              <w:t>pressed_</w:t>
+            </w:r>
+            <w:proofErr w:type="gramStart"/>
+            <w:r>
+              <w:rPr>
+                <w:rFonts w:ascii="Courier New" w:hAnsi="Courier New" w:cs="Courier New"/>
+              </w:rPr>
+              <w:t>keys</w:t>
+            </w:r>
+            <w:proofErr w:type="spellEnd"/>
+            <w:r>
+              <w:rPr>
+                <w:rFonts w:ascii="Courier New" w:hAnsi="Courier New" w:cs="Courier New"/>
+              </w:rPr>
+              <w:t>[</w:t>
+            </w:r>
+            <w:proofErr w:type="gramEnd"/>
+            <w:r>
+              <w:rPr>
+                <w:rFonts w:ascii="Courier New" w:hAnsi="Courier New" w:cs="Courier New"/>
+              </w:rPr>
+              <w:t>]</w:t>
             </w:r>
             <w:r>
               <w:rPr>
@@ -32081,6 +33741,7 @@
               <w:br/>
             </w:r>
             <w:proofErr w:type="spellStart"/>
+            <w:proofErr w:type="gramStart"/>
             <w:r>
               <w:rPr>
                 <w:rFonts w:ascii="Courier New" w:hAnsi="Courier New" w:cs="Courier New"/>
@@ -32088,6 +33749,7 @@
               <w:t>self.image</w:t>
             </w:r>
             <w:proofErr w:type="spellEnd"/>
+            <w:proofErr w:type="gramEnd"/>
             <w:r>
               <w:rPr>
                 <w:rFonts w:ascii="Courier New" w:hAnsi="Courier New" w:cs="Courier New"/>
@@ -32095,11 +33757,26 @@
               <w:t xml:space="preserve"> = </w:t>
             </w:r>
             <w:proofErr w:type="spellStart"/>
-            <w:r>
-              <w:rPr>
-                <w:rFonts w:ascii="Courier New" w:hAnsi="Courier New" w:cs="Courier New"/>
-              </w:rPr>
-              <w:t>self.image_RL</w:t>
+            <w:proofErr w:type="gramStart"/>
+            <w:r>
+              <w:rPr>
+                <w:rFonts w:ascii="Courier New" w:hAnsi="Courier New" w:cs="Courier New"/>
+              </w:rPr>
+              <w:t>self.image</w:t>
+            </w:r>
+            <w:proofErr w:type="gramEnd"/>
+            <w:r>
+              <w:rPr>
+                <w:rFonts w:ascii="Courier New" w:hAnsi="Courier New" w:cs="Courier New"/>
+              </w:rPr>
+              <w:t>_</w:t>
+            </w:r>
+            <w:proofErr w:type="gramStart"/>
+            <w:r>
+              <w:rPr>
+                <w:rFonts w:ascii="Courier New" w:hAnsi="Courier New" w:cs="Courier New"/>
+              </w:rPr>
+              <w:t>RL</w:t>
             </w:r>
             <w:proofErr w:type="spellEnd"/>
             <w:r>
@@ -32114,6 +33791,7 @@
               </w:rPr>
               <w:t xml:space="preserve"> und</w:t>
             </w:r>
+            <w:proofErr w:type="gramEnd"/>
             <w:r>
               <w:rPr>
                 <w:rFonts w:ascii="Courier New" w:hAnsi="Courier New" w:cs="Courier New"/>
@@ -32123,6 +33801,7 @@
           </w:p>
           <w:p>
             <w:proofErr w:type="spellStart"/>
+            <w:proofErr w:type="gramStart"/>
             <w:r>
               <w:rPr>
                 <w:rFonts w:ascii="Courier New" w:hAnsi="Courier New" w:cs="Courier New"/>
@@ -32130,6 +33809,7 @@
               <w:t>self.image</w:t>
             </w:r>
             <w:proofErr w:type="spellEnd"/>
+            <w:proofErr w:type="gramEnd"/>
             <w:r>
               <w:rPr>
                 <w:rFonts w:ascii="Courier New" w:hAnsi="Courier New" w:cs="Courier New"/>
@@ -32137,11 +33817,19 @@
               <w:t xml:space="preserve"> = </w:t>
             </w:r>
             <w:proofErr w:type="spellStart"/>
-            <w:r>
-              <w:rPr>
-                <w:rFonts w:ascii="Courier New" w:hAnsi="Courier New" w:cs="Courier New"/>
-              </w:rPr>
-              <w:t>self.image_LR</w:t>
+            <w:proofErr w:type="gramStart"/>
+            <w:r>
+              <w:rPr>
+                <w:rFonts w:ascii="Courier New" w:hAnsi="Courier New" w:cs="Courier New"/>
+              </w:rPr>
+              <w:t>self.image</w:t>
+            </w:r>
+            <w:proofErr w:type="gramEnd"/>
+            <w:r>
+              <w:rPr>
+                <w:rFonts w:ascii="Courier New" w:hAnsi="Courier New" w:cs="Courier New"/>
+              </w:rPr>
+              <w:t>_LR</w:t>
             </w:r>
             <w:proofErr w:type="spellEnd"/>
             <w:r>
@@ -32155,18 +33843,40 @@
           </w:p>
           <w:p>
             <w:proofErr w:type="spellStart"/>
-            <w:r>
-              <w:rPr>
-                <w:rFonts w:ascii="Courier New" w:hAnsi="Courier New" w:cs="Courier New"/>
-              </w:rPr>
-              <w:t>self.rect.move_ip</w:t>
-            </w:r>
-            <w:proofErr w:type="spellEnd"/>
-            <w:r>
-              <w:rPr>
-                <w:rFonts w:ascii="Courier New" w:hAnsi="Courier New" w:cs="Courier New"/>
-              </w:rPr>
-              <w:t>(-10, 0)</w:t>
+            <w:proofErr w:type="gramStart"/>
+            <w:r>
+              <w:rPr>
+                <w:rFonts w:ascii="Courier New" w:hAnsi="Courier New" w:cs="Courier New"/>
+              </w:rPr>
+              <w:t>self.rect</w:t>
+            </w:r>
+            <w:proofErr w:type="gramEnd"/>
+            <w:r>
+              <w:rPr>
+                <w:rFonts w:ascii="Courier New" w:hAnsi="Courier New" w:cs="Courier New"/>
+              </w:rPr>
+              <w:t>.move_</w:t>
+            </w:r>
+            <w:proofErr w:type="gramStart"/>
+            <w:r>
+              <w:rPr>
+                <w:rFonts w:ascii="Courier New" w:hAnsi="Courier New" w:cs="Courier New"/>
+              </w:rPr>
+              <w:t>ip</w:t>
+            </w:r>
+            <w:proofErr w:type="spellEnd"/>
+            <w:r>
+              <w:rPr>
+                <w:rFonts w:ascii="Courier New" w:hAnsi="Courier New" w:cs="Courier New"/>
+              </w:rPr>
+              <w:t>(</w:t>
+            </w:r>
+            <w:proofErr w:type="gramEnd"/>
+            <w:r>
+              <w:rPr>
+                <w:rFonts w:ascii="Courier New" w:hAnsi="Courier New" w:cs="Courier New"/>
+              </w:rPr>
+              <w:t>-10, 0)</w:t>
             </w:r>
             <w:r>
               <w:t xml:space="preserve">   und</w:t>
@@ -32179,18 +33889,40 @@
               </w:rPr>
             </w:pPr>
             <w:proofErr w:type="spellStart"/>
-            <w:r>
-              <w:rPr>
-                <w:rFonts w:ascii="Courier New" w:hAnsi="Courier New" w:cs="Courier New"/>
-              </w:rPr>
-              <w:t>self.rect.move_ip</w:t>
-            </w:r>
-            <w:proofErr w:type="spellEnd"/>
-            <w:r>
-              <w:rPr>
-                <w:rFonts w:ascii="Courier New" w:hAnsi="Courier New" w:cs="Courier New"/>
-              </w:rPr>
-              <w:t>(10, 0)</w:t>
+            <w:proofErr w:type="gramStart"/>
+            <w:r>
+              <w:rPr>
+                <w:rFonts w:ascii="Courier New" w:hAnsi="Courier New" w:cs="Courier New"/>
+              </w:rPr>
+              <w:t>self.rect</w:t>
+            </w:r>
+            <w:proofErr w:type="gramEnd"/>
+            <w:r>
+              <w:rPr>
+                <w:rFonts w:ascii="Courier New" w:hAnsi="Courier New" w:cs="Courier New"/>
+              </w:rPr>
+              <w:t>.move_</w:t>
+            </w:r>
+            <w:proofErr w:type="gramStart"/>
+            <w:r>
+              <w:rPr>
+                <w:rFonts w:ascii="Courier New" w:hAnsi="Courier New" w:cs="Courier New"/>
+              </w:rPr>
+              <w:t>ip</w:t>
+            </w:r>
+            <w:proofErr w:type="spellEnd"/>
+            <w:r>
+              <w:rPr>
+                <w:rFonts w:ascii="Courier New" w:hAnsi="Courier New" w:cs="Courier New"/>
+              </w:rPr>
+              <w:t>(</w:t>
+            </w:r>
+            <w:proofErr w:type="gramEnd"/>
+            <w:r>
+              <w:rPr>
+                <w:rFonts w:ascii="Courier New" w:hAnsi="Courier New" w:cs="Courier New"/>
+              </w:rPr>
+              <w:t>10, 0)</w:t>
             </w:r>
           </w:p>
         </w:tc>
@@ -32262,11 +33994,19 @@
               <w:t xml:space="preserve">Ersetze </w:t>
             </w:r>
             <w:proofErr w:type="spellStart"/>
-            <w:r>
-              <w:rPr>
-                <w:rFonts w:ascii="Courier New" w:hAnsi="Courier New" w:cs="Courier New"/>
-              </w:rPr>
-              <w:t>self.rect.center</w:t>
+            <w:proofErr w:type="gramStart"/>
+            <w:r>
+              <w:rPr>
+                <w:rFonts w:ascii="Courier New" w:hAnsi="Courier New" w:cs="Courier New"/>
+              </w:rPr>
+              <w:t>self.rect</w:t>
+            </w:r>
+            <w:proofErr w:type="gramEnd"/>
+            <w:r>
+              <w:rPr>
+                <w:rFonts w:ascii="Courier New" w:hAnsi="Courier New" w:cs="Courier New"/>
+              </w:rPr>
+              <w:t>.center</w:t>
             </w:r>
             <w:proofErr w:type="spellEnd"/>
             <w:r>
@@ -32281,11 +34021,19 @@
           </w:p>
           <w:p>
             <w:proofErr w:type="spellStart"/>
-            <w:r>
-              <w:rPr>
-                <w:rFonts w:ascii="Courier New" w:hAnsi="Courier New" w:cs="Courier New"/>
-              </w:rPr>
-              <w:t>self.rect.center</w:t>
+            <w:proofErr w:type="gramStart"/>
+            <w:r>
+              <w:rPr>
+                <w:rFonts w:ascii="Courier New" w:hAnsi="Courier New" w:cs="Courier New"/>
+              </w:rPr>
+              <w:t>self.rect</w:t>
+            </w:r>
+            <w:proofErr w:type="gramEnd"/>
+            <w:r>
+              <w:rPr>
+                <w:rFonts w:ascii="Courier New" w:hAnsi="Courier New" w:cs="Courier New"/>
+              </w:rPr>
+              <w:t>.center</w:t>
             </w:r>
             <w:proofErr w:type="spellEnd"/>
             <w:r>
@@ -32349,7 +34097,21 @@
               <w:rPr>
                 <w:rFonts w:ascii="Courier New" w:hAnsi="Courier New" w:cs="Courier New"/>
               </w:rPr>
-              <w:t>__()</w:t>
+              <w:t>_</w:t>
+            </w:r>
+            <w:proofErr w:type="gramStart"/>
+            <w:r>
+              <w:rPr>
+                <w:rFonts w:ascii="Courier New" w:hAnsi="Courier New" w:cs="Courier New"/>
+              </w:rPr>
+              <w:t>_(</w:t>
+            </w:r>
+            <w:proofErr w:type="gramEnd"/>
+            <w:r>
+              <w:rPr>
+                <w:rFonts w:ascii="Courier New" w:hAnsi="Courier New" w:cs="Courier New"/>
+              </w:rPr>
+              <w:t>)</w:t>
             </w:r>
             <w:r>
               <w:t xml:space="preserve"> und in </w:t>
@@ -32358,6 +34120,7 @@
               <w:t xml:space="preserve">der Methode </w:t>
             </w:r>
             <w:proofErr w:type="spellStart"/>
+            <w:proofErr w:type="gramStart"/>
             <w:r>
               <w:rPr>
                 <w:rFonts w:ascii="Courier New" w:hAnsi="Courier New" w:cs="Courier New"/>
@@ -32369,7 +34132,14 @@
               <w:rPr>
                 <w:rFonts w:ascii="Courier New" w:hAnsi="Courier New" w:cs="Courier New"/>
               </w:rPr>
-              <w:t>()</w:t>
+              <w:t>(</w:t>
+            </w:r>
+            <w:proofErr w:type="gramEnd"/>
+            <w:r>
+              <w:rPr>
+                <w:rFonts w:ascii="Courier New" w:hAnsi="Courier New" w:cs="Courier New"/>
+              </w:rPr>
+              <w:t>)</w:t>
             </w:r>
             <w:r>
               <w:rPr>
@@ -32384,11 +34154,19 @@
               <w:br/>
             </w:r>
             <w:proofErr w:type="spellStart"/>
-            <w:r>
-              <w:rPr>
-                <w:rFonts w:ascii="Courier New" w:hAnsi="Courier New" w:cs="Courier New"/>
-              </w:rPr>
-              <w:t>self.rect.center</w:t>
+            <w:proofErr w:type="gramStart"/>
+            <w:r>
+              <w:rPr>
+                <w:rFonts w:ascii="Courier New" w:hAnsi="Courier New" w:cs="Courier New"/>
+              </w:rPr>
+              <w:t>self.rect</w:t>
+            </w:r>
+            <w:proofErr w:type="gramEnd"/>
+            <w:r>
+              <w:rPr>
+                <w:rFonts w:ascii="Courier New" w:hAnsi="Courier New" w:cs="Courier New"/>
+              </w:rPr>
+              <w:t>.center</w:t>
             </w:r>
             <w:proofErr w:type="spellEnd"/>
             <w:r>
@@ -32404,6 +34182,7 @@
               <w:t>=(</w:t>
             </w:r>
             <w:proofErr w:type="spellStart"/>
+            <w:proofErr w:type="gramStart"/>
             <w:r>
               <w:rPr>
                 <w:rFonts w:ascii="Courier New" w:hAnsi="Courier New" w:cs="Courier New"/>
@@ -32411,11 +34190,26 @@
               <w:t>random.randint</w:t>
             </w:r>
             <w:proofErr w:type="spellEnd"/>
-            <w:r>
-              <w:rPr>
-                <w:rFonts w:ascii="Courier New" w:hAnsi="Courier New" w:cs="Courier New"/>
-              </w:rPr>
-              <w:t>(40,SCREEN_WIDTH-40),0)</w:t>
+            <w:proofErr w:type="gramEnd"/>
+            <w:r>
+              <w:rPr>
+                <w:rFonts w:ascii="Courier New" w:hAnsi="Courier New" w:cs="Courier New"/>
+              </w:rPr>
+              <w:t>(</w:t>
+            </w:r>
+            <w:proofErr w:type="gramStart"/>
+            <w:r>
+              <w:rPr>
+                <w:rFonts w:ascii="Courier New" w:hAnsi="Courier New" w:cs="Courier New"/>
+              </w:rPr>
+              <w:t>40,SCREEN</w:t>
+            </w:r>
+            <w:proofErr w:type="gramEnd"/>
+            <w:r>
+              <w:rPr>
+                <w:rFonts w:ascii="Courier New" w:hAnsi="Courier New" w:cs="Courier New"/>
+              </w:rPr>
+              <w:t>_WIDTH-40),0)</w:t>
             </w:r>
             <w:r>
               <w:rPr>
@@ -32429,11 +34223,19 @@
           </w:p>
           <w:p>
             <w:proofErr w:type="spellStart"/>
-            <w:r>
-              <w:rPr>
-                <w:rFonts w:ascii="Courier New" w:hAnsi="Courier New" w:cs="Courier New"/>
-              </w:rPr>
-              <w:t>self.rect.center</w:t>
+            <w:proofErr w:type="gramStart"/>
+            <w:r>
+              <w:rPr>
+                <w:rFonts w:ascii="Courier New" w:hAnsi="Courier New" w:cs="Courier New"/>
+              </w:rPr>
+              <w:t>self.rect</w:t>
+            </w:r>
+            <w:proofErr w:type="gramEnd"/>
+            <w:r>
+              <w:rPr>
+                <w:rFonts w:ascii="Courier New" w:hAnsi="Courier New" w:cs="Courier New"/>
+              </w:rPr>
+              <w:t>.center</w:t>
             </w:r>
             <w:proofErr w:type="spellEnd"/>
             <w:r>
@@ -32443,6 +34245,7 @@
               <w:t>=(</w:t>
             </w:r>
             <w:proofErr w:type="spellStart"/>
+            <w:proofErr w:type="gramStart"/>
             <w:r>
               <w:rPr>
                 <w:rFonts w:ascii="Courier New" w:hAnsi="Courier New" w:cs="Courier New"/>
@@ -32450,12 +34253,14 @@
               <w:t>random.randint</w:t>
             </w:r>
             <w:proofErr w:type="spellEnd"/>
+            <w:proofErr w:type="gramEnd"/>
             <w:r>
               <w:rPr>
                 <w:rFonts w:ascii="Courier New" w:hAnsi="Courier New" w:cs="Courier New"/>
               </w:rPr>
               <w:t>(</w:t>
             </w:r>
+            <w:proofErr w:type="gramStart"/>
             <w:r>
               <w:rPr>
                 <w:rFonts w:ascii="Courier New" w:hAnsi="Courier New" w:cs="Courier New"/>
@@ -32466,7 +34271,14 @@
               <w:rPr>
                 <w:rFonts w:ascii="Courier New" w:hAnsi="Courier New" w:cs="Courier New"/>
               </w:rPr>
-              <w:t>0,SCREEN_WIDTH-</w:t>
+              <w:t>0,SCREEN</w:t>
+            </w:r>
+            <w:proofErr w:type="gramEnd"/>
+            <w:r>
+              <w:rPr>
+                <w:rFonts w:ascii="Courier New" w:hAnsi="Courier New" w:cs="Courier New"/>
+              </w:rPr>
+              <w:t>_WIDTH-</w:t>
             </w:r>
             <w:r>
               <w:rPr>
@@ -32545,7 +34357,21 @@
               <w:rPr>
                 <w:rFonts w:ascii="Courier New" w:hAnsi="Courier New" w:cs="Courier New"/>
               </w:rPr>
-              <w:t>__()</w:t>
+              <w:t>_</w:t>
+            </w:r>
+            <w:proofErr w:type="gramStart"/>
+            <w:r>
+              <w:rPr>
+                <w:rFonts w:ascii="Courier New" w:hAnsi="Courier New" w:cs="Courier New"/>
+              </w:rPr>
+              <w:t>_(</w:t>
+            </w:r>
+            <w:proofErr w:type="gramEnd"/>
+            <w:r>
+              <w:rPr>
+                <w:rFonts w:ascii="Courier New" w:hAnsi="Courier New" w:cs="Courier New"/>
+              </w:rPr>
+              <w:t>)</w:t>
             </w:r>
             <w:r>
               <w:rPr>
@@ -32567,6 +34393,7 @@
               </w:rPr>
             </w:pPr>
             <w:proofErr w:type="spellStart"/>
+            <w:proofErr w:type="gramStart"/>
             <w:r>
               <w:rPr>
                 <w:rFonts w:ascii="Courier New" w:hAnsi="Courier New" w:cs="Courier New"/>
@@ -32574,6 +34401,7 @@
               <w:t>self.direction</w:t>
             </w:r>
             <w:proofErr w:type="spellEnd"/>
+            <w:proofErr w:type="gramEnd"/>
             <w:r>
               <w:rPr>
                 <w:rFonts w:ascii="Courier New" w:hAnsi="Courier New" w:cs="Courier New"/>
@@ -32619,14 +34447,28 @@
               <w:rPr>
                 <w:rFonts w:ascii="Courier New" w:hAnsi="Courier New" w:cs="Courier New"/>
               </w:rPr>
-              <w:t>draw_score</w:t>
-            </w:r>
-            <w:proofErr w:type="spellEnd"/>
-            <w:r>
-              <w:rPr>
-                <w:rFonts w:ascii="Courier New" w:hAnsi="Courier New" w:cs="Courier New"/>
-              </w:rPr>
-              <w:t>()</w:t>
+              <w:t>draw_</w:t>
+            </w:r>
+            <w:proofErr w:type="gramStart"/>
+            <w:r>
+              <w:rPr>
+                <w:rFonts w:ascii="Courier New" w:hAnsi="Courier New" w:cs="Courier New"/>
+              </w:rPr>
+              <w:t>score</w:t>
+            </w:r>
+            <w:proofErr w:type="spellEnd"/>
+            <w:r>
+              <w:rPr>
+                <w:rFonts w:ascii="Courier New" w:hAnsi="Courier New" w:cs="Courier New"/>
+              </w:rPr>
+              <w:t>(</w:t>
+            </w:r>
+            <w:proofErr w:type="gramEnd"/>
+            <w:r>
+              <w:rPr>
+                <w:rFonts w:ascii="Courier New" w:hAnsi="Courier New" w:cs="Courier New"/>
+              </w:rPr>
+              <w:t>)</w:t>
             </w:r>
             <w:r>
               <w:t xml:space="preserve"> wird von der Gegner-Klasse in die Spieler-Klasse verschoben.</w:t>
@@ -32643,6 +34485,7 @@
               <w:t xml:space="preserve"> </w:t>
             </w:r>
             <w:proofErr w:type="spellStart"/>
+            <w:proofErr w:type="gramStart"/>
             <w:r>
               <w:rPr>
                 <w:rFonts w:ascii="Courier New" w:hAnsi="Courier New" w:cs="Courier New"/>
@@ -32654,7 +34497,14 @@
               <w:rPr>
                 <w:rFonts w:ascii="Courier New" w:hAnsi="Courier New" w:cs="Courier New"/>
               </w:rPr>
-              <w:t>()</w:t>
+              <w:t>(</w:t>
+            </w:r>
+            <w:proofErr w:type="gramEnd"/>
+            <w:r>
+              <w:rPr>
+                <w:rFonts w:ascii="Courier New" w:hAnsi="Courier New" w:cs="Courier New"/>
+              </w:rPr>
+              <w:t>)</w:t>
             </w:r>
             <w:r>
               <w:t xml:space="preserve"> der Spieler-Klasse</w:t>
@@ -32727,14 +34577,28 @@
               <w:rPr>
                 <w:rFonts w:ascii="Courier New" w:hAnsi="Courier New" w:cs="Courier New"/>
               </w:rPr>
-              <w:t>draw_score</w:t>
-            </w:r>
-            <w:proofErr w:type="spellEnd"/>
-            <w:r>
-              <w:rPr>
-                <w:rFonts w:ascii="Courier New" w:hAnsi="Courier New" w:cs="Courier New"/>
-              </w:rPr>
-              <w:t>()</w:t>
+              <w:t>draw_</w:t>
+            </w:r>
+            <w:proofErr w:type="gramStart"/>
+            <w:r>
+              <w:rPr>
+                <w:rFonts w:ascii="Courier New" w:hAnsi="Courier New" w:cs="Courier New"/>
+              </w:rPr>
+              <w:t>score</w:t>
+            </w:r>
+            <w:proofErr w:type="spellEnd"/>
+            <w:r>
+              <w:rPr>
+                <w:rFonts w:ascii="Courier New" w:hAnsi="Courier New" w:cs="Courier New"/>
+              </w:rPr>
+              <w:t>(</w:t>
+            </w:r>
+            <w:proofErr w:type="gramEnd"/>
+            <w:r>
+              <w:rPr>
+                <w:rFonts w:ascii="Courier New" w:hAnsi="Courier New" w:cs="Courier New"/>
+              </w:rPr>
+              <w:t>)</w:t>
             </w:r>
             <w:r>
               <w:t xml:space="preserve"> </w:t>
@@ -33373,7 +35237,7 @@
       <w:rPr>
         <w:noProof/>
       </w:rPr>
-      <w:t>16.11.2025</w:t>
+      <w:t>28.12.2025</w:t>
     </w:r>
     <w:r>
       <w:rPr>

--- a/Doc/Arbeitsblaetter_2025.docx
+++ b/Doc/Arbeitsblaetter_2025.docx
@@ -30913,14 +30913,11 @@
         <w:spacing w:before="120"/>
       </w:pPr>
       <w:r>
-        <w:rPr>
-          <w:noProof/>
-        </w:rPr>
         <w:drawing>
-          <wp:inline distT="0" distB="0" distL="0" distR="0" wp14:anchorId="7B663147" wp14:editId="2A460BCA">
-            <wp:extent cx="5965371" cy="664592"/>
-            <wp:effectExtent l="0" t="0" r="0" b="2540"/>
-            <wp:docPr id="921426628" name="Grafik 1"/>
+          <wp:inline distT="0" distB="0" distL="0" distR="0" wp14:anchorId="2CD4795B" wp14:editId="1C711414">
+            <wp:extent cx="5420979" cy="792480"/>
+            <wp:effectExtent l="0" t="0" r="8890" b="7620"/>
+            <wp:docPr id="544097703" name="Grafik 1"/>
             <wp:cNvGraphicFramePr>
               <a:graphicFrameLocks xmlns:a="http://schemas.openxmlformats.org/drawingml/2006/main" noChangeAspect="1"/>
             </wp:cNvGraphicFramePr>
@@ -30928,7 +30925,7 @@
               <a:graphicData uri="http://schemas.openxmlformats.org/drawingml/2006/picture">
                 <pic:pic xmlns:pic="http://schemas.openxmlformats.org/drawingml/2006/picture">
                   <pic:nvPicPr>
-                    <pic:cNvPr id="921426628" name=""/>
+                    <pic:cNvPr id="544097703" name=""/>
                     <pic:cNvPicPr/>
                   </pic:nvPicPr>
                   <pic:blipFill>
@@ -30940,7 +30937,7 @@
                   <pic:spPr>
                     <a:xfrm>
                       <a:off x="0" y="0"/>
-                      <a:ext cx="5984725" cy="666748"/>
+                      <a:ext cx="5541478" cy="810095"/>
                     </a:xfrm>
                     <a:prstGeom prst="rect">
                       <a:avLst/>
@@ -30955,17 +30952,14 @@
     </w:p>
     <w:p>
       <w:pPr>
-        <w:spacing w:before="60"/>
-      </w:pPr>
-      <w:r>
-        <w:rPr>
-          <w:noProof/>
-        </w:rPr>
+        <w:spacing w:before="120"/>
+      </w:pPr>
+      <w:r>
         <w:drawing>
-          <wp:inline distT="0" distB="0" distL="0" distR="0" wp14:anchorId="24E3BF60" wp14:editId="6C94906D">
-            <wp:extent cx="6645910" cy="3267075"/>
-            <wp:effectExtent l="0" t="0" r="2540" b="9525"/>
-            <wp:docPr id="2019495262" name="Grafik 1"/>
+          <wp:inline distT="0" distB="0" distL="0" distR="0" wp14:anchorId="64FC5A7D" wp14:editId="400EF43A">
+            <wp:extent cx="6048444" cy="3124200"/>
+            <wp:effectExtent l="0" t="0" r="9525" b="0"/>
+            <wp:docPr id="165043731" name="Grafik 1"/>
             <wp:cNvGraphicFramePr>
               <a:graphicFrameLocks xmlns:a="http://schemas.openxmlformats.org/drawingml/2006/main" noChangeAspect="1"/>
             </wp:cNvGraphicFramePr>
@@ -30973,7 +30967,7 @@
               <a:graphicData uri="http://schemas.openxmlformats.org/drawingml/2006/picture">
                 <pic:pic xmlns:pic="http://schemas.openxmlformats.org/drawingml/2006/picture">
                   <pic:nvPicPr>
-                    <pic:cNvPr id="2019495262" name=""/>
+                    <pic:cNvPr id="165043731" name=""/>
                     <pic:cNvPicPr/>
                   </pic:nvPicPr>
                   <pic:blipFill>
@@ -30985,7 +30979,7 @@
                   <pic:spPr>
                     <a:xfrm>
                       <a:off x="0" y="0"/>
-                      <a:ext cx="6645910" cy="3267075"/>
+                      <a:ext cx="6085005" cy="3143085"/>
                     </a:xfrm>
                     <a:prstGeom prst="rect">
                       <a:avLst/>
@@ -30999,16 +30993,17 @@
       </w:r>
     </w:p>
     <w:p>
-      <w:r>
-        <w:rPr>
-          <w:noProof/>
-        </w:rPr>
-        <w:lastRenderedPageBreak/>
+      <w:pPr>
+        <w:spacing w:before="60"/>
+      </w:pPr>
+    </w:p>
+    <w:p>
+      <w:r>
         <w:drawing>
-          <wp:inline distT="0" distB="0" distL="0" distR="0" wp14:anchorId="35DC1C57" wp14:editId="6A6B93EC">
-            <wp:extent cx="6645910" cy="7693025"/>
-            <wp:effectExtent l="0" t="0" r="2540" b="3175"/>
-            <wp:docPr id="1088312767" name="Grafik 1"/>
+          <wp:inline distT="0" distB="0" distL="0" distR="0" wp14:anchorId="22DD3D33" wp14:editId="3F0871B3">
+            <wp:extent cx="6645910" cy="7910830"/>
+            <wp:effectExtent l="0" t="0" r="2540" b="0"/>
+            <wp:docPr id="1929972887" name="Grafik 1"/>
             <wp:cNvGraphicFramePr>
               <a:graphicFrameLocks xmlns:a="http://schemas.openxmlformats.org/drawingml/2006/main" noChangeAspect="1"/>
             </wp:cNvGraphicFramePr>
@@ -31016,7 +31011,7 @@
               <a:graphicData uri="http://schemas.openxmlformats.org/drawingml/2006/picture">
                 <pic:pic xmlns:pic="http://schemas.openxmlformats.org/drawingml/2006/picture">
                   <pic:nvPicPr>
-                    <pic:cNvPr id="1088312767" name=""/>
+                    <pic:cNvPr id="1929972887" name=""/>
                     <pic:cNvPicPr/>
                   </pic:nvPicPr>
                   <pic:blipFill>
@@ -31028,7 +31023,7 @@
                   <pic:spPr>
                     <a:xfrm>
                       <a:off x="0" y="0"/>
-                      <a:ext cx="6645910" cy="7693025"/>
+                      <a:ext cx="6645910" cy="7910830"/>
                     </a:xfrm>
                     <a:prstGeom prst="rect">
                       <a:avLst/>
@@ -31367,10 +31362,10 @@
       </w:pPr>
       <w:r>
         <w:drawing>
-          <wp:inline distT="0" distB="0" distL="0" distR="0" wp14:anchorId="28BB0DE3" wp14:editId="194F1027">
-            <wp:extent cx="6008294" cy="6067425"/>
-            <wp:effectExtent l="0" t="0" r="0" b="0"/>
-            <wp:docPr id="781243302" name="Grafik 1"/>
+          <wp:inline distT="0" distB="0" distL="0" distR="0" wp14:anchorId="2473D360" wp14:editId="0A3CB3B3">
+            <wp:extent cx="6057900" cy="6015067"/>
+            <wp:effectExtent l="0" t="0" r="0" b="5080"/>
+            <wp:docPr id="1873441171" name="Grafik 1"/>
             <wp:cNvGraphicFramePr>
               <a:graphicFrameLocks xmlns:a="http://schemas.openxmlformats.org/drawingml/2006/main" noChangeAspect="1"/>
             </wp:cNvGraphicFramePr>
@@ -31378,7 +31373,7 @@
               <a:graphicData uri="http://schemas.openxmlformats.org/drawingml/2006/picture">
                 <pic:pic xmlns:pic="http://schemas.openxmlformats.org/drawingml/2006/picture">
                   <pic:nvPicPr>
-                    <pic:cNvPr id="781243302" name=""/>
+                    <pic:cNvPr id="1873441171" name=""/>
                     <pic:cNvPicPr/>
                   </pic:nvPicPr>
                   <pic:blipFill>
@@ -31390,7 +31385,7 @@
                   <pic:spPr>
                     <a:xfrm>
                       <a:off x="0" y="0"/>
-                      <a:ext cx="6020563" cy="6079815"/>
+                      <a:ext cx="6066951" cy="6024054"/>
                     </a:xfrm>
                     <a:prstGeom prst="rect">
                       <a:avLst/>
@@ -31624,10 +31619,10 @@
       </w:pPr>
       <w:r>
         <w:drawing>
-          <wp:inline distT="0" distB="0" distL="0" distR="0" wp14:anchorId="50BBBBBB" wp14:editId="09000D3A">
-            <wp:extent cx="6645910" cy="1804035"/>
-            <wp:effectExtent l="0" t="0" r="2540" b="5715"/>
-            <wp:docPr id="963806501" name="Grafik 1"/>
+          <wp:inline distT="0" distB="0" distL="0" distR="0" wp14:anchorId="7F2FDFC8" wp14:editId="38888C00">
+            <wp:extent cx="6645910" cy="2047875"/>
+            <wp:effectExtent l="0" t="0" r="2540" b="9525"/>
+            <wp:docPr id="1302850884" name="Grafik 1"/>
             <wp:cNvGraphicFramePr>
               <a:graphicFrameLocks xmlns:a="http://schemas.openxmlformats.org/drawingml/2006/main" noChangeAspect="1"/>
             </wp:cNvGraphicFramePr>
@@ -31635,7 +31630,7 @@
               <a:graphicData uri="http://schemas.openxmlformats.org/drawingml/2006/picture">
                 <pic:pic xmlns:pic="http://schemas.openxmlformats.org/drawingml/2006/picture">
                   <pic:nvPicPr>
-                    <pic:cNvPr id="963806501" name=""/>
+                    <pic:cNvPr id="1302850884" name=""/>
                     <pic:cNvPicPr/>
                   </pic:nvPicPr>
                   <pic:blipFill>
@@ -31647,7 +31642,7 @@
                   <pic:spPr>
                     <a:xfrm>
                       <a:off x="0" y="0"/>
-                      <a:ext cx="6645910" cy="1804035"/>
+                      <a:ext cx="6645910" cy="2047875"/>
                     </a:xfrm>
                     <a:prstGeom prst="rect">
                       <a:avLst/>
@@ -31667,10 +31662,10 @@
       <w:r>
         <w:lastRenderedPageBreak/>
         <w:drawing>
-          <wp:inline distT="0" distB="0" distL="0" distR="0" wp14:anchorId="38416416" wp14:editId="4913A9F1">
-            <wp:extent cx="6645910" cy="6304915"/>
-            <wp:effectExtent l="0" t="0" r="2540" b="635"/>
-            <wp:docPr id="1236245634" name="Grafik 1"/>
+          <wp:inline distT="0" distB="0" distL="0" distR="0" wp14:anchorId="29EFCF09" wp14:editId="4526173B">
+            <wp:extent cx="6645910" cy="6285230"/>
+            <wp:effectExtent l="0" t="0" r="2540" b="1270"/>
+            <wp:docPr id="320176946" name="Grafik 1"/>
             <wp:cNvGraphicFramePr>
               <a:graphicFrameLocks xmlns:a="http://schemas.openxmlformats.org/drawingml/2006/main" noChangeAspect="1"/>
             </wp:cNvGraphicFramePr>
@@ -31678,7 +31673,7 @@
               <a:graphicData uri="http://schemas.openxmlformats.org/drawingml/2006/picture">
                 <pic:pic xmlns:pic="http://schemas.openxmlformats.org/drawingml/2006/picture">
                   <pic:nvPicPr>
-                    <pic:cNvPr id="1236245634" name=""/>
+                    <pic:cNvPr id="320176946" name=""/>
                     <pic:cNvPicPr/>
                   </pic:nvPicPr>
                   <pic:blipFill>
@@ -31690,7 +31685,7 @@
                   <pic:spPr>
                     <a:xfrm>
                       <a:off x="0" y="0"/>
-                      <a:ext cx="6645910" cy="6304915"/>
+                      <a:ext cx="6645910" cy="6285230"/>
                     </a:xfrm>
                     <a:prstGeom prst="rect">
                       <a:avLst/>
@@ -35237,7 +35232,7 @@
       <w:rPr>
         <w:noProof/>
       </w:rPr>
-      <w:t>28.12.2025</w:t>
+      <w:t>29.12.2025</w:t>
     </w:r>
     <w:r>
       <w:rPr>

--- a/Doc/Arbeitsblaetter_2025.docx
+++ b/Doc/Arbeitsblaetter_2025.docx
@@ -30913,6 +30913,9 @@
         <w:spacing w:before="120"/>
       </w:pPr>
       <w:r>
+        <w:rPr>
+          <w:noProof/>
+        </w:rPr>
         <w:drawing>
           <wp:inline distT="0" distB="0" distL="0" distR="0" wp14:anchorId="2CD4795B" wp14:editId="1C711414">
             <wp:extent cx="5420979" cy="792480"/>
@@ -30955,6 +30958,9 @@
         <w:spacing w:before="120"/>
       </w:pPr>
       <w:r>
+        <w:rPr>
+          <w:noProof/>
+        </w:rPr>
         <w:drawing>
           <wp:inline distT="0" distB="0" distL="0" distR="0" wp14:anchorId="64FC5A7D" wp14:editId="400EF43A">
             <wp:extent cx="6048444" cy="3124200"/>
@@ -30999,6 +31005,9 @@
     </w:p>
     <w:p>
       <w:r>
+        <w:rPr>
+          <w:noProof/>
+        </w:rPr>
         <w:drawing>
           <wp:inline distT="0" distB="0" distL="0" distR="0" wp14:anchorId="22DD3D33" wp14:editId="3F0871B3">
             <wp:extent cx="6645910" cy="7910830"/>
@@ -31361,6 +31370,9 @@
         <w:spacing w:before="120"/>
       </w:pPr>
       <w:r>
+        <w:rPr>
+          <w:noProof/>
+        </w:rPr>
         <w:drawing>
           <wp:inline distT="0" distB="0" distL="0" distR="0" wp14:anchorId="2473D360" wp14:editId="0A3CB3B3">
             <wp:extent cx="6057900" cy="6015067"/>
@@ -31414,15 +31426,7 @@
         <w:t xml:space="preserve"> Irrgarten</w:t>
       </w:r>
       <w:r>
-        <w:t xml:space="preserve">: </w:t>
-      </w:r>
-      <w:proofErr w:type="spellStart"/>
-      <w:r>
-        <w:t>Pledge</w:t>
-      </w:r>
-      <w:proofErr w:type="spellEnd"/>
-      <w:r>
-        <w:t>-Algorithmus</w:t>
+        <w:t>: Pledge-Algorithmus</w:t>
       </w:r>
       <w:bookmarkEnd w:id="122"/>
     </w:p>
@@ -31431,15 +31435,7 @@
         <w:pStyle w:val="berschrift3"/>
       </w:pPr>
       <w:r>
-        <w:t xml:space="preserve">Aufgabe: Mit dem </w:t>
-      </w:r>
-      <w:proofErr w:type="spellStart"/>
-      <w:r>
-        <w:t>Pledge</w:t>
-      </w:r>
-      <w:proofErr w:type="spellEnd"/>
-      <w:r>
-        <w:t xml:space="preserve">-Algorithmus findet der Roboter aus jedem Irrgarten - </w:t>
+        <w:t xml:space="preserve">Aufgabe: Mit dem Pledge-Algorithmus findet der Roboter aus jedem Irrgarten - </w:t>
       </w:r>
       <w:r>
         <w:t>turtle_in_maze_pledge_algorithm_2x1.py</w:t>
@@ -31447,15 +31443,7 @@
     </w:p>
     <w:p>
       <w:r>
-        <w:t xml:space="preserve">Der </w:t>
-      </w:r>
-      <w:proofErr w:type="spellStart"/>
-      <w:r>
-        <w:t>Pledge</w:t>
-      </w:r>
-      <w:proofErr w:type="spellEnd"/>
-      <w:r>
-        <w:t xml:space="preserve">-Algorithmus arbeitet mit dem Drehungs-Level </w:t>
+        <w:t xml:space="preserve">Der Pledge-Algorithmus arbeitet mit dem Drehungs-Level </w:t>
       </w:r>
       <w:proofErr w:type="spellStart"/>
       <w:r>
@@ -31618,6 +31606,9 @@
         <w:spacing w:before="120"/>
       </w:pPr>
       <w:r>
+        <w:rPr>
+          <w:noProof/>
+        </w:rPr>
         <w:drawing>
           <wp:inline distT="0" distB="0" distL="0" distR="0" wp14:anchorId="7F2FDFC8" wp14:editId="38888C00">
             <wp:extent cx="6645910" cy="2047875"/>
@@ -31660,6 +31651,9 @@
         <w:spacing w:before="120"/>
       </w:pPr>
       <w:r>
+        <w:rPr>
+          <w:noProof/>
+        </w:rPr>
         <w:lastRenderedPageBreak/>
         <w:drawing>
           <wp:inline distT="0" distB="0" distL="0" distR="0" wp14:anchorId="29EFCF09" wp14:editId="4526173B">
@@ -31895,14 +31889,11 @@
         <w:spacing w:before="120"/>
       </w:pPr>
       <w:r>
-        <w:rPr>
-          <w:noProof/>
-        </w:rPr>
         <w:drawing>
-          <wp:inline distT="0" distB="0" distL="0" distR="0" wp14:anchorId="42FEF422" wp14:editId="0DE3559B">
-            <wp:extent cx="4902725" cy="6210605"/>
+          <wp:inline distT="0" distB="0" distL="0" distR="0" wp14:anchorId="2F55EC40" wp14:editId="202CF06B">
+            <wp:extent cx="5125603" cy="6294120"/>
             <wp:effectExtent l="0" t="0" r="0" b="0"/>
-            <wp:docPr id="947505638" name="Grafik 1"/>
+            <wp:docPr id="543889699" name="Grafik 1"/>
             <wp:cNvGraphicFramePr>
               <a:graphicFrameLocks xmlns:a="http://schemas.openxmlformats.org/drawingml/2006/main" noChangeAspect="1"/>
             </wp:cNvGraphicFramePr>
@@ -31910,7 +31901,7 @@
               <a:graphicData uri="http://schemas.openxmlformats.org/drawingml/2006/picture">
                 <pic:pic xmlns:pic="http://schemas.openxmlformats.org/drawingml/2006/picture">
                   <pic:nvPicPr>
-                    <pic:cNvPr id="947505638" name=""/>
+                    <pic:cNvPr id="543889699" name=""/>
                     <pic:cNvPicPr/>
                   </pic:nvPicPr>
                   <pic:blipFill>
@@ -31922,7 +31913,7 @@
                   <pic:spPr>
                     <a:xfrm>
                       <a:off x="0" y="0"/>
-                      <a:ext cx="4933816" cy="6249990"/>
+                      <a:ext cx="5141758" cy="6313958"/>
                     </a:xfrm>
                     <a:prstGeom prst="rect">
                       <a:avLst/>
@@ -31937,15 +31928,12 @@
     </w:p>
     <w:p>
       <w:r>
-        <w:rPr>
-          <w:noProof/>
-        </w:rPr>
         <w:lastRenderedPageBreak/>
         <w:drawing>
-          <wp:inline distT="0" distB="0" distL="0" distR="0" wp14:anchorId="47C8AA79" wp14:editId="57047F1F">
-            <wp:extent cx="4593945" cy="2404748"/>
-            <wp:effectExtent l="0" t="0" r="0" b="0"/>
-            <wp:docPr id="1132075693" name="Grafik 1"/>
+          <wp:inline distT="0" distB="0" distL="0" distR="0" wp14:anchorId="0E5B66A1" wp14:editId="38118AE6">
+            <wp:extent cx="5002177" cy="2819400"/>
+            <wp:effectExtent l="0" t="0" r="8255" b="0"/>
+            <wp:docPr id="406532510" name="Grafik 1"/>
             <wp:cNvGraphicFramePr>
               <a:graphicFrameLocks xmlns:a="http://schemas.openxmlformats.org/drawingml/2006/main" noChangeAspect="1"/>
             </wp:cNvGraphicFramePr>
@@ -31953,7 +31941,7 @@
               <a:graphicData uri="http://schemas.openxmlformats.org/drawingml/2006/picture">
                 <pic:pic xmlns:pic="http://schemas.openxmlformats.org/drawingml/2006/picture">
                   <pic:nvPicPr>
-                    <pic:cNvPr id="1132075693" name=""/>
+                    <pic:cNvPr id="406532510" name=""/>
                     <pic:cNvPicPr/>
                   </pic:nvPicPr>
                   <pic:blipFill>
@@ -31965,7 +31953,7 @@
                   <pic:spPr>
                     <a:xfrm>
                       <a:off x="0" y="0"/>
-                      <a:ext cx="4606492" cy="2411316"/>
+                      <a:ext cx="5018113" cy="2828382"/>
                     </a:xfrm>
                     <a:prstGeom prst="rect">
                       <a:avLst/>
@@ -32175,14 +32163,11 @@
     <w:p/>
     <w:p>
       <w:r>
-        <w:rPr>
-          <w:noProof/>
-        </w:rPr>
         <w:drawing>
-          <wp:inline distT="0" distB="0" distL="0" distR="0" wp14:anchorId="4D92885E" wp14:editId="153850A1">
-            <wp:extent cx="6241473" cy="3086744"/>
-            <wp:effectExtent l="0" t="0" r="6985" b="0"/>
-            <wp:docPr id="1749587307" name="Grafik 1"/>
+          <wp:inline distT="0" distB="0" distL="0" distR="0" wp14:anchorId="3E00AD30" wp14:editId="1710FF8D">
+            <wp:extent cx="5387414" cy="5730240"/>
+            <wp:effectExtent l="0" t="0" r="3810" b="3810"/>
+            <wp:docPr id="337920086" name="Grafik 1"/>
             <wp:cNvGraphicFramePr>
               <a:graphicFrameLocks xmlns:a="http://schemas.openxmlformats.org/drawingml/2006/main" noChangeAspect="1"/>
             </wp:cNvGraphicFramePr>
@@ -32190,7 +32175,7 @@
               <a:graphicData uri="http://schemas.openxmlformats.org/drawingml/2006/picture">
                 <pic:pic xmlns:pic="http://schemas.openxmlformats.org/drawingml/2006/picture">
                   <pic:nvPicPr>
-                    <pic:cNvPr id="1749587307" name=""/>
+                    <pic:cNvPr id="337920086" name=""/>
                     <pic:cNvPicPr/>
                   </pic:nvPicPr>
                   <pic:blipFill>
@@ -32202,49 +32187,7 @@
                   <pic:spPr>
                     <a:xfrm>
                       <a:off x="0" y="0"/>
-                      <a:ext cx="6255957" cy="3093907"/>
-                    </a:xfrm>
-                    <a:prstGeom prst="rect">
-                      <a:avLst/>
-                    </a:prstGeom>
-                  </pic:spPr>
-                </pic:pic>
-              </a:graphicData>
-            </a:graphic>
-          </wp:inline>
-        </w:drawing>
-      </w:r>
-    </w:p>
-    <w:p>
-      <w:r>
-        <w:rPr>
-          <w:noProof/>
-        </w:rPr>
-        <w:drawing>
-          <wp:inline distT="0" distB="0" distL="0" distR="0" wp14:anchorId="5FFB61E1" wp14:editId="760FB9E8">
-            <wp:extent cx="5357511" cy="3264877"/>
-            <wp:effectExtent l="0" t="0" r="0" b="0"/>
-            <wp:docPr id="1353562963" name="Grafik 1"/>
-            <wp:cNvGraphicFramePr>
-              <a:graphicFrameLocks xmlns:a="http://schemas.openxmlformats.org/drawingml/2006/main" noChangeAspect="1"/>
-            </wp:cNvGraphicFramePr>
-            <a:graphic xmlns:a="http://schemas.openxmlformats.org/drawingml/2006/main">
-              <a:graphicData uri="http://schemas.openxmlformats.org/drawingml/2006/picture">
-                <pic:pic xmlns:pic="http://schemas.openxmlformats.org/drawingml/2006/picture">
-                  <pic:nvPicPr>
-                    <pic:cNvPr id="1353562963" name=""/>
-                    <pic:cNvPicPr/>
-                  </pic:nvPicPr>
-                  <pic:blipFill>
-                    <a:blip r:embed="rId44"/>
-                    <a:stretch>
-                      <a:fillRect/>
-                    </a:stretch>
-                  </pic:blipFill>
-                  <pic:spPr>
-                    <a:xfrm>
-                      <a:off x="0" y="0"/>
-                      <a:ext cx="5360798" cy="3266880"/>
+                      <a:ext cx="5390432" cy="5733450"/>
                     </a:xfrm>
                     <a:prstGeom prst="rect">
                       <a:avLst/>
@@ -32458,7 +32401,7 @@
                     <pic:cNvPicPr/>
                   </pic:nvPicPr>
                   <pic:blipFill>
-                    <a:blip r:embed="rId45"/>
+                    <a:blip r:embed="rId44"/>
                     <a:stretch>
                       <a:fillRect/>
                     </a:stretch>
@@ -32509,7 +32452,7 @@
                     <pic:cNvPicPr/>
                   </pic:nvPicPr>
                   <pic:blipFill>
-                    <a:blip r:embed="rId46"/>
+                    <a:blip r:embed="rId45"/>
                     <a:stretch>
                       <a:fillRect/>
                     </a:stretch>
@@ -32552,7 +32495,7 @@
                     <pic:cNvPicPr/>
                   </pic:nvPicPr>
                   <pic:blipFill>
-                    <a:blip r:embed="rId47"/>
+                    <a:blip r:embed="rId46"/>
                     <a:stretch>
                       <a:fillRect/>
                     </a:stretch>
@@ -32594,7 +32537,7 @@
                     <pic:cNvPicPr/>
                   </pic:nvPicPr>
                   <pic:blipFill>
-                    <a:blip r:embed="rId48"/>
+                    <a:blip r:embed="rId47"/>
                     <a:stretch>
                       <a:fillRect/>
                     </a:stretch>
@@ -32814,7 +32757,7 @@
                     <pic:cNvPicPr/>
                   </pic:nvPicPr>
                   <pic:blipFill>
-                    <a:blip r:embed="rId49"/>
+                    <a:blip r:embed="rId48"/>
                     <a:stretch>
                       <a:fillRect/>
                     </a:stretch>
@@ -32857,7 +32800,7 @@
                     <pic:cNvPicPr/>
                   </pic:nvPicPr>
                   <pic:blipFill>
-                    <a:blip r:embed="rId50"/>
+                    <a:blip r:embed="rId49"/>
                     <a:stretch>
                       <a:fillRect/>
                     </a:stretch>
@@ -32900,7 +32843,7 @@
                     <pic:cNvPicPr/>
                   </pic:nvPicPr>
                   <pic:blipFill>
-                    <a:blip r:embed="rId51"/>
+                    <a:blip r:embed="rId50"/>
                     <a:stretch>
                       <a:fillRect/>
                     </a:stretch>
@@ -33086,7 +33029,7 @@
                     <pic:cNvPicPr/>
                   </pic:nvPicPr>
                   <pic:blipFill>
-                    <a:blip r:embed="rId52"/>
+                    <a:blip r:embed="rId51"/>
                     <a:stretch>
                       <a:fillRect/>
                     </a:stretch>
@@ -33129,7 +33072,7 @@
                     <pic:cNvPicPr/>
                   </pic:nvPicPr>
                   <pic:blipFill>
-                    <a:blip r:embed="rId53"/>
+                    <a:blip r:embed="rId52"/>
                     <a:stretch>
                       <a:fillRect/>
                     </a:stretch>
@@ -33172,7 +33115,7 @@
                     <pic:cNvPicPr/>
                   </pic:nvPicPr>
                   <pic:blipFill>
-                    <a:blip r:embed="rId54"/>
+                    <a:blip r:embed="rId53"/>
                     <a:stretch>
                       <a:fillRect/>
                     </a:stretch>
@@ -34533,7 +34476,7 @@
                           <pic:cNvPicPr/>
                         </pic:nvPicPr>
                         <pic:blipFill>
-                          <a:blip r:embed="rId55"/>
+                          <a:blip r:embed="rId54"/>
                           <a:stretch>
                             <a:fillRect/>
                           </a:stretch>
@@ -34660,7 +34603,7 @@
     <w:p>
       <w:pPr>
         <w:sectPr>
-          <w:headerReference w:type="default" r:id="rId56"/>
+          <w:headerReference w:type="default" r:id="rId55"/>
           <w:pgSz w:w="11906" w:h="16838"/>
           <w:pgMar w:top="720" w:right="720" w:bottom="720" w:left="720" w:header="708" w:footer="708" w:gutter="0"/>
           <w:cols w:space="708"/>
@@ -34738,7 +34681,7 @@
             <w:tcW w:w="5240" w:type="dxa"/>
           </w:tcPr>
           <w:p>
-            <w:hyperlink r:id="rId57" w:history="1">
+            <w:hyperlink r:id="rId56" w:history="1">
               <w:r>
                 <w:rPr>
                   <w:rStyle w:val="Hyperlink"/>
@@ -34765,7 +34708,7 @@
             <w:tcW w:w="5240" w:type="dxa"/>
           </w:tcPr>
           <w:p>
-            <w:hyperlink r:id="rId58" w:history="1">
+            <w:hyperlink r:id="rId57" w:history="1">
               <w:r>
                 <w:rPr>
                   <w:rStyle w:val="Hyperlink"/>
@@ -34832,15 +34775,7 @@
             </w:r>
             <w:proofErr w:type="spellEnd"/>
             <w:r>
-              <w:t xml:space="preserve"> </w:t>
-            </w:r>
-            <w:proofErr w:type="spellStart"/>
-            <w:r>
-              <w:t>Starch</w:t>
-            </w:r>
-            <w:proofErr w:type="spellEnd"/>
-            <w:r>
-              <w:t xml:space="preserve"> Press, San Francisco</w:t>
+              <w:t xml:space="preserve"> Starch Press, San Francisco</w:t>
             </w:r>
           </w:p>
         </w:tc>
@@ -34864,7 +34799,7 @@
             <w:tcW w:w="5240" w:type="dxa"/>
           </w:tcPr>
           <w:p>
-            <w:hyperlink r:id="rId59" w:history="1">
+            <w:hyperlink r:id="rId58" w:history="1">
               <w:r>
                 <w:rPr>
                   <w:rStyle w:val="Hyperlink"/>
@@ -34891,7 +34826,7 @@
             <w:tcW w:w="5240" w:type="dxa"/>
           </w:tcPr>
           <w:p>
-            <w:hyperlink r:id="rId60" w:history="1">
+            <w:hyperlink r:id="rId59" w:history="1">
               <w:r>
                 <w:rPr>
                   <w:rStyle w:val="Hyperlink"/>
@@ -34923,7 +34858,7 @@
             <w:tcW w:w="5240" w:type="dxa"/>
           </w:tcPr>
           <w:p>
-            <w:hyperlink r:id="rId61" w:history="1">
+            <w:hyperlink r:id="rId60" w:history="1">
               <w:r>
                 <w:rPr>
                   <w:rStyle w:val="Hyperlink"/>
@@ -34950,7 +34885,7 @@
             <w:tcW w:w="5240" w:type="dxa"/>
           </w:tcPr>
           <w:p>
-            <w:hyperlink r:id="rId62" w:history="1">
+            <w:hyperlink r:id="rId61" w:history="1">
               <w:r>
                 <w:rPr>
                   <w:rStyle w:val="Hyperlink"/>
@@ -34977,7 +34912,7 @@
             <w:tcW w:w="5240" w:type="dxa"/>
           </w:tcPr>
           <w:p>
-            <w:hyperlink r:id="rId63" w:history="1">
+            <w:hyperlink r:id="rId62" w:history="1">
               <w:r>
                 <w:rPr>
                   <w:rStyle w:val="Hyperlink"/>
@@ -35004,7 +34939,7 @@
             <w:tcW w:w="5240" w:type="dxa"/>
           </w:tcPr>
           <w:p>
-            <w:hyperlink r:id="rId64" w:history="1">
+            <w:hyperlink r:id="rId63" w:history="1">
               <w:r>
                 <w:rPr>
                   <w:rStyle w:val="Hyperlink"/>
@@ -35019,13 +34954,8 @@
             <w:tcW w:w="5216" w:type="dxa"/>
           </w:tcPr>
           <w:p>
-            <w:proofErr w:type="spellStart"/>
-            <w:r>
-              <w:t>Pledge</w:t>
-            </w:r>
-            <w:proofErr w:type="spellEnd"/>
-            <w:r>
-              <w:t xml:space="preserve"> Algorithmus</w:t>
+            <w:r>
+              <w:t>Pledge Algorithmus</w:t>
             </w:r>
           </w:p>
         </w:tc>
@@ -35036,7 +34966,7 @@
             <w:tcW w:w="5240" w:type="dxa"/>
           </w:tcPr>
           <w:p>
-            <w:hyperlink r:id="rId65" w:history="1">
+            <w:hyperlink r:id="rId64" w:history="1">
               <w:r>
                 <w:rPr>
                   <w:rStyle w:val="Hyperlink"/>
@@ -35068,7 +34998,7 @@
             <w:tcW w:w="5240" w:type="dxa"/>
           </w:tcPr>
           <w:p>
-            <w:hyperlink r:id="rId66" w:history="1">
+            <w:hyperlink r:id="rId65" w:history="1">
               <w:r>
                 <w:rPr>
                   <w:rStyle w:val="Hyperlink"/>
@@ -35095,7 +35025,7 @@
     </w:tbl>
     <w:p/>
     <w:sectPr>
-      <w:headerReference w:type="default" r:id="rId67"/>
+      <w:headerReference w:type="default" r:id="rId66"/>
       <w:pgSz w:w="11906" w:h="16838"/>
       <w:pgMar w:top="720" w:right="720" w:bottom="720" w:left="720" w:header="708" w:footer="708" w:gutter="0"/>
       <w:cols w:space="708"/>
@@ -35232,7 +35162,7 @@
       <w:rPr>
         <w:noProof/>
       </w:rPr>
-      <w:t>29.12.2025</w:t>
+      <w:t>29.01.2026</w:t>
     </w:r>
     <w:r>
       <w:rPr>

--- a/Doc/Arbeitsblaetter_2025.docx
+++ b/Doc/Arbeitsblaetter_2025.docx
@@ -41,6 +41,7 @@
       <w:bookmarkStart w:id="14" w:name="_Toc200568165"/>
       <w:bookmarkStart w:id="15" w:name="_Toc200621537"/>
       <w:bookmarkStart w:id="16" w:name="_Toc213070185"/>
+      <w:bookmarkStart w:id="17" w:name="_Toc220769210"/>
       <w:r>
         <w:rPr>
           <w:b/>
@@ -65,6 +66,7 @@
       <w:bookmarkEnd w:id="14"/>
       <w:bookmarkEnd w:id="15"/>
       <w:bookmarkEnd w:id="16"/>
+      <w:bookmarkEnd w:id="17"/>
       <w:r>
         <w:rPr>
           <w:b/>
@@ -86,21 +88,22 @@
           <w:szCs w:val="56"/>
         </w:rPr>
       </w:pPr>
-      <w:bookmarkStart w:id="17" w:name="_Toc199401691"/>
-      <w:bookmarkStart w:id="18" w:name="_Toc199402088"/>
-      <w:bookmarkStart w:id="19" w:name="_Toc199402324"/>
-      <w:bookmarkStart w:id="20" w:name="_Toc199403158"/>
-      <w:bookmarkStart w:id="21" w:name="_Toc199405788"/>
-      <w:bookmarkStart w:id="22" w:name="_Toc199406899"/>
-      <w:bookmarkStart w:id="23" w:name="_Toc199431746"/>
-      <w:bookmarkStart w:id="24" w:name="_Toc200225435"/>
-      <w:bookmarkStart w:id="25" w:name="_Toc200225862"/>
-      <w:bookmarkStart w:id="26" w:name="_Toc200226683"/>
-      <w:bookmarkStart w:id="27" w:name="_Toc200314818"/>
-      <w:bookmarkStart w:id="28" w:name="_Toc200450323"/>
-      <w:bookmarkStart w:id="29" w:name="_Toc200568166"/>
-      <w:bookmarkStart w:id="30" w:name="_Toc200621538"/>
-      <w:bookmarkStart w:id="31" w:name="_Toc213070186"/>
+      <w:bookmarkStart w:id="18" w:name="_Toc199401691"/>
+      <w:bookmarkStart w:id="19" w:name="_Toc199402088"/>
+      <w:bookmarkStart w:id="20" w:name="_Toc199402324"/>
+      <w:bookmarkStart w:id="21" w:name="_Toc199403158"/>
+      <w:bookmarkStart w:id="22" w:name="_Toc199405788"/>
+      <w:bookmarkStart w:id="23" w:name="_Toc199406899"/>
+      <w:bookmarkStart w:id="24" w:name="_Toc199431746"/>
+      <w:bookmarkStart w:id="25" w:name="_Toc200225435"/>
+      <w:bookmarkStart w:id="26" w:name="_Toc200225862"/>
+      <w:bookmarkStart w:id="27" w:name="_Toc200226683"/>
+      <w:bookmarkStart w:id="28" w:name="_Toc200314818"/>
+      <w:bookmarkStart w:id="29" w:name="_Toc200450323"/>
+      <w:bookmarkStart w:id="30" w:name="_Toc200568166"/>
+      <w:bookmarkStart w:id="31" w:name="_Toc200621538"/>
+      <w:bookmarkStart w:id="32" w:name="_Toc213070186"/>
+      <w:bookmarkStart w:id="33" w:name="_Toc220769211"/>
       <w:r>
         <w:rPr>
           <w:b/>
@@ -110,7 +113,6 @@
         </w:rPr>
         <w:t>mit Python IDLE</w:t>
       </w:r>
-      <w:bookmarkEnd w:id="17"/>
       <w:bookmarkEnd w:id="18"/>
       <w:bookmarkEnd w:id="19"/>
       <w:bookmarkEnd w:id="20"/>
@@ -125,6 +127,8 @@
       <w:bookmarkEnd w:id="29"/>
       <w:bookmarkEnd w:id="30"/>
       <w:bookmarkEnd w:id="31"/>
+      <w:bookmarkEnd w:id="32"/>
+      <w:bookmarkEnd w:id="33"/>
     </w:p>
     <w:p/>
     <w:p/>
@@ -188,21 +192,22 @@
           <w:szCs w:val="32"/>
         </w:rPr>
       </w:pPr>
-      <w:bookmarkStart w:id="32" w:name="_Toc199401692"/>
-      <w:bookmarkStart w:id="33" w:name="_Toc199402089"/>
-      <w:bookmarkStart w:id="34" w:name="_Toc199402325"/>
-      <w:bookmarkStart w:id="35" w:name="_Toc199403159"/>
-      <w:bookmarkStart w:id="36" w:name="_Toc199405789"/>
-      <w:bookmarkStart w:id="37" w:name="_Toc199406900"/>
-      <w:bookmarkStart w:id="38" w:name="_Toc199431747"/>
-      <w:bookmarkStart w:id="39" w:name="_Toc200225436"/>
-      <w:bookmarkStart w:id="40" w:name="_Toc200225863"/>
-      <w:bookmarkStart w:id="41" w:name="_Toc200226684"/>
-      <w:bookmarkStart w:id="42" w:name="_Toc200314819"/>
-      <w:bookmarkStart w:id="43" w:name="_Toc200450324"/>
-      <w:bookmarkStart w:id="44" w:name="_Toc200568167"/>
-      <w:bookmarkStart w:id="45" w:name="_Toc200621539"/>
-      <w:bookmarkStart w:id="46" w:name="_Toc213070187"/>
+      <w:bookmarkStart w:id="34" w:name="_Toc199401692"/>
+      <w:bookmarkStart w:id="35" w:name="_Toc199402089"/>
+      <w:bookmarkStart w:id="36" w:name="_Toc199402325"/>
+      <w:bookmarkStart w:id="37" w:name="_Toc199403159"/>
+      <w:bookmarkStart w:id="38" w:name="_Toc199405789"/>
+      <w:bookmarkStart w:id="39" w:name="_Toc199406900"/>
+      <w:bookmarkStart w:id="40" w:name="_Toc199431747"/>
+      <w:bookmarkStart w:id="41" w:name="_Toc200225436"/>
+      <w:bookmarkStart w:id="42" w:name="_Toc200225863"/>
+      <w:bookmarkStart w:id="43" w:name="_Toc200226684"/>
+      <w:bookmarkStart w:id="44" w:name="_Toc200314819"/>
+      <w:bookmarkStart w:id="45" w:name="_Toc200450324"/>
+      <w:bookmarkStart w:id="46" w:name="_Toc200568167"/>
+      <w:bookmarkStart w:id="47" w:name="_Toc200621539"/>
+      <w:bookmarkStart w:id="48" w:name="_Toc213070187"/>
+      <w:bookmarkStart w:id="49" w:name="_Toc220769212"/>
       <w:r>
         <w:rPr>
           <w:sz w:val="32"/>
@@ -210,8 +215,6 @@
         </w:rPr>
         <w:t>Arbeitsblätter zum Kurs</w:t>
       </w:r>
-      <w:bookmarkEnd w:id="32"/>
-      <w:bookmarkEnd w:id="33"/>
       <w:bookmarkEnd w:id="34"/>
       <w:bookmarkEnd w:id="35"/>
       <w:bookmarkEnd w:id="36"/>
@@ -225,6 +228,9 @@
       <w:bookmarkEnd w:id="44"/>
       <w:bookmarkEnd w:id="45"/>
       <w:bookmarkEnd w:id="46"/>
+      <w:bookmarkEnd w:id="47"/>
+      <w:bookmarkEnd w:id="48"/>
+      <w:bookmarkEnd w:id="49"/>
     </w:p>
     <w:p/>
     <w:p>
@@ -273,7 +279,7 @@
       <w:r>
         <w:fldChar w:fldCharType="separate"/>
       </w:r>
-      <w:hyperlink w:anchor="_Toc213070188" w:history="1">
+      <w:hyperlink w:anchor="_Toc220769213" w:history="1">
         <w:r>
           <w:rPr>
             <w:rStyle w:val="Hyperlink"/>
@@ -300,7 +306,7 @@
             <w:noProof/>
             <w:webHidden/>
           </w:rPr>
-          <w:instrText xml:space="preserve"> PAGEREF _Toc213070188 \h </w:instrText>
+          <w:instrText xml:space="preserve"> PAGEREF _Toc220769213 \h </w:instrText>
         </w:r>
         <w:r>
           <w:rPr>
@@ -345,7 +351,7 @@
           <w:lang w:eastAsia="de-DE"/>
         </w:rPr>
       </w:pPr>
-      <w:hyperlink w:anchor="_Toc213070189" w:history="1">
+      <w:hyperlink w:anchor="_Toc220769214" w:history="1">
         <w:r>
           <w:rPr>
             <w:rStyle w:val="Hyperlink"/>
@@ -372,7 +378,7 @@
             <w:noProof/>
             <w:webHidden/>
           </w:rPr>
-          <w:instrText xml:space="preserve"> PAGEREF _Toc213070189 \h </w:instrText>
+          <w:instrText xml:space="preserve"> PAGEREF _Toc220769214 \h </w:instrText>
         </w:r>
         <w:r>
           <w:rPr>
@@ -417,7 +423,7 @@
           <w:lang w:eastAsia="de-DE"/>
         </w:rPr>
       </w:pPr>
-      <w:hyperlink w:anchor="_Toc213070190" w:history="1">
+      <w:hyperlink w:anchor="_Toc220769215" w:history="1">
         <w:r>
           <w:rPr>
             <w:rStyle w:val="Hyperlink"/>
@@ -444,7 +450,7 @@
             <w:noProof/>
             <w:webHidden/>
           </w:rPr>
-          <w:instrText xml:space="preserve"> PAGEREF _Toc213070190 \h </w:instrText>
+          <w:instrText xml:space="preserve"> PAGEREF _Toc220769215 \h </w:instrText>
         </w:r>
         <w:r>
           <w:rPr>
@@ -489,7 +495,7 @@
           <w:lang w:eastAsia="de-DE"/>
         </w:rPr>
       </w:pPr>
-      <w:hyperlink w:anchor="_Toc213070191" w:history="1">
+      <w:hyperlink w:anchor="_Toc220769216" w:history="1">
         <w:r>
           <w:rPr>
             <w:rStyle w:val="Hyperlink"/>
@@ -516,7 +522,7 @@
             <w:noProof/>
             <w:webHidden/>
           </w:rPr>
-          <w:instrText xml:space="preserve"> PAGEREF _Toc213070191 \h </w:instrText>
+          <w:instrText xml:space="preserve"> PAGEREF _Toc220769216 \h </w:instrText>
         </w:r>
         <w:r>
           <w:rPr>
@@ -561,7 +567,7 @@
           <w:lang w:eastAsia="de-DE"/>
         </w:rPr>
       </w:pPr>
-      <w:hyperlink w:anchor="_Toc213070192" w:history="1">
+      <w:hyperlink w:anchor="_Toc220769217" w:history="1">
         <w:r>
           <w:rPr>
             <w:rStyle w:val="Hyperlink"/>
@@ -588,7 +594,7 @@
             <w:noProof/>
             <w:webHidden/>
           </w:rPr>
-          <w:instrText xml:space="preserve"> PAGEREF _Toc213070192 \h </w:instrText>
+          <w:instrText xml:space="preserve"> PAGEREF _Toc220769217 \h </w:instrText>
         </w:r>
         <w:r>
           <w:rPr>
@@ -633,7 +639,7 @@
           <w:lang w:eastAsia="de-DE"/>
         </w:rPr>
       </w:pPr>
-      <w:hyperlink w:anchor="_Toc213070193" w:history="1">
+      <w:hyperlink w:anchor="_Toc220769218" w:history="1">
         <w:r>
           <w:rPr>
             <w:rStyle w:val="Hyperlink"/>
@@ -660,7 +666,7 @@
             <w:noProof/>
             <w:webHidden/>
           </w:rPr>
-          <w:instrText xml:space="preserve"> PAGEREF _Toc213070193 \h </w:instrText>
+          <w:instrText xml:space="preserve"> PAGEREF _Toc220769218 \h </w:instrText>
         </w:r>
         <w:r>
           <w:rPr>
@@ -705,7 +711,7 @@
           <w:lang w:eastAsia="de-DE"/>
         </w:rPr>
       </w:pPr>
-      <w:hyperlink w:anchor="_Toc213070194" w:history="1">
+      <w:hyperlink w:anchor="_Toc220769219" w:history="1">
         <w:r>
           <w:rPr>
             <w:rStyle w:val="Hyperlink"/>
@@ -732,7 +738,7 @@
             <w:noProof/>
             <w:webHidden/>
           </w:rPr>
-          <w:instrText xml:space="preserve"> PAGEREF _Toc213070194 \h </w:instrText>
+          <w:instrText xml:space="preserve"> PAGEREF _Toc220769219 \h </w:instrText>
         </w:r>
         <w:r>
           <w:rPr>
@@ -777,7 +783,7 @@
           <w:lang w:eastAsia="de-DE"/>
         </w:rPr>
       </w:pPr>
-      <w:hyperlink w:anchor="_Toc213070195" w:history="1">
+      <w:hyperlink w:anchor="_Toc220769220" w:history="1">
         <w:r>
           <w:rPr>
             <w:rStyle w:val="Hyperlink"/>
@@ -804,7 +810,7 @@
             <w:noProof/>
             <w:webHidden/>
           </w:rPr>
-          <w:instrText xml:space="preserve"> PAGEREF _Toc213070195 \h </w:instrText>
+          <w:instrText xml:space="preserve"> PAGEREF _Toc220769220 \h </w:instrText>
         </w:r>
         <w:r>
           <w:rPr>
@@ -849,7 +855,7 @@
           <w:lang w:eastAsia="de-DE"/>
         </w:rPr>
       </w:pPr>
-      <w:hyperlink w:anchor="_Toc213070196" w:history="1">
+      <w:hyperlink w:anchor="_Toc220769221" w:history="1">
         <w:r>
           <w:rPr>
             <w:rStyle w:val="Hyperlink"/>
@@ -876,7 +882,7 @@
             <w:noProof/>
             <w:webHidden/>
           </w:rPr>
-          <w:instrText xml:space="preserve"> PAGEREF _Toc213070196 \h </w:instrText>
+          <w:instrText xml:space="preserve"> PAGEREF _Toc220769221 \h </w:instrText>
         </w:r>
         <w:r>
           <w:rPr>
@@ -921,7 +927,7 @@
           <w:lang w:eastAsia="de-DE"/>
         </w:rPr>
       </w:pPr>
-      <w:hyperlink w:anchor="_Toc213070197" w:history="1">
+      <w:hyperlink w:anchor="_Toc220769222" w:history="1">
         <w:r>
           <w:rPr>
             <w:rStyle w:val="Hyperlink"/>
@@ -948,7 +954,7 @@
             <w:noProof/>
             <w:webHidden/>
           </w:rPr>
-          <w:instrText xml:space="preserve"> PAGEREF _Toc213070197 \h </w:instrText>
+          <w:instrText xml:space="preserve"> PAGEREF _Toc220769222 \h </w:instrText>
         </w:r>
         <w:r>
           <w:rPr>
@@ -993,7 +999,7 @@
           <w:lang w:eastAsia="de-DE"/>
         </w:rPr>
       </w:pPr>
-      <w:hyperlink w:anchor="_Toc213070198" w:history="1">
+      <w:hyperlink w:anchor="_Toc220769223" w:history="1">
         <w:r>
           <w:rPr>
             <w:rStyle w:val="Hyperlink"/>
@@ -1020,7 +1026,7 @@
             <w:noProof/>
             <w:webHidden/>
           </w:rPr>
-          <w:instrText xml:space="preserve"> PAGEREF _Toc213070198 \h </w:instrText>
+          <w:instrText xml:space="preserve"> PAGEREF _Toc220769223 \h </w:instrText>
         </w:r>
         <w:r>
           <w:rPr>
@@ -1065,7 +1071,7 @@
           <w:lang w:eastAsia="de-DE"/>
         </w:rPr>
       </w:pPr>
-      <w:hyperlink w:anchor="_Toc213070199" w:history="1">
+      <w:hyperlink w:anchor="_Toc220769224" w:history="1">
         <w:r>
           <w:rPr>
             <w:rStyle w:val="Hyperlink"/>
@@ -1092,7 +1098,7 @@
             <w:noProof/>
             <w:webHidden/>
           </w:rPr>
-          <w:instrText xml:space="preserve"> PAGEREF _Toc213070199 \h </w:instrText>
+          <w:instrText xml:space="preserve"> PAGEREF _Toc220769224 \h </w:instrText>
         </w:r>
         <w:r>
           <w:rPr>
@@ -1137,7 +1143,7 @@
           <w:lang w:eastAsia="de-DE"/>
         </w:rPr>
       </w:pPr>
-      <w:hyperlink w:anchor="_Toc213070200" w:history="1">
+      <w:hyperlink w:anchor="_Toc220769225" w:history="1">
         <w:r>
           <w:rPr>
             <w:rStyle w:val="Hyperlink"/>
@@ -1164,7 +1170,7 @@
             <w:noProof/>
             <w:webHidden/>
           </w:rPr>
-          <w:instrText xml:space="preserve"> PAGEREF _Toc213070200 \h </w:instrText>
+          <w:instrText xml:space="preserve"> PAGEREF _Toc220769225 \h </w:instrText>
         </w:r>
         <w:r>
           <w:rPr>
@@ -1209,7 +1215,7 @@
           <w:lang w:eastAsia="de-DE"/>
         </w:rPr>
       </w:pPr>
-      <w:hyperlink w:anchor="_Toc213070201" w:history="1">
+      <w:hyperlink w:anchor="_Toc220769226" w:history="1">
         <w:r>
           <w:rPr>
             <w:rStyle w:val="Hyperlink"/>
@@ -1236,7 +1242,7 @@
             <w:noProof/>
             <w:webHidden/>
           </w:rPr>
-          <w:instrText xml:space="preserve"> PAGEREF _Toc213070201 \h </w:instrText>
+          <w:instrText xml:space="preserve"> PAGEREF _Toc220769226 \h </w:instrText>
         </w:r>
         <w:r>
           <w:rPr>
@@ -1281,7 +1287,7 @@
           <w:lang w:eastAsia="de-DE"/>
         </w:rPr>
       </w:pPr>
-      <w:hyperlink w:anchor="_Toc213070202" w:history="1">
+      <w:hyperlink w:anchor="_Toc220769227" w:history="1">
         <w:r>
           <w:rPr>
             <w:rStyle w:val="Hyperlink"/>
@@ -1308,7 +1314,7 @@
             <w:noProof/>
             <w:webHidden/>
           </w:rPr>
-          <w:instrText xml:space="preserve"> PAGEREF _Toc213070202 \h </w:instrText>
+          <w:instrText xml:space="preserve"> PAGEREF _Toc220769227 \h </w:instrText>
         </w:r>
         <w:r>
           <w:rPr>
@@ -1353,7 +1359,7 @@
           <w:lang w:eastAsia="de-DE"/>
         </w:rPr>
       </w:pPr>
-      <w:hyperlink w:anchor="_Toc213070203" w:history="1">
+      <w:hyperlink w:anchor="_Toc220769228" w:history="1">
         <w:r>
           <w:rPr>
             <w:rStyle w:val="Hyperlink"/>
@@ -1380,7 +1386,7 @@
             <w:noProof/>
             <w:webHidden/>
           </w:rPr>
-          <w:instrText xml:space="preserve"> PAGEREF _Toc213070203 \h </w:instrText>
+          <w:instrText xml:space="preserve"> PAGEREF _Toc220769228 \h </w:instrText>
         </w:r>
         <w:r>
           <w:rPr>
@@ -1425,7 +1431,7 @@
           <w:lang w:eastAsia="de-DE"/>
         </w:rPr>
       </w:pPr>
-      <w:hyperlink w:anchor="_Toc213070204" w:history="1">
+      <w:hyperlink w:anchor="_Toc220769229" w:history="1">
         <w:r>
           <w:rPr>
             <w:rStyle w:val="Hyperlink"/>
@@ -1452,7 +1458,7 @@
             <w:noProof/>
             <w:webHidden/>
           </w:rPr>
-          <w:instrText xml:space="preserve"> PAGEREF _Toc213070204 \h </w:instrText>
+          <w:instrText xml:space="preserve"> PAGEREF _Toc220769229 \h </w:instrText>
         </w:r>
         <w:r>
           <w:rPr>
@@ -1497,7 +1503,7 @@
           <w:lang w:eastAsia="de-DE"/>
         </w:rPr>
       </w:pPr>
-      <w:hyperlink w:anchor="_Toc213070205" w:history="1">
+      <w:hyperlink w:anchor="_Toc220769230" w:history="1">
         <w:r>
           <w:rPr>
             <w:rStyle w:val="Hyperlink"/>
@@ -1524,7 +1530,7 @@
             <w:noProof/>
             <w:webHidden/>
           </w:rPr>
-          <w:instrText xml:space="preserve"> PAGEREF _Toc213070205 \h </w:instrText>
+          <w:instrText xml:space="preserve"> PAGEREF _Toc220769230 \h </w:instrText>
         </w:r>
         <w:r>
           <w:rPr>
@@ -1569,7 +1575,7 @@
           <w:lang w:eastAsia="de-DE"/>
         </w:rPr>
       </w:pPr>
-      <w:hyperlink w:anchor="_Toc213070206" w:history="1">
+      <w:hyperlink w:anchor="_Toc220769231" w:history="1">
         <w:r>
           <w:rPr>
             <w:rStyle w:val="Hyperlink"/>
@@ -1596,7 +1602,7 @@
             <w:noProof/>
             <w:webHidden/>
           </w:rPr>
-          <w:instrText xml:space="preserve"> PAGEREF _Toc213070206 \h </w:instrText>
+          <w:instrText xml:space="preserve"> PAGEREF _Toc220769231 \h </w:instrText>
         </w:r>
         <w:r>
           <w:rPr>
@@ -1641,7 +1647,7 @@
           <w:lang w:eastAsia="de-DE"/>
         </w:rPr>
       </w:pPr>
-      <w:hyperlink w:anchor="_Toc213070207" w:history="1">
+      <w:hyperlink w:anchor="_Toc220769232" w:history="1">
         <w:r>
           <w:rPr>
             <w:rStyle w:val="Hyperlink"/>
@@ -1668,7 +1674,7 @@
             <w:noProof/>
             <w:webHidden/>
           </w:rPr>
-          <w:instrText xml:space="preserve"> PAGEREF _Toc213070207 \h </w:instrText>
+          <w:instrText xml:space="preserve"> PAGEREF _Toc220769232 \h </w:instrText>
         </w:r>
         <w:r>
           <w:rPr>
@@ -1713,7 +1719,7 @@
           <w:lang w:eastAsia="de-DE"/>
         </w:rPr>
       </w:pPr>
-      <w:hyperlink w:anchor="_Toc213070208" w:history="1">
+      <w:hyperlink w:anchor="_Toc220769233" w:history="1">
         <w:r>
           <w:rPr>
             <w:rStyle w:val="Hyperlink"/>
@@ -1740,7 +1746,7 @@
             <w:noProof/>
             <w:webHidden/>
           </w:rPr>
-          <w:instrText xml:space="preserve"> PAGEREF _Toc213070208 \h </w:instrText>
+          <w:instrText xml:space="preserve"> PAGEREF _Toc220769233 \h </w:instrText>
         </w:r>
         <w:r>
           <w:rPr>
@@ -1785,7 +1791,7 @@
           <w:lang w:eastAsia="de-DE"/>
         </w:rPr>
       </w:pPr>
-      <w:hyperlink w:anchor="_Toc213070209" w:history="1">
+      <w:hyperlink w:anchor="_Toc220769234" w:history="1">
         <w:r>
           <w:rPr>
             <w:rStyle w:val="Hyperlink"/>
@@ -1812,7 +1818,7 @@
             <w:noProof/>
             <w:webHidden/>
           </w:rPr>
-          <w:instrText xml:space="preserve"> PAGEREF _Toc213070209 \h </w:instrText>
+          <w:instrText xml:space="preserve"> PAGEREF _Toc220769234 \h </w:instrText>
         </w:r>
         <w:r>
           <w:rPr>
@@ -1857,7 +1863,7 @@
           <w:lang w:eastAsia="de-DE"/>
         </w:rPr>
       </w:pPr>
-      <w:hyperlink w:anchor="_Toc213070210" w:history="1">
+      <w:hyperlink w:anchor="_Toc220769235" w:history="1">
         <w:r>
           <w:rPr>
             <w:rStyle w:val="Hyperlink"/>
@@ -1884,7 +1890,7 @@
             <w:noProof/>
             <w:webHidden/>
           </w:rPr>
-          <w:instrText xml:space="preserve"> PAGEREF _Toc213070210 \h </w:instrText>
+          <w:instrText xml:space="preserve"> PAGEREF _Toc220769235 \h </w:instrText>
         </w:r>
         <w:r>
           <w:rPr>
@@ -1929,7 +1935,7 @@
           <w:lang w:eastAsia="de-DE"/>
         </w:rPr>
       </w:pPr>
-      <w:hyperlink w:anchor="_Toc213070211" w:history="1">
+      <w:hyperlink w:anchor="_Toc220769236" w:history="1">
         <w:r>
           <w:rPr>
             <w:rStyle w:val="Hyperlink"/>
@@ -1956,7 +1962,7 @@
             <w:noProof/>
             <w:webHidden/>
           </w:rPr>
-          <w:instrText xml:space="preserve"> PAGEREF _Toc213070211 \h </w:instrText>
+          <w:instrText xml:space="preserve"> PAGEREF _Toc220769236 \h </w:instrText>
         </w:r>
         <w:r>
           <w:rPr>
@@ -2001,7 +2007,7 @@
           <w:lang w:eastAsia="de-DE"/>
         </w:rPr>
       </w:pPr>
-      <w:hyperlink w:anchor="_Toc213070212" w:history="1">
+      <w:hyperlink w:anchor="_Toc220769237" w:history="1">
         <w:r>
           <w:rPr>
             <w:rStyle w:val="Hyperlink"/>
@@ -2028,7 +2034,7 @@
             <w:noProof/>
             <w:webHidden/>
           </w:rPr>
-          <w:instrText xml:space="preserve"> PAGEREF _Toc213070212 \h </w:instrText>
+          <w:instrText xml:space="preserve"> PAGEREF _Toc220769237 \h </w:instrText>
         </w:r>
         <w:r>
           <w:rPr>
@@ -2073,7 +2079,7 @@
           <w:lang w:eastAsia="de-DE"/>
         </w:rPr>
       </w:pPr>
-      <w:hyperlink w:anchor="_Toc213070213" w:history="1">
+      <w:hyperlink w:anchor="_Toc220769238" w:history="1">
         <w:r>
           <w:rPr>
             <w:rStyle w:val="Hyperlink"/>
@@ -2100,7 +2106,7 @@
             <w:noProof/>
             <w:webHidden/>
           </w:rPr>
-          <w:instrText xml:space="preserve"> PAGEREF _Toc213070213 \h </w:instrText>
+          <w:instrText xml:space="preserve"> PAGEREF _Toc220769238 \h </w:instrText>
         </w:r>
         <w:r>
           <w:rPr>
@@ -2145,7 +2151,7 @@
           <w:lang w:eastAsia="de-DE"/>
         </w:rPr>
       </w:pPr>
-      <w:hyperlink w:anchor="_Toc213070214" w:history="1">
+      <w:hyperlink w:anchor="_Toc220769239" w:history="1">
         <w:r>
           <w:rPr>
             <w:rStyle w:val="Hyperlink"/>
@@ -2172,7 +2178,7 @@
             <w:noProof/>
             <w:webHidden/>
           </w:rPr>
-          <w:instrText xml:space="preserve"> PAGEREF _Toc213070214 \h </w:instrText>
+          <w:instrText xml:space="preserve"> PAGEREF _Toc220769239 \h </w:instrText>
         </w:r>
         <w:r>
           <w:rPr>
@@ -2217,7 +2223,7 @@
           <w:lang w:eastAsia="de-DE"/>
         </w:rPr>
       </w:pPr>
-      <w:hyperlink w:anchor="_Toc213070215" w:history="1">
+      <w:hyperlink w:anchor="_Toc220769240" w:history="1">
         <w:r>
           <w:rPr>
             <w:rStyle w:val="Hyperlink"/>
@@ -2244,7 +2250,7 @@
             <w:noProof/>
             <w:webHidden/>
           </w:rPr>
-          <w:instrText xml:space="preserve"> PAGEREF _Toc213070215 \h </w:instrText>
+          <w:instrText xml:space="preserve"> PAGEREF _Toc220769240 \h </w:instrText>
         </w:r>
         <w:r>
           <w:rPr>
@@ -2289,7 +2295,7 @@
           <w:lang w:eastAsia="de-DE"/>
         </w:rPr>
       </w:pPr>
-      <w:hyperlink w:anchor="_Toc213070216" w:history="1">
+      <w:hyperlink w:anchor="_Toc220769241" w:history="1">
         <w:r>
           <w:rPr>
             <w:rStyle w:val="Hyperlink"/>
@@ -2316,7 +2322,7 @@
             <w:noProof/>
             <w:webHidden/>
           </w:rPr>
-          <w:instrText xml:space="preserve"> PAGEREF _Toc213070216 \h </w:instrText>
+          <w:instrText xml:space="preserve"> PAGEREF _Toc220769241 \h </w:instrText>
         </w:r>
         <w:r>
           <w:rPr>
@@ -2361,7 +2367,7 @@
           <w:lang w:eastAsia="de-DE"/>
         </w:rPr>
       </w:pPr>
-      <w:hyperlink w:anchor="_Toc213070217" w:history="1">
+      <w:hyperlink w:anchor="_Toc220769242" w:history="1">
         <w:r>
           <w:rPr>
             <w:rStyle w:val="Hyperlink"/>
@@ -2388,7 +2394,7 @@
             <w:noProof/>
             <w:webHidden/>
           </w:rPr>
-          <w:instrText xml:space="preserve"> PAGEREF _Toc213070217 \h </w:instrText>
+          <w:instrText xml:space="preserve"> PAGEREF _Toc220769242 \h </w:instrText>
         </w:r>
         <w:r>
           <w:rPr>
@@ -2433,7 +2439,7 @@
           <w:lang w:eastAsia="de-DE"/>
         </w:rPr>
       </w:pPr>
-      <w:hyperlink w:anchor="_Toc213070218" w:history="1">
+      <w:hyperlink w:anchor="_Toc220769243" w:history="1">
         <w:r>
           <w:rPr>
             <w:rStyle w:val="Hyperlink"/>
@@ -2460,7 +2466,7 @@
             <w:noProof/>
             <w:webHidden/>
           </w:rPr>
-          <w:instrText xml:space="preserve"> PAGEREF _Toc213070218 \h </w:instrText>
+          <w:instrText xml:space="preserve"> PAGEREF _Toc220769243 \h </w:instrText>
         </w:r>
         <w:r>
           <w:rPr>
@@ -2505,7 +2511,7 @@
           <w:lang w:eastAsia="de-DE"/>
         </w:rPr>
       </w:pPr>
-      <w:hyperlink w:anchor="_Toc213070219" w:history="1">
+      <w:hyperlink w:anchor="_Toc220769244" w:history="1">
         <w:r>
           <w:rPr>
             <w:rStyle w:val="Hyperlink"/>
@@ -2532,7 +2538,7 @@
             <w:noProof/>
             <w:webHidden/>
           </w:rPr>
-          <w:instrText xml:space="preserve"> PAGEREF _Toc213070219 \h </w:instrText>
+          <w:instrText xml:space="preserve"> PAGEREF _Toc220769244 \h </w:instrText>
         </w:r>
         <w:r>
           <w:rPr>
@@ -2577,7 +2583,7 @@
           <w:lang w:eastAsia="de-DE"/>
         </w:rPr>
       </w:pPr>
-      <w:hyperlink w:anchor="_Toc213070220" w:history="1">
+      <w:hyperlink w:anchor="_Toc220769245" w:history="1">
         <w:r>
           <w:rPr>
             <w:rStyle w:val="Hyperlink"/>
@@ -2604,7 +2610,7 @@
             <w:noProof/>
             <w:webHidden/>
           </w:rPr>
-          <w:instrText xml:space="preserve"> PAGEREF _Toc213070220 \h </w:instrText>
+          <w:instrText xml:space="preserve"> PAGEREF _Toc220769245 \h </w:instrText>
         </w:r>
         <w:r>
           <w:rPr>
@@ -2649,7 +2655,7 @@
           <w:lang w:eastAsia="de-DE"/>
         </w:rPr>
       </w:pPr>
-      <w:hyperlink w:anchor="_Toc213070221" w:history="1">
+      <w:hyperlink w:anchor="_Toc220769246" w:history="1">
         <w:r>
           <w:rPr>
             <w:rStyle w:val="Hyperlink"/>
@@ -2676,7 +2682,7 @@
             <w:noProof/>
             <w:webHidden/>
           </w:rPr>
-          <w:instrText xml:space="preserve"> PAGEREF _Toc213070221 \h </w:instrText>
+          <w:instrText xml:space="preserve"> PAGEREF _Toc220769246 \h </w:instrText>
         </w:r>
         <w:r>
           <w:rPr>
@@ -2729,7 +2735,7 @@
       <w:pPr>
         <w:pStyle w:val="berschrift1"/>
       </w:pPr>
-      <w:bookmarkStart w:id="47" w:name="_Toc213070188"/>
+      <w:bookmarkStart w:id="50" w:name="_Toc220769213"/>
       <w:r>
         <w:lastRenderedPageBreak/>
         <w:t xml:space="preserve">Programmzeilen </w:t>
@@ -2742,7 +2748,7 @@
       </w:r>
       <w:bookmarkEnd w:id="0"/>
       <w:bookmarkEnd w:id="1"/>
-      <w:bookmarkEnd w:id="47"/>
+      <w:bookmarkEnd w:id="50"/>
     </w:p>
     <w:p>
       <w:r>
@@ -2770,8 +2776,8 @@
           <w:color w:val="auto"/>
         </w:rPr>
       </w:pPr>
-      <w:bookmarkStart w:id="48" w:name="_Toc196339504"/>
-      <w:bookmarkStart w:id="49" w:name="_Toc196339873"/>
+      <w:bookmarkStart w:id="51" w:name="_Toc196339504"/>
+      <w:bookmarkStart w:id="52" w:name="_Toc196339873"/>
       <w:r>
         <w:t>Zeichenketten (</w:t>
       </w:r>
@@ -2783,8 +2789,8 @@
       <w:r>
         <w:t>) testen</w:t>
       </w:r>
-      <w:bookmarkEnd w:id="48"/>
-      <w:bookmarkEnd w:id="49"/>
+      <w:bookmarkEnd w:id="51"/>
+      <w:bookmarkEnd w:id="52"/>
     </w:p>
     <w:tbl>
       <w:tblPr>
@@ -3102,8 +3108,8 @@
       <w:pPr>
         <w:pStyle w:val="berschrift3"/>
       </w:pPr>
-      <w:bookmarkStart w:id="50" w:name="_Toc196339505"/>
-      <w:bookmarkStart w:id="51" w:name="_Toc196339874"/>
+      <w:bookmarkStart w:id="53" w:name="_Toc196339505"/>
+      <w:bookmarkStart w:id="54" w:name="_Toc196339874"/>
       <w:r>
         <w:t>Zeichenketten in Variable</w:t>
       </w:r>
@@ -3113,8 +3119,8 @@
       <w:r>
         <w:t xml:space="preserve"> schreiben</w:t>
       </w:r>
-      <w:bookmarkEnd w:id="50"/>
-      <w:bookmarkEnd w:id="51"/>
+      <w:bookmarkEnd w:id="53"/>
+      <w:bookmarkEnd w:id="54"/>
     </w:p>
     <w:tbl>
       <w:tblPr>
@@ -3545,8 +3551,8 @@
       <w:pPr>
         <w:pStyle w:val="berschrift3"/>
       </w:pPr>
-      <w:bookmarkStart w:id="52" w:name="_Toc196339506"/>
-      <w:bookmarkStart w:id="53" w:name="_Toc196339875"/>
+      <w:bookmarkStart w:id="55" w:name="_Toc196339506"/>
+      <w:bookmarkStart w:id="56" w:name="_Toc196339875"/>
       <w:r>
         <w:t xml:space="preserve">Zahlen (integer und </w:t>
       </w:r>
@@ -3558,8 +3564,8 @@
       <w:r>
         <w:t>) testen</w:t>
       </w:r>
-      <w:bookmarkEnd w:id="52"/>
-      <w:bookmarkEnd w:id="53"/>
+      <w:bookmarkEnd w:id="55"/>
+      <w:bookmarkEnd w:id="56"/>
     </w:p>
     <w:tbl>
       <w:tblPr>
@@ -3881,13 +3887,13 @@
       <w:pPr>
         <w:pStyle w:val="berschrift3"/>
       </w:pPr>
-      <w:bookmarkStart w:id="54" w:name="_Toc196339507"/>
-      <w:bookmarkStart w:id="55" w:name="_Toc196339876"/>
+      <w:bookmarkStart w:id="57" w:name="_Toc196339507"/>
+      <w:bookmarkStart w:id="58" w:name="_Toc196339876"/>
       <w:r>
         <w:t>Zahlen in Variablen schreiben</w:t>
       </w:r>
-      <w:bookmarkEnd w:id="54"/>
-      <w:bookmarkEnd w:id="55"/>
+      <w:bookmarkEnd w:id="57"/>
+      <w:bookmarkEnd w:id="58"/>
     </w:p>
     <w:tbl>
       <w:tblPr>
@@ -4219,15 +4225,15 @@
       <w:pPr>
         <w:pStyle w:val="berschrift3"/>
       </w:pPr>
-      <w:bookmarkStart w:id="56" w:name="_Hlk196246348"/>
-      <w:bookmarkStart w:id="57" w:name="_Toc196339508"/>
-      <w:bookmarkStart w:id="58" w:name="_Toc196339877"/>
+      <w:bookmarkStart w:id="59" w:name="_Hlk196246348"/>
+      <w:bookmarkStart w:id="60" w:name="_Toc196339508"/>
+      <w:bookmarkStart w:id="61" w:name="_Toc196339877"/>
       <w:r>
         <w:t>Die Farbe kennzeichnet einen Text mit besonderer Bedeutung</w:t>
       </w:r>
-      <w:bookmarkEnd w:id="56"/>
-      <w:bookmarkEnd w:id="57"/>
-      <w:bookmarkEnd w:id="58"/>
+      <w:bookmarkEnd w:id="59"/>
+      <w:bookmarkEnd w:id="60"/>
+      <w:bookmarkEnd w:id="61"/>
     </w:p>
     <w:tbl>
       <w:tblPr>
@@ -4370,16 +4376,16 @@
       <w:pPr>
         <w:pStyle w:val="berschrift1"/>
       </w:pPr>
-      <w:bookmarkStart w:id="59" w:name="_Toc196339509"/>
-      <w:bookmarkStart w:id="60" w:name="_Toc196339878"/>
-      <w:bookmarkStart w:id="61" w:name="_Toc213070189"/>
+      <w:bookmarkStart w:id="62" w:name="_Toc196339509"/>
+      <w:bookmarkStart w:id="63" w:name="_Toc196339878"/>
+      <w:bookmarkStart w:id="64" w:name="_Toc220769214"/>
       <w:r>
         <w:lastRenderedPageBreak/>
         <w:t>Mit der IDLE Shell rechnen</w:t>
       </w:r>
-      <w:bookmarkEnd w:id="59"/>
-      <w:bookmarkEnd w:id="60"/>
-      <w:bookmarkEnd w:id="61"/>
+      <w:bookmarkEnd w:id="62"/>
+      <w:bookmarkEnd w:id="63"/>
+      <w:bookmarkEnd w:id="64"/>
     </w:p>
     <w:p>
       <w:r>
@@ -4399,13 +4405,13 @@
       <w:pPr>
         <w:pStyle w:val="berschrift3"/>
       </w:pPr>
-      <w:bookmarkStart w:id="62" w:name="_Toc196339510"/>
-      <w:bookmarkStart w:id="63" w:name="_Toc196339879"/>
+      <w:bookmarkStart w:id="65" w:name="_Toc196339510"/>
+      <w:bookmarkStart w:id="66" w:name="_Toc196339879"/>
       <w:r>
         <w:t>Rechnen mit Zeichenketten</w:t>
       </w:r>
-      <w:bookmarkEnd w:id="62"/>
-      <w:bookmarkEnd w:id="63"/>
+      <w:bookmarkEnd w:id="65"/>
+      <w:bookmarkEnd w:id="66"/>
     </w:p>
     <w:tbl>
       <w:tblPr>
@@ -4969,13 +4975,13 @@
       <w:pPr>
         <w:pStyle w:val="berschrift3"/>
       </w:pPr>
-      <w:bookmarkStart w:id="64" w:name="_Toc196339511"/>
-      <w:bookmarkStart w:id="65" w:name="_Toc196339880"/>
+      <w:bookmarkStart w:id="67" w:name="_Toc196339511"/>
+      <w:bookmarkStart w:id="68" w:name="_Toc196339880"/>
       <w:r>
         <w:t>Rechnen mit Zahlen</w:t>
       </w:r>
-      <w:bookmarkEnd w:id="64"/>
-      <w:bookmarkEnd w:id="65"/>
+      <w:bookmarkEnd w:id="67"/>
+      <w:bookmarkEnd w:id="68"/>
     </w:p>
     <w:tbl>
       <w:tblPr>
@@ -5465,13 +5471,13 @@
       <w:pPr>
         <w:pStyle w:val="berschrift3"/>
       </w:pPr>
-      <w:bookmarkStart w:id="66" w:name="_Toc196339512"/>
-      <w:bookmarkStart w:id="67" w:name="_Toc196339881"/>
+      <w:bookmarkStart w:id="69" w:name="_Toc196339512"/>
+      <w:bookmarkStart w:id="70" w:name="_Toc196339881"/>
       <w:r>
         <w:t>Punktrechnung vor Strichrechnung</w:t>
       </w:r>
-      <w:bookmarkEnd w:id="66"/>
-      <w:bookmarkEnd w:id="67"/>
+      <w:bookmarkEnd w:id="69"/>
+      <w:bookmarkEnd w:id="70"/>
     </w:p>
     <w:tbl>
       <w:tblPr>
@@ -5745,16 +5751,16 @@
       <w:pPr>
         <w:pStyle w:val="berschrift3"/>
       </w:pPr>
-      <w:bookmarkStart w:id="68" w:name="_Toc196339513"/>
-      <w:bookmarkStart w:id="69" w:name="_Toc196339882"/>
+      <w:bookmarkStart w:id="71" w:name="_Toc196339513"/>
+      <w:bookmarkStart w:id="72" w:name="_Toc196339882"/>
       <w:r>
         <w:t>Zahl in Zeichenkette umwandeln</w:t>
       </w:r>
       <w:r>
         <w:t xml:space="preserve"> – Zeichenkette in Zahl umwandeln</w:t>
       </w:r>
-      <w:bookmarkEnd w:id="68"/>
-      <w:bookmarkEnd w:id="69"/>
+      <w:bookmarkEnd w:id="71"/>
+      <w:bookmarkEnd w:id="72"/>
     </w:p>
     <w:tbl>
       <w:tblPr>
@@ -6093,9 +6099,9 @@
       <w:pPr>
         <w:pStyle w:val="berschrift1"/>
       </w:pPr>
-      <w:bookmarkStart w:id="70" w:name="_Toc196339514"/>
-      <w:bookmarkStart w:id="71" w:name="_Toc196339883"/>
-      <w:bookmarkStart w:id="72" w:name="_Toc213070190"/>
+      <w:bookmarkStart w:id="73" w:name="_Toc196339514"/>
+      <w:bookmarkStart w:id="74" w:name="_Toc196339883"/>
+      <w:bookmarkStart w:id="75" w:name="_Toc220769215"/>
       <w:r>
         <w:lastRenderedPageBreak/>
         <w:t>M</w:t>
@@ -6117,9 +6123,9 @@
       <w:r>
         <w:t>schreiben</w:t>
       </w:r>
-      <w:bookmarkEnd w:id="70"/>
-      <w:bookmarkEnd w:id="71"/>
-      <w:bookmarkEnd w:id="72"/>
+      <w:bookmarkEnd w:id="73"/>
+      <w:bookmarkEnd w:id="74"/>
+      <w:bookmarkEnd w:id="75"/>
     </w:p>
     <w:p>
       <w:r>
@@ -6220,13 +6226,13 @@
       <w:pPr>
         <w:pStyle w:val="berschrift3"/>
       </w:pPr>
-      <w:bookmarkStart w:id="73" w:name="_Toc196339515"/>
-      <w:bookmarkStart w:id="74" w:name="_Toc196339884"/>
+      <w:bookmarkStart w:id="76" w:name="_Toc196339515"/>
+      <w:bookmarkStart w:id="77" w:name="_Toc196339884"/>
       <w:r>
         <w:t>Rechnen</w:t>
       </w:r>
-      <w:bookmarkEnd w:id="73"/>
-      <w:bookmarkEnd w:id="74"/>
+      <w:bookmarkEnd w:id="76"/>
+      <w:bookmarkEnd w:id="77"/>
     </w:p>
     <w:tbl>
       <w:tblPr>
@@ -6479,13 +6485,13 @@
       <w:pPr>
         <w:pStyle w:val="berschrift3"/>
       </w:pPr>
-      <w:bookmarkStart w:id="75" w:name="_Toc196339516"/>
-      <w:bookmarkStart w:id="76" w:name="_Toc196339885"/>
+      <w:bookmarkStart w:id="78" w:name="_Toc196339516"/>
+      <w:bookmarkStart w:id="79" w:name="_Toc196339885"/>
       <w:r>
         <w:t>Umwandeln</w:t>
       </w:r>
-      <w:bookmarkEnd w:id="75"/>
-      <w:bookmarkEnd w:id="76"/>
+      <w:bookmarkEnd w:id="78"/>
+      <w:bookmarkEnd w:id="79"/>
     </w:p>
     <w:tbl>
       <w:tblPr>
@@ -6836,13 +6842,13 @@
       <w:pPr>
         <w:pStyle w:val="berschrift3"/>
       </w:pPr>
-      <w:bookmarkStart w:id="77" w:name="_Toc196339517"/>
-      <w:bookmarkStart w:id="78" w:name="_Toc196339886"/>
+      <w:bookmarkStart w:id="80" w:name="_Toc196339517"/>
+      <w:bookmarkStart w:id="81" w:name="_Toc196339886"/>
       <w:r>
         <w:t>Variablen ausgeben</w:t>
       </w:r>
-      <w:bookmarkEnd w:id="77"/>
-      <w:bookmarkEnd w:id="78"/>
+      <w:bookmarkEnd w:id="80"/>
+      <w:bookmarkEnd w:id="81"/>
     </w:p>
     <w:tbl>
       <w:tblPr>
@@ -7157,9 +7163,9 @@
       <w:pPr>
         <w:pStyle w:val="berschrift1"/>
       </w:pPr>
-      <w:bookmarkStart w:id="79" w:name="_Toc196339518"/>
-      <w:bookmarkStart w:id="80" w:name="_Toc196339887"/>
-      <w:bookmarkStart w:id="81" w:name="_Toc213070191"/>
+      <w:bookmarkStart w:id="82" w:name="_Toc196339518"/>
+      <w:bookmarkStart w:id="83" w:name="_Toc196339887"/>
+      <w:bookmarkStart w:id="84" w:name="_Toc220769216"/>
       <w:r>
         <w:lastRenderedPageBreak/>
         <w:t xml:space="preserve">Aufgabe: </w:t>
@@ -7167,9 +7173,9 @@
       <w:r>
         <w:t>Ziffern mit Punkten darstellen</w:t>
       </w:r>
-      <w:bookmarkEnd w:id="79"/>
-      <w:bookmarkEnd w:id="80"/>
-      <w:bookmarkEnd w:id="81"/>
+      <w:bookmarkEnd w:id="82"/>
+      <w:bookmarkEnd w:id="83"/>
+      <w:bookmarkEnd w:id="84"/>
     </w:p>
     <w:p>
       <w:r>
@@ -7632,9 +7638,9 @@
       <w:pPr>
         <w:pStyle w:val="berschrift1"/>
       </w:pPr>
-      <w:bookmarkStart w:id="82" w:name="_Toc196339519"/>
-      <w:bookmarkStart w:id="83" w:name="_Toc196339888"/>
-      <w:bookmarkStart w:id="84" w:name="_Toc213070192"/>
+      <w:bookmarkStart w:id="85" w:name="_Toc196339519"/>
+      <w:bookmarkStart w:id="86" w:name="_Toc196339888"/>
+      <w:bookmarkStart w:id="87" w:name="_Toc220769217"/>
       <w:r>
         <w:lastRenderedPageBreak/>
         <w:t>E</w:t>
@@ -7654,9 +7660,9 @@
       <w:r>
         <w:t>Elemente</w:t>
       </w:r>
-      <w:bookmarkEnd w:id="82"/>
-      <w:bookmarkEnd w:id="83"/>
-      <w:bookmarkEnd w:id="84"/>
+      <w:bookmarkEnd w:id="85"/>
+      <w:bookmarkEnd w:id="86"/>
+      <w:bookmarkEnd w:id="87"/>
     </w:p>
     <w:p>
       <w:r>
@@ -7684,8 +7690,8 @@
       </w:r>
     </w:p>
     <w:p>
-      <w:bookmarkStart w:id="85" w:name="_Toc196339520"/>
-      <w:bookmarkStart w:id="86" w:name="_Toc196339889"/>
+      <w:bookmarkStart w:id="88" w:name="_Toc196339520"/>
+      <w:bookmarkStart w:id="89" w:name="_Toc196339889"/>
       <w:r>
         <w:t xml:space="preserve">Notiere die print-Ausgaben in der Tabelle.  </w:t>
       </w:r>
@@ -7706,8 +7712,8 @@
       <w:r>
         <w:t>legen – mit eckigen Klammern!</w:t>
       </w:r>
-      <w:bookmarkEnd w:id="85"/>
-      <w:bookmarkEnd w:id="86"/>
+      <w:bookmarkEnd w:id="88"/>
+      <w:bookmarkEnd w:id="89"/>
     </w:p>
     <w:tbl>
       <w:tblPr>
@@ -8118,13 +8124,13 @@
       <w:pPr>
         <w:pStyle w:val="berschrift3"/>
       </w:pPr>
-      <w:bookmarkStart w:id="87" w:name="_Toc196339521"/>
-      <w:bookmarkStart w:id="88" w:name="_Toc196339890"/>
+      <w:bookmarkStart w:id="90" w:name="_Toc196339521"/>
+      <w:bookmarkStart w:id="91" w:name="_Toc196339890"/>
       <w:r>
         <w:t>Eine Liste erweitern</w:t>
       </w:r>
-      <w:bookmarkEnd w:id="87"/>
-      <w:bookmarkEnd w:id="88"/>
+      <w:bookmarkEnd w:id="90"/>
+      <w:bookmarkEnd w:id="91"/>
     </w:p>
     <w:tbl>
       <w:tblPr>
@@ -8379,13 +8385,13 @@
       <w:pPr>
         <w:pStyle w:val="berschrift3"/>
       </w:pPr>
-      <w:bookmarkStart w:id="89" w:name="_Toc196339522"/>
-      <w:bookmarkStart w:id="90" w:name="_Toc196339891"/>
+      <w:bookmarkStart w:id="92" w:name="_Toc196339522"/>
+      <w:bookmarkStart w:id="93" w:name="_Toc196339891"/>
       <w:r>
         <w:t>Eine leere Liste anlegen und füllen</w:t>
       </w:r>
-      <w:bookmarkEnd w:id="89"/>
-      <w:bookmarkEnd w:id="90"/>
+      <w:bookmarkEnd w:id="92"/>
+      <w:bookmarkEnd w:id="93"/>
     </w:p>
     <w:tbl>
       <w:tblPr>
@@ -8646,13 +8652,13 @@
       <w:pPr>
         <w:pStyle w:val="berschrift3"/>
       </w:pPr>
-      <w:bookmarkStart w:id="91" w:name="_Toc196339523"/>
-      <w:bookmarkStart w:id="92" w:name="_Toc196339892"/>
+      <w:bookmarkStart w:id="94" w:name="_Toc196339523"/>
+      <w:bookmarkStart w:id="95" w:name="_Toc196339892"/>
       <w:r>
         <w:t>Elemente einer Liste löschen</w:t>
       </w:r>
-      <w:bookmarkEnd w:id="91"/>
-      <w:bookmarkEnd w:id="92"/>
+      <w:bookmarkEnd w:id="94"/>
+      <w:bookmarkEnd w:id="95"/>
     </w:p>
     <w:tbl>
       <w:tblPr>
@@ -9021,13 +9027,13 @@
       <w:pPr>
         <w:pStyle w:val="berschrift3"/>
       </w:pPr>
-      <w:bookmarkStart w:id="93" w:name="_Toc196339524"/>
-      <w:bookmarkStart w:id="94" w:name="_Toc196339893"/>
+      <w:bookmarkStart w:id="96" w:name="_Toc196339524"/>
+      <w:bookmarkStart w:id="97" w:name="_Toc196339893"/>
       <w:r>
         <w:t>Ein zufälliges Element aus einer Liste auswählen</w:t>
       </w:r>
-      <w:bookmarkEnd w:id="93"/>
-      <w:bookmarkEnd w:id="94"/>
+      <w:bookmarkEnd w:id="96"/>
+      <w:bookmarkEnd w:id="97"/>
     </w:p>
     <w:tbl>
       <w:tblPr>
@@ -9228,9 +9234,9 @@
       <w:pPr>
         <w:pStyle w:val="berschrift1"/>
       </w:pPr>
-      <w:bookmarkStart w:id="95" w:name="_Toc196339525"/>
-      <w:bookmarkStart w:id="96" w:name="_Toc196339894"/>
-      <w:bookmarkStart w:id="97" w:name="_Toc213070193"/>
+      <w:bookmarkStart w:id="98" w:name="_Toc196339525"/>
+      <w:bookmarkStart w:id="99" w:name="_Toc196339894"/>
+      <w:bookmarkStart w:id="100" w:name="_Toc220769218"/>
       <w:r>
         <w:lastRenderedPageBreak/>
         <w:t xml:space="preserve">Ein </w:t>
@@ -9253,9 +9259,9 @@
       <w:r>
         <w:t>Elemente</w:t>
       </w:r>
-      <w:bookmarkEnd w:id="95"/>
-      <w:bookmarkEnd w:id="96"/>
-      <w:bookmarkEnd w:id="97"/>
+      <w:bookmarkEnd w:id="98"/>
+      <w:bookmarkEnd w:id="99"/>
+      <w:bookmarkEnd w:id="100"/>
     </w:p>
     <w:p>
       <w:r>
@@ -9274,8 +9280,8 @@
       </w:r>
     </w:p>
     <w:p>
-      <w:bookmarkStart w:id="98" w:name="_Toc196339526"/>
-      <w:bookmarkStart w:id="99" w:name="_Toc196339895"/>
+      <w:bookmarkStart w:id="101" w:name="_Toc196339526"/>
+      <w:bookmarkStart w:id="102" w:name="_Toc196339895"/>
       <w:r>
         <w:t xml:space="preserve">Notiere die print-Ausgaben in der Tabelle.  </w:t>
       </w:r>
@@ -9296,8 +9302,8 @@
       <w:r>
         <w:t>legen – mit runden Klammern!</w:t>
       </w:r>
-      <w:bookmarkEnd w:id="98"/>
-      <w:bookmarkEnd w:id="99"/>
+      <w:bookmarkEnd w:id="101"/>
+      <w:bookmarkEnd w:id="102"/>
     </w:p>
     <w:tbl>
       <w:tblPr>
@@ -9654,13 +9660,13 @@
       <w:pPr>
         <w:pStyle w:val="berschrift3"/>
       </w:pPr>
-      <w:bookmarkStart w:id="100" w:name="_Toc196339527"/>
-      <w:bookmarkStart w:id="101" w:name="_Toc196339896"/>
+      <w:bookmarkStart w:id="103" w:name="_Toc196339527"/>
+      <w:bookmarkStart w:id="104" w:name="_Toc196339896"/>
       <w:r>
         <w:t>Ein Element im Tupel suchen</w:t>
       </w:r>
-      <w:bookmarkEnd w:id="100"/>
-      <w:bookmarkEnd w:id="101"/>
+      <w:bookmarkEnd w:id="103"/>
+      <w:bookmarkEnd w:id="104"/>
     </w:p>
     <w:tbl>
       <w:tblPr>
@@ -9859,12 +9865,12 @@
       <w:pPr>
         <w:pStyle w:val="berschrift1"/>
       </w:pPr>
-      <w:bookmarkStart w:id="102" w:name="_Toc213070194"/>
+      <w:bookmarkStart w:id="105" w:name="_Toc220769219"/>
       <w:r>
         <w:lastRenderedPageBreak/>
         <w:t>Ein Dictionary speichert Paare von Schlüssel und Wert</w:t>
       </w:r>
-      <w:bookmarkEnd w:id="102"/>
+      <w:bookmarkEnd w:id="105"/>
     </w:p>
     <w:p>
       <w:r>
@@ -11159,12 +11165,12 @@
       <w:pPr>
         <w:pStyle w:val="berschrift1"/>
       </w:pPr>
-      <w:bookmarkStart w:id="103" w:name="_Toc213070195"/>
+      <w:bookmarkStart w:id="106" w:name="_Toc220769220"/>
       <w:r>
         <w:lastRenderedPageBreak/>
         <w:t>Der Computer fragt …</w:t>
       </w:r>
-      <w:bookmarkEnd w:id="103"/>
+      <w:bookmarkEnd w:id="106"/>
     </w:p>
     <w:p>
       <w:r>
@@ -12228,12 +12234,12 @@
       <w:pPr>
         <w:pStyle w:val="berschrift1"/>
       </w:pPr>
-      <w:bookmarkStart w:id="104" w:name="_Toc213070196"/>
+      <w:bookmarkStart w:id="107" w:name="_Toc220769221"/>
       <w:r>
         <w:lastRenderedPageBreak/>
         <w:t>Der Computer unterscheidet zwischen "wahr" und "falsch"</w:t>
       </w:r>
-      <w:bookmarkEnd w:id="104"/>
+      <w:bookmarkEnd w:id="107"/>
     </w:p>
     <w:p>
       <w:r>
@@ -13947,12 +13953,12 @@
       <w:pPr>
         <w:pStyle w:val="berschrift1"/>
       </w:pPr>
-      <w:bookmarkStart w:id="105" w:name="_Toc213070197"/>
+      <w:bookmarkStart w:id="108" w:name="_Toc220769222"/>
       <w:r>
         <w:lastRenderedPageBreak/>
         <w:t>Der Computer unterscheidet Fälle</w:t>
       </w:r>
-      <w:bookmarkEnd w:id="105"/>
+      <w:bookmarkEnd w:id="108"/>
     </w:p>
     <w:p>
       <w:pPr>
@@ -14956,12 +14962,12 @@
       <w:pPr>
         <w:pStyle w:val="berschrift1"/>
       </w:pPr>
-      <w:bookmarkStart w:id="106" w:name="_Toc213070198"/>
+      <w:bookmarkStart w:id="109" w:name="_Toc220769223"/>
       <w:r>
         <w:lastRenderedPageBreak/>
         <w:t>Der Computer dreht Schleifen</w:t>
       </w:r>
-      <w:bookmarkEnd w:id="106"/>
+      <w:bookmarkEnd w:id="109"/>
     </w:p>
     <w:p>
       <w:pPr>
@@ -16580,7 +16586,7 @@
       <w:pPr>
         <w:pStyle w:val="berschrift1"/>
       </w:pPr>
-      <w:bookmarkStart w:id="107" w:name="_Toc213070199"/>
+      <w:bookmarkStart w:id="110" w:name="_Toc220769224"/>
       <w:r>
         <w:lastRenderedPageBreak/>
         <w:t xml:space="preserve">Aufgabe: </w:t>
@@ -16588,7 +16594,7 @@
       <w:r>
         <w:t>Dialog mit dem Benutzer</w:t>
       </w:r>
-      <w:bookmarkEnd w:id="107"/>
+      <w:bookmarkEnd w:id="110"/>
     </w:p>
     <w:p>
       <w:pPr>
@@ -16955,7 +16961,7 @@
       <w:pPr>
         <w:pStyle w:val="berschrift1"/>
       </w:pPr>
-      <w:bookmarkStart w:id="108" w:name="_Toc213070200"/>
+      <w:bookmarkStart w:id="111" w:name="_Toc220769225"/>
       <w:r>
         <w:lastRenderedPageBreak/>
         <w:t xml:space="preserve">Funktionen </w:t>
@@ -16966,7 +16972,7 @@
       <w:r>
         <w:t>: Ganzzahlen</w:t>
       </w:r>
-      <w:bookmarkEnd w:id="108"/>
+      <w:bookmarkEnd w:id="111"/>
       <w:r>
         <w:t xml:space="preserve"> </w:t>
       </w:r>
@@ -18412,7 +18418,7 @@
       <w:pPr>
         <w:pStyle w:val="berschrift1"/>
       </w:pPr>
-      <w:bookmarkStart w:id="109" w:name="_Toc213070201"/>
+      <w:bookmarkStart w:id="112" w:name="_Toc220769226"/>
       <w:r>
         <w:lastRenderedPageBreak/>
         <w:t xml:space="preserve">Funktionen </w:t>
@@ -18423,7 +18429,7 @@
       <w:r>
         <w:t>: Tupel, Liste</w:t>
       </w:r>
-      <w:bookmarkEnd w:id="109"/>
+      <w:bookmarkEnd w:id="112"/>
       <w:r>
         <w:t xml:space="preserve">  </w:t>
       </w:r>
@@ -19687,12 +19693,12 @@
       <w:pPr>
         <w:pStyle w:val="berschrift1"/>
       </w:pPr>
-      <w:bookmarkStart w:id="110" w:name="_Toc213070202"/>
+      <w:bookmarkStart w:id="113" w:name="_Toc220769227"/>
       <w:r>
         <w:lastRenderedPageBreak/>
         <w:t>Globale und lokale Variable in der Funktion</w:t>
       </w:r>
-      <w:bookmarkEnd w:id="110"/>
+      <w:bookmarkEnd w:id="113"/>
     </w:p>
     <w:p>
       <w:pPr>
@@ -19968,7 +19974,7 @@
       <w:pPr>
         <w:pStyle w:val="berschrift1"/>
       </w:pPr>
-      <w:bookmarkStart w:id="111" w:name="_Toc213070203"/>
+      <w:bookmarkStart w:id="114" w:name="_Toc220769228"/>
       <w:r>
         <w:lastRenderedPageBreak/>
         <w:t>Aufgaben mit Funktionen lösen</w:t>
@@ -19976,7 +19982,7 @@
       <w:r>
         <w:t>: Konstruktionsanleitung</w:t>
       </w:r>
-      <w:bookmarkEnd w:id="111"/>
+      <w:bookmarkEnd w:id="114"/>
     </w:p>
     <w:p>
       <w:pPr>
@@ -21591,7 +21597,7 @@
       <w:pPr>
         <w:pStyle w:val="berschrift1"/>
       </w:pPr>
-      <w:bookmarkStart w:id="112" w:name="_Toc213070204"/>
+      <w:bookmarkStart w:id="115" w:name="_Toc220769229"/>
       <w:r>
         <w:lastRenderedPageBreak/>
         <w:t>Aufgaben mit Funktionen lösen</w:t>
@@ -21599,7 +21605,7 @@
       <w:r>
         <w:t>: Tabelle drucken</w:t>
       </w:r>
-      <w:bookmarkEnd w:id="112"/>
+      <w:bookmarkEnd w:id="115"/>
       <w:r>
         <w:t xml:space="preserve"> </w:t>
       </w:r>
@@ -22741,7 +22747,7 @@
       <w:pPr>
         <w:pStyle w:val="berschrift1"/>
       </w:pPr>
-      <w:bookmarkStart w:id="113" w:name="_Toc213070205"/>
+      <w:bookmarkStart w:id="116" w:name="_Toc220769230"/>
       <w:r>
         <w:lastRenderedPageBreak/>
         <w:t>Aufgaben mit Funktionen lösen</w:t>
@@ -22749,7 +22755,7 @@
       <w:r>
         <w:t>: Diagramm plotten</w:t>
       </w:r>
-      <w:bookmarkEnd w:id="113"/>
+      <w:bookmarkEnd w:id="116"/>
       <w:r>
         <w:t xml:space="preserve">  </w:t>
       </w:r>
@@ -24448,12 +24454,12 @@
       <w:pPr>
         <w:pStyle w:val="berschrift1"/>
       </w:pPr>
-      <w:bookmarkStart w:id="114" w:name="_Toc213070206"/>
+      <w:bookmarkStart w:id="117" w:name="_Toc220769231"/>
       <w:r>
         <w:lastRenderedPageBreak/>
         <w:t>Klassen haben Eigenschaften und Methoden</w:t>
       </w:r>
-      <w:bookmarkEnd w:id="114"/>
+      <w:bookmarkEnd w:id="117"/>
     </w:p>
     <w:p>
       <w:pPr>
@@ -25846,12 +25852,12 @@
       <w:pPr>
         <w:pStyle w:val="berschrift1"/>
       </w:pPr>
-      <w:bookmarkStart w:id="115" w:name="_Toc213070207"/>
+      <w:bookmarkStart w:id="118" w:name="_Toc220769232"/>
       <w:r>
         <w:lastRenderedPageBreak/>
         <w:t>Die Eltern-Klasse vererbt – die Kind-Klasse erbt</w:t>
       </w:r>
-      <w:bookmarkEnd w:id="115"/>
+      <w:bookmarkEnd w:id="118"/>
     </w:p>
     <w:p>
       <w:pPr>
@@ -28732,12 +28738,12 @@
       <w:pPr>
         <w:pStyle w:val="berschrift1"/>
       </w:pPr>
-      <w:bookmarkStart w:id="116" w:name="_Toc213070208"/>
+      <w:bookmarkStart w:id="119" w:name="_Toc220769233"/>
       <w:r>
         <w:lastRenderedPageBreak/>
         <w:t>Roboter im Irrgarten: Wände bauen</w:t>
       </w:r>
-      <w:bookmarkEnd w:id="116"/>
+      <w:bookmarkEnd w:id="119"/>
     </w:p>
     <w:p>
       <w:pPr>
@@ -28944,7 +28950,7 @@
         <w:pStyle w:val="berschrift1"/>
         <w:spacing w:before="0" w:after="0"/>
       </w:pPr>
-      <w:bookmarkStart w:id="117" w:name="_Toc213070209"/>
+      <w:bookmarkStart w:id="120" w:name="_Toc220769234"/>
       <w:r>
         <w:lastRenderedPageBreak/>
         <w:t xml:space="preserve">Roboter </w:t>
@@ -28952,7 +28958,7 @@
       <w:r>
         <w:t>im Irrgarten: Wände ablegen</w:t>
       </w:r>
-      <w:bookmarkEnd w:id="117"/>
+      <w:bookmarkEnd w:id="120"/>
     </w:p>
     <w:p>
       <w:pPr>
@@ -29293,7 +29299,7 @@
       <w:pPr>
         <w:pStyle w:val="berschrift1"/>
       </w:pPr>
-      <w:bookmarkStart w:id="118" w:name="_Toc213070210"/>
+      <w:bookmarkStart w:id="121" w:name="_Toc220769235"/>
       <w:r>
         <w:lastRenderedPageBreak/>
         <w:t xml:space="preserve">Roboter </w:t>
@@ -29307,7 +29313,7 @@
       <w:r>
         <w:t>: Wände aus Datei lesen</w:t>
       </w:r>
-      <w:bookmarkEnd w:id="118"/>
+      <w:bookmarkEnd w:id="121"/>
     </w:p>
     <w:p>
       <w:pPr>
@@ -29812,7 +29818,7 @@
       <w:pPr>
         <w:pStyle w:val="berschrift1"/>
       </w:pPr>
-      <w:bookmarkStart w:id="119" w:name="_Toc213070211"/>
+      <w:bookmarkStart w:id="122" w:name="_Toc220769236"/>
       <w:r>
         <w:lastRenderedPageBreak/>
         <w:t xml:space="preserve">Roboter </w:t>
@@ -29826,7 +29832,7 @@
       <w:r>
         <w:t>: Schildkröte bewegen</w:t>
       </w:r>
-      <w:bookmarkEnd w:id="119"/>
+      <w:bookmarkEnd w:id="122"/>
     </w:p>
     <w:p>
       <w:pPr>
@@ -30180,7 +30186,7 @@
       <w:pPr>
         <w:pStyle w:val="berschrift1"/>
       </w:pPr>
-      <w:bookmarkStart w:id="120" w:name="_Toc213070212"/>
+      <w:bookmarkStart w:id="123" w:name="_Toc220769237"/>
       <w:r>
         <w:lastRenderedPageBreak/>
         <w:t xml:space="preserve">Roboter </w:t>
@@ -30188,7 +30194,7 @@
       <w:r>
         <w:t>im Irrgarten: Schauen, gehen, drehen</w:t>
       </w:r>
-      <w:bookmarkEnd w:id="120"/>
+      <w:bookmarkEnd w:id="123"/>
     </w:p>
     <w:p>
       <w:pPr>
@@ -31057,7 +31063,7 @@
       <w:pPr>
         <w:pStyle w:val="berschrift1"/>
       </w:pPr>
-      <w:bookmarkStart w:id="121" w:name="_Toc213070213"/>
+      <w:bookmarkStart w:id="124" w:name="_Toc220769238"/>
       <w:r>
         <w:lastRenderedPageBreak/>
         <w:t xml:space="preserve">Roboter </w:t>
@@ -31071,7 +31077,7 @@
       <w:r>
         <w:t>: Rechte-Hand-Methode</w:t>
       </w:r>
-      <w:bookmarkEnd w:id="121"/>
+      <w:bookmarkEnd w:id="124"/>
     </w:p>
     <w:p>
       <w:pPr>
@@ -31414,7 +31420,7 @@
       <w:pPr>
         <w:pStyle w:val="berschrift1"/>
       </w:pPr>
-      <w:bookmarkStart w:id="122" w:name="_Toc213070214"/>
+      <w:bookmarkStart w:id="125" w:name="_Toc220769239"/>
       <w:r>
         <w:lastRenderedPageBreak/>
         <w:t xml:space="preserve">Roboter </w:t>
@@ -31428,7 +31434,7 @@
       <w:r>
         <w:t>: Pledge-Algorithmus</w:t>
       </w:r>
-      <w:bookmarkEnd w:id="122"/>
+      <w:bookmarkEnd w:id="125"/>
     </w:p>
     <w:p>
       <w:pPr>
@@ -31711,7 +31717,7 @@
       <w:pPr>
         <w:pStyle w:val="berschrift1"/>
       </w:pPr>
-      <w:bookmarkStart w:id="123" w:name="_Toc213070215"/>
+      <w:bookmarkStart w:id="126" w:name="_Toc220769240"/>
       <w:r>
         <w:lastRenderedPageBreak/>
         <w:t>Auto im Gegenverkehr</w:t>
@@ -31722,7 +31728,7 @@
       <w:r>
         <w:t>steuern</w:t>
       </w:r>
-      <w:bookmarkEnd w:id="123"/>
+      <w:bookmarkEnd w:id="126"/>
     </w:p>
     <w:p>
       <w:pPr>
@@ -31889,6 +31895,9 @@
         <w:spacing w:before="120"/>
       </w:pPr>
       <w:r>
+        <w:rPr>
+          <w:noProof/>
+        </w:rPr>
         <w:drawing>
           <wp:inline distT="0" distB="0" distL="0" distR="0" wp14:anchorId="2F55EC40" wp14:editId="202CF06B">
             <wp:extent cx="5125603" cy="6294120"/>
@@ -31928,6 +31937,9 @@
     </w:p>
     <w:p>
       <w:r>
+        <w:rPr>
+          <w:noProof/>
+        </w:rPr>
         <w:lastRenderedPageBreak/>
         <w:drawing>
           <wp:inline distT="0" distB="0" distL="0" distR="0" wp14:anchorId="0E5B66A1" wp14:editId="38118AE6">
@@ -31975,7 +31987,7 @@
       <w:pPr>
         <w:pStyle w:val="berschrift1"/>
       </w:pPr>
-      <w:bookmarkStart w:id="124" w:name="_Toc213070216"/>
+      <w:bookmarkStart w:id="127" w:name="_Toc220769241"/>
       <w:r>
         <w:lastRenderedPageBreak/>
         <w:t xml:space="preserve">Auto im Gegenverkehr: </w:t>
@@ -31983,7 +31995,7 @@
       <w:r>
         <w:t>Gegenverkehr kommt</w:t>
       </w:r>
-      <w:bookmarkEnd w:id="124"/>
+      <w:bookmarkEnd w:id="127"/>
     </w:p>
     <w:p>
       <w:pPr>
@@ -32163,6 +32175,9 @@
     <w:p/>
     <w:p>
       <w:r>
+        <w:rPr>
+          <w:noProof/>
+        </w:rPr>
         <w:drawing>
           <wp:inline distT="0" distB="0" distL="0" distR="0" wp14:anchorId="3E00AD30" wp14:editId="1710FF8D">
             <wp:extent cx="5387414" cy="5730240"/>
@@ -32209,7 +32224,7 @@
       <w:pPr>
         <w:pStyle w:val="berschrift1"/>
       </w:pPr>
-      <w:bookmarkStart w:id="125" w:name="_Toc213070217"/>
+      <w:bookmarkStart w:id="128" w:name="_Toc220769242"/>
       <w:r>
         <w:lastRenderedPageBreak/>
         <w:t xml:space="preserve">Auto im Gegenverkehr: </w:t>
@@ -32223,7 +32238,7 @@
       <w:r>
         <w:t>melden</w:t>
       </w:r>
-      <w:bookmarkEnd w:id="125"/>
+      <w:bookmarkEnd w:id="128"/>
     </w:p>
     <w:p>
       <w:pPr>
@@ -32386,9 +32401,9 @@
           <w:noProof/>
         </w:rPr>
         <w:drawing>
-          <wp:inline distT="0" distB="0" distL="0" distR="0" wp14:anchorId="29E4920B" wp14:editId="54B737C2">
-            <wp:extent cx="6241473" cy="1221339"/>
-            <wp:effectExtent l="0" t="0" r="6985" b="0"/>
+          <wp:inline distT="0" distB="0" distL="0" distR="0" wp14:anchorId="29E4920B" wp14:editId="0E3B6932">
+            <wp:extent cx="6658893" cy="1303020"/>
+            <wp:effectExtent l="0" t="0" r="8890" b="0"/>
             <wp:docPr id="1859166549" name="Grafik 1"/>
             <wp:cNvGraphicFramePr>
               <a:graphicFrameLocks xmlns:a="http://schemas.openxmlformats.org/drawingml/2006/main" noChangeAspect="1"/>
@@ -32409,7 +32424,7 @@
                   <pic:spPr>
                     <a:xfrm>
                       <a:off x="0" y="0"/>
-                      <a:ext cx="6270884" cy="1227094"/>
+                      <a:ext cx="6699100" cy="1310888"/>
                     </a:xfrm>
                     <a:prstGeom prst="rect">
                       <a:avLst/>
@@ -32434,13 +32449,12 @@
         <w:rPr>
           <w:b/>
           <w:bCs/>
-          <w:noProof/>
         </w:rPr>
         <w:drawing>
-          <wp:inline distT="0" distB="0" distL="0" distR="0" wp14:anchorId="12792D6E" wp14:editId="5DCDFDD8">
-            <wp:extent cx="6131447" cy="3629891"/>
-            <wp:effectExtent l="0" t="0" r="3175" b="8890"/>
-            <wp:docPr id="1831137127" name="Grafik 1"/>
+          <wp:inline distT="0" distB="0" distL="0" distR="0" wp14:anchorId="11902B24" wp14:editId="38CEFBCB">
+            <wp:extent cx="5737860" cy="5399049"/>
+            <wp:effectExtent l="0" t="0" r="0" b="0"/>
+            <wp:docPr id="733832939" name="Grafik 1"/>
             <wp:cNvGraphicFramePr>
               <a:graphicFrameLocks xmlns:a="http://schemas.openxmlformats.org/drawingml/2006/main" noChangeAspect="1"/>
             </wp:cNvGraphicFramePr>
@@ -32448,7 +32462,7 @@
               <a:graphicData uri="http://schemas.openxmlformats.org/drawingml/2006/picture">
                 <pic:pic xmlns:pic="http://schemas.openxmlformats.org/drawingml/2006/picture">
                   <pic:nvPicPr>
-                    <pic:cNvPr id="1831137127" name=""/>
+                    <pic:cNvPr id="733832939" name=""/>
                     <pic:cNvPicPr/>
                   </pic:nvPicPr>
                   <pic:blipFill>
@@ -32460,7 +32474,7 @@
                   <pic:spPr>
                     <a:xfrm>
                       <a:off x="0" y="0"/>
-                      <a:ext cx="6151881" cy="3641988"/>
+                      <a:ext cx="5748868" cy="5409407"/>
                     </a:xfrm>
                     <a:prstGeom prst="rect">
                       <a:avLst/>
@@ -32475,15 +32489,12 @@
     </w:p>
     <w:p>
       <w:r>
-        <w:rPr>
-          <w:noProof/>
-        </w:rPr>
         <w:lastRenderedPageBreak/>
         <w:drawing>
-          <wp:inline distT="0" distB="0" distL="0" distR="0" wp14:anchorId="105D8B21" wp14:editId="6998487E">
-            <wp:extent cx="6095811" cy="2147454"/>
-            <wp:effectExtent l="0" t="0" r="635" b="5715"/>
-            <wp:docPr id="989071127" name="Grafik 1"/>
+          <wp:inline distT="0" distB="0" distL="0" distR="0" wp14:anchorId="35041107" wp14:editId="72BA0E1C">
+            <wp:extent cx="6184080" cy="4770120"/>
+            <wp:effectExtent l="0" t="0" r="7620" b="0"/>
+            <wp:docPr id="330342774" name="Grafik 1"/>
             <wp:cNvGraphicFramePr>
               <a:graphicFrameLocks xmlns:a="http://schemas.openxmlformats.org/drawingml/2006/main" noChangeAspect="1"/>
             </wp:cNvGraphicFramePr>
@@ -32491,7 +32502,7 @@
               <a:graphicData uri="http://schemas.openxmlformats.org/drawingml/2006/picture">
                 <pic:pic xmlns:pic="http://schemas.openxmlformats.org/drawingml/2006/picture">
                   <pic:nvPicPr>
-                    <pic:cNvPr id="989071127" name=""/>
+                    <pic:cNvPr id="330342774" name=""/>
                     <pic:cNvPicPr/>
                   </pic:nvPicPr>
                   <pic:blipFill>
@@ -32503,7 +32514,7 @@
                   <pic:spPr>
                     <a:xfrm>
                       <a:off x="0" y="0"/>
-                      <a:ext cx="6123014" cy="2157037"/>
+                      <a:ext cx="6188946" cy="4773874"/>
                     </a:xfrm>
                     <a:prstGeom prst="rect">
                       <a:avLst/>
@@ -32516,16 +32527,192 @@
         </w:drawing>
       </w:r>
     </w:p>
+    <w:p/>
     <w:p>
       <w:r>
+        <w:br w:type="page"/>
+      </w:r>
+    </w:p>
+    <w:p>
+      <w:pPr>
+        <w:pStyle w:val="berschrift1"/>
+      </w:pPr>
+      <w:bookmarkStart w:id="129" w:name="_Toc220769243"/>
+      <w:r>
+        <w:lastRenderedPageBreak/>
+        <w:t xml:space="preserve">Auto im Gegenverkehr: </w:t>
+      </w:r>
+      <w:r>
+        <w:t>Gegenverkehr wird schneller</w:t>
+      </w:r>
+      <w:bookmarkEnd w:id="129"/>
+    </w:p>
+    <w:p>
+      <w:pPr>
+        <w:pStyle w:val="berschrift3"/>
+      </w:pPr>
+      <w:r>
+        <w:t xml:space="preserve">Aufgabe: Gegenverkehr wird schneller werden - </w:t>
+      </w:r>
+      <w:r>
+        <w:t>Spieler_Klasse_Gegner_Klasse_schneller.py</w:t>
+      </w:r>
+    </w:p>
+    <w:p>
+      <w:r>
+        <w:t xml:space="preserve">Das Programm bringt ein Fenster mit einem blauen Auto und einem entgegenkommenden roten Auto auf den Bildschirm. Jedes erfolgreiche Ausweichen des Spielers wird gezählt. Bei einem Zusammenstoß gibt es eine Meldung und das Programm endet. </w:t>
+      </w:r>
+      <w:r>
         <w:rPr>
-          <w:noProof/>
+          <w:i/>
+          <w:iCs/>
         </w:rPr>
+        <w:t xml:space="preserve">Das rote Auto wird mit jeder Sekunde schneller. </w:t>
+      </w:r>
+      <w:r>
+        <w:t xml:space="preserve">Starte das Programm. </w:t>
+      </w:r>
+      <w:r>
+        <w:t>Ändere das Programm und starte es erneut.</w:t>
+      </w:r>
+    </w:p>
+    <w:tbl>
+      <w:tblPr>
+        <w:tblStyle w:val="Tabellenraster"/>
+        <w:tblW w:w="0" w:type="auto"/>
+        <w:tblLook w:val="04A0" w:firstRow="1" w:lastRow="0" w:firstColumn="1" w:lastColumn="0" w:noHBand="0" w:noVBand="1"/>
+      </w:tblPr>
+      <w:tblGrid>
+        <w:gridCol w:w="6374"/>
+        <w:gridCol w:w="3827"/>
+      </w:tblGrid>
+      <w:tr>
+        <w:tc>
+          <w:tcPr>
+            <w:tcW w:w="6374" w:type="dxa"/>
+          </w:tcPr>
+          <w:p>
+            <w:pPr>
+              <w:rPr>
+                <w:b/>
+                <w:bCs/>
+              </w:rPr>
+            </w:pPr>
+            <w:r>
+              <w:rPr>
+                <w:b/>
+                <w:bCs/>
+              </w:rPr>
+              <w:t>Aufgabe</w:t>
+            </w:r>
+          </w:p>
+        </w:tc>
+        <w:tc>
+          <w:tcPr>
+            <w:tcW w:w="3827" w:type="dxa"/>
+          </w:tcPr>
+          <w:p>
+            <w:pPr>
+              <w:rPr>
+                <w:b/>
+                <w:bCs/>
+              </w:rPr>
+            </w:pPr>
+            <w:r>
+              <w:rPr>
+                <w:b/>
+                <w:bCs/>
+              </w:rPr>
+              <w:t>Ergebnis</w:t>
+            </w:r>
+          </w:p>
+        </w:tc>
+      </w:tr>
+      <w:tr>
+        <w:tc>
+          <w:tcPr>
+            <w:tcW w:w="6374" w:type="dxa"/>
+          </w:tcPr>
+          <w:p>
+            <w:r>
+              <w:t>Steuere das Auto mit den Links- und Rechts-Pfeiltasten der Tastatur.</w:t>
+            </w:r>
+            <w:r>
+              <w:t xml:space="preserve"> Mache </w:t>
+            </w:r>
+            <w:r>
+              <w:t>4</w:t>
+            </w:r>
+            <w:r>
+              <w:t xml:space="preserve"> Läufe und notiere d</w:t>
+            </w:r>
+            <w:r>
+              <w:t>ie</w:t>
+            </w:r>
+            <w:r>
+              <w:t xml:space="preserve"> Score</w:t>
+            </w:r>
+            <w:r>
+              <w:t>s</w:t>
+            </w:r>
+            <w:r>
+              <w:t xml:space="preserve">. </w:t>
+            </w:r>
+          </w:p>
+        </w:tc>
+        <w:tc>
+          <w:tcPr>
+            <w:tcW w:w="3827" w:type="dxa"/>
+          </w:tcPr>
+          <w:p/>
+        </w:tc>
+      </w:tr>
+      <w:tr>
+        <w:tc>
+          <w:tcPr>
+            <w:tcW w:w="6374" w:type="dxa"/>
+          </w:tcPr>
+          <w:p>
+            <w:r>
+              <w:t xml:space="preserve">Nun soll das Auto jede Sekunde die Geschwindigkeit wechseln. </w:t>
+            </w:r>
+          </w:p>
+          <w:p>
+            <w:r>
+              <w:t xml:space="preserve">Die Geschwindigkeit ist ein Zufallswert zwischen 5 und </w:t>
+            </w:r>
+            <w:r>
+              <w:t>2</w:t>
+            </w:r>
+            <w:r>
+              <w:t>0.</w:t>
+            </w:r>
+            <w:r>
+              <w:t xml:space="preserve"> </w:t>
+            </w:r>
+          </w:p>
+          <w:p>
+            <w:r>
+              <w:t>Mache 4 Läufe und notiere die Scores.</w:t>
+            </w:r>
+          </w:p>
+        </w:tc>
+        <w:tc>
+          <w:tcPr>
+            <w:tcW w:w="3827" w:type="dxa"/>
+          </w:tcPr>
+          <w:p/>
+        </w:tc>
+      </w:tr>
+    </w:tbl>
+    <w:p/>
+    <w:p>
+      <w:r>
         <w:drawing>
-          <wp:inline distT="0" distB="0" distL="0" distR="0" wp14:anchorId="2814E580" wp14:editId="0B7FD680">
-            <wp:extent cx="6276109" cy="4218054"/>
-            <wp:effectExtent l="0" t="0" r="0" b="0"/>
-            <wp:docPr id="2098548697" name="Grafik 1"/>
+          <wp:inline distT="0" distB="0" distL="0" distR="0" wp14:anchorId="62CCED80" wp14:editId="3B2F5F57">
+            <wp:extent cx="6645910" cy="3695700"/>
+            <wp:effectExtent l="0" t="0" r="2540" b="0"/>
+            <wp:docPr id="1521375703" name="Grafik 1"/>
             <wp:cNvGraphicFramePr>
               <a:graphicFrameLocks xmlns:a="http://schemas.openxmlformats.org/drawingml/2006/main" noChangeAspect="1"/>
             </wp:cNvGraphicFramePr>
@@ -32533,7 +32720,7 @@
               <a:graphicData uri="http://schemas.openxmlformats.org/drawingml/2006/picture">
                 <pic:pic xmlns:pic="http://schemas.openxmlformats.org/drawingml/2006/picture">
                   <pic:nvPicPr>
-                    <pic:cNvPr id="2098548697" name=""/>
+                    <pic:cNvPr id="1521375703" name=""/>
                     <pic:cNvPicPr/>
                   </pic:nvPicPr>
                   <pic:blipFill>
@@ -32545,7 +32732,7 @@
                   <pic:spPr>
                     <a:xfrm>
                       <a:off x="0" y="0"/>
-                      <a:ext cx="6280478" cy="4220990"/>
+                      <a:ext cx="6645910" cy="3695700"/>
                     </a:xfrm>
                     <a:prstGeom prst="rect">
                       <a:avLst/>
@@ -32558,194 +32745,14 @@
         </w:drawing>
       </w:r>
     </w:p>
-    <w:p>
-      <w:r>
-        <w:br w:type="page"/>
-      </w:r>
-    </w:p>
-    <w:p>
-      <w:pPr>
-        <w:pStyle w:val="berschrift1"/>
-      </w:pPr>
-      <w:bookmarkStart w:id="126" w:name="_Toc213070218"/>
-      <w:r>
-        <w:lastRenderedPageBreak/>
-        <w:t xml:space="preserve">Auto im Gegenverkehr: </w:t>
-      </w:r>
-      <w:r>
-        <w:t>Gegenverkehr wird schneller</w:t>
-      </w:r>
-      <w:bookmarkEnd w:id="126"/>
-    </w:p>
-    <w:p>
-      <w:pPr>
-        <w:pStyle w:val="berschrift3"/>
-      </w:pPr>
-      <w:r>
-        <w:t xml:space="preserve">Aufgabe: Gegenverkehr wird schneller werden - </w:t>
-      </w:r>
-      <w:r>
-        <w:t>Spieler_Klasse_Gegner_Klasse_schneller.py</w:t>
-      </w:r>
-    </w:p>
-    <w:p>
-      <w:r>
-        <w:t xml:space="preserve">Das Programm bringt ein Fenster mit einem blauen Auto und einem entgegenkommenden roten Auto auf den Bildschirm. Jedes erfolgreiche Ausweichen des Spielers wird gezählt. Bei einem Zusammenstoß gibt es eine Meldung und das Programm endet. </w:t>
-      </w:r>
-      <w:r>
-        <w:rPr>
-          <w:i/>
-          <w:iCs/>
-        </w:rPr>
-        <w:t xml:space="preserve">Das rote Auto wird mit jeder Sekunde schneller. </w:t>
-      </w:r>
-      <w:r>
-        <w:t xml:space="preserve">Starte das Programm. </w:t>
-      </w:r>
-      <w:r>
-        <w:t>Ändere das Programm und starte es erneut.</w:t>
-      </w:r>
-    </w:p>
-    <w:tbl>
-      <w:tblPr>
-        <w:tblStyle w:val="Tabellenraster"/>
-        <w:tblW w:w="0" w:type="auto"/>
-        <w:tblLook w:val="04A0" w:firstRow="1" w:lastRow="0" w:firstColumn="1" w:lastColumn="0" w:noHBand="0" w:noVBand="1"/>
-      </w:tblPr>
-      <w:tblGrid>
-        <w:gridCol w:w="6374"/>
-        <w:gridCol w:w="3827"/>
-      </w:tblGrid>
-      <w:tr>
-        <w:tc>
-          <w:tcPr>
-            <w:tcW w:w="6374" w:type="dxa"/>
-          </w:tcPr>
-          <w:p>
-            <w:pPr>
-              <w:rPr>
-                <w:b/>
-                <w:bCs/>
-              </w:rPr>
-            </w:pPr>
-            <w:r>
-              <w:rPr>
-                <w:b/>
-                <w:bCs/>
-              </w:rPr>
-              <w:t>Aufgabe</w:t>
-            </w:r>
-          </w:p>
-        </w:tc>
-        <w:tc>
-          <w:tcPr>
-            <w:tcW w:w="3827" w:type="dxa"/>
-          </w:tcPr>
-          <w:p>
-            <w:pPr>
-              <w:rPr>
-                <w:b/>
-                <w:bCs/>
-              </w:rPr>
-            </w:pPr>
-            <w:r>
-              <w:rPr>
-                <w:b/>
-                <w:bCs/>
-              </w:rPr>
-              <w:t>Ergebnis</w:t>
-            </w:r>
-          </w:p>
-        </w:tc>
-      </w:tr>
-      <w:tr>
-        <w:tc>
-          <w:tcPr>
-            <w:tcW w:w="6374" w:type="dxa"/>
-          </w:tcPr>
-          <w:p>
-            <w:r>
-              <w:t>Steuere das Auto mit den Links- und Rechts-Pfeiltasten der Tastatur.</w:t>
-            </w:r>
-            <w:r>
-              <w:t xml:space="preserve"> Mache </w:t>
-            </w:r>
-            <w:r>
-              <w:t>4</w:t>
-            </w:r>
-            <w:r>
-              <w:t xml:space="preserve"> Läufe und notiere d</w:t>
-            </w:r>
-            <w:r>
-              <w:t>ie</w:t>
-            </w:r>
-            <w:r>
-              <w:t xml:space="preserve"> Score</w:t>
-            </w:r>
-            <w:r>
-              <w:t>s</w:t>
-            </w:r>
-            <w:r>
-              <w:t xml:space="preserve">. </w:t>
-            </w:r>
-          </w:p>
-        </w:tc>
-        <w:tc>
-          <w:tcPr>
-            <w:tcW w:w="3827" w:type="dxa"/>
-          </w:tcPr>
-          <w:p/>
-        </w:tc>
-      </w:tr>
-      <w:tr>
-        <w:tc>
-          <w:tcPr>
-            <w:tcW w:w="6374" w:type="dxa"/>
-          </w:tcPr>
-          <w:p>
-            <w:r>
-              <w:t xml:space="preserve">Nun soll das Auto jede Sekunde die Geschwindigkeit wechseln. </w:t>
-            </w:r>
-          </w:p>
-          <w:p>
-            <w:r>
-              <w:t xml:space="preserve">Die Geschwindigkeit ist ein Zufallswert zwischen 5 und </w:t>
-            </w:r>
-            <w:r>
-              <w:t>2</w:t>
-            </w:r>
-            <w:r>
-              <w:t>0.</w:t>
-            </w:r>
-            <w:r>
-              <w:t xml:space="preserve"> </w:t>
-            </w:r>
-          </w:p>
-          <w:p>
-            <w:r>
-              <w:t>Mache 4 Läufe und notiere die Scores.</w:t>
-            </w:r>
-          </w:p>
-        </w:tc>
-        <w:tc>
-          <w:tcPr>
-            <w:tcW w:w="3827" w:type="dxa"/>
-          </w:tcPr>
-          <w:p/>
-        </w:tc>
-      </w:tr>
-    </w:tbl>
     <w:p/>
     <w:p>
       <w:r>
-        <w:rPr>
-          <w:noProof/>
-        </w:rPr>
         <w:drawing>
-          <wp:inline distT="0" distB="0" distL="0" distR="0" wp14:anchorId="309C94B8" wp14:editId="44EF6089">
-            <wp:extent cx="6645910" cy="3698240"/>
+          <wp:inline distT="0" distB="0" distL="0" distR="0" wp14:anchorId="47E7320E" wp14:editId="0AE3F9AC">
+            <wp:extent cx="6645910" cy="616585"/>
             <wp:effectExtent l="0" t="0" r="2540" b="0"/>
-            <wp:docPr id="1910091214" name="Grafik 1"/>
+            <wp:docPr id="1804917832" name="Grafik 1"/>
             <wp:cNvGraphicFramePr>
               <a:graphicFrameLocks xmlns:a="http://schemas.openxmlformats.org/drawingml/2006/main" noChangeAspect="1"/>
             </wp:cNvGraphicFramePr>
@@ -32753,7 +32760,7 @@
               <a:graphicData uri="http://schemas.openxmlformats.org/drawingml/2006/picture">
                 <pic:pic xmlns:pic="http://schemas.openxmlformats.org/drawingml/2006/picture">
                   <pic:nvPicPr>
-                    <pic:cNvPr id="1910091214" name=""/>
+                    <pic:cNvPr id="1804917832" name=""/>
                     <pic:cNvPicPr/>
                   </pic:nvPicPr>
                   <pic:blipFill>
@@ -32765,7 +32772,7 @@
                   <pic:spPr>
                     <a:xfrm>
                       <a:off x="0" y="0"/>
-                      <a:ext cx="6645910" cy="3698240"/>
+                      <a:ext cx="6645910" cy="616585"/>
                     </a:xfrm>
                     <a:prstGeom prst="rect">
                       <a:avLst/>
@@ -32781,14 +32788,11 @@
     <w:p/>
     <w:p>
       <w:r>
-        <w:rPr>
-          <w:noProof/>
-        </w:rPr>
         <w:drawing>
-          <wp:inline distT="0" distB="0" distL="0" distR="0" wp14:anchorId="4FFAD859" wp14:editId="66438501">
-            <wp:extent cx="6645910" cy="562610"/>
-            <wp:effectExtent l="0" t="0" r="2540" b="8890"/>
-            <wp:docPr id="804454814" name="Grafik 1"/>
+          <wp:inline distT="0" distB="0" distL="0" distR="0" wp14:anchorId="19A33ACE" wp14:editId="01146FFA">
+            <wp:extent cx="6332220" cy="1467797"/>
+            <wp:effectExtent l="0" t="0" r="0" b="0"/>
+            <wp:docPr id="1541430108" name="Grafik 1"/>
             <wp:cNvGraphicFramePr>
               <a:graphicFrameLocks xmlns:a="http://schemas.openxmlformats.org/drawingml/2006/main" noChangeAspect="1"/>
             </wp:cNvGraphicFramePr>
@@ -32796,7 +32800,7 @@
               <a:graphicData uri="http://schemas.openxmlformats.org/drawingml/2006/picture">
                 <pic:pic xmlns:pic="http://schemas.openxmlformats.org/drawingml/2006/picture">
                   <pic:nvPicPr>
-                    <pic:cNvPr id="804454814" name=""/>
+                    <pic:cNvPr id="1541430108" name=""/>
                     <pic:cNvPicPr/>
                   </pic:nvPicPr>
                   <pic:blipFill>
@@ -32808,7 +32812,7 @@
                   <pic:spPr>
                     <a:xfrm>
                       <a:off x="0" y="0"/>
-                      <a:ext cx="6645910" cy="562610"/>
+                      <a:ext cx="6343961" cy="1470519"/>
                     </a:xfrm>
                     <a:prstGeom prst="rect">
                       <a:avLst/>
@@ -32821,60 +32825,11 @@
         </w:drawing>
       </w:r>
     </w:p>
-    <w:p/>
     <w:p>
-      <w:r>
-        <w:rPr>
-          <w:noProof/>
-        </w:rPr>
-        <w:drawing>
-          <wp:inline distT="0" distB="0" distL="0" distR="0" wp14:anchorId="24A83F83" wp14:editId="48EB5E7A">
-            <wp:extent cx="6645910" cy="1160145"/>
-            <wp:effectExtent l="0" t="0" r="2540" b="1905"/>
-            <wp:docPr id="1966451678" name="Grafik 1"/>
-            <wp:cNvGraphicFramePr>
-              <a:graphicFrameLocks xmlns:a="http://schemas.openxmlformats.org/drawingml/2006/main" noChangeAspect="1"/>
-            </wp:cNvGraphicFramePr>
-            <a:graphic xmlns:a="http://schemas.openxmlformats.org/drawingml/2006/main">
-              <a:graphicData uri="http://schemas.openxmlformats.org/drawingml/2006/picture">
-                <pic:pic xmlns:pic="http://schemas.openxmlformats.org/drawingml/2006/picture">
-                  <pic:nvPicPr>
-                    <pic:cNvPr id="1966451678" name=""/>
-                    <pic:cNvPicPr/>
-                  </pic:nvPicPr>
-                  <pic:blipFill>
-                    <a:blip r:embed="rId50"/>
-                    <a:stretch>
-                      <a:fillRect/>
-                    </a:stretch>
-                  </pic:blipFill>
-                  <pic:spPr>
-                    <a:xfrm>
-                      <a:off x="0" y="0"/>
-                      <a:ext cx="6645910" cy="1160145"/>
-                    </a:xfrm>
-                    <a:prstGeom prst="rect">
-                      <a:avLst/>
-                    </a:prstGeom>
-                  </pic:spPr>
-                </pic:pic>
-              </a:graphicData>
-            </a:graphic>
-          </wp:inline>
-        </w:drawing>
-      </w:r>
-    </w:p>
-    <w:p/>
-    <w:p>
-      <w:r>
-        <w:br w:type="page"/>
-      </w:r>
-    </w:p>
-    <w:p>
       <w:pPr>
         <w:pStyle w:val="berschrift1"/>
       </w:pPr>
-      <w:bookmarkStart w:id="127" w:name="_Toc213070219"/>
+      <w:bookmarkStart w:id="130" w:name="_Toc220769244"/>
       <w:r>
         <w:lastRenderedPageBreak/>
         <w:t xml:space="preserve">Auto im Gegenverkehr: </w:t>
@@ -32882,7 +32837,7 @@
       <w:r>
         <w:t>Straße und Sound</w:t>
       </w:r>
-      <w:bookmarkEnd w:id="127"/>
+      <w:bookmarkEnd w:id="130"/>
     </w:p>
     <w:p>
       <w:pPr>
@@ -33011,13 +32966,12 @@
         <w:rPr>
           <w:b/>
           <w:bCs/>
-          <w:noProof/>
         </w:rPr>
         <w:drawing>
-          <wp:inline distT="0" distB="0" distL="0" distR="0" wp14:anchorId="6BB8F7DA" wp14:editId="2D654459">
-            <wp:extent cx="6533709" cy="284671"/>
-            <wp:effectExtent l="0" t="0" r="635" b="1270"/>
-            <wp:docPr id="153276065" name="Grafik 1"/>
+          <wp:inline distT="0" distB="0" distL="0" distR="0" wp14:anchorId="422B8E41" wp14:editId="10EF2F14">
+            <wp:extent cx="6645910" cy="331470"/>
+            <wp:effectExtent l="0" t="0" r="2540" b="0"/>
+            <wp:docPr id="1807866276" name="Grafik 1"/>
             <wp:cNvGraphicFramePr>
               <a:graphicFrameLocks xmlns:a="http://schemas.openxmlformats.org/drawingml/2006/main" noChangeAspect="1"/>
             </wp:cNvGraphicFramePr>
@@ -33025,7 +32979,47 @@
               <a:graphicData uri="http://schemas.openxmlformats.org/drawingml/2006/picture">
                 <pic:pic xmlns:pic="http://schemas.openxmlformats.org/drawingml/2006/picture">
                   <pic:nvPicPr>
-                    <pic:cNvPr id="153276065" name=""/>
+                    <pic:cNvPr id="1807866276" name=""/>
+                    <pic:cNvPicPr/>
+                  </pic:nvPicPr>
+                  <pic:blipFill>
+                    <a:blip r:embed="rId50"/>
+                    <a:stretch>
+                      <a:fillRect/>
+                    </a:stretch>
+                  </pic:blipFill>
+                  <pic:spPr>
+                    <a:xfrm>
+                      <a:off x="0" y="0"/>
+                      <a:ext cx="6645910" cy="331470"/>
+                    </a:xfrm>
+                    <a:prstGeom prst="rect">
+                      <a:avLst/>
+                    </a:prstGeom>
+                  </pic:spPr>
+                </pic:pic>
+              </a:graphicData>
+            </a:graphic>
+          </wp:inline>
+        </w:drawing>
+      </w:r>
+    </w:p>
+    <w:p/>
+    <w:p>
+      <w:r>
+        <w:drawing>
+          <wp:inline distT="0" distB="0" distL="0" distR="0" wp14:anchorId="37DD7B2C" wp14:editId="3A966078">
+            <wp:extent cx="6645910" cy="339725"/>
+            <wp:effectExtent l="0" t="0" r="2540" b="3175"/>
+            <wp:docPr id="1007063035" name="Grafik 1"/>
+            <wp:cNvGraphicFramePr>
+              <a:graphicFrameLocks xmlns:a="http://schemas.openxmlformats.org/drawingml/2006/main" noChangeAspect="1"/>
+            </wp:cNvGraphicFramePr>
+            <a:graphic xmlns:a="http://schemas.openxmlformats.org/drawingml/2006/main">
+              <a:graphicData uri="http://schemas.openxmlformats.org/drawingml/2006/picture">
+                <pic:pic xmlns:pic="http://schemas.openxmlformats.org/drawingml/2006/picture">
+                  <pic:nvPicPr>
+                    <pic:cNvPr id="1007063035" name=""/>
                     <pic:cNvPicPr/>
                   </pic:nvPicPr>
                   <pic:blipFill>
@@ -33037,7 +33031,7 @@
                   <pic:spPr>
                     <a:xfrm>
                       <a:off x="0" y="0"/>
-                      <a:ext cx="6890734" cy="300226"/>
+                      <a:ext cx="6645910" cy="339725"/>
                     </a:xfrm>
                     <a:prstGeom prst="rect">
                       <a:avLst/>
@@ -33053,14 +33047,11 @@
     <w:p/>
     <w:p>
       <w:r>
-        <w:rPr>
-          <w:noProof/>
-        </w:rPr>
         <w:drawing>
-          <wp:inline distT="0" distB="0" distL="0" distR="0" wp14:anchorId="4086B808" wp14:editId="5DAD9F32">
-            <wp:extent cx="6366294" cy="238447"/>
-            <wp:effectExtent l="0" t="0" r="0" b="9525"/>
-            <wp:docPr id="1353613323" name="Grafik 1"/>
+          <wp:inline distT="0" distB="0" distL="0" distR="0" wp14:anchorId="7F01C557" wp14:editId="577D9E0F">
+            <wp:extent cx="6645910" cy="322580"/>
+            <wp:effectExtent l="0" t="0" r="2540" b="1270"/>
+            <wp:docPr id="925458742" name="Grafik 1"/>
             <wp:cNvGraphicFramePr>
               <a:graphicFrameLocks xmlns:a="http://schemas.openxmlformats.org/drawingml/2006/main" noChangeAspect="1"/>
             </wp:cNvGraphicFramePr>
@@ -33068,7 +33059,7 @@
               <a:graphicData uri="http://schemas.openxmlformats.org/drawingml/2006/picture">
                 <pic:pic xmlns:pic="http://schemas.openxmlformats.org/drawingml/2006/picture">
                   <pic:nvPicPr>
-                    <pic:cNvPr id="1353613323" name=""/>
+                    <pic:cNvPr id="925458742" name=""/>
                     <pic:cNvPicPr/>
                   </pic:nvPicPr>
                   <pic:blipFill>
@@ -33080,7 +33071,7 @@
                   <pic:spPr>
                     <a:xfrm>
                       <a:off x="0" y="0"/>
-                      <a:ext cx="7710882" cy="288808"/>
+                      <a:ext cx="6645910" cy="322580"/>
                     </a:xfrm>
                     <a:prstGeom prst="rect">
                       <a:avLst/>
@@ -33094,48 +33085,7 @@
       </w:r>
     </w:p>
     <w:p/>
-    <w:p>
-      <w:r>
-        <w:rPr>
-          <w:noProof/>
-        </w:rPr>
-        <w:drawing>
-          <wp:inline distT="0" distB="0" distL="0" distR="0" wp14:anchorId="7DC2C181" wp14:editId="179A430E">
-            <wp:extent cx="6405945" cy="276045"/>
-            <wp:effectExtent l="0" t="0" r="0" b="0"/>
-            <wp:docPr id="1283509734" name="Grafik 1"/>
-            <wp:cNvGraphicFramePr>
-              <a:graphicFrameLocks xmlns:a="http://schemas.openxmlformats.org/drawingml/2006/main" noChangeAspect="1"/>
-            </wp:cNvGraphicFramePr>
-            <a:graphic xmlns:a="http://schemas.openxmlformats.org/drawingml/2006/main">
-              <a:graphicData uri="http://schemas.openxmlformats.org/drawingml/2006/picture">
-                <pic:pic xmlns:pic="http://schemas.openxmlformats.org/drawingml/2006/picture">
-                  <pic:nvPicPr>
-                    <pic:cNvPr id="1283509734" name=""/>
-                    <pic:cNvPicPr/>
-                  </pic:nvPicPr>
-                  <pic:blipFill>
-                    <a:blip r:embed="rId53"/>
-                    <a:stretch>
-                      <a:fillRect/>
-                    </a:stretch>
-                  </pic:blipFill>
-                  <pic:spPr>
-                    <a:xfrm>
-                      <a:off x="0" y="0"/>
-                      <a:ext cx="7174965" cy="309184"/>
-                    </a:xfrm>
-                    <a:prstGeom prst="rect">
-                      <a:avLst/>
-                    </a:prstGeom>
-                  </pic:spPr>
-                </pic:pic>
-              </a:graphicData>
-            </a:graphic>
-          </wp:inline>
-        </w:drawing>
-      </w:r>
-    </w:p>
+    <w:p/>
     <w:p/>
     <w:p>
       <w:r>
@@ -33146,12 +33096,12 @@
       <w:pPr>
         <w:pStyle w:val="berschrift1"/>
       </w:pPr>
-      <w:bookmarkStart w:id="128" w:name="_Toc213070220"/>
+      <w:bookmarkStart w:id="131" w:name="_Toc220769245"/>
       <w:r>
         <w:lastRenderedPageBreak/>
         <w:t>Ein Dinosaurier überquert die Straße</w:t>
       </w:r>
-      <w:bookmarkEnd w:id="128"/>
+      <w:bookmarkEnd w:id="131"/>
     </w:p>
     <w:p>
       <w:pPr>
@@ -33447,13 +33397,16 @@
           </w:tcPr>
           <w:p>
             <w:r>
+              <w:t xml:space="preserve">Spieler-Klasse: </w:t>
+            </w:r>
+            <w:r>
               <w:t xml:space="preserve">Lade </w:t>
             </w:r>
             <w:r>
               <w:t>1</w:t>
             </w:r>
             <w:r>
-              <w:t xml:space="preserve"> Dinosaurier-Bild</w:t>
+              <w:t xml:space="preserve"> Dino-Bild</w:t>
             </w:r>
             <w:r>
               <w:t xml:space="preserve"> für </w:t>
@@ -33464,15 +33417,19 @@
             </w:r>
             <w:proofErr w:type="spellEnd"/>
             <w:r>
-              <w:t xml:space="preserve"> – rechts und 1 Dinosaurier-Bild für </w:t>
-            </w:r>
-            <w:proofErr w:type="spellStart"/>
-            <w:r>
-              <w:t>rechts</w:t>
-            </w:r>
-            <w:proofErr w:type="spellEnd"/>
-            <w:r>
-              <w:t xml:space="preserve"> – links:</w:t>
+              <w:t xml:space="preserve"> </w:t>
+            </w:r>
+            <w:r>
+              <w:sym w:font="Symbol" w:char="F0AE"/>
+            </w:r>
+            <w:r>
+              <w:t xml:space="preserve"> rechts und 1 Dino-Bild für rechts </w:t>
+            </w:r>
+            <w:r>
+              <w:sym w:font="Symbol" w:char="F0AE"/>
+            </w:r>
+            <w:r>
+              <w:t xml:space="preserve"> links:</w:t>
             </w:r>
             <w:r>
               <w:br/>
@@ -33929,7 +33886,13 @@
           </w:p>
           <w:p>
             <w:r>
-              <w:t xml:space="preserve">Ersetze </w:t>
+              <w:t>Ersetze</w:t>
+            </w:r>
+            <w:r>
+              <w:t xml:space="preserve"> in der Spieler-Klasse</w:t>
+            </w:r>
+            <w:r>
+              <w:t xml:space="preserve"> </w:t>
             </w:r>
             <w:proofErr w:type="spellStart"/>
             <w:proofErr w:type="gramStart"/>
@@ -34012,12 +33975,21 @@
               <w:t>Ersetze in</w:t>
             </w:r>
             <w:r>
-              <w:t xml:space="preserve"> der Methode</w:t>
-            </w:r>
-            <w:r>
               <w:t xml:space="preserve"> </w:t>
             </w:r>
             <w:r>
+              <w:t xml:space="preserve">den </w:t>
+            </w:r>
+            <w:r>
+              <w:t>Methode</w:t>
+            </w:r>
+            <w:r>
+              <w:t>n</w:t>
+            </w:r>
+            <w:r>
+              <w:t xml:space="preserve"> </w:t>
+            </w:r>
+            <w:r>
               <w:rPr>
                 <w:rFonts w:ascii="Courier New" w:hAnsi="Courier New" w:cs="Courier New"/>
               </w:rPr>
@@ -34052,10 +34024,7 @@
               <w:t>)</w:t>
             </w:r>
             <w:r>
-              <w:t xml:space="preserve"> und in </w:t>
-            </w:r>
-            <w:r>
-              <w:t xml:space="preserve">der Methode </w:t>
+              <w:t xml:space="preserve"> und </w:t>
             </w:r>
             <w:proofErr w:type="spellStart"/>
             <w:proofErr w:type="gramStart"/>
@@ -34081,16 +34050,91 @@
             </w:r>
             <w:r>
               <w:rPr>
+                <w:rFonts w:cstheme="minorHAnsi"/>
+              </w:rPr>
+              <w:t>der Gegner-Klasse</w:t>
+            </w:r>
+            <w:r>
+              <w:rPr>
+                <w:rFonts w:cstheme="minorHAnsi"/>
+              </w:rPr>
+              <w:t>:</w:t>
+            </w:r>
+            <w:r>
+              <w:t xml:space="preserve">     </w:t>
+            </w:r>
+            <w:r>
+              <w:br/>
+            </w:r>
+            <w:proofErr w:type="spellStart"/>
+            <w:proofErr w:type="gramStart"/>
+            <w:r>
+              <w:rPr>
+                <w:rFonts w:ascii="Courier New" w:hAnsi="Courier New" w:cs="Courier New"/>
+              </w:rPr>
+              <w:t>self.rect</w:t>
+            </w:r>
+            <w:proofErr w:type="gramEnd"/>
+            <w:r>
+              <w:rPr>
+                <w:rFonts w:ascii="Courier New" w:hAnsi="Courier New" w:cs="Courier New"/>
+              </w:rPr>
+              <w:t>.center</w:t>
+            </w:r>
+            <w:proofErr w:type="spellEnd"/>
+            <w:r>
+              <w:rPr>
                 <w:rFonts w:ascii="Courier New" w:hAnsi="Courier New" w:cs="Courier New"/>
               </w:rPr>
               <w:t xml:space="preserve"> </w:t>
             </w:r>
             <w:r>
-              <w:t xml:space="preserve">      </w:t>
-            </w:r>
-            <w:r>
+              <w:rPr>
+                <w:rFonts w:ascii="Courier New" w:hAnsi="Courier New" w:cs="Courier New"/>
+              </w:rPr>
+              <w:t>=(</w:t>
+            </w:r>
+            <w:proofErr w:type="spellStart"/>
+            <w:proofErr w:type="gramStart"/>
+            <w:r>
+              <w:rPr>
+                <w:rFonts w:ascii="Courier New" w:hAnsi="Courier New" w:cs="Courier New"/>
+              </w:rPr>
+              <w:t>random.randint</w:t>
+            </w:r>
+            <w:proofErr w:type="spellEnd"/>
+            <w:proofErr w:type="gramEnd"/>
+            <w:r>
+              <w:rPr>
+                <w:rFonts w:ascii="Courier New" w:hAnsi="Courier New" w:cs="Courier New"/>
+              </w:rPr>
+              <w:t>(</w:t>
+            </w:r>
+            <w:proofErr w:type="gramStart"/>
+            <w:r>
+              <w:rPr>
+                <w:rFonts w:ascii="Courier New" w:hAnsi="Courier New" w:cs="Courier New"/>
+              </w:rPr>
+              <w:t>40,SCREEN</w:t>
+            </w:r>
+            <w:proofErr w:type="gramEnd"/>
+            <w:r>
+              <w:rPr>
+                <w:rFonts w:ascii="Courier New" w:hAnsi="Courier New" w:cs="Courier New"/>
+              </w:rPr>
+              <w:t>_WIDTH-40),0)</w:t>
+            </w:r>
+            <w:r>
+              <w:rPr>
+                <w:rFonts w:ascii="Courier New" w:hAnsi="Courier New" w:cs="Courier New"/>
+              </w:rPr>
               <w:br/>
             </w:r>
+            <w:r>
+              <w:t xml:space="preserve">durch: </w:t>
+            </w:r>
+          </w:p>
+          <w:p>
             <w:proofErr w:type="spellStart"/>
             <w:proofErr w:type="gramStart"/>
             <w:r>
@@ -34111,357 +34155,318 @@
               <w:rPr>
                 <w:rFonts w:ascii="Courier New" w:hAnsi="Courier New" w:cs="Courier New"/>
               </w:rPr>
+              <w:t>=(</w:t>
+            </w:r>
+            <w:proofErr w:type="spellStart"/>
+            <w:proofErr w:type="gramStart"/>
+            <w:r>
+              <w:rPr>
+                <w:rFonts w:ascii="Courier New" w:hAnsi="Courier New" w:cs="Courier New"/>
+              </w:rPr>
+              <w:t>random.randint</w:t>
+            </w:r>
+            <w:proofErr w:type="spellEnd"/>
+            <w:proofErr w:type="gramEnd"/>
+            <w:r>
+              <w:rPr>
+                <w:rFonts w:ascii="Courier New" w:hAnsi="Courier New" w:cs="Courier New"/>
+              </w:rPr>
+              <w:t>(</w:t>
+            </w:r>
+            <w:proofErr w:type="gramStart"/>
+            <w:r>
+              <w:rPr>
+                <w:rFonts w:ascii="Courier New" w:hAnsi="Courier New" w:cs="Courier New"/>
+              </w:rPr>
+              <w:t>15</w:t>
+            </w:r>
+            <w:r>
+              <w:rPr>
+                <w:rFonts w:ascii="Courier New" w:hAnsi="Courier New" w:cs="Courier New"/>
+              </w:rPr>
+              <w:t>0,SCREEN</w:t>
+            </w:r>
+            <w:proofErr w:type="gramEnd"/>
+            <w:r>
+              <w:rPr>
+                <w:rFonts w:ascii="Courier New" w:hAnsi="Courier New" w:cs="Courier New"/>
+              </w:rPr>
+              <w:t>_WIDTH-</w:t>
+            </w:r>
+            <w:r>
+              <w:rPr>
+                <w:rFonts w:ascii="Courier New" w:hAnsi="Courier New" w:cs="Courier New"/>
+              </w:rPr>
+              <w:t>15</w:t>
+            </w:r>
+            <w:r>
+              <w:rPr>
+                <w:rFonts w:ascii="Courier New" w:hAnsi="Courier New" w:cs="Courier New"/>
+              </w:rPr>
+              <w:t>0),0)</w:t>
+            </w:r>
+          </w:p>
+        </w:tc>
+        <w:tc>
+          <w:tcPr>
+            <w:tcW w:w="1746" w:type="dxa"/>
+          </w:tcPr>
+          <w:p/>
+        </w:tc>
+      </w:tr>
+      <w:tr>
+        <w:tc>
+          <w:tcPr>
+            <w:tcW w:w="479" w:type="dxa"/>
+          </w:tcPr>
+          <w:p>
+            <w:r>
+              <w:t>4</w:t>
+            </w:r>
+          </w:p>
+        </w:tc>
+        <w:tc>
+          <w:tcPr>
+            <w:tcW w:w="8231" w:type="dxa"/>
+          </w:tcPr>
+          <w:p>
+            <w:r>
+              <w:t>Das Auto-Spiel berechnet den</w:t>
+            </w:r>
+            <w:r>
+              <w:t xml:space="preserve"> Score in der Gegner</w:t>
+            </w:r>
+            <w:r>
+              <w:t>-</w:t>
+            </w:r>
+            <w:r>
+              <w:t xml:space="preserve">Klasse. </w:t>
+            </w:r>
+          </w:p>
+          <w:p>
+            <w:r>
+              <w:t>Unser Dinosaurier-Spiel berechnet den Score i</w:t>
+            </w:r>
+            <w:r>
+              <w:t xml:space="preserve">n der </w:t>
+            </w:r>
+            <w:r>
+              <w:rPr>
+                <w:u w:val="single"/>
+              </w:rPr>
+              <w:t>Spieler-Klasse</w:t>
+            </w:r>
+            <w:r>
+              <w:t>.</w:t>
+            </w:r>
+            <w:r>
               <w:t xml:space="preserve"> </w:t>
             </w:r>
-            <w:r>
-              <w:rPr>
-                <w:rFonts w:ascii="Courier New" w:hAnsi="Courier New" w:cs="Courier New"/>
-              </w:rPr>
-              <w:t>=(</w:t>
-            </w:r>
-            <w:proofErr w:type="spellStart"/>
+          </w:p>
+          <w:p>
+            <w:pPr>
+              <w:rPr>
+                <w:rFonts w:cstheme="minorHAnsi"/>
+              </w:rPr>
+            </w:pPr>
+            <w:r>
+              <w:t xml:space="preserve">In der </w:t>
+            </w:r>
+            <w:r>
+              <w:t>Methode</w:t>
+            </w:r>
+            <w:r>
+              <w:t xml:space="preserve"> </w:t>
+            </w:r>
+            <w:r>
+              <w:rPr>
+                <w:rFonts w:ascii="Courier New" w:hAnsi="Courier New" w:cs="Courier New"/>
+              </w:rPr>
+              <w:t>__</w:t>
+            </w:r>
+            <w:proofErr w:type="spellStart"/>
+            <w:r>
+              <w:rPr>
+                <w:rFonts w:ascii="Courier New" w:hAnsi="Courier New" w:cs="Courier New"/>
+              </w:rPr>
+              <w:t>init</w:t>
+            </w:r>
+            <w:proofErr w:type="spellEnd"/>
+            <w:r>
+              <w:rPr>
+                <w:rFonts w:ascii="Courier New" w:hAnsi="Courier New" w:cs="Courier New"/>
+              </w:rPr>
+              <w:t>_</w:t>
+            </w:r>
             <w:proofErr w:type="gramStart"/>
             <w:r>
               <w:rPr>
                 <w:rFonts w:ascii="Courier New" w:hAnsi="Courier New" w:cs="Courier New"/>
               </w:rPr>
-              <w:t>random.randint</w:t>
-            </w:r>
-            <w:proofErr w:type="spellEnd"/>
+              <w:t>_(</w:t>
+            </w:r>
             <w:proofErr w:type="gramEnd"/>
             <w:r>
               <w:rPr>
                 <w:rFonts w:ascii="Courier New" w:hAnsi="Courier New" w:cs="Courier New"/>
               </w:rPr>
+              <w:t>)</w:t>
+            </w:r>
+            <w:r>
+              <w:rPr>
+                <w:rFonts w:cstheme="minorHAnsi"/>
+              </w:rPr>
+              <w:t xml:space="preserve"> </w:t>
+            </w:r>
+            <w:r>
+              <w:rPr>
+                <w:rFonts w:cstheme="minorHAnsi"/>
+              </w:rPr>
+              <w:t xml:space="preserve">der Spieler-Klasse </w:t>
+            </w:r>
+            <w:r>
+              <w:rPr>
+                <w:rFonts w:cstheme="minorHAnsi"/>
+              </w:rPr>
+              <w:t>w</w:t>
+            </w:r>
+            <w:r>
+              <w:rPr>
+                <w:rFonts w:cstheme="minorHAnsi"/>
+              </w:rPr>
+              <w:t xml:space="preserve">erden neue Eigenschaften </w:t>
+            </w:r>
+            <w:r>
+              <w:rPr>
+                <w:rFonts w:cstheme="minorHAnsi"/>
+              </w:rPr>
+              <w:t xml:space="preserve">definiert: </w:t>
+            </w:r>
+          </w:p>
+          <w:p>
+            <w:pPr>
+              <w:rPr>
+                <w:rFonts w:ascii="Courier New" w:hAnsi="Courier New" w:cs="Courier New"/>
+              </w:rPr>
+            </w:pPr>
+            <w:proofErr w:type="spellStart"/>
+            <w:proofErr w:type="gramStart"/>
+            <w:r>
+              <w:rPr>
+                <w:rFonts w:ascii="Courier New" w:hAnsi="Courier New" w:cs="Courier New"/>
+              </w:rPr>
+              <w:t>self.direction</w:t>
+            </w:r>
+            <w:proofErr w:type="spellEnd"/>
+            <w:proofErr w:type="gramEnd"/>
+            <w:r>
+              <w:rPr>
+                <w:rFonts w:ascii="Courier New" w:hAnsi="Courier New" w:cs="Courier New"/>
+              </w:rPr>
+              <w:t xml:space="preserve"> = </w:t>
+            </w:r>
+            <w:r>
+              <w:rPr>
+                <w:rFonts w:ascii="Courier New" w:hAnsi="Courier New" w:cs="Courier New"/>
+                <w:color w:val="538135" w:themeColor="accent6" w:themeShade="BF"/>
+              </w:rPr>
+              <w:t>"</w:t>
+            </w:r>
+            <w:proofErr w:type="spellStart"/>
+            <w:r>
+              <w:rPr>
+                <w:rFonts w:ascii="Courier New" w:hAnsi="Courier New" w:cs="Courier New"/>
+                <w:color w:val="538135" w:themeColor="accent6" w:themeShade="BF"/>
+              </w:rPr>
+              <w:t>right</w:t>
+            </w:r>
+            <w:proofErr w:type="spellEnd"/>
+            <w:r>
+              <w:rPr>
+                <w:rFonts w:ascii="Courier New" w:hAnsi="Courier New" w:cs="Courier New"/>
+                <w:color w:val="538135" w:themeColor="accent6" w:themeShade="BF"/>
+              </w:rPr>
+              <w:t>"</w:t>
+            </w:r>
+          </w:p>
+          <w:p>
+            <w:pPr>
+              <w:rPr>
+                <w:rFonts w:ascii="Courier New" w:hAnsi="Courier New" w:cs="Courier New"/>
+              </w:rPr>
+            </w:pPr>
+            <w:proofErr w:type="spellStart"/>
+            <w:proofErr w:type="gramStart"/>
+            <w:r>
+              <w:rPr>
+                <w:rFonts w:ascii="Courier New" w:hAnsi="Courier New" w:cs="Courier New"/>
+              </w:rPr>
+              <w:t>self.</w:t>
+            </w:r>
+            <w:r>
+              <w:rPr>
+                <w:rFonts w:ascii="Courier New" w:hAnsi="Courier New" w:cs="Courier New"/>
+              </w:rPr>
+              <w:t>score</w:t>
+            </w:r>
+            <w:proofErr w:type="spellEnd"/>
+            <w:proofErr w:type="gramEnd"/>
+            <w:r>
+              <w:rPr>
+                <w:rFonts w:ascii="Courier New" w:hAnsi="Courier New" w:cs="Courier New"/>
+              </w:rPr>
+              <w:t xml:space="preserve"> = </w:t>
+            </w:r>
+            <w:r>
+              <w:rPr>
+                <w:rFonts w:ascii="Courier New" w:hAnsi="Courier New" w:cs="Courier New"/>
+              </w:rPr>
+              <w:t>0</w:t>
+            </w:r>
+          </w:p>
+          <w:p>
+            <w:pPr>
+              <w:rPr>
+                <w:rFonts w:ascii="Courier New" w:hAnsi="Courier New" w:cs="Courier New"/>
+              </w:rPr>
+            </w:pPr>
+            <w:r>
+              <w:t xml:space="preserve">In der Methode </w:t>
+            </w:r>
+            <w:proofErr w:type="spellStart"/>
+            <w:proofErr w:type="gramStart"/>
+            <w:r>
+              <w:rPr>
+                <w:rFonts w:ascii="Courier New" w:hAnsi="Courier New" w:cs="Courier New"/>
+              </w:rPr>
+              <w:t>move</w:t>
+            </w:r>
+            <w:proofErr w:type="spellEnd"/>
+            <w:r>
+              <w:rPr>
+                <w:rFonts w:ascii="Courier New" w:hAnsi="Courier New" w:cs="Courier New"/>
+              </w:rPr>
               <w:t>(</w:t>
             </w:r>
-            <w:proofErr w:type="gramStart"/>
-            <w:r>
-              <w:rPr>
-                <w:rFonts w:ascii="Courier New" w:hAnsi="Courier New" w:cs="Courier New"/>
-              </w:rPr>
-              <w:t>40,SCREEN</w:t>
-            </w:r>
             <w:proofErr w:type="gramEnd"/>
             <w:r>
               <w:rPr>
                 <w:rFonts w:ascii="Courier New" w:hAnsi="Courier New" w:cs="Courier New"/>
               </w:rPr>
-              <w:t>_WIDTH-40),0)</w:t>
-            </w:r>
-            <w:r>
-              <w:rPr>
-                <w:rFonts w:ascii="Courier New" w:hAnsi="Courier New" w:cs="Courier New"/>
-              </w:rPr>
+              <w:t>)</w:t>
+            </w:r>
+            <w:r>
+              <w:t xml:space="preserve"> der Spieler-Klasse werden zwei neue Bedingungen geprüft:</w:t>
+            </w:r>
+            <w:r>
               <w:br/>
             </w:r>
             <w:r>
-              <w:t xml:space="preserve">durch: </w:t>
-            </w:r>
-          </w:p>
-          <w:p>
-            <w:proofErr w:type="spellStart"/>
-            <w:proofErr w:type="gramStart"/>
-            <w:r>
-              <w:rPr>
-                <w:rFonts w:ascii="Courier New" w:hAnsi="Courier New" w:cs="Courier New"/>
-              </w:rPr>
-              <w:t>self.rect</w:t>
-            </w:r>
-            <w:proofErr w:type="gramEnd"/>
-            <w:r>
-              <w:rPr>
-                <w:rFonts w:ascii="Courier New" w:hAnsi="Courier New" w:cs="Courier New"/>
-              </w:rPr>
-              <w:t>.center</w:t>
-            </w:r>
-            <w:proofErr w:type="spellEnd"/>
-            <w:r>
-              <w:rPr>
-                <w:rFonts w:ascii="Courier New" w:hAnsi="Courier New" w:cs="Courier New"/>
-              </w:rPr>
-              <w:t>=(</w:t>
-            </w:r>
-            <w:proofErr w:type="spellStart"/>
-            <w:proofErr w:type="gramStart"/>
-            <w:r>
-              <w:rPr>
-                <w:rFonts w:ascii="Courier New" w:hAnsi="Courier New" w:cs="Courier New"/>
-              </w:rPr>
-              <w:t>random.randint</w:t>
-            </w:r>
-            <w:proofErr w:type="spellEnd"/>
-            <w:proofErr w:type="gramEnd"/>
-            <w:r>
-              <w:rPr>
-                <w:rFonts w:ascii="Courier New" w:hAnsi="Courier New" w:cs="Courier New"/>
-              </w:rPr>
-              <w:t>(</w:t>
-            </w:r>
-            <w:proofErr w:type="gramStart"/>
-            <w:r>
-              <w:rPr>
-                <w:rFonts w:ascii="Courier New" w:hAnsi="Courier New" w:cs="Courier New"/>
-              </w:rPr>
-              <w:t>15</w:t>
-            </w:r>
-            <w:r>
-              <w:rPr>
-                <w:rFonts w:ascii="Courier New" w:hAnsi="Courier New" w:cs="Courier New"/>
-              </w:rPr>
-              <w:t>0,SCREEN</w:t>
-            </w:r>
-            <w:proofErr w:type="gramEnd"/>
-            <w:r>
-              <w:rPr>
-                <w:rFonts w:ascii="Courier New" w:hAnsi="Courier New" w:cs="Courier New"/>
-              </w:rPr>
-              <w:t>_WIDTH-</w:t>
-            </w:r>
-            <w:r>
-              <w:rPr>
-                <w:rFonts w:ascii="Courier New" w:hAnsi="Courier New" w:cs="Courier New"/>
-              </w:rPr>
-              <w:t>15</w:t>
-            </w:r>
-            <w:r>
-              <w:rPr>
-                <w:rFonts w:ascii="Courier New" w:hAnsi="Courier New" w:cs="Courier New"/>
-              </w:rPr>
-              <w:t>0),0)</w:t>
-            </w:r>
-          </w:p>
-        </w:tc>
-        <w:tc>
-          <w:tcPr>
-            <w:tcW w:w="1746" w:type="dxa"/>
-          </w:tcPr>
-          <w:p/>
-        </w:tc>
-      </w:tr>
-      <w:tr>
-        <w:tc>
-          <w:tcPr>
-            <w:tcW w:w="479" w:type="dxa"/>
-          </w:tcPr>
-          <w:p>
-            <w:r>
-              <w:t>4</w:t>
-            </w:r>
-          </w:p>
-        </w:tc>
-        <w:tc>
-          <w:tcPr>
-            <w:tcW w:w="8231" w:type="dxa"/>
-          </w:tcPr>
-          <w:p>
-            <w:r>
-              <w:t>D</w:t>
-            </w:r>
-            <w:r>
-              <w:t xml:space="preserve">ie Berechnung des Scores wird von der Gegner-Klasse in die Spieler-Klasse verschoben. </w:t>
-            </w:r>
-          </w:p>
-          <w:p>
-            <w:pPr>
-              <w:rPr>
-                <w:rFonts w:cstheme="minorHAnsi"/>
-              </w:rPr>
-            </w:pPr>
-            <w:r>
-              <w:t xml:space="preserve">In der </w:t>
-            </w:r>
-            <w:r>
-              <w:t>Methode</w:t>
-            </w:r>
-            <w:r>
-              <w:t xml:space="preserve"> </w:t>
-            </w:r>
-            <w:r>
-              <w:rPr>
-                <w:rFonts w:ascii="Courier New" w:hAnsi="Courier New" w:cs="Courier New"/>
-              </w:rPr>
-              <w:t>__</w:t>
-            </w:r>
-            <w:proofErr w:type="spellStart"/>
-            <w:r>
-              <w:rPr>
-                <w:rFonts w:ascii="Courier New" w:hAnsi="Courier New" w:cs="Courier New"/>
-              </w:rPr>
-              <w:t>init</w:t>
-            </w:r>
-            <w:proofErr w:type="spellEnd"/>
-            <w:r>
-              <w:rPr>
-                <w:rFonts w:ascii="Courier New" w:hAnsi="Courier New" w:cs="Courier New"/>
-              </w:rPr>
-              <w:t>_</w:t>
-            </w:r>
-            <w:proofErr w:type="gramStart"/>
-            <w:r>
-              <w:rPr>
-                <w:rFonts w:ascii="Courier New" w:hAnsi="Courier New" w:cs="Courier New"/>
-              </w:rPr>
-              <w:t>_(</w:t>
-            </w:r>
-            <w:proofErr w:type="gramEnd"/>
-            <w:r>
-              <w:rPr>
-                <w:rFonts w:ascii="Courier New" w:hAnsi="Courier New" w:cs="Courier New"/>
-              </w:rPr>
-              <w:t>)</w:t>
-            </w:r>
-            <w:r>
-              <w:rPr>
-                <w:rFonts w:cstheme="minorHAnsi"/>
-              </w:rPr>
-              <w:t xml:space="preserve"> wird</w:t>
-            </w:r>
-            <w:r>
-              <w:rPr>
-                <w:rFonts w:cstheme="minorHAnsi"/>
-              </w:rPr>
-              <w:t xml:space="preserve"> die Anfangsrichtung definiert: </w:t>
-            </w:r>
-          </w:p>
-          <w:p>
-            <w:pPr>
-              <w:rPr>
-                <w:rFonts w:ascii="Courier New" w:hAnsi="Courier New" w:cs="Courier New"/>
-              </w:rPr>
-            </w:pPr>
-            <w:proofErr w:type="spellStart"/>
-            <w:proofErr w:type="gramStart"/>
-            <w:r>
-              <w:rPr>
-                <w:rFonts w:ascii="Courier New" w:hAnsi="Courier New" w:cs="Courier New"/>
-              </w:rPr>
-              <w:t>self.direction</w:t>
-            </w:r>
-            <w:proofErr w:type="spellEnd"/>
-            <w:proofErr w:type="gramEnd"/>
-            <w:r>
-              <w:rPr>
-                <w:rFonts w:ascii="Courier New" w:hAnsi="Courier New" w:cs="Courier New"/>
-              </w:rPr>
-              <w:t xml:space="preserve"> = </w:t>
-            </w:r>
-            <w:r>
-              <w:rPr>
-                <w:rFonts w:ascii="Courier New" w:hAnsi="Courier New" w:cs="Courier New"/>
-                <w:color w:val="538135" w:themeColor="accent6" w:themeShade="BF"/>
-              </w:rPr>
-              <w:t>"</w:t>
-            </w:r>
-            <w:proofErr w:type="spellStart"/>
-            <w:r>
-              <w:rPr>
-                <w:rFonts w:ascii="Courier New" w:hAnsi="Courier New" w:cs="Courier New"/>
-                <w:color w:val="538135" w:themeColor="accent6" w:themeShade="BF"/>
-              </w:rPr>
-              <w:t>right</w:t>
-            </w:r>
-            <w:proofErr w:type="spellEnd"/>
-            <w:r>
-              <w:rPr>
-                <w:rFonts w:ascii="Courier New" w:hAnsi="Courier New" w:cs="Courier New"/>
-                <w:color w:val="538135" w:themeColor="accent6" w:themeShade="BF"/>
-              </w:rPr>
-              <w:t>"</w:t>
-            </w:r>
-          </w:p>
-          <w:p>
-            <w:r>
-              <w:t xml:space="preserve">Die </w:t>
-            </w:r>
-            <w:r>
-              <w:t>Methode</w:t>
-            </w:r>
-            <w:r>
-              <w:t xml:space="preserve"> </w:t>
-            </w:r>
-            <w:proofErr w:type="spellStart"/>
-            <w:r>
-              <w:rPr>
-                <w:rFonts w:ascii="Courier New" w:hAnsi="Courier New" w:cs="Courier New"/>
-              </w:rPr>
-              <w:t>draw_</w:t>
-            </w:r>
-            <w:proofErr w:type="gramStart"/>
-            <w:r>
-              <w:rPr>
-                <w:rFonts w:ascii="Courier New" w:hAnsi="Courier New" w:cs="Courier New"/>
-              </w:rPr>
-              <w:t>score</w:t>
-            </w:r>
-            <w:proofErr w:type="spellEnd"/>
-            <w:r>
-              <w:rPr>
-                <w:rFonts w:ascii="Courier New" w:hAnsi="Courier New" w:cs="Courier New"/>
-              </w:rPr>
-              <w:t>(</w:t>
-            </w:r>
-            <w:proofErr w:type="gramEnd"/>
-            <w:r>
-              <w:rPr>
-                <w:rFonts w:ascii="Courier New" w:hAnsi="Courier New" w:cs="Courier New"/>
-              </w:rPr>
-              <w:t>)</w:t>
-            </w:r>
-            <w:r>
-              <w:t xml:space="preserve"> wird von der Gegner-Klasse in die Spieler-Klasse verschoben.</w:t>
-            </w:r>
-          </w:p>
-          <w:p>
-            <w:r>
-              <w:t xml:space="preserve">In der </w:t>
-            </w:r>
-            <w:r>
-              <w:t>Methode</w:t>
-            </w:r>
-            <w:r>
-              <w:t xml:space="preserve"> </w:t>
-            </w:r>
-            <w:proofErr w:type="spellStart"/>
-            <w:proofErr w:type="gramStart"/>
-            <w:r>
-              <w:rPr>
-                <w:rFonts w:ascii="Courier New" w:hAnsi="Courier New" w:cs="Courier New"/>
-              </w:rPr>
-              <w:t>move</w:t>
-            </w:r>
-            <w:proofErr w:type="spellEnd"/>
-            <w:r>
-              <w:rPr>
-                <w:rFonts w:ascii="Courier New" w:hAnsi="Courier New" w:cs="Courier New"/>
-              </w:rPr>
-              <w:t>(</w:t>
-            </w:r>
-            <w:proofErr w:type="gramEnd"/>
-            <w:r>
-              <w:rPr>
-                <w:rFonts w:ascii="Courier New" w:hAnsi="Courier New" w:cs="Courier New"/>
-              </w:rPr>
-              <w:t>)</w:t>
-            </w:r>
-            <w:r>
-              <w:t xml:space="preserve"> der Spieler-Klasse</w:t>
-            </w:r>
-            <w:r>
-              <w:t xml:space="preserve"> werden zwei neue Bedingungen geprüft</w:t>
-            </w:r>
-            <w:r>
-              <w:t>:</w:t>
-            </w:r>
-            <w:r>
-              <w:br/>
-            </w:r>
-            <w:r>
               <w:rPr>
                 <w:noProof/>
               </w:rPr>
               <w:drawing>
-                <wp:inline distT="0" distB="0" distL="0" distR="0" wp14:anchorId="41E36812" wp14:editId="1BD5FEAE">
+                <wp:inline distT="0" distB="0" distL="0" distR="0" wp14:anchorId="2E356322" wp14:editId="5128ECF0">
                   <wp:extent cx="5089585" cy="920457"/>
                   <wp:effectExtent l="0" t="0" r="0" b="0"/>
                   <wp:docPr id="1831452124" name="Grafik 1"/>
@@ -34476,7 +34481,7 @@
                           <pic:cNvPicPr/>
                         </pic:nvPicPr>
                         <pic:blipFill>
-                          <a:blip r:embed="rId54"/>
+                          <a:blip r:embed="rId53"/>
                           <a:stretch>
                             <a:fillRect/>
                           </a:stretch>
@@ -34505,75 +34510,116 @@
               <w:t xml:space="preserve"> </w:t>
             </w:r>
             <w:r>
-              <w:t>Methode</w:t>
+              <w:t xml:space="preserve">Variable </w:t>
+            </w:r>
+            <w:proofErr w:type="spellStart"/>
+            <w:r>
+              <w:rPr>
+                <w:rFonts w:ascii="Courier New" w:hAnsi="Courier New" w:cs="Courier New"/>
+              </w:rPr>
+              <w:t>my</w:t>
+            </w:r>
+            <w:r>
+              <w:rPr>
+                <w:rFonts w:ascii="Courier New" w:hAnsi="Courier New" w:cs="Courier New"/>
+              </w:rPr>
+              <w:t>_</w:t>
+            </w:r>
+            <w:proofErr w:type="gramStart"/>
+            <w:r>
+              <w:rPr>
+                <w:rFonts w:ascii="Courier New" w:hAnsi="Courier New" w:cs="Courier New"/>
+              </w:rPr>
+              <w:t>score</w:t>
+            </w:r>
+            <w:proofErr w:type="spellEnd"/>
+            <w:r>
+              <w:rPr>
+                <w:rFonts w:ascii="Courier New" w:hAnsi="Courier New" w:cs="Courier New"/>
+              </w:rPr>
+              <w:t>(</w:t>
+            </w:r>
+            <w:proofErr w:type="gramEnd"/>
+            <w:r>
+              <w:rPr>
+                <w:rFonts w:ascii="Courier New" w:hAnsi="Courier New" w:cs="Courier New"/>
+              </w:rPr>
+              <w:t>)</w:t>
             </w:r>
             <w:r>
               <w:t xml:space="preserve"> </w:t>
             </w:r>
-            <w:proofErr w:type="spellStart"/>
-            <w:r>
-              <w:rPr>
-                <w:rFonts w:ascii="Courier New" w:hAnsi="Courier New" w:cs="Courier New"/>
-              </w:rPr>
-              <w:t>draw_</w:t>
+            <w:r>
+              <w:t xml:space="preserve">wird </w:t>
+            </w:r>
+            <w:r>
+              <w:t xml:space="preserve">aus </w:t>
+            </w:r>
+            <w:r>
+              <w:rPr>
+                <w:rFonts w:ascii="Courier New" w:hAnsi="Courier New" w:cs="Courier New"/>
+              </w:rPr>
+              <w:t>P1.score</w:t>
+            </w:r>
+            <w:r>
+              <w:t xml:space="preserve"> berechnet:</w:t>
+            </w:r>
+          </w:p>
+          <w:p>
+            <w:pPr>
+              <w:rPr>
+                <w:rFonts w:ascii="Courier New" w:hAnsi="Courier New" w:cs="Courier New"/>
+              </w:rPr>
+            </w:pPr>
+            <w:proofErr w:type="spellStart"/>
+            <w:r>
+              <w:rPr>
+                <w:rFonts w:ascii="Courier New" w:hAnsi="Courier New" w:cs="Courier New"/>
+              </w:rPr>
+              <w:t>my_score</w:t>
+            </w:r>
+            <w:proofErr w:type="spellEnd"/>
+            <w:r>
+              <w:rPr>
+                <w:rFonts w:ascii="Courier New" w:hAnsi="Courier New" w:cs="Courier New"/>
+              </w:rPr>
+              <w:t xml:space="preserve"> = </w:t>
+            </w:r>
+            <w:proofErr w:type="spellStart"/>
+            <w:r>
+              <w:rPr>
+                <w:rFonts w:ascii="Courier New" w:hAnsi="Courier New" w:cs="Courier New"/>
+              </w:rPr>
+              <w:t>font_</w:t>
             </w:r>
             <w:proofErr w:type="gramStart"/>
             <w:r>
               <w:rPr>
                 <w:rFonts w:ascii="Courier New" w:hAnsi="Courier New" w:cs="Courier New"/>
               </w:rPr>
-              <w:t>score</w:t>
-            </w:r>
-            <w:proofErr w:type="spellEnd"/>
+              <w:t>small.render</w:t>
+            </w:r>
+            <w:proofErr w:type="spellEnd"/>
+            <w:proofErr w:type="gramEnd"/>
             <w:r>
               <w:rPr>
                 <w:rFonts w:ascii="Courier New" w:hAnsi="Courier New" w:cs="Courier New"/>
               </w:rPr>
               <w:t>(</w:t>
             </w:r>
-            <w:proofErr w:type="gramEnd"/>
-            <w:r>
-              <w:rPr>
-                <w:rFonts w:ascii="Courier New" w:hAnsi="Courier New" w:cs="Courier New"/>
-              </w:rPr>
-              <w:t>)</w:t>
-            </w:r>
-            <w:r>
-              <w:t xml:space="preserve"> </w:t>
-            </w:r>
-            <w:r>
-              <w:t xml:space="preserve">wird </w:t>
-            </w:r>
-            <w:r>
-              <w:t xml:space="preserve">als Methode der </w:t>
-            </w:r>
-            <w:r>
-              <w:t>Spieler-</w:t>
-            </w:r>
-            <w:r>
-              <w:t>Instanz</w:t>
-            </w:r>
-            <w:r>
-              <w:t xml:space="preserve"> aufgerufen:</w:t>
-            </w:r>
-          </w:p>
-          <w:p>
-            <w:pPr>
-              <w:rPr>
-                <w:rFonts w:ascii="Courier New" w:hAnsi="Courier New" w:cs="Courier New"/>
-              </w:rPr>
-            </w:pPr>
-            <w:r>
-              <w:rPr>
-                <w:rFonts w:ascii="Courier New" w:hAnsi="Courier New" w:cs="Courier New"/>
-              </w:rPr>
-              <w:t>P</w:t>
-            </w:r>
-            <w:r>
-              <w:rPr>
-                <w:rFonts w:ascii="Courier New" w:hAnsi="Courier New" w:cs="Courier New"/>
-              </w:rPr>
-              <w:t>1.draw_score(screen)</w:t>
+            <w:proofErr w:type="spellStart"/>
+            <w:r>
+              <w:rPr>
+                <w:rFonts w:ascii="Courier New" w:hAnsi="Courier New" w:cs="Courier New"/>
+              </w:rPr>
+              <w:t>str</w:t>
+            </w:r>
+            <w:proofErr w:type="spellEnd"/>
+            <w:r>
+              <w:rPr>
+                <w:rFonts w:ascii="Courier New" w:hAnsi="Courier New" w:cs="Courier New"/>
+              </w:rPr>
+              <w:t>(P1.score), True, BLACK)</w:t>
             </w:r>
           </w:p>
         </w:tc>
@@ -34603,7 +34649,7 @@
     <w:p>
       <w:pPr>
         <w:sectPr>
-          <w:headerReference w:type="default" r:id="rId55"/>
+          <w:headerReference w:type="default" r:id="rId54"/>
           <w:pgSz w:w="11906" w:h="16838"/>
           <w:pgMar w:top="720" w:right="720" w:bottom="720" w:left="720" w:header="708" w:footer="708" w:gutter="0"/>
           <w:cols w:space="708"/>
@@ -34615,12 +34661,12 @@
       <w:pPr>
         <w:pStyle w:val="berschrift1"/>
       </w:pPr>
-      <w:bookmarkStart w:id="129" w:name="_Toc213070221"/>
+      <w:bookmarkStart w:id="132" w:name="_Toc220769246"/>
       <w:r>
         <w:lastRenderedPageBreak/>
         <w:t>Quellen</w:t>
       </w:r>
-      <w:bookmarkEnd w:id="129"/>
+      <w:bookmarkEnd w:id="132"/>
     </w:p>
     <w:tbl>
       <w:tblPr>
@@ -34681,7 +34727,7 @@
             <w:tcW w:w="5240" w:type="dxa"/>
           </w:tcPr>
           <w:p>
-            <w:hyperlink r:id="rId56" w:history="1">
+            <w:hyperlink r:id="rId55" w:history="1">
               <w:r>
                 <w:rPr>
                   <w:rStyle w:val="Hyperlink"/>
@@ -34708,7 +34754,7 @@
             <w:tcW w:w="5240" w:type="dxa"/>
           </w:tcPr>
           <w:p>
-            <w:hyperlink r:id="rId57" w:history="1">
+            <w:hyperlink r:id="rId56" w:history="1">
               <w:r>
                 <w:rPr>
                   <w:rStyle w:val="Hyperlink"/>
@@ -34799,7 +34845,7 @@
             <w:tcW w:w="5240" w:type="dxa"/>
           </w:tcPr>
           <w:p>
-            <w:hyperlink r:id="rId58" w:history="1">
+            <w:hyperlink r:id="rId57" w:history="1">
               <w:r>
                 <w:rPr>
                   <w:rStyle w:val="Hyperlink"/>
@@ -34826,7 +34872,7 @@
             <w:tcW w:w="5240" w:type="dxa"/>
           </w:tcPr>
           <w:p>
-            <w:hyperlink r:id="rId59" w:history="1">
+            <w:hyperlink r:id="rId58" w:history="1">
               <w:r>
                 <w:rPr>
                   <w:rStyle w:val="Hyperlink"/>
@@ -34858,7 +34904,7 @@
             <w:tcW w:w="5240" w:type="dxa"/>
           </w:tcPr>
           <w:p>
-            <w:hyperlink r:id="rId60" w:history="1">
+            <w:hyperlink r:id="rId59" w:history="1">
               <w:r>
                 <w:rPr>
                   <w:rStyle w:val="Hyperlink"/>
@@ -34885,7 +34931,7 @@
             <w:tcW w:w="5240" w:type="dxa"/>
           </w:tcPr>
           <w:p>
-            <w:hyperlink r:id="rId61" w:history="1">
+            <w:hyperlink r:id="rId60" w:history="1">
               <w:r>
                 <w:rPr>
                   <w:rStyle w:val="Hyperlink"/>
@@ -34912,7 +34958,7 @@
             <w:tcW w:w="5240" w:type="dxa"/>
           </w:tcPr>
           <w:p>
-            <w:hyperlink r:id="rId62" w:history="1">
+            <w:hyperlink r:id="rId61" w:history="1">
               <w:r>
                 <w:rPr>
                   <w:rStyle w:val="Hyperlink"/>
@@ -34939,7 +34985,7 @@
             <w:tcW w:w="5240" w:type="dxa"/>
           </w:tcPr>
           <w:p>
-            <w:hyperlink r:id="rId63" w:history="1">
+            <w:hyperlink r:id="rId62" w:history="1">
               <w:r>
                 <w:rPr>
                   <w:rStyle w:val="Hyperlink"/>
@@ -34966,7 +35012,7 @@
             <w:tcW w:w="5240" w:type="dxa"/>
           </w:tcPr>
           <w:p>
-            <w:hyperlink r:id="rId64" w:history="1">
+            <w:hyperlink r:id="rId63" w:history="1">
               <w:r>
                 <w:rPr>
                   <w:rStyle w:val="Hyperlink"/>
@@ -34998,7 +35044,7 @@
             <w:tcW w:w="5240" w:type="dxa"/>
           </w:tcPr>
           <w:p>
-            <w:hyperlink r:id="rId65" w:history="1">
+            <w:hyperlink r:id="rId64" w:history="1">
               <w:r>
                 <w:rPr>
                   <w:rStyle w:val="Hyperlink"/>
@@ -35025,7 +35071,7 @@
     </w:tbl>
     <w:p/>
     <w:sectPr>
-      <w:headerReference w:type="default" r:id="rId66"/>
+      <w:headerReference w:type="default" r:id="rId65"/>
       <w:pgSz w:w="11906" w:h="16838"/>
       <w:pgMar w:top="720" w:right="720" w:bottom="720" w:left="720" w:header="708" w:footer="708" w:gutter="0"/>
       <w:cols w:space="708"/>
@@ -35162,7 +35208,7 @@
       <w:rPr>
         <w:noProof/>
       </w:rPr>
-      <w:t>29.01.2026</w:t>
+      <w:t>31.01.2026</w:t>
     </w:r>
     <w:r>
       <w:rPr>

--- a/Doc/Arbeitsblaetter_2025.docx
+++ b/Doc/Arbeitsblaetter_2025.docx
@@ -42,6 +42,7 @@
       <w:bookmarkStart w:id="15" w:name="_Toc200621537"/>
       <w:bookmarkStart w:id="16" w:name="_Toc213070185"/>
       <w:bookmarkStart w:id="17" w:name="_Toc220769210"/>
+      <w:bookmarkStart w:id="18" w:name="_Toc221436469"/>
       <w:r>
         <w:rPr>
           <w:b/>
@@ -67,6 +68,7 @@
       <w:bookmarkEnd w:id="15"/>
       <w:bookmarkEnd w:id="16"/>
       <w:bookmarkEnd w:id="17"/>
+      <w:bookmarkEnd w:id="18"/>
       <w:r>
         <w:rPr>
           <w:b/>
@@ -88,22 +90,23 @@
           <w:szCs w:val="56"/>
         </w:rPr>
       </w:pPr>
-      <w:bookmarkStart w:id="18" w:name="_Toc199401691"/>
-      <w:bookmarkStart w:id="19" w:name="_Toc199402088"/>
-      <w:bookmarkStart w:id="20" w:name="_Toc199402324"/>
-      <w:bookmarkStart w:id="21" w:name="_Toc199403158"/>
-      <w:bookmarkStart w:id="22" w:name="_Toc199405788"/>
-      <w:bookmarkStart w:id="23" w:name="_Toc199406899"/>
-      <w:bookmarkStart w:id="24" w:name="_Toc199431746"/>
-      <w:bookmarkStart w:id="25" w:name="_Toc200225435"/>
-      <w:bookmarkStart w:id="26" w:name="_Toc200225862"/>
-      <w:bookmarkStart w:id="27" w:name="_Toc200226683"/>
-      <w:bookmarkStart w:id="28" w:name="_Toc200314818"/>
-      <w:bookmarkStart w:id="29" w:name="_Toc200450323"/>
-      <w:bookmarkStart w:id="30" w:name="_Toc200568166"/>
-      <w:bookmarkStart w:id="31" w:name="_Toc200621538"/>
-      <w:bookmarkStart w:id="32" w:name="_Toc213070186"/>
-      <w:bookmarkStart w:id="33" w:name="_Toc220769211"/>
+      <w:bookmarkStart w:id="19" w:name="_Toc199401691"/>
+      <w:bookmarkStart w:id="20" w:name="_Toc199402088"/>
+      <w:bookmarkStart w:id="21" w:name="_Toc199402324"/>
+      <w:bookmarkStart w:id="22" w:name="_Toc199403158"/>
+      <w:bookmarkStart w:id="23" w:name="_Toc199405788"/>
+      <w:bookmarkStart w:id="24" w:name="_Toc199406899"/>
+      <w:bookmarkStart w:id="25" w:name="_Toc199431746"/>
+      <w:bookmarkStart w:id="26" w:name="_Toc200225435"/>
+      <w:bookmarkStart w:id="27" w:name="_Toc200225862"/>
+      <w:bookmarkStart w:id="28" w:name="_Toc200226683"/>
+      <w:bookmarkStart w:id="29" w:name="_Toc200314818"/>
+      <w:bookmarkStart w:id="30" w:name="_Toc200450323"/>
+      <w:bookmarkStart w:id="31" w:name="_Toc200568166"/>
+      <w:bookmarkStart w:id="32" w:name="_Toc200621538"/>
+      <w:bookmarkStart w:id="33" w:name="_Toc213070186"/>
+      <w:bookmarkStart w:id="34" w:name="_Toc220769211"/>
+      <w:bookmarkStart w:id="35" w:name="_Toc221436470"/>
       <w:r>
         <w:rPr>
           <w:b/>
@@ -113,7 +116,6 @@
         </w:rPr>
         <w:t>mit Python IDLE</w:t>
       </w:r>
-      <w:bookmarkEnd w:id="18"/>
       <w:bookmarkEnd w:id="19"/>
       <w:bookmarkEnd w:id="20"/>
       <w:bookmarkEnd w:id="21"/>
@@ -129,6 +131,8 @@
       <w:bookmarkEnd w:id="31"/>
       <w:bookmarkEnd w:id="32"/>
       <w:bookmarkEnd w:id="33"/>
+      <w:bookmarkEnd w:id="34"/>
+      <w:bookmarkEnd w:id="35"/>
     </w:p>
     <w:p/>
     <w:p/>
@@ -192,22 +196,23 @@
           <w:szCs w:val="32"/>
         </w:rPr>
       </w:pPr>
-      <w:bookmarkStart w:id="34" w:name="_Toc199401692"/>
-      <w:bookmarkStart w:id="35" w:name="_Toc199402089"/>
-      <w:bookmarkStart w:id="36" w:name="_Toc199402325"/>
-      <w:bookmarkStart w:id="37" w:name="_Toc199403159"/>
-      <w:bookmarkStart w:id="38" w:name="_Toc199405789"/>
-      <w:bookmarkStart w:id="39" w:name="_Toc199406900"/>
-      <w:bookmarkStart w:id="40" w:name="_Toc199431747"/>
-      <w:bookmarkStart w:id="41" w:name="_Toc200225436"/>
-      <w:bookmarkStart w:id="42" w:name="_Toc200225863"/>
-      <w:bookmarkStart w:id="43" w:name="_Toc200226684"/>
-      <w:bookmarkStart w:id="44" w:name="_Toc200314819"/>
-      <w:bookmarkStart w:id="45" w:name="_Toc200450324"/>
-      <w:bookmarkStart w:id="46" w:name="_Toc200568167"/>
-      <w:bookmarkStart w:id="47" w:name="_Toc200621539"/>
-      <w:bookmarkStart w:id="48" w:name="_Toc213070187"/>
-      <w:bookmarkStart w:id="49" w:name="_Toc220769212"/>
+      <w:bookmarkStart w:id="36" w:name="_Toc199401692"/>
+      <w:bookmarkStart w:id="37" w:name="_Toc199402089"/>
+      <w:bookmarkStart w:id="38" w:name="_Toc199402325"/>
+      <w:bookmarkStart w:id="39" w:name="_Toc199403159"/>
+      <w:bookmarkStart w:id="40" w:name="_Toc199405789"/>
+      <w:bookmarkStart w:id="41" w:name="_Toc199406900"/>
+      <w:bookmarkStart w:id="42" w:name="_Toc199431747"/>
+      <w:bookmarkStart w:id="43" w:name="_Toc200225436"/>
+      <w:bookmarkStart w:id="44" w:name="_Toc200225863"/>
+      <w:bookmarkStart w:id="45" w:name="_Toc200226684"/>
+      <w:bookmarkStart w:id="46" w:name="_Toc200314819"/>
+      <w:bookmarkStart w:id="47" w:name="_Toc200450324"/>
+      <w:bookmarkStart w:id="48" w:name="_Toc200568167"/>
+      <w:bookmarkStart w:id="49" w:name="_Toc200621539"/>
+      <w:bookmarkStart w:id="50" w:name="_Toc213070187"/>
+      <w:bookmarkStart w:id="51" w:name="_Toc220769212"/>
+      <w:bookmarkStart w:id="52" w:name="_Toc221436471"/>
       <w:r>
         <w:rPr>
           <w:sz w:val="32"/>
@@ -215,8 +220,6 @@
         </w:rPr>
         <w:t>Arbeitsblätter zum Kurs</w:t>
       </w:r>
-      <w:bookmarkEnd w:id="34"/>
-      <w:bookmarkEnd w:id="35"/>
       <w:bookmarkEnd w:id="36"/>
       <w:bookmarkEnd w:id="37"/>
       <w:bookmarkEnd w:id="38"/>
@@ -231,6 +234,9 @@
       <w:bookmarkEnd w:id="47"/>
       <w:bookmarkEnd w:id="48"/>
       <w:bookmarkEnd w:id="49"/>
+      <w:bookmarkEnd w:id="50"/>
+      <w:bookmarkEnd w:id="51"/>
+      <w:bookmarkEnd w:id="52"/>
     </w:p>
     <w:p/>
     <w:p>
@@ -279,7 +285,7 @@
       <w:r>
         <w:fldChar w:fldCharType="separate"/>
       </w:r>
-      <w:hyperlink w:anchor="_Toc220769213" w:history="1">
+      <w:hyperlink w:anchor="_Toc221436472" w:history="1">
         <w:r>
           <w:rPr>
             <w:rStyle w:val="Hyperlink"/>
@@ -306,7 +312,7 @@
             <w:noProof/>
             <w:webHidden/>
           </w:rPr>
-          <w:instrText xml:space="preserve"> PAGEREF _Toc220769213 \h </w:instrText>
+          <w:instrText xml:space="preserve"> PAGEREF _Toc221436472 \h </w:instrText>
         </w:r>
         <w:r>
           <w:rPr>
@@ -351,7 +357,7 @@
           <w:lang w:eastAsia="de-DE"/>
         </w:rPr>
       </w:pPr>
-      <w:hyperlink w:anchor="_Toc220769214" w:history="1">
+      <w:hyperlink w:anchor="_Toc221436473" w:history="1">
         <w:r>
           <w:rPr>
             <w:rStyle w:val="Hyperlink"/>
@@ -378,7 +384,7 @@
             <w:noProof/>
             <w:webHidden/>
           </w:rPr>
-          <w:instrText xml:space="preserve"> PAGEREF _Toc220769214 \h </w:instrText>
+          <w:instrText xml:space="preserve"> PAGEREF _Toc221436473 \h </w:instrText>
         </w:r>
         <w:r>
           <w:rPr>
@@ -423,7 +429,7 @@
           <w:lang w:eastAsia="de-DE"/>
         </w:rPr>
       </w:pPr>
-      <w:hyperlink w:anchor="_Toc220769215" w:history="1">
+      <w:hyperlink w:anchor="_Toc221436474" w:history="1">
         <w:r>
           <w:rPr>
             <w:rStyle w:val="Hyperlink"/>
@@ -450,7 +456,7 @@
             <w:noProof/>
             <w:webHidden/>
           </w:rPr>
-          <w:instrText xml:space="preserve"> PAGEREF _Toc220769215 \h </w:instrText>
+          <w:instrText xml:space="preserve"> PAGEREF _Toc221436474 \h </w:instrText>
         </w:r>
         <w:r>
           <w:rPr>
@@ -495,7 +501,7 @@
           <w:lang w:eastAsia="de-DE"/>
         </w:rPr>
       </w:pPr>
-      <w:hyperlink w:anchor="_Toc220769216" w:history="1">
+      <w:hyperlink w:anchor="_Toc221436475" w:history="1">
         <w:r>
           <w:rPr>
             <w:rStyle w:val="Hyperlink"/>
@@ -522,7 +528,7 @@
             <w:noProof/>
             <w:webHidden/>
           </w:rPr>
-          <w:instrText xml:space="preserve"> PAGEREF _Toc220769216 \h </w:instrText>
+          <w:instrText xml:space="preserve"> PAGEREF _Toc221436475 \h </w:instrText>
         </w:r>
         <w:r>
           <w:rPr>
@@ -567,7 +573,7 @@
           <w:lang w:eastAsia="de-DE"/>
         </w:rPr>
       </w:pPr>
-      <w:hyperlink w:anchor="_Toc220769217" w:history="1">
+      <w:hyperlink w:anchor="_Toc221436476" w:history="1">
         <w:r>
           <w:rPr>
             <w:rStyle w:val="Hyperlink"/>
@@ -594,7 +600,7 @@
             <w:noProof/>
             <w:webHidden/>
           </w:rPr>
-          <w:instrText xml:space="preserve"> PAGEREF _Toc220769217 \h </w:instrText>
+          <w:instrText xml:space="preserve"> PAGEREF _Toc221436476 \h </w:instrText>
         </w:r>
         <w:r>
           <w:rPr>
@@ -639,7 +645,7 @@
           <w:lang w:eastAsia="de-DE"/>
         </w:rPr>
       </w:pPr>
-      <w:hyperlink w:anchor="_Toc220769218" w:history="1">
+      <w:hyperlink w:anchor="_Toc221436477" w:history="1">
         <w:r>
           <w:rPr>
             <w:rStyle w:val="Hyperlink"/>
@@ -666,7 +672,7 @@
             <w:noProof/>
             <w:webHidden/>
           </w:rPr>
-          <w:instrText xml:space="preserve"> PAGEREF _Toc220769218 \h </w:instrText>
+          <w:instrText xml:space="preserve"> PAGEREF _Toc221436477 \h </w:instrText>
         </w:r>
         <w:r>
           <w:rPr>
@@ -711,7 +717,7 @@
           <w:lang w:eastAsia="de-DE"/>
         </w:rPr>
       </w:pPr>
-      <w:hyperlink w:anchor="_Toc220769219" w:history="1">
+      <w:hyperlink w:anchor="_Toc221436478" w:history="1">
         <w:r>
           <w:rPr>
             <w:rStyle w:val="Hyperlink"/>
@@ -738,7 +744,7 @@
             <w:noProof/>
             <w:webHidden/>
           </w:rPr>
-          <w:instrText xml:space="preserve"> PAGEREF _Toc220769219 \h </w:instrText>
+          <w:instrText xml:space="preserve"> PAGEREF _Toc221436478 \h </w:instrText>
         </w:r>
         <w:r>
           <w:rPr>
@@ -783,7 +789,7 @@
           <w:lang w:eastAsia="de-DE"/>
         </w:rPr>
       </w:pPr>
-      <w:hyperlink w:anchor="_Toc220769220" w:history="1">
+      <w:hyperlink w:anchor="_Toc221436479" w:history="1">
         <w:r>
           <w:rPr>
             <w:rStyle w:val="Hyperlink"/>
@@ -810,7 +816,7 @@
             <w:noProof/>
             <w:webHidden/>
           </w:rPr>
-          <w:instrText xml:space="preserve"> PAGEREF _Toc220769220 \h </w:instrText>
+          <w:instrText xml:space="preserve"> PAGEREF _Toc221436479 \h </w:instrText>
         </w:r>
         <w:r>
           <w:rPr>
@@ -855,7 +861,7 @@
           <w:lang w:eastAsia="de-DE"/>
         </w:rPr>
       </w:pPr>
-      <w:hyperlink w:anchor="_Toc220769221" w:history="1">
+      <w:hyperlink w:anchor="_Toc221436480" w:history="1">
         <w:r>
           <w:rPr>
             <w:rStyle w:val="Hyperlink"/>
@@ -882,7 +888,7 @@
             <w:noProof/>
             <w:webHidden/>
           </w:rPr>
-          <w:instrText xml:space="preserve"> PAGEREF _Toc220769221 \h </w:instrText>
+          <w:instrText xml:space="preserve"> PAGEREF _Toc221436480 \h </w:instrText>
         </w:r>
         <w:r>
           <w:rPr>
@@ -927,7 +933,7 @@
           <w:lang w:eastAsia="de-DE"/>
         </w:rPr>
       </w:pPr>
-      <w:hyperlink w:anchor="_Toc220769222" w:history="1">
+      <w:hyperlink w:anchor="_Toc221436481" w:history="1">
         <w:r>
           <w:rPr>
             <w:rStyle w:val="Hyperlink"/>
@@ -954,7 +960,7 @@
             <w:noProof/>
             <w:webHidden/>
           </w:rPr>
-          <w:instrText xml:space="preserve"> PAGEREF _Toc220769222 \h </w:instrText>
+          <w:instrText xml:space="preserve"> PAGEREF _Toc221436481 \h </w:instrText>
         </w:r>
         <w:r>
           <w:rPr>
@@ -999,7 +1005,7 @@
           <w:lang w:eastAsia="de-DE"/>
         </w:rPr>
       </w:pPr>
-      <w:hyperlink w:anchor="_Toc220769223" w:history="1">
+      <w:hyperlink w:anchor="_Toc221436482" w:history="1">
         <w:r>
           <w:rPr>
             <w:rStyle w:val="Hyperlink"/>
@@ -1026,7 +1032,7 @@
             <w:noProof/>
             <w:webHidden/>
           </w:rPr>
-          <w:instrText xml:space="preserve"> PAGEREF _Toc220769223 \h </w:instrText>
+          <w:instrText xml:space="preserve"> PAGEREF _Toc221436482 \h </w:instrText>
         </w:r>
         <w:r>
           <w:rPr>
@@ -1071,7 +1077,7 @@
           <w:lang w:eastAsia="de-DE"/>
         </w:rPr>
       </w:pPr>
-      <w:hyperlink w:anchor="_Toc220769224" w:history="1">
+      <w:hyperlink w:anchor="_Toc221436483" w:history="1">
         <w:r>
           <w:rPr>
             <w:rStyle w:val="Hyperlink"/>
@@ -1098,7 +1104,7 @@
             <w:noProof/>
             <w:webHidden/>
           </w:rPr>
-          <w:instrText xml:space="preserve"> PAGEREF _Toc220769224 \h </w:instrText>
+          <w:instrText xml:space="preserve"> PAGEREF _Toc221436483 \h </w:instrText>
         </w:r>
         <w:r>
           <w:rPr>
@@ -1143,7 +1149,7 @@
           <w:lang w:eastAsia="de-DE"/>
         </w:rPr>
       </w:pPr>
-      <w:hyperlink w:anchor="_Toc220769225" w:history="1">
+      <w:hyperlink w:anchor="_Toc221436484" w:history="1">
         <w:r>
           <w:rPr>
             <w:rStyle w:val="Hyperlink"/>
@@ -1170,7 +1176,7 @@
             <w:noProof/>
             <w:webHidden/>
           </w:rPr>
-          <w:instrText xml:space="preserve"> PAGEREF _Toc220769225 \h </w:instrText>
+          <w:instrText xml:space="preserve"> PAGEREF _Toc221436484 \h </w:instrText>
         </w:r>
         <w:r>
           <w:rPr>
@@ -1215,7 +1221,7 @@
           <w:lang w:eastAsia="de-DE"/>
         </w:rPr>
       </w:pPr>
-      <w:hyperlink w:anchor="_Toc220769226" w:history="1">
+      <w:hyperlink w:anchor="_Toc221436485" w:history="1">
         <w:r>
           <w:rPr>
             <w:rStyle w:val="Hyperlink"/>
@@ -1242,7 +1248,7 @@
             <w:noProof/>
             <w:webHidden/>
           </w:rPr>
-          <w:instrText xml:space="preserve"> PAGEREF _Toc220769226 \h </w:instrText>
+          <w:instrText xml:space="preserve"> PAGEREF _Toc221436485 \h </w:instrText>
         </w:r>
         <w:r>
           <w:rPr>
@@ -1287,7 +1293,7 @@
           <w:lang w:eastAsia="de-DE"/>
         </w:rPr>
       </w:pPr>
-      <w:hyperlink w:anchor="_Toc220769227" w:history="1">
+      <w:hyperlink w:anchor="_Toc221436486" w:history="1">
         <w:r>
           <w:rPr>
             <w:rStyle w:val="Hyperlink"/>
@@ -1314,7 +1320,7 @@
             <w:noProof/>
             <w:webHidden/>
           </w:rPr>
-          <w:instrText xml:space="preserve"> PAGEREF _Toc220769227 \h </w:instrText>
+          <w:instrText xml:space="preserve"> PAGEREF _Toc221436486 \h </w:instrText>
         </w:r>
         <w:r>
           <w:rPr>
@@ -1359,7 +1365,7 @@
           <w:lang w:eastAsia="de-DE"/>
         </w:rPr>
       </w:pPr>
-      <w:hyperlink w:anchor="_Toc220769228" w:history="1">
+      <w:hyperlink w:anchor="_Toc221436487" w:history="1">
         <w:r>
           <w:rPr>
             <w:rStyle w:val="Hyperlink"/>
@@ -1386,7 +1392,7 @@
             <w:noProof/>
             <w:webHidden/>
           </w:rPr>
-          <w:instrText xml:space="preserve"> PAGEREF _Toc220769228 \h </w:instrText>
+          <w:instrText xml:space="preserve"> PAGEREF _Toc221436487 \h </w:instrText>
         </w:r>
         <w:r>
           <w:rPr>
@@ -1431,7 +1437,7 @@
           <w:lang w:eastAsia="de-DE"/>
         </w:rPr>
       </w:pPr>
-      <w:hyperlink w:anchor="_Toc220769229" w:history="1">
+      <w:hyperlink w:anchor="_Toc221436488" w:history="1">
         <w:r>
           <w:rPr>
             <w:rStyle w:val="Hyperlink"/>
@@ -1458,7 +1464,7 @@
             <w:noProof/>
             <w:webHidden/>
           </w:rPr>
-          <w:instrText xml:space="preserve"> PAGEREF _Toc220769229 \h </w:instrText>
+          <w:instrText xml:space="preserve"> PAGEREF _Toc221436488 \h </w:instrText>
         </w:r>
         <w:r>
           <w:rPr>
@@ -1503,7 +1509,7 @@
           <w:lang w:eastAsia="de-DE"/>
         </w:rPr>
       </w:pPr>
-      <w:hyperlink w:anchor="_Toc220769230" w:history="1">
+      <w:hyperlink w:anchor="_Toc221436489" w:history="1">
         <w:r>
           <w:rPr>
             <w:rStyle w:val="Hyperlink"/>
@@ -1530,7 +1536,7 @@
             <w:noProof/>
             <w:webHidden/>
           </w:rPr>
-          <w:instrText xml:space="preserve"> PAGEREF _Toc220769230 \h </w:instrText>
+          <w:instrText xml:space="preserve"> PAGEREF _Toc221436489 \h </w:instrText>
         </w:r>
         <w:r>
           <w:rPr>
@@ -1575,7 +1581,7 @@
           <w:lang w:eastAsia="de-DE"/>
         </w:rPr>
       </w:pPr>
-      <w:hyperlink w:anchor="_Toc220769231" w:history="1">
+      <w:hyperlink w:anchor="_Toc221436490" w:history="1">
         <w:r>
           <w:rPr>
             <w:rStyle w:val="Hyperlink"/>
@@ -1602,7 +1608,7 @@
             <w:noProof/>
             <w:webHidden/>
           </w:rPr>
-          <w:instrText xml:space="preserve"> PAGEREF _Toc220769231 \h </w:instrText>
+          <w:instrText xml:space="preserve"> PAGEREF _Toc221436490 \h </w:instrText>
         </w:r>
         <w:r>
           <w:rPr>
@@ -1647,7 +1653,7 @@
           <w:lang w:eastAsia="de-DE"/>
         </w:rPr>
       </w:pPr>
-      <w:hyperlink w:anchor="_Toc220769232" w:history="1">
+      <w:hyperlink w:anchor="_Toc221436491" w:history="1">
         <w:r>
           <w:rPr>
             <w:rStyle w:val="Hyperlink"/>
@@ -1674,7 +1680,7 @@
             <w:noProof/>
             <w:webHidden/>
           </w:rPr>
-          <w:instrText xml:space="preserve"> PAGEREF _Toc220769232 \h </w:instrText>
+          <w:instrText xml:space="preserve"> PAGEREF _Toc221436491 \h </w:instrText>
         </w:r>
         <w:r>
           <w:rPr>
@@ -1719,7 +1725,7 @@
           <w:lang w:eastAsia="de-DE"/>
         </w:rPr>
       </w:pPr>
-      <w:hyperlink w:anchor="_Toc220769233" w:history="1">
+      <w:hyperlink w:anchor="_Toc221436492" w:history="1">
         <w:r>
           <w:rPr>
             <w:rStyle w:val="Hyperlink"/>
@@ -1746,7 +1752,7 @@
             <w:noProof/>
             <w:webHidden/>
           </w:rPr>
-          <w:instrText xml:space="preserve"> PAGEREF _Toc220769233 \h </w:instrText>
+          <w:instrText xml:space="preserve"> PAGEREF _Toc221436492 \h </w:instrText>
         </w:r>
         <w:r>
           <w:rPr>
@@ -1791,7 +1797,7 @@
           <w:lang w:eastAsia="de-DE"/>
         </w:rPr>
       </w:pPr>
-      <w:hyperlink w:anchor="_Toc220769234" w:history="1">
+      <w:hyperlink w:anchor="_Toc221436493" w:history="1">
         <w:r>
           <w:rPr>
             <w:rStyle w:val="Hyperlink"/>
@@ -1818,7 +1824,7 @@
             <w:noProof/>
             <w:webHidden/>
           </w:rPr>
-          <w:instrText xml:space="preserve"> PAGEREF _Toc220769234 \h </w:instrText>
+          <w:instrText xml:space="preserve"> PAGEREF _Toc221436493 \h </w:instrText>
         </w:r>
         <w:r>
           <w:rPr>
@@ -1863,7 +1869,7 @@
           <w:lang w:eastAsia="de-DE"/>
         </w:rPr>
       </w:pPr>
-      <w:hyperlink w:anchor="_Toc220769235" w:history="1">
+      <w:hyperlink w:anchor="_Toc221436494" w:history="1">
         <w:r>
           <w:rPr>
             <w:rStyle w:val="Hyperlink"/>
@@ -1890,7 +1896,7 @@
             <w:noProof/>
             <w:webHidden/>
           </w:rPr>
-          <w:instrText xml:space="preserve"> PAGEREF _Toc220769235 \h </w:instrText>
+          <w:instrText xml:space="preserve"> PAGEREF _Toc221436494 \h </w:instrText>
         </w:r>
         <w:r>
           <w:rPr>
@@ -1935,7 +1941,7 @@
           <w:lang w:eastAsia="de-DE"/>
         </w:rPr>
       </w:pPr>
-      <w:hyperlink w:anchor="_Toc220769236" w:history="1">
+      <w:hyperlink w:anchor="_Toc221436495" w:history="1">
         <w:r>
           <w:rPr>
             <w:rStyle w:val="Hyperlink"/>
@@ -1962,7 +1968,7 @@
             <w:noProof/>
             <w:webHidden/>
           </w:rPr>
-          <w:instrText xml:space="preserve"> PAGEREF _Toc220769236 \h </w:instrText>
+          <w:instrText xml:space="preserve"> PAGEREF _Toc221436495 \h </w:instrText>
         </w:r>
         <w:r>
           <w:rPr>
@@ -2007,7 +2013,7 @@
           <w:lang w:eastAsia="de-DE"/>
         </w:rPr>
       </w:pPr>
-      <w:hyperlink w:anchor="_Toc220769237" w:history="1">
+      <w:hyperlink w:anchor="_Toc221436496" w:history="1">
         <w:r>
           <w:rPr>
             <w:rStyle w:val="Hyperlink"/>
@@ -2034,7 +2040,7 @@
             <w:noProof/>
             <w:webHidden/>
           </w:rPr>
-          <w:instrText xml:space="preserve"> PAGEREF _Toc220769237 \h </w:instrText>
+          <w:instrText xml:space="preserve"> PAGEREF _Toc221436496 \h </w:instrText>
         </w:r>
         <w:r>
           <w:rPr>
@@ -2079,7 +2085,7 @@
           <w:lang w:eastAsia="de-DE"/>
         </w:rPr>
       </w:pPr>
-      <w:hyperlink w:anchor="_Toc220769238" w:history="1">
+      <w:hyperlink w:anchor="_Toc221436497" w:history="1">
         <w:r>
           <w:rPr>
             <w:rStyle w:val="Hyperlink"/>
@@ -2106,7 +2112,7 @@
             <w:noProof/>
             <w:webHidden/>
           </w:rPr>
-          <w:instrText xml:space="preserve"> PAGEREF _Toc220769238 \h </w:instrText>
+          <w:instrText xml:space="preserve"> PAGEREF _Toc221436497 \h </w:instrText>
         </w:r>
         <w:r>
           <w:rPr>
@@ -2151,7 +2157,7 @@
           <w:lang w:eastAsia="de-DE"/>
         </w:rPr>
       </w:pPr>
-      <w:hyperlink w:anchor="_Toc220769239" w:history="1">
+      <w:hyperlink w:anchor="_Toc221436498" w:history="1">
         <w:r>
           <w:rPr>
             <w:rStyle w:val="Hyperlink"/>
@@ -2178,7 +2184,7 @@
             <w:noProof/>
             <w:webHidden/>
           </w:rPr>
-          <w:instrText xml:space="preserve"> PAGEREF _Toc220769239 \h </w:instrText>
+          <w:instrText xml:space="preserve"> PAGEREF _Toc221436498 \h </w:instrText>
         </w:r>
         <w:r>
           <w:rPr>
@@ -2223,7 +2229,7 @@
           <w:lang w:eastAsia="de-DE"/>
         </w:rPr>
       </w:pPr>
-      <w:hyperlink w:anchor="_Toc220769240" w:history="1">
+      <w:hyperlink w:anchor="_Toc221436499" w:history="1">
         <w:r>
           <w:rPr>
             <w:rStyle w:val="Hyperlink"/>
@@ -2250,7 +2256,7 @@
             <w:noProof/>
             <w:webHidden/>
           </w:rPr>
-          <w:instrText xml:space="preserve"> PAGEREF _Toc220769240 \h </w:instrText>
+          <w:instrText xml:space="preserve"> PAGEREF _Toc221436499 \h </w:instrText>
         </w:r>
         <w:r>
           <w:rPr>
@@ -2295,7 +2301,7 @@
           <w:lang w:eastAsia="de-DE"/>
         </w:rPr>
       </w:pPr>
-      <w:hyperlink w:anchor="_Toc220769241" w:history="1">
+      <w:hyperlink w:anchor="_Toc221436500" w:history="1">
         <w:r>
           <w:rPr>
             <w:rStyle w:val="Hyperlink"/>
@@ -2322,7 +2328,7 @@
             <w:noProof/>
             <w:webHidden/>
           </w:rPr>
-          <w:instrText xml:space="preserve"> PAGEREF _Toc220769241 \h </w:instrText>
+          <w:instrText xml:space="preserve"> PAGEREF _Toc221436500 \h </w:instrText>
         </w:r>
         <w:r>
           <w:rPr>
@@ -2367,7 +2373,7 @@
           <w:lang w:eastAsia="de-DE"/>
         </w:rPr>
       </w:pPr>
-      <w:hyperlink w:anchor="_Toc220769242" w:history="1">
+      <w:hyperlink w:anchor="_Toc221436501" w:history="1">
         <w:r>
           <w:rPr>
             <w:rStyle w:val="Hyperlink"/>
@@ -2394,7 +2400,7 @@
             <w:noProof/>
             <w:webHidden/>
           </w:rPr>
-          <w:instrText xml:space="preserve"> PAGEREF _Toc220769242 \h </w:instrText>
+          <w:instrText xml:space="preserve"> PAGEREF _Toc221436501 \h </w:instrText>
         </w:r>
         <w:r>
           <w:rPr>
@@ -2439,7 +2445,7 @@
           <w:lang w:eastAsia="de-DE"/>
         </w:rPr>
       </w:pPr>
-      <w:hyperlink w:anchor="_Toc220769243" w:history="1">
+      <w:hyperlink w:anchor="_Toc221436502" w:history="1">
         <w:r>
           <w:rPr>
             <w:rStyle w:val="Hyperlink"/>
@@ -2466,7 +2472,7 @@
             <w:noProof/>
             <w:webHidden/>
           </w:rPr>
-          <w:instrText xml:space="preserve"> PAGEREF _Toc220769243 \h </w:instrText>
+          <w:instrText xml:space="preserve"> PAGEREF _Toc221436502 \h </w:instrText>
         </w:r>
         <w:r>
           <w:rPr>
@@ -2511,7 +2517,7 @@
           <w:lang w:eastAsia="de-DE"/>
         </w:rPr>
       </w:pPr>
-      <w:hyperlink w:anchor="_Toc220769244" w:history="1">
+      <w:hyperlink w:anchor="_Toc221436503" w:history="1">
         <w:r>
           <w:rPr>
             <w:rStyle w:val="Hyperlink"/>
@@ -2538,7 +2544,7 @@
             <w:noProof/>
             <w:webHidden/>
           </w:rPr>
-          <w:instrText xml:space="preserve"> PAGEREF _Toc220769244 \h </w:instrText>
+          <w:instrText xml:space="preserve"> PAGEREF _Toc221436503 \h </w:instrText>
         </w:r>
         <w:r>
           <w:rPr>
@@ -2583,7 +2589,7 @@
           <w:lang w:eastAsia="de-DE"/>
         </w:rPr>
       </w:pPr>
-      <w:hyperlink w:anchor="_Toc220769245" w:history="1">
+      <w:hyperlink w:anchor="_Toc221436504" w:history="1">
         <w:r>
           <w:rPr>
             <w:rStyle w:val="Hyperlink"/>
@@ -2610,7 +2616,7 @@
             <w:noProof/>
             <w:webHidden/>
           </w:rPr>
-          <w:instrText xml:space="preserve"> PAGEREF _Toc220769245 \h </w:instrText>
+          <w:instrText xml:space="preserve"> PAGEREF _Toc221436504 \h </w:instrText>
         </w:r>
         <w:r>
           <w:rPr>
@@ -2655,7 +2661,7 @@
           <w:lang w:eastAsia="de-DE"/>
         </w:rPr>
       </w:pPr>
-      <w:hyperlink w:anchor="_Toc220769246" w:history="1">
+      <w:hyperlink w:anchor="_Toc221436505" w:history="1">
         <w:r>
           <w:rPr>
             <w:rStyle w:val="Hyperlink"/>
@@ -2682,7 +2688,7 @@
             <w:noProof/>
             <w:webHidden/>
           </w:rPr>
-          <w:instrText xml:space="preserve"> PAGEREF _Toc220769246 \h </w:instrText>
+          <w:instrText xml:space="preserve"> PAGEREF _Toc221436505 \h </w:instrText>
         </w:r>
         <w:r>
           <w:rPr>
@@ -2735,7 +2741,7 @@
       <w:pPr>
         <w:pStyle w:val="berschrift1"/>
       </w:pPr>
-      <w:bookmarkStart w:id="50" w:name="_Toc220769213"/>
+      <w:bookmarkStart w:id="53" w:name="_Toc221436472"/>
       <w:r>
         <w:lastRenderedPageBreak/>
         <w:t xml:space="preserve">Programmzeilen </w:t>
@@ -2748,7 +2754,7 @@
       </w:r>
       <w:bookmarkEnd w:id="0"/>
       <w:bookmarkEnd w:id="1"/>
-      <w:bookmarkEnd w:id="50"/>
+      <w:bookmarkEnd w:id="53"/>
     </w:p>
     <w:p>
       <w:r>
@@ -2776,8 +2782,8 @@
           <w:color w:val="auto"/>
         </w:rPr>
       </w:pPr>
-      <w:bookmarkStart w:id="51" w:name="_Toc196339504"/>
-      <w:bookmarkStart w:id="52" w:name="_Toc196339873"/>
+      <w:bookmarkStart w:id="54" w:name="_Toc196339504"/>
+      <w:bookmarkStart w:id="55" w:name="_Toc196339873"/>
       <w:r>
         <w:t>Zeichenketten (</w:t>
       </w:r>
@@ -2789,8 +2795,8 @@
       <w:r>
         <w:t>) testen</w:t>
       </w:r>
-      <w:bookmarkEnd w:id="51"/>
-      <w:bookmarkEnd w:id="52"/>
+      <w:bookmarkEnd w:id="54"/>
+      <w:bookmarkEnd w:id="55"/>
     </w:p>
     <w:tbl>
       <w:tblPr>
@@ -3108,8 +3114,8 @@
       <w:pPr>
         <w:pStyle w:val="berschrift3"/>
       </w:pPr>
-      <w:bookmarkStart w:id="53" w:name="_Toc196339505"/>
-      <w:bookmarkStart w:id="54" w:name="_Toc196339874"/>
+      <w:bookmarkStart w:id="56" w:name="_Toc196339505"/>
+      <w:bookmarkStart w:id="57" w:name="_Toc196339874"/>
       <w:r>
         <w:t>Zeichenketten in Variable</w:t>
       </w:r>
@@ -3119,8 +3125,8 @@
       <w:r>
         <w:t xml:space="preserve"> schreiben</w:t>
       </w:r>
-      <w:bookmarkEnd w:id="53"/>
-      <w:bookmarkEnd w:id="54"/>
+      <w:bookmarkEnd w:id="56"/>
+      <w:bookmarkEnd w:id="57"/>
     </w:p>
     <w:tbl>
       <w:tblPr>
@@ -3551,8 +3557,8 @@
       <w:pPr>
         <w:pStyle w:val="berschrift3"/>
       </w:pPr>
-      <w:bookmarkStart w:id="55" w:name="_Toc196339506"/>
-      <w:bookmarkStart w:id="56" w:name="_Toc196339875"/>
+      <w:bookmarkStart w:id="58" w:name="_Toc196339506"/>
+      <w:bookmarkStart w:id="59" w:name="_Toc196339875"/>
       <w:r>
         <w:t xml:space="preserve">Zahlen (integer und </w:t>
       </w:r>
@@ -3564,8 +3570,8 @@
       <w:r>
         <w:t>) testen</w:t>
       </w:r>
-      <w:bookmarkEnd w:id="55"/>
-      <w:bookmarkEnd w:id="56"/>
+      <w:bookmarkEnd w:id="58"/>
+      <w:bookmarkEnd w:id="59"/>
     </w:p>
     <w:tbl>
       <w:tblPr>
@@ -3887,13 +3893,13 @@
       <w:pPr>
         <w:pStyle w:val="berschrift3"/>
       </w:pPr>
-      <w:bookmarkStart w:id="57" w:name="_Toc196339507"/>
-      <w:bookmarkStart w:id="58" w:name="_Toc196339876"/>
+      <w:bookmarkStart w:id="60" w:name="_Toc196339507"/>
+      <w:bookmarkStart w:id="61" w:name="_Toc196339876"/>
       <w:r>
         <w:t>Zahlen in Variablen schreiben</w:t>
       </w:r>
-      <w:bookmarkEnd w:id="57"/>
-      <w:bookmarkEnd w:id="58"/>
+      <w:bookmarkEnd w:id="60"/>
+      <w:bookmarkEnd w:id="61"/>
     </w:p>
     <w:tbl>
       <w:tblPr>
@@ -4225,15 +4231,15 @@
       <w:pPr>
         <w:pStyle w:val="berschrift3"/>
       </w:pPr>
-      <w:bookmarkStart w:id="59" w:name="_Hlk196246348"/>
-      <w:bookmarkStart w:id="60" w:name="_Toc196339508"/>
-      <w:bookmarkStart w:id="61" w:name="_Toc196339877"/>
+      <w:bookmarkStart w:id="62" w:name="_Hlk196246348"/>
+      <w:bookmarkStart w:id="63" w:name="_Toc196339508"/>
+      <w:bookmarkStart w:id="64" w:name="_Toc196339877"/>
       <w:r>
         <w:t>Die Farbe kennzeichnet einen Text mit besonderer Bedeutung</w:t>
       </w:r>
-      <w:bookmarkEnd w:id="59"/>
-      <w:bookmarkEnd w:id="60"/>
-      <w:bookmarkEnd w:id="61"/>
+      <w:bookmarkEnd w:id="62"/>
+      <w:bookmarkEnd w:id="63"/>
+      <w:bookmarkEnd w:id="64"/>
     </w:p>
     <w:tbl>
       <w:tblPr>
@@ -4376,16 +4382,16 @@
       <w:pPr>
         <w:pStyle w:val="berschrift1"/>
       </w:pPr>
-      <w:bookmarkStart w:id="62" w:name="_Toc196339509"/>
-      <w:bookmarkStart w:id="63" w:name="_Toc196339878"/>
-      <w:bookmarkStart w:id="64" w:name="_Toc220769214"/>
+      <w:bookmarkStart w:id="65" w:name="_Toc196339509"/>
+      <w:bookmarkStart w:id="66" w:name="_Toc196339878"/>
+      <w:bookmarkStart w:id="67" w:name="_Toc221436473"/>
       <w:r>
         <w:lastRenderedPageBreak/>
         <w:t>Mit der IDLE Shell rechnen</w:t>
       </w:r>
-      <w:bookmarkEnd w:id="62"/>
-      <w:bookmarkEnd w:id="63"/>
-      <w:bookmarkEnd w:id="64"/>
+      <w:bookmarkEnd w:id="65"/>
+      <w:bookmarkEnd w:id="66"/>
+      <w:bookmarkEnd w:id="67"/>
     </w:p>
     <w:p>
       <w:r>
@@ -4405,13 +4411,13 @@
       <w:pPr>
         <w:pStyle w:val="berschrift3"/>
       </w:pPr>
-      <w:bookmarkStart w:id="65" w:name="_Toc196339510"/>
-      <w:bookmarkStart w:id="66" w:name="_Toc196339879"/>
+      <w:bookmarkStart w:id="68" w:name="_Toc196339510"/>
+      <w:bookmarkStart w:id="69" w:name="_Toc196339879"/>
       <w:r>
         <w:t>Rechnen mit Zeichenketten</w:t>
       </w:r>
-      <w:bookmarkEnd w:id="65"/>
-      <w:bookmarkEnd w:id="66"/>
+      <w:bookmarkEnd w:id="68"/>
+      <w:bookmarkEnd w:id="69"/>
     </w:p>
     <w:tbl>
       <w:tblPr>
@@ -4975,13 +4981,13 @@
       <w:pPr>
         <w:pStyle w:val="berschrift3"/>
       </w:pPr>
-      <w:bookmarkStart w:id="67" w:name="_Toc196339511"/>
-      <w:bookmarkStart w:id="68" w:name="_Toc196339880"/>
+      <w:bookmarkStart w:id="70" w:name="_Toc196339511"/>
+      <w:bookmarkStart w:id="71" w:name="_Toc196339880"/>
       <w:r>
         <w:t>Rechnen mit Zahlen</w:t>
       </w:r>
-      <w:bookmarkEnd w:id="67"/>
-      <w:bookmarkEnd w:id="68"/>
+      <w:bookmarkEnd w:id="70"/>
+      <w:bookmarkEnd w:id="71"/>
     </w:p>
     <w:tbl>
       <w:tblPr>
@@ -5471,13 +5477,13 @@
       <w:pPr>
         <w:pStyle w:val="berschrift3"/>
       </w:pPr>
-      <w:bookmarkStart w:id="69" w:name="_Toc196339512"/>
-      <w:bookmarkStart w:id="70" w:name="_Toc196339881"/>
+      <w:bookmarkStart w:id="72" w:name="_Toc196339512"/>
+      <w:bookmarkStart w:id="73" w:name="_Toc196339881"/>
       <w:r>
         <w:t>Punktrechnung vor Strichrechnung</w:t>
       </w:r>
-      <w:bookmarkEnd w:id="69"/>
-      <w:bookmarkEnd w:id="70"/>
+      <w:bookmarkEnd w:id="72"/>
+      <w:bookmarkEnd w:id="73"/>
     </w:p>
     <w:tbl>
       <w:tblPr>
@@ -5751,16 +5757,16 @@
       <w:pPr>
         <w:pStyle w:val="berschrift3"/>
       </w:pPr>
-      <w:bookmarkStart w:id="71" w:name="_Toc196339513"/>
-      <w:bookmarkStart w:id="72" w:name="_Toc196339882"/>
+      <w:bookmarkStart w:id="74" w:name="_Toc196339513"/>
+      <w:bookmarkStart w:id="75" w:name="_Toc196339882"/>
       <w:r>
         <w:t>Zahl in Zeichenkette umwandeln</w:t>
       </w:r>
       <w:r>
         <w:t xml:space="preserve"> – Zeichenkette in Zahl umwandeln</w:t>
       </w:r>
-      <w:bookmarkEnd w:id="71"/>
-      <w:bookmarkEnd w:id="72"/>
+      <w:bookmarkEnd w:id="74"/>
+      <w:bookmarkEnd w:id="75"/>
     </w:p>
     <w:tbl>
       <w:tblPr>
@@ -6099,9 +6105,9 @@
       <w:pPr>
         <w:pStyle w:val="berschrift1"/>
       </w:pPr>
-      <w:bookmarkStart w:id="73" w:name="_Toc196339514"/>
-      <w:bookmarkStart w:id="74" w:name="_Toc196339883"/>
-      <w:bookmarkStart w:id="75" w:name="_Toc220769215"/>
+      <w:bookmarkStart w:id="76" w:name="_Toc196339514"/>
+      <w:bookmarkStart w:id="77" w:name="_Toc196339883"/>
+      <w:bookmarkStart w:id="78" w:name="_Toc221436474"/>
       <w:r>
         <w:lastRenderedPageBreak/>
         <w:t>M</w:t>
@@ -6123,9 +6129,9 @@
       <w:r>
         <w:t>schreiben</w:t>
       </w:r>
-      <w:bookmarkEnd w:id="73"/>
-      <w:bookmarkEnd w:id="74"/>
-      <w:bookmarkEnd w:id="75"/>
+      <w:bookmarkEnd w:id="76"/>
+      <w:bookmarkEnd w:id="77"/>
+      <w:bookmarkEnd w:id="78"/>
     </w:p>
     <w:p>
       <w:r>
@@ -6226,13 +6232,13 @@
       <w:pPr>
         <w:pStyle w:val="berschrift3"/>
       </w:pPr>
-      <w:bookmarkStart w:id="76" w:name="_Toc196339515"/>
-      <w:bookmarkStart w:id="77" w:name="_Toc196339884"/>
+      <w:bookmarkStart w:id="79" w:name="_Toc196339515"/>
+      <w:bookmarkStart w:id="80" w:name="_Toc196339884"/>
       <w:r>
         <w:t>Rechnen</w:t>
       </w:r>
-      <w:bookmarkEnd w:id="76"/>
-      <w:bookmarkEnd w:id="77"/>
+      <w:bookmarkEnd w:id="79"/>
+      <w:bookmarkEnd w:id="80"/>
     </w:p>
     <w:tbl>
       <w:tblPr>
@@ -6485,13 +6491,13 @@
       <w:pPr>
         <w:pStyle w:val="berschrift3"/>
       </w:pPr>
-      <w:bookmarkStart w:id="78" w:name="_Toc196339516"/>
-      <w:bookmarkStart w:id="79" w:name="_Toc196339885"/>
+      <w:bookmarkStart w:id="81" w:name="_Toc196339516"/>
+      <w:bookmarkStart w:id="82" w:name="_Toc196339885"/>
       <w:r>
         <w:t>Umwandeln</w:t>
       </w:r>
-      <w:bookmarkEnd w:id="78"/>
-      <w:bookmarkEnd w:id="79"/>
+      <w:bookmarkEnd w:id="81"/>
+      <w:bookmarkEnd w:id="82"/>
     </w:p>
     <w:tbl>
       <w:tblPr>
@@ -6842,13 +6848,13 @@
       <w:pPr>
         <w:pStyle w:val="berschrift3"/>
       </w:pPr>
-      <w:bookmarkStart w:id="80" w:name="_Toc196339517"/>
-      <w:bookmarkStart w:id="81" w:name="_Toc196339886"/>
+      <w:bookmarkStart w:id="83" w:name="_Toc196339517"/>
+      <w:bookmarkStart w:id="84" w:name="_Toc196339886"/>
       <w:r>
         <w:t>Variablen ausgeben</w:t>
       </w:r>
-      <w:bookmarkEnd w:id="80"/>
-      <w:bookmarkEnd w:id="81"/>
+      <w:bookmarkEnd w:id="83"/>
+      <w:bookmarkEnd w:id="84"/>
     </w:p>
     <w:tbl>
       <w:tblPr>
@@ -7163,9 +7169,9 @@
       <w:pPr>
         <w:pStyle w:val="berschrift1"/>
       </w:pPr>
-      <w:bookmarkStart w:id="82" w:name="_Toc196339518"/>
-      <w:bookmarkStart w:id="83" w:name="_Toc196339887"/>
-      <w:bookmarkStart w:id="84" w:name="_Toc220769216"/>
+      <w:bookmarkStart w:id="85" w:name="_Toc196339518"/>
+      <w:bookmarkStart w:id="86" w:name="_Toc196339887"/>
+      <w:bookmarkStart w:id="87" w:name="_Toc221436475"/>
       <w:r>
         <w:lastRenderedPageBreak/>
         <w:t xml:space="preserve">Aufgabe: </w:t>
@@ -7173,9 +7179,9 @@
       <w:r>
         <w:t>Ziffern mit Punkten darstellen</w:t>
       </w:r>
-      <w:bookmarkEnd w:id="82"/>
-      <w:bookmarkEnd w:id="83"/>
-      <w:bookmarkEnd w:id="84"/>
+      <w:bookmarkEnd w:id="85"/>
+      <w:bookmarkEnd w:id="86"/>
+      <w:bookmarkEnd w:id="87"/>
     </w:p>
     <w:p>
       <w:r>
@@ -7638,9 +7644,9 @@
       <w:pPr>
         <w:pStyle w:val="berschrift1"/>
       </w:pPr>
-      <w:bookmarkStart w:id="85" w:name="_Toc196339519"/>
-      <w:bookmarkStart w:id="86" w:name="_Toc196339888"/>
-      <w:bookmarkStart w:id="87" w:name="_Toc220769217"/>
+      <w:bookmarkStart w:id="88" w:name="_Toc196339519"/>
+      <w:bookmarkStart w:id="89" w:name="_Toc196339888"/>
+      <w:bookmarkStart w:id="90" w:name="_Toc221436476"/>
       <w:r>
         <w:lastRenderedPageBreak/>
         <w:t>E</w:t>
@@ -7660,9 +7666,9 @@
       <w:r>
         <w:t>Elemente</w:t>
       </w:r>
-      <w:bookmarkEnd w:id="85"/>
-      <w:bookmarkEnd w:id="86"/>
-      <w:bookmarkEnd w:id="87"/>
+      <w:bookmarkEnd w:id="88"/>
+      <w:bookmarkEnd w:id="89"/>
+      <w:bookmarkEnd w:id="90"/>
     </w:p>
     <w:p>
       <w:r>
@@ -7690,8 +7696,8 @@
       </w:r>
     </w:p>
     <w:p>
-      <w:bookmarkStart w:id="88" w:name="_Toc196339520"/>
-      <w:bookmarkStart w:id="89" w:name="_Toc196339889"/>
+      <w:bookmarkStart w:id="91" w:name="_Toc196339520"/>
+      <w:bookmarkStart w:id="92" w:name="_Toc196339889"/>
       <w:r>
         <w:t xml:space="preserve">Notiere die print-Ausgaben in der Tabelle.  </w:t>
       </w:r>
@@ -7712,8 +7718,8 @@
       <w:r>
         <w:t>legen – mit eckigen Klammern!</w:t>
       </w:r>
-      <w:bookmarkEnd w:id="88"/>
-      <w:bookmarkEnd w:id="89"/>
+      <w:bookmarkEnd w:id="91"/>
+      <w:bookmarkEnd w:id="92"/>
     </w:p>
     <w:tbl>
       <w:tblPr>
@@ -8124,13 +8130,13 @@
       <w:pPr>
         <w:pStyle w:val="berschrift3"/>
       </w:pPr>
-      <w:bookmarkStart w:id="90" w:name="_Toc196339521"/>
-      <w:bookmarkStart w:id="91" w:name="_Toc196339890"/>
+      <w:bookmarkStart w:id="93" w:name="_Toc196339521"/>
+      <w:bookmarkStart w:id="94" w:name="_Toc196339890"/>
       <w:r>
         <w:t>Eine Liste erweitern</w:t>
       </w:r>
-      <w:bookmarkEnd w:id="90"/>
-      <w:bookmarkEnd w:id="91"/>
+      <w:bookmarkEnd w:id="93"/>
+      <w:bookmarkEnd w:id="94"/>
     </w:p>
     <w:tbl>
       <w:tblPr>
@@ -8385,13 +8391,13 @@
       <w:pPr>
         <w:pStyle w:val="berschrift3"/>
       </w:pPr>
-      <w:bookmarkStart w:id="92" w:name="_Toc196339522"/>
-      <w:bookmarkStart w:id="93" w:name="_Toc196339891"/>
+      <w:bookmarkStart w:id="95" w:name="_Toc196339522"/>
+      <w:bookmarkStart w:id="96" w:name="_Toc196339891"/>
       <w:r>
         <w:t>Eine leere Liste anlegen und füllen</w:t>
       </w:r>
-      <w:bookmarkEnd w:id="92"/>
-      <w:bookmarkEnd w:id="93"/>
+      <w:bookmarkEnd w:id="95"/>
+      <w:bookmarkEnd w:id="96"/>
     </w:p>
     <w:tbl>
       <w:tblPr>
@@ -8652,13 +8658,13 @@
       <w:pPr>
         <w:pStyle w:val="berschrift3"/>
       </w:pPr>
-      <w:bookmarkStart w:id="94" w:name="_Toc196339523"/>
-      <w:bookmarkStart w:id="95" w:name="_Toc196339892"/>
+      <w:bookmarkStart w:id="97" w:name="_Toc196339523"/>
+      <w:bookmarkStart w:id="98" w:name="_Toc196339892"/>
       <w:r>
         <w:t>Elemente einer Liste löschen</w:t>
       </w:r>
-      <w:bookmarkEnd w:id="94"/>
-      <w:bookmarkEnd w:id="95"/>
+      <w:bookmarkEnd w:id="97"/>
+      <w:bookmarkEnd w:id="98"/>
     </w:p>
     <w:tbl>
       <w:tblPr>
@@ -9027,13 +9033,13 @@
       <w:pPr>
         <w:pStyle w:val="berschrift3"/>
       </w:pPr>
-      <w:bookmarkStart w:id="96" w:name="_Toc196339524"/>
-      <w:bookmarkStart w:id="97" w:name="_Toc196339893"/>
+      <w:bookmarkStart w:id="99" w:name="_Toc196339524"/>
+      <w:bookmarkStart w:id="100" w:name="_Toc196339893"/>
       <w:r>
         <w:t>Ein zufälliges Element aus einer Liste auswählen</w:t>
       </w:r>
-      <w:bookmarkEnd w:id="96"/>
-      <w:bookmarkEnd w:id="97"/>
+      <w:bookmarkEnd w:id="99"/>
+      <w:bookmarkEnd w:id="100"/>
     </w:p>
     <w:tbl>
       <w:tblPr>
@@ -9234,9 +9240,9 @@
       <w:pPr>
         <w:pStyle w:val="berschrift1"/>
       </w:pPr>
-      <w:bookmarkStart w:id="98" w:name="_Toc196339525"/>
-      <w:bookmarkStart w:id="99" w:name="_Toc196339894"/>
-      <w:bookmarkStart w:id="100" w:name="_Toc220769218"/>
+      <w:bookmarkStart w:id="101" w:name="_Toc196339525"/>
+      <w:bookmarkStart w:id="102" w:name="_Toc196339894"/>
+      <w:bookmarkStart w:id="103" w:name="_Toc221436477"/>
       <w:r>
         <w:lastRenderedPageBreak/>
         <w:t xml:space="preserve">Ein </w:t>
@@ -9259,9 +9265,9 @@
       <w:r>
         <w:t>Elemente</w:t>
       </w:r>
-      <w:bookmarkEnd w:id="98"/>
-      <w:bookmarkEnd w:id="99"/>
-      <w:bookmarkEnd w:id="100"/>
+      <w:bookmarkEnd w:id="101"/>
+      <w:bookmarkEnd w:id="102"/>
+      <w:bookmarkEnd w:id="103"/>
     </w:p>
     <w:p>
       <w:r>
@@ -9280,8 +9286,8 @@
       </w:r>
     </w:p>
     <w:p>
-      <w:bookmarkStart w:id="101" w:name="_Toc196339526"/>
-      <w:bookmarkStart w:id="102" w:name="_Toc196339895"/>
+      <w:bookmarkStart w:id="104" w:name="_Toc196339526"/>
+      <w:bookmarkStart w:id="105" w:name="_Toc196339895"/>
       <w:r>
         <w:t xml:space="preserve">Notiere die print-Ausgaben in der Tabelle.  </w:t>
       </w:r>
@@ -9302,8 +9308,8 @@
       <w:r>
         <w:t>legen – mit runden Klammern!</w:t>
       </w:r>
-      <w:bookmarkEnd w:id="101"/>
-      <w:bookmarkEnd w:id="102"/>
+      <w:bookmarkEnd w:id="104"/>
+      <w:bookmarkEnd w:id="105"/>
     </w:p>
     <w:tbl>
       <w:tblPr>
@@ -9660,13 +9666,13 @@
       <w:pPr>
         <w:pStyle w:val="berschrift3"/>
       </w:pPr>
-      <w:bookmarkStart w:id="103" w:name="_Toc196339527"/>
-      <w:bookmarkStart w:id="104" w:name="_Toc196339896"/>
+      <w:bookmarkStart w:id="106" w:name="_Toc196339527"/>
+      <w:bookmarkStart w:id="107" w:name="_Toc196339896"/>
       <w:r>
         <w:t>Ein Element im Tupel suchen</w:t>
       </w:r>
-      <w:bookmarkEnd w:id="103"/>
-      <w:bookmarkEnd w:id="104"/>
+      <w:bookmarkEnd w:id="106"/>
+      <w:bookmarkEnd w:id="107"/>
     </w:p>
     <w:tbl>
       <w:tblPr>
@@ -9865,12 +9871,12 @@
       <w:pPr>
         <w:pStyle w:val="berschrift1"/>
       </w:pPr>
-      <w:bookmarkStart w:id="105" w:name="_Toc220769219"/>
+      <w:bookmarkStart w:id="108" w:name="_Toc221436478"/>
       <w:r>
         <w:lastRenderedPageBreak/>
         <w:t>Ein Dictionary speichert Paare von Schlüssel und Wert</w:t>
       </w:r>
-      <w:bookmarkEnd w:id="105"/>
+      <w:bookmarkEnd w:id="108"/>
     </w:p>
     <w:p>
       <w:r>
@@ -11165,12 +11171,12 @@
       <w:pPr>
         <w:pStyle w:val="berschrift1"/>
       </w:pPr>
-      <w:bookmarkStart w:id="106" w:name="_Toc220769220"/>
+      <w:bookmarkStart w:id="109" w:name="_Toc221436479"/>
       <w:r>
         <w:lastRenderedPageBreak/>
         <w:t>Der Computer fragt …</w:t>
       </w:r>
-      <w:bookmarkEnd w:id="106"/>
+      <w:bookmarkEnd w:id="109"/>
     </w:p>
     <w:p>
       <w:r>
@@ -12234,12 +12240,12 @@
       <w:pPr>
         <w:pStyle w:val="berschrift1"/>
       </w:pPr>
-      <w:bookmarkStart w:id="107" w:name="_Toc220769221"/>
+      <w:bookmarkStart w:id="110" w:name="_Toc221436480"/>
       <w:r>
         <w:lastRenderedPageBreak/>
         <w:t>Der Computer unterscheidet zwischen "wahr" und "falsch"</w:t>
       </w:r>
-      <w:bookmarkEnd w:id="107"/>
+      <w:bookmarkEnd w:id="110"/>
     </w:p>
     <w:p>
       <w:r>
@@ -13953,12 +13959,12 @@
       <w:pPr>
         <w:pStyle w:val="berschrift1"/>
       </w:pPr>
-      <w:bookmarkStart w:id="108" w:name="_Toc220769222"/>
+      <w:bookmarkStart w:id="111" w:name="_Toc221436481"/>
       <w:r>
         <w:lastRenderedPageBreak/>
         <w:t>Der Computer unterscheidet Fälle</w:t>
       </w:r>
-      <w:bookmarkEnd w:id="108"/>
+      <w:bookmarkEnd w:id="111"/>
     </w:p>
     <w:p>
       <w:pPr>
@@ -14962,12 +14968,12 @@
       <w:pPr>
         <w:pStyle w:val="berschrift1"/>
       </w:pPr>
-      <w:bookmarkStart w:id="109" w:name="_Toc220769223"/>
+      <w:bookmarkStart w:id="112" w:name="_Toc221436482"/>
       <w:r>
         <w:lastRenderedPageBreak/>
         <w:t>Der Computer dreht Schleifen</w:t>
       </w:r>
-      <w:bookmarkEnd w:id="109"/>
+      <w:bookmarkEnd w:id="112"/>
     </w:p>
     <w:p>
       <w:pPr>
@@ -16586,7 +16592,7 @@
       <w:pPr>
         <w:pStyle w:val="berschrift1"/>
       </w:pPr>
-      <w:bookmarkStart w:id="110" w:name="_Toc220769224"/>
+      <w:bookmarkStart w:id="113" w:name="_Toc221436483"/>
       <w:r>
         <w:lastRenderedPageBreak/>
         <w:t xml:space="preserve">Aufgabe: </w:t>
@@ -16594,7 +16600,7 @@
       <w:r>
         <w:t>Dialog mit dem Benutzer</w:t>
       </w:r>
-      <w:bookmarkEnd w:id="110"/>
+      <w:bookmarkEnd w:id="113"/>
     </w:p>
     <w:p>
       <w:pPr>
@@ -16961,7 +16967,7 @@
       <w:pPr>
         <w:pStyle w:val="berschrift1"/>
       </w:pPr>
-      <w:bookmarkStart w:id="111" w:name="_Toc220769225"/>
+      <w:bookmarkStart w:id="114" w:name="_Toc221436484"/>
       <w:r>
         <w:lastRenderedPageBreak/>
         <w:t xml:space="preserve">Funktionen </w:t>
@@ -16972,7 +16978,7 @@
       <w:r>
         <w:t>: Ganzzahlen</w:t>
       </w:r>
-      <w:bookmarkEnd w:id="111"/>
+      <w:bookmarkEnd w:id="114"/>
       <w:r>
         <w:t xml:space="preserve"> </w:t>
       </w:r>
@@ -18418,7 +18424,7 @@
       <w:pPr>
         <w:pStyle w:val="berschrift1"/>
       </w:pPr>
-      <w:bookmarkStart w:id="112" w:name="_Toc220769226"/>
+      <w:bookmarkStart w:id="115" w:name="_Toc221436485"/>
       <w:r>
         <w:lastRenderedPageBreak/>
         <w:t xml:space="preserve">Funktionen </w:t>
@@ -18429,7 +18435,7 @@
       <w:r>
         <w:t>: Tupel, Liste</w:t>
       </w:r>
-      <w:bookmarkEnd w:id="112"/>
+      <w:bookmarkEnd w:id="115"/>
       <w:r>
         <w:t xml:space="preserve">  </w:t>
       </w:r>
@@ -19693,12 +19699,12 @@
       <w:pPr>
         <w:pStyle w:val="berschrift1"/>
       </w:pPr>
-      <w:bookmarkStart w:id="113" w:name="_Toc220769227"/>
+      <w:bookmarkStart w:id="116" w:name="_Toc221436486"/>
       <w:r>
         <w:lastRenderedPageBreak/>
         <w:t>Globale und lokale Variable in der Funktion</w:t>
       </w:r>
-      <w:bookmarkEnd w:id="113"/>
+      <w:bookmarkEnd w:id="116"/>
     </w:p>
     <w:p>
       <w:pPr>
@@ -19974,7 +19980,7 @@
       <w:pPr>
         <w:pStyle w:val="berschrift1"/>
       </w:pPr>
-      <w:bookmarkStart w:id="114" w:name="_Toc220769228"/>
+      <w:bookmarkStart w:id="117" w:name="_Toc221436487"/>
       <w:r>
         <w:lastRenderedPageBreak/>
         <w:t>Aufgaben mit Funktionen lösen</w:t>
@@ -19982,7 +19988,7 @@
       <w:r>
         <w:t>: Konstruktionsanleitung</w:t>
       </w:r>
-      <w:bookmarkEnd w:id="114"/>
+      <w:bookmarkEnd w:id="117"/>
     </w:p>
     <w:p>
       <w:pPr>
@@ -21597,7 +21603,7 @@
       <w:pPr>
         <w:pStyle w:val="berschrift1"/>
       </w:pPr>
-      <w:bookmarkStart w:id="115" w:name="_Toc220769229"/>
+      <w:bookmarkStart w:id="118" w:name="_Toc221436488"/>
       <w:r>
         <w:lastRenderedPageBreak/>
         <w:t>Aufgaben mit Funktionen lösen</w:t>
@@ -21605,7 +21611,7 @@
       <w:r>
         <w:t>: Tabelle drucken</w:t>
       </w:r>
-      <w:bookmarkEnd w:id="115"/>
+      <w:bookmarkEnd w:id="118"/>
       <w:r>
         <w:t xml:space="preserve"> </w:t>
       </w:r>
@@ -22747,7 +22753,7 @@
       <w:pPr>
         <w:pStyle w:val="berschrift1"/>
       </w:pPr>
-      <w:bookmarkStart w:id="116" w:name="_Toc220769230"/>
+      <w:bookmarkStart w:id="119" w:name="_Toc221436489"/>
       <w:r>
         <w:lastRenderedPageBreak/>
         <w:t>Aufgaben mit Funktionen lösen</w:t>
@@ -22755,7 +22761,7 @@
       <w:r>
         <w:t>: Diagramm plotten</w:t>
       </w:r>
-      <w:bookmarkEnd w:id="116"/>
+      <w:bookmarkEnd w:id="119"/>
       <w:r>
         <w:t xml:space="preserve">  </w:t>
       </w:r>
@@ -24454,12 +24460,12 @@
       <w:pPr>
         <w:pStyle w:val="berschrift1"/>
       </w:pPr>
-      <w:bookmarkStart w:id="117" w:name="_Toc220769231"/>
+      <w:bookmarkStart w:id="120" w:name="_Toc221436490"/>
       <w:r>
         <w:lastRenderedPageBreak/>
         <w:t>Klassen haben Eigenschaften und Methoden</w:t>
       </w:r>
-      <w:bookmarkEnd w:id="117"/>
+      <w:bookmarkEnd w:id="120"/>
     </w:p>
     <w:p>
       <w:pPr>
@@ -25852,12 +25858,12 @@
       <w:pPr>
         <w:pStyle w:val="berschrift1"/>
       </w:pPr>
-      <w:bookmarkStart w:id="118" w:name="_Toc220769232"/>
+      <w:bookmarkStart w:id="121" w:name="_Toc221436491"/>
       <w:r>
         <w:lastRenderedPageBreak/>
         <w:t>Die Eltern-Klasse vererbt – die Kind-Klasse erbt</w:t>
       </w:r>
-      <w:bookmarkEnd w:id="118"/>
+      <w:bookmarkEnd w:id="121"/>
     </w:p>
     <w:p>
       <w:pPr>
@@ -28738,12 +28744,12 @@
       <w:pPr>
         <w:pStyle w:val="berschrift1"/>
       </w:pPr>
-      <w:bookmarkStart w:id="119" w:name="_Toc220769233"/>
+      <w:bookmarkStart w:id="122" w:name="_Toc221436492"/>
       <w:r>
         <w:lastRenderedPageBreak/>
         <w:t>Roboter im Irrgarten: Wände bauen</w:t>
       </w:r>
-      <w:bookmarkEnd w:id="119"/>
+      <w:bookmarkEnd w:id="122"/>
     </w:p>
     <w:p>
       <w:pPr>
@@ -28950,7 +28956,7 @@
         <w:pStyle w:val="berschrift1"/>
         <w:spacing w:before="0" w:after="0"/>
       </w:pPr>
-      <w:bookmarkStart w:id="120" w:name="_Toc220769234"/>
+      <w:bookmarkStart w:id="123" w:name="_Toc221436493"/>
       <w:r>
         <w:lastRenderedPageBreak/>
         <w:t xml:space="preserve">Roboter </w:t>
@@ -28958,7 +28964,7 @@
       <w:r>
         <w:t>im Irrgarten: Wände ablegen</w:t>
       </w:r>
-      <w:bookmarkEnd w:id="120"/>
+      <w:bookmarkEnd w:id="123"/>
     </w:p>
     <w:p>
       <w:pPr>
@@ -29299,7 +29305,7 @@
       <w:pPr>
         <w:pStyle w:val="berschrift1"/>
       </w:pPr>
-      <w:bookmarkStart w:id="121" w:name="_Toc220769235"/>
+      <w:bookmarkStart w:id="124" w:name="_Toc221436494"/>
       <w:r>
         <w:lastRenderedPageBreak/>
         <w:t xml:space="preserve">Roboter </w:t>
@@ -29313,7 +29319,7 @@
       <w:r>
         <w:t>: Wände aus Datei lesen</w:t>
       </w:r>
-      <w:bookmarkEnd w:id="121"/>
+      <w:bookmarkEnd w:id="124"/>
     </w:p>
     <w:p>
       <w:pPr>
@@ -29818,7 +29824,7 @@
       <w:pPr>
         <w:pStyle w:val="berschrift1"/>
       </w:pPr>
-      <w:bookmarkStart w:id="122" w:name="_Toc220769236"/>
+      <w:bookmarkStart w:id="125" w:name="_Toc221436495"/>
       <w:r>
         <w:lastRenderedPageBreak/>
         <w:t xml:space="preserve">Roboter </w:t>
@@ -29832,7 +29838,7 @@
       <w:r>
         <w:t>: Schildkröte bewegen</w:t>
       </w:r>
-      <w:bookmarkEnd w:id="122"/>
+      <w:bookmarkEnd w:id="125"/>
     </w:p>
     <w:p>
       <w:pPr>
@@ -30186,7 +30192,7 @@
       <w:pPr>
         <w:pStyle w:val="berschrift1"/>
       </w:pPr>
-      <w:bookmarkStart w:id="123" w:name="_Toc220769237"/>
+      <w:bookmarkStart w:id="126" w:name="_Toc221436496"/>
       <w:r>
         <w:lastRenderedPageBreak/>
         <w:t xml:space="preserve">Roboter </w:t>
@@ -30194,7 +30200,7 @@
       <w:r>
         <w:t>im Irrgarten: Schauen, gehen, drehen</w:t>
       </w:r>
-      <w:bookmarkEnd w:id="123"/>
+      <w:bookmarkEnd w:id="126"/>
     </w:p>
     <w:p>
       <w:pPr>
@@ -31063,7 +31069,7 @@
       <w:pPr>
         <w:pStyle w:val="berschrift1"/>
       </w:pPr>
-      <w:bookmarkStart w:id="124" w:name="_Toc220769238"/>
+      <w:bookmarkStart w:id="127" w:name="_Toc221436497"/>
       <w:r>
         <w:lastRenderedPageBreak/>
         <w:t xml:space="preserve">Roboter </w:t>
@@ -31077,7 +31083,7 @@
       <w:r>
         <w:t>: Rechte-Hand-Methode</w:t>
       </w:r>
-      <w:bookmarkEnd w:id="124"/>
+      <w:bookmarkEnd w:id="127"/>
     </w:p>
     <w:p>
       <w:pPr>
@@ -31420,7 +31426,7 @@
       <w:pPr>
         <w:pStyle w:val="berschrift1"/>
       </w:pPr>
-      <w:bookmarkStart w:id="125" w:name="_Toc220769239"/>
+      <w:bookmarkStart w:id="128" w:name="_Toc221436498"/>
       <w:r>
         <w:lastRenderedPageBreak/>
         <w:t xml:space="preserve">Roboter </w:t>
@@ -31434,7 +31440,7 @@
       <w:r>
         <w:t>: Pledge-Algorithmus</w:t>
       </w:r>
-      <w:bookmarkEnd w:id="125"/>
+      <w:bookmarkEnd w:id="128"/>
     </w:p>
     <w:p>
       <w:pPr>
@@ -31717,7 +31723,7 @@
       <w:pPr>
         <w:pStyle w:val="berschrift1"/>
       </w:pPr>
-      <w:bookmarkStart w:id="126" w:name="_Toc220769240"/>
+      <w:bookmarkStart w:id="129" w:name="_Toc221436499"/>
       <w:r>
         <w:lastRenderedPageBreak/>
         <w:t>Auto im Gegenverkehr</w:t>
@@ -31728,7 +31734,7 @@
       <w:r>
         <w:t>steuern</w:t>
       </w:r>
-      <w:bookmarkEnd w:id="126"/>
+      <w:bookmarkEnd w:id="129"/>
     </w:p>
     <w:p>
       <w:pPr>
@@ -31987,7 +31993,7 @@
       <w:pPr>
         <w:pStyle w:val="berschrift1"/>
       </w:pPr>
-      <w:bookmarkStart w:id="127" w:name="_Toc220769241"/>
+      <w:bookmarkStart w:id="130" w:name="_Toc221436500"/>
       <w:r>
         <w:lastRenderedPageBreak/>
         <w:t xml:space="preserve">Auto im Gegenverkehr: </w:t>
@@ -31995,7 +32001,7 @@
       <w:r>
         <w:t>Gegenverkehr kommt</w:t>
       </w:r>
-      <w:bookmarkEnd w:id="127"/>
+      <w:bookmarkEnd w:id="130"/>
     </w:p>
     <w:p>
       <w:pPr>
@@ -32224,7 +32230,7 @@
       <w:pPr>
         <w:pStyle w:val="berschrift1"/>
       </w:pPr>
-      <w:bookmarkStart w:id="128" w:name="_Toc220769242"/>
+      <w:bookmarkStart w:id="131" w:name="_Toc221436501"/>
       <w:r>
         <w:lastRenderedPageBreak/>
         <w:t xml:space="preserve">Auto im Gegenverkehr: </w:t>
@@ -32238,7 +32244,7 @@
       <w:r>
         <w:t>melden</w:t>
       </w:r>
-      <w:bookmarkEnd w:id="128"/>
+      <w:bookmarkEnd w:id="131"/>
     </w:p>
     <w:p>
       <w:pPr>
@@ -32449,6 +32455,7 @@
         <w:rPr>
           <w:b/>
           <w:bCs/>
+          <w:noProof/>
         </w:rPr>
         <w:drawing>
           <wp:inline distT="0" distB="0" distL="0" distR="0" wp14:anchorId="11902B24" wp14:editId="38CEFBCB">
@@ -32489,6 +32496,9 @@
     </w:p>
     <w:p>
       <w:r>
+        <w:rPr>
+          <w:noProof/>
+        </w:rPr>
         <w:lastRenderedPageBreak/>
         <w:drawing>
           <wp:inline distT="0" distB="0" distL="0" distR="0" wp14:anchorId="35041107" wp14:editId="72BA0E1C">
@@ -32537,7 +32547,7 @@
       <w:pPr>
         <w:pStyle w:val="berschrift1"/>
       </w:pPr>
-      <w:bookmarkStart w:id="129" w:name="_Toc220769243"/>
+      <w:bookmarkStart w:id="132" w:name="_Toc221436502"/>
       <w:r>
         <w:lastRenderedPageBreak/>
         <w:t xml:space="preserve">Auto im Gegenverkehr: </w:t>
@@ -32545,7 +32555,7 @@
       <w:r>
         <w:t>Gegenverkehr wird schneller</w:t>
       </w:r>
-      <w:bookmarkEnd w:id="129"/>
+      <w:bookmarkEnd w:id="132"/>
     </w:p>
     <w:p>
       <w:pPr>
@@ -32708,6 +32718,9 @@
     <w:p/>
     <w:p>
       <w:r>
+        <w:rPr>
+          <w:noProof/>
+        </w:rPr>
         <w:drawing>
           <wp:inline distT="0" distB="0" distL="0" distR="0" wp14:anchorId="62CCED80" wp14:editId="3B2F5F57">
             <wp:extent cx="6645910" cy="3695700"/>
@@ -32748,6 +32761,9 @@
     <w:p/>
     <w:p>
       <w:r>
+        <w:rPr>
+          <w:noProof/>
+        </w:rPr>
         <w:drawing>
           <wp:inline distT="0" distB="0" distL="0" distR="0" wp14:anchorId="47E7320E" wp14:editId="0AE3F9AC">
             <wp:extent cx="6645910" cy="616585"/>
@@ -32788,6 +32804,9 @@
     <w:p/>
     <w:p>
       <w:r>
+        <w:rPr>
+          <w:noProof/>
+        </w:rPr>
         <w:drawing>
           <wp:inline distT="0" distB="0" distL="0" distR="0" wp14:anchorId="19A33ACE" wp14:editId="01146FFA">
             <wp:extent cx="6332220" cy="1467797"/>
@@ -32829,7 +32848,7 @@
       <w:pPr>
         <w:pStyle w:val="berschrift1"/>
       </w:pPr>
-      <w:bookmarkStart w:id="130" w:name="_Toc220769244"/>
+      <w:bookmarkStart w:id="133" w:name="_Toc221436503"/>
       <w:r>
         <w:lastRenderedPageBreak/>
         <w:t xml:space="preserve">Auto im Gegenverkehr: </w:t>
@@ -32837,7 +32856,7 @@
       <w:r>
         <w:t>Straße und Sound</w:t>
       </w:r>
-      <w:bookmarkEnd w:id="130"/>
+      <w:bookmarkEnd w:id="133"/>
     </w:p>
     <w:p>
       <w:pPr>
@@ -32966,6 +32985,7 @@
         <w:rPr>
           <w:b/>
           <w:bCs/>
+          <w:noProof/>
         </w:rPr>
         <w:drawing>
           <wp:inline distT="0" distB="0" distL="0" distR="0" wp14:anchorId="422B8E41" wp14:editId="10EF2F14">
@@ -33007,6 +33027,9 @@
     <w:p/>
     <w:p>
       <w:r>
+        <w:rPr>
+          <w:noProof/>
+        </w:rPr>
         <w:drawing>
           <wp:inline distT="0" distB="0" distL="0" distR="0" wp14:anchorId="37DD7B2C" wp14:editId="3A966078">
             <wp:extent cx="6645910" cy="339725"/>
@@ -33047,6 +33070,9 @@
     <w:p/>
     <w:p>
       <w:r>
+        <w:rPr>
+          <w:noProof/>
+        </w:rPr>
         <w:drawing>
           <wp:inline distT="0" distB="0" distL="0" distR="0" wp14:anchorId="7F01C557" wp14:editId="577D9E0F">
             <wp:extent cx="6645910" cy="322580"/>
@@ -33096,12 +33122,12 @@
       <w:pPr>
         <w:pStyle w:val="berschrift1"/>
       </w:pPr>
-      <w:bookmarkStart w:id="131" w:name="_Toc220769245"/>
+      <w:bookmarkStart w:id="134" w:name="_Toc221436504"/>
       <w:r>
         <w:lastRenderedPageBreak/>
         <w:t>Ein Dinosaurier überquert die Straße</w:t>
       </w:r>
-      <w:bookmarkEnd w:id="131"/>
+      <w:bookmarkEnd w:id="134"/>
     </w:p>
     <w:p>
       <w:pPr>
@@ -33295,6 +33321,11 @@
           </w:tcPr>
           <w:p>
             <w:r>
+              <w:t>Lösche die Zeilen 3 bis 8. Schreibe in Zeile 2: Ein Dinosaurier überquert die Straße</w:t>
+            </w:r>
+          </w:p>
+          <w:p>
+            <w:r>
               <w:t xml:space="preserve">Ersetze die Meldung </w:t>
             </w:r>
             <w:r>
@@ -33309,9 +33340,24 @@
             </w:r>
             <w:r>
               <w:rPr>
+                <w:rFonts w:ascii="Courier New" w:hAnsi="Courier New" w:cs="Courier New"/>
                 <w:color w:val="538135" w:themeColor="accent6" w:themeShade="BF"/>
               </w:rPr>
-              <w:t>"Achtung"</w:t>
+              <w:t>"Achtung</w:t>
+            </w:r>
+            <w:r>
+              <w:rPr>
+                <w:rFonts w:ascii="Courier New" w:hAnsi="Courier New" w:cs="Courier New"/>
+                <w:color w:val="538135" w:themeColor="accent6" w:themeShade="BF"/>
+              </w:rPr>
+              <w:t>!</w:t>
+            </w:r>
+            <w:r>
+              <w:rPr>
+                <w:rFonts w:ascii="Courier New" w:hAnsi="Courier New" w:cs="Courier New"/>
+                <w:color w:val="538135" w:themeColor="accent6" w:themeShade="BF"/>
+              </w:rPr>
+              <w:t>"</w:t>
             </w:r>
           </w:p>
           <w:p>
@@ -33409,15 +33455,7 @@
               <w:t xml:space="preserve"> Dino-Bild</w:t>
             </w:r>
             <w:r>
-              <w:t xml:space="preserve"> für </w:t>
-            </w:r>
-            <w:proofErr w:type="spellStart"/>
-            <w:r>
-              <w:t>links</w:t>
-            </w:r>
-            <w:proofErr w:type="spellEnd"/>
-            <w:r>
-              <w:t xml:space="preserve"> </w:t>
+              <w:t xml:space="preserve"> für links </w:t>
             </w:r>
             <w:r>
               <w:sym w:font="Symbol" w:char="F0AE"/>
@@ -34645,7 +34683,6 @@
         <w:t>Ende</w:t>
       </w:r>
     </w:p>
-    <w:p/>
     <w:p>
       <w:pPr>
         <w:sectPr>
@@ -34661,12 +34698,12 @@
       <w:pPr>
         <w:pStyle w:val="berschrift1"/>
       </w:pPr>
-      <w:bookmarkStart w:id="132" w:name="_Toc220769246"/>
+      <w:bookmarkStart w:id="135" w:name="_Toc221436505"/>
       <w:r>
         <w:lastRenderedPageBreak/>
         <w:t>Quellen</w:t>
       </w:r>
-      <w:bookmarkEnd w:id="132"/>
+      <w:bookmarkEnd w:id="135"/>
     </w:p>
     <w:tbl>
       <w:tblPr>
@@ -35208,7 +35245,7 @@
       <w:rPr>
         <w:noProof/>
       </w:rPr>
-      <w:t>31.01.2026</w:t>
+      <w:t>08.02.2026</w:t>
     </w:r>
     <w:r>
       <w:rPr>

--- a/Doc/Arbeitsblaetter_2025.docx
+++ b/Doc/Arbeitsblaetter_2025.docx
@@ -1772,7 +1772,14 @@
             <w:noProof/>
             <w:webHidden/>
           </w:rPr>
-          <w:t>22</w:t>
+          <w:t>2</w:t>
+        </w:r>
+        <w:r>
+          <w:rPr>
+            <w:noProof/>
+            <w:webHidden/>
+          </w:rPr>
+          <w:t>2</w:t>
         </w:r>
         <w:r>
           <w:rPr>
@@ -27101,9 +27108,8 @@
                 <w:sz w:val="18"/>
                 <w:szCs w:val="18"/>
               </w:rPr>
-              <w:t>super._</w:t>
-            </w:r>
-            <w:proofErr w:type="gramEnd"/>
+              <w:t>super().</w:t>
+            </w:r>
             <w:r>
               <w:rPr>
                 <w:rFonts w:ascii="Courier New" w:hAnsi="Courier New" w:cs="Courier New"/>
@@ -27112,25 +27118,25 @@
               </w:rPr>
               <w:t>_</w:t>
             </w:r>
-            <w:proofErr w:type="spellStart"/>
+            <w:proofErr w:type="gramEnd"/>
             <w:r>
               <w:rPr>
                 <w:rFonts w:ascii="Courier New" w:hAnsi="Courier New" w:cs="Courier New"/>
                 <w:sz w:val="18"/>
                 <w:szCs w:val="18"/>
               </w:rPr>
-              <w:t>init</w:t>
-            </w:r>
-            <w:proofErr w:type="spellEnd"/>
+              <w:t>_</w:t>
+            </w:r>
+            <w:proofErr w:type="spellStart"/>
             <w:r>
               <w:rPr>
                 <w:rFonts w:ascii="Courier New" w:hAnsi="Courier New" w:cs="Courier New"/>
                 <w:sz w:val="18"/>
                 <w:szCs w:val="18"/>
               </w:rPr>
-              <w:t>_</w:t>
-            </w:r>
-            <w:proofErr w:type="gramStart"/>
+              <w:t>init</w:t>
+            </w:r>
+            <w:proofErr w:type="spellEnd"/>
             <w:r>
               <w:rPr>
                 <w:rFonts w:ascii="Courier New" w:hAnsi="Courier New" w:cs="Courier New"/>
@@ -27139,76 +27145,77 @@
               </w:rPr>
               <w:t>_</w:t>
             </w:r>
+            <w:proofErr w:type="gramStart"/>
             <w:r>
               <w:rPr>
                 <w:rFonts w:ascii="Courier New" w:hAnsi="Courier New" w:cs="Courier New"/>
                 <w:sz w:val="18"/>
                 <w:szCs w:val="18"/>
               </w:rPr>
-              <w:t>(</w:t>
-            </w:r>
-            <w:proofErr w:type="spellStart"/>
-            <w:proofErr w:type="gramEnd"/>
+              <w:t>_</w:t>
+            </w:r>
             <w:r>
               <w:rPr>
                 <w:rFonts w:ascii="Courier New" w:hAnsi="Courier New" w:cs="Courier New"/>
                 <w:sz w:val="18"/>
                 <w:szCs w:val="18"/>
               </w:rPr>
-              <w:t>self</w:t>
-            </w:r>
-            <w:proofErr w:type="spellEnd"/>
+              <w:t>(</w:t>
+            </w:r>
+            <w:proofErr w:type="spellStart"/>
+            <w:proofErr w:type="gramEnd"/>
             <w:r>
               <w:rPr>
                 <w:rFonts w:ascii="Courier New" w:hAnsi="Courier New" w:cs="Courier New"/>
                 <w:sz w:val="18"/>
                 <w:szCs w:val="18"/>
               </w:rPr>
-              <w:t xml:space="preserve">, </w:t>
-            </w:r>
-            <w:proofErr w:type="spellStart"/>
+              <w:t>self</w:t>
+            </w:r>
+            <w:proofErr w:type="spellEnd"/>
             <w:r>
               <w:rPr>
                 <w:rFonts w:ascii="Courier New" w:hAnsi="Courier New" w:cs="Courier New"/>
                 <w:sz w:val="18"/>
                 <w:szCs w:val="18"/>
               </w:rPr>
-              <w:t>rufname</w:t>
-            </w:r>
-            <w:proofErr w:type="spellEnd"/>
+              <w:t xml:space="preserve">, </w:t>
+            </w:r>
+            <w:proofErr w:type="spellStart"/>
             <w:r>
               <w:rPr>
                 <w:rFonts w:ascii="Courier New" w:hAnsi="Courier New" w:cs="Courier New"/>
                 <w:sz w:val="18"/>
                 <w:szCs w:val="18"/>
               </w:rPr>
-              <w:t xml:space="preserve">, </w:t>
-            </w:r>
-            <w:proofErr w:type="spellStart"/>
+              <w:t>rufname</w:t>
+            </w:r>
+            <w:proofErr w:type="spellEnd"/>
             <w:r>
               <w:rPr>
                 <w:rFonts w:ascii="Courier New" w:hAnsi="Courier New" w:cs="Courier New"/>
                 <w:sz w:val="18"/>
                 <w:szCs w:val="18"/>
               </w:rPr>
-              <w:t>farbe</w:t>
-            </w:r>
-            <w:proofErr w:type="spellEnd"/>
+              <w:t xml:space="preserve">, </w:t>
+            </w:r>
+            <w:proofErr w:type="spellStart"/>
             <w:r>
               <w:rPr>
                 <w:rFonts w:ascii="Courier New" w:hAnsi="Courier New" w:cs="Courier New"/>
                 <w:sz w:val="18"/>
                 <w:szCs w:val="18"/>
               </w:rPr>
-              <w:t>,</w:t>
-            </w:r>
+              <w:t>farbe</w:t>
+            </w:r>
+            <w:proofErr w:type="spellEnd"/>
             <w:r>
               <w:rPr>
                 <w:rFonts w:ascii="Courier New" w:hAnsi="Courier New" w:cs="Courier New"/>
                 <w:sz w:val="18"/>
                 <w:szCs w:val="18"/>
               </w:rPr>
-              <w:t xml:space="preserve"> </w:t>
+              <w:t>,</w:t>
             </w:r>
             <w:r>
               <w:rPr>
@@ -27216,7 +27223,7 @@
                 <w:sz w:val="18"/>
                 <w:szCs w:val="18"/>
               </w:rPr>
-              <w:t>alter</w:t>
+              <w:t xml:space="preserve"> </w:t>
             </w:r>
             <w:r>
               <w:rPr>
@@ -27224,50 +27231,48 @@
                 <w:sz w:val="18"/>
                 <w:szCs w:val="18"/>
               </w:rPr>
-              <w:t>)</w:t>
-            </w:r>
-          </w:p>
-        </w:tc>
-        <w:tc>
-          <w:tcPr>
-            <w:tcW w:w="5641" w:type="dxa"/>
-          </w:tcPr>
-          <w:p>
-            <w:pPr>
+              <w:t>alter</w:t>
+            </w:r>
+            <w:r>
               <w:rPr>
                 <w:rFonts w:ascii="Courier New" w:hAnsi="Courier New" w:cs="Courier New"/>
                 <w:sz w:val="18"/>
                 <w:szCs w:val="18"/>
               </w:rPr>
-            </w:pPr>
-            <w:proofErr w:type="gramStart"/>
-            <w:r>
+              <w:t>)</w:t>
+            </w:r>
+          </w:p>
+        </w:tc>
+        <w:tc>
+          <w:tcPr>
+            <w:tcW w:w="5641" w:type="dxa"/>
+          </w:tcPr>
+          <w:p>
+            <w:pPr>
               <w:rPr>
                 <w:rFonts w:ascii="Courier New" w:hAnsi="Courier New" w:cs="Courier New"/>
                 <w:sz w:val="18"/>
                 <w:szCs w:val="18"/>
               </w:rPr>
-              <w:t>super._</w:t>
-            </w:r>
-            <w:proofErr w:type="gramEnd"/>
+            </w:pPr>
+            <w:proofErr w:type="gramStart"/>
             <w:r>
               <w:rPr>
                 <w:rFonts w:ascii="Courier New" w:hAnsi="Courier New" w:cs="Courier New"/>
                 <w:sz w:val="18"/>
                 <w:szCs w:val="18"/>
               </w:rPr>
-              <w:t>_</w:t>
-            </w:r>
-            <w:proofErr w:type="spellStart"/>
+              <w:t>super().</w:t>
+            </w:r>
             <w:r>
               <w:rPr>
                 <w:rFonts w:ascii="Courier New" w:hAnsi="Courier New" w:cs="Courier New"/>
                 <w:sz w:val="18"/>
                 <w:szCs w:val="18"/>
               </w:rPr>
-              <w:t>init</w:t>
-            </w:r>
-            <w:proofErr w:type="spellEnd"/>
+              <w:t>_</w:t>
+            </w:r>
+            <w:proofErr w:type="gramEnd"/>
             <w:r>
               <w:rPr>
                 <w:rFonts w:ascii="Courier New" w:hAnsi="Courier New" w:cs="Courier New"/>
@@ -27276,50 +27281,50 @@
               </w:rPr>
               <w:t>_</w:t>
             </w:r>
-            <w:proofErr w:type="gramStart"/>
+            <w:proofErr w:type="spellStart"/>
             <w:r>
               <w:rPr>
                 <w:rFonts w:ascii="Courier New" w:hAnsi="Courier New" w:cs="Courier New"/>
                 <w:sz w:val="18"/>
                 <w:szCs w:val="18"/>
               </w:rPr>
-              <w:t>_</w:t>
-            </w:r>
+              <w:t>init</w:t>
+            </w:r>
+            <w:proofErr w:type="spellEnd"/>
             <w:r>
               <w:rPr>
                 <w:rFonts w:ascii="Courier New" w:hAnsi="Courier New" w:cs="Courier New"/>
                 <w:sz w:val="18"/>
                 <w:szCs w:val="18"/>
               </w:rPr>
-              <w:t>(</w:t>
-            </w:r>
-            <w:proofErr w:type="spellStart"/>
-            <w:proofErr w:type="gramEnd"/>
+              <w:t>_</w:t>
+            </w:r>
+            <w:proofErr w:type="gramStart"/>
             <w:r>
               <w:rPr>
                 <w:rFonts w:ascii="Courier New" w:hAnsi="Courier New" w:cs="Courier New"/>
                 <w:sz w:val="18"/>
                 <w:szCs w:val="18"/>
               </w:rPr>
-              <w:t>self</w:t>
-            </w:r>
-            <w:proofErr w:type="spellEnd"/>
+              <w:t>_</w:t>
+            </w:r>
             <w:r>
               <w:rPr>
                 <w:rFonts w:ascii="Courier New" w:hAnsi="Courier New" w:cs="Courier New"/>
                 <w:sz w:val="18"/>
                 <w:szCs w:val="18"/>
               </w:rPr>
-              <w:t xml:space="preserve">, </w:t>
-            </w:r>
-            <w:proofErr w:type="spellStart"/>
+              <w:t>(</w:t>
+            </w:r>
+            <w:proofErr w:type="spellStart"/>
+            <w:proofErr w:type="gramEnd"/>
             <w:r>
               <w:rPr>
                 <w:rFonts w:ascii="Courier New" w:hAnsi="Courier New" w:cs="Courier New"/>
                 <w:sz w:val="18"/>
                 <w:szCs w:val="18"/>
               </w:rPr>
-              <w:t>besitzer</w:t>
+              <w:t>self</w:t>
             </w:r>
             <w:proofErr w:type="spellEnd"/>
             <w:r>
@@ -27337,7 +27342,7 @@
                 <w:sz w:val="18"/>
                 <w:szCs w:val="18"/>
               </w:rPr>
-              <w:t>farbe</w:t>
+              <w:t>besitzer</w:t>
             </w:r>
             <w:proofErr w:type="spellEnd"/>
             <w:r>
@@ -27346,7 +27351,7 @@
                 <w:sz w:val="18"/>
                 <w:szCs w:val="18"/>
               </w:rPr>
-              <w:t xml:space="preserve">, typ, </w:t>
+              <w:t xml:space="preserve">, </w:t>
             </w:r>
             <w:proofErr w:type="spellStart"/>
             <w:r>
@@ -27355,7 +27360,7 @@
                 <w:sz w:val="18"/>
                 <w:szCs w:val="18"/>
               </w:rPr>
-              <w:t>gaenge</w:t>
+              <w:t>farbe</w:t>
             </w:r>
             <w:proofErr w:type="spellEnd"/>
             <w:r>
@@ -27364,188 +27369,188 @@
                 <w:sz w:val="18"/>
                 <w:szCs w:val="18"/>
               </w:rPr>
-              <w:t>)</w:t>
-            </w:r>
-          </w:p>
-        </w:tc>
-      </w:tr>
-      <w:tr>
-        <w:tc>
-          <w:tcPr>
-            <w:tcW w:w="4876" w:type="dxa"/>
-          </w:tcPr>
-          <w:p>
-            <w:pPr>
+              <w:t xml:space="preserve">, typ, </w:t>
+            </w:r>
+            <w:proofErr w:type="spellStart"/>
+            <w:r>
               <w:rPr>
                 <w:rFonts w:ascii="Courier New" w:hAnsi="Courier New" w:cs="Courier New"/>
                 <w:sz w:val="18"/>
                 <w:szCs w:val="18"/>
               </w:rPr>
-            </w:pPr>
-            <w:proofErr w:type="spellStart"/>
+              <w:t>gaenge</w:t>
+            </w:r>
+            <w:proofErr w:type="spellEnd"/>
             <w:r>
               <w:rPr>
                 <w:rFonts w:ascii="Courier New" w:hAnsi="Courier New" w:cs="Courier New"/>
                 <w:sz w:val="18"/>
                 <w:szCs w:val="18"/>
               </w:rPr>
-              <w:t>class</w:t>
-            </w:r>
-            <w:proofErr w:type="spellEnd"/>
-            <w:r>
+              <w:t>)</w:t>
+            </w:r>
+          </w:p>
+        </w:tc>
+      </w:tr>
+      <w:tr>
+        <w:tc>
+          <w:tcPr>
+            <w:tcW w:w="4876" w:type="dxa"/>
+          </w:tcPr>
+          <w:p>
+            <w:pPr>
               <w:rPr>
                 <w:rFonts w:ascii="Courier New" w:hAnsi="Courier New" w:cs="Courier New"/>
                 <w:sz w:val="18"/>
                 <w:szCs w:val="18"/>
               </w:rPr>
-              <w:t xml:space="preserve"> </w:t>
-            </w:r>
-            <w:proofErr w:type="gramStart"/>
+            </w:pPr>
+            <w:proofErr w:type="spellStart"/>
             <w:r>
               <w:rPr>
                 <w:rFonts w:ascii="Courier New" w:hAnsi="Courier New" w:cs="Courier New"/>
                 <w:sz w:val="18"/>
                 <w:szCs w:val="18"/>
               </w:rPr>
-              <w:t>Hund(</w:t>
-            </w:r>
-            <w:proofErr w:type="gramEnd"/>
+              <w:t>class</w:t>
+            </w:r>
+            <w:proofErr w:type="spellEnd"/>
             <w:r>
               <w:rPr>
                 <w:rFonts w:ascii="Courier New" w:hAnsi="Courier New" w:cs="Courier New"/>
                 <w:sz w:val="18"/>
                 <w:szCs w:val="18"/>
               </w:rPr>
-              <w:t>Tier)</w:t>
-            </w:r>
-          </w:p>
-        </w:tc>
-        <w:tc>
-          <w:tcPr>
-            <w:tcW w:w="5641" w:type="dxa"/>
-          </w:tcPr>
-          <w:p>
-            <w:pPr>
+              <w:t xml:space="preserve"> </w:t>
+            </w:r>
+            <w:proofErr w:type="gramStart"/>
+            <w:r>
               <w:rPr>
                 <w:rFonts w:ascii="Courier New" w:hAnsi="Courier New" w:cs="Courier New"/>
                 <w:sz w:val="18"/>
                 <w:szCs w:val="18"/>
               </w:rPr>
-            </w:pPr>
-            <w:proofErr w:type="spellStart"/>
+              <w:t>Hund(</w:t>
+            </w:r>
+            <w:proofErr w:type="gramEnd"/>
             <w:r>
               <w:rPr>
                 <w:rFonts w:ascii="Courier New" w:hAnsi="Courier New" w:cs="Courier New"/>
                 <w:sz w:val="18"/>
                 <w:szCs w:val="18"/>
               </w:rPr>
-              <w:t>class</w:t>
-            </w:r>
-            <w:proofErr w:type="spellEnd"/>
-            <w:r>
+              <w:t>Tier)</w:t>
+            </w:r>
+          </w:p>
+        </w:tc>
+        <w:tc>
+          <w:tcPr>
+            <w:tcW w:w="5641" w:type="dxa"/>
+          </w:tcPr>
+          <w:p>
+            <w:pPr>
               <w:rPr>
                 <w:rFonts w:ascii="Courier New" w:hAnsi="Courier New" w:cs="Courier New"/>
                 <w:sz w:val="18"/>
                 <w:szCs w:val="18"/>
               </w:rPr>
-              <w:t xml:space="preserve"> </w:t>
-            </w:r>
-            <w:proofErr w:type="gramStart"/>
+            </w:pPr>
+            <w:proofErr w:type="spellStart"/>
             <w:r>
               <w:rPr>
                 <w:rFonts w:ascii="Courier New" w:hAnsi="Courier New" w:cs="Courier New"/>
                 <w:sz w:val="18"/>
                 <w:szCs w:val="18"/>
               </w:rPr>
-              <w:t>Pedelec(</w:t>
-            </w:r>
-            <w:proofErr w:type="gramEnd"/>
+              <w:t>class</w:t>
+            </w:r>
+            <w:proofErr w:type="spellEnd"/>
             <w:r>
               <w:rPr>
                 <w:rFonts w:ascii="Courier New" w:hAnsi="Courier New" w:cs="Courier New"/>
                 <w:sz w:val="18"/>
                 <w:szCs w:val="18"/>
               </w:rPr>
-              <w:t>Zweirad)</w:t>
-            </w:r>
-          </w:p>
-        </w:tc>
-      </w:tr>
-      <w:tr>
-        <w:tc>
-          <w:tcPr>
-            <w:tcW w:w="4876" w:type="dxa"/>
-          </w:tcPr>
-          <w:p>
-            <w:pPr>
+              <w:t xml:space="preserve"> </w:t>
+            </w:r>
+            <w:proofErr w:type="gramStart"/>
+            <w:r>
               <w:rPr>
                 <w:rFonts w:ascii="Courier New" w:hAnsi="Courier New" w:cs="Courier New"/>
                 <w:sz w:val="18"/>
                 <w:szCs w:val="18"/>
               </w:rPr>
-            </w:pPr>
+              <w:t>Pedelec(</w:t>
+            </w:r>
+            <w:proofErr w:type="gramEnd"/>
             <w:r>
               <w:rPr>
                 <w:rFonts w:ascii="Courier New" w:hAnsi="Courier New" w:cs="Courier New"/>
                 <w:sz w:val="18"/>
                 <w:szCs w:val="18"/>
               </w:rPr>
-              <w:t>__</w:t>
-            </w:r>
-            <w:proofErr w:type="spellStart"/>
-            <w:r>
+              <w:t>Zweirad)</w:t>
+            </w:r>
+          </w:p>
+        </w:tc>
+      </w:tr>
+      <w:tr>
+        <w:tc>
+          <w:tcPr>
+            <w:tcW w:w="4876" w:type="dxa"/>
+          </w:tcPr>
+          <w:p>
+            <w:pPr>
               <w:rPr>
                 <w:rFonts w:ascii="Courier New" w:hAnsi="Courier New" w:cs="Courier New"/>
                 <w:sz w:val="18"/>
                 <w:szCs w:val="18"/>
               </w:rPr>
-              <w:t>init</w:t>
-            </w:r>
-            <w:proofErr w:type="spellEnd"/>
+            </w:pPr>
             <w:r>
               <w:rPr>
                 <w:rFonts w:ascii="Courier New" w:hAnsi="Courier New" w:cs="Courier New"/>
                 <w:sz w:val="18"/>
                 <w:szCs w:val="18"/>
               </w:rPr>
-              <w:t>_</w:t>
-            </w:r>
-            <w:proofErr w:type="gramStart"/>
+              <w:t>__</w:t>
+            </w:r>
+            <w:proofErr w:type="spellStart"/>
             <w:r>
               <w:rPr>
                 <w:rFonts w:ascii="Courier New" w:hAnsi="Courier New" w:cs="Courier New"/>
                 <w:sz w:val="18"/>
                 <w:szCs w:val="18"/>
               </w:rPr>
-              <w:t>_(</w:t>
-            </w:r>
-            <w:proofErr w:type="spellStart"/>
-            <w:proofErr w:type="gramEnd"/>
+              <w:t>init</w:t>
+            </w:r>
+            <w:proofErr w:type="spellEnd"/>
             <w:r>
               <w:rPr>
                 <w:rFonts w:ascii="Courier New" w:hAnsi="Courier New" w:cs="Courier New"/>
                 <w:sz w:val="18"/>
                 <w:szCs w:val="18"/>
               </w:rPr>
-              <w:t>self</w:t>
-            </w:r>
-            <w:proofErr w:type="spellEnd"/>
+              <w:t>_</w:t>
+            </w:r>
+            <w:proofErr w:type="gramStart"/>
             <w:r>
               <w:rPr>
                 <w:rFonts w:ascii="Courier New" w:hAnsi="Courier New" w:cs="Courier New"/>
                 <w:sz w:val="18"/>
                 <w:szCs w:val="18"/>
               </w:rPr>
-              <w:t xml:space="preserve">, </w:t>
-            </w:r>
-            <w:proofErr w:type="spellStart"/>
+              <w:t>_(</w:t>
+            </w:r>
+            <w:proofErr w:type="spellStart"/>
+            <w:proofErr w:type="gramEnd"/>
             <w:r>
               <w:rPr>
                 <w:rFonts w:ascii="Courier New" w:hAnsi="Courier New" w:cs="Courier New"/>
                 <w:sz w:val="18"/>
                 <w:szCs w:val="18"/>
               </w:rPr>
-              <w:t>rufname</w:t>
+              <w:t>self</w:t>
             </w:r>
             <w:proofErr w:type="spellEnd"/>
             <w:r>
@@ -27563,7 +27568,7 @@
                 <w:sz w:val="18"/>
                 <w:szCs w:val="18"/>
               </w:rPr>
-              <w:t>farbe</w:t>
+              <w:t>rufname</w:t>
             </w:r>
             <w:proofErr w:type="spellEnd"/>
             <w:r>
@@ -27572,84 +27577,84 @@
                 <w:sz w:val="18"/>
                 <w:szCs w:val="18"/>
               </w:rPr>
-              <w:t>, alter)</w:t>
-            </w:r>
-          </w:p>
-        </w:tc>
-        <w:tc>
-          <w:tcPr>
-            <w:tcW w:w="5641" w:type="dxa"/>
-          </w:tcPr>
-          <w:p>
-            <w:pPr>
+              <w:t xml:space="preserve">, </w:t>
+            </w:r>
+            <w:proofErr w:type="spellStart"/>
+            <w:r>
               <w:rPr>
                 <w:rFonts w:ascii="Courier New" w:hAnsi="Courier New" w:cs="Courier New"/>
                 <w:sz w:val="18"/>
                 <w:szCs w:val="18"/>
               </w:rPr>
-            </w:pPr>
+              <w:t>farbe</w:t>
+            </w:r>
+            <w:proofErr w:type="spellEnd"/>
             <w:r>
               <w:rPr>
                 <w:rFonts w:ascii="Courier New" w:hAnsi="Courier New" w:cs="Courier New"/>
                 <w:sz w:val="18"/>
                 <w:szCs w:val="18"/>
               </w:rPr>
-              <w:t>__</w:t>
-            </w:r>
-            <w:proofErr w:type="spellStart"/>
-            <w:r>
+              <w:t>, alter)</w:t>
+            </w:r>
+          </w:p>
+        </w:tc>
+        <w:tc>
+          <w:tcPr>
+            <w:tcW w:w="5641" w:type="dxa"/>
+          </w:tcPr>
+          <w:p>
+            <w:pPr>
               <w:rPr>
                 <w:rFonts w:ascii="Courier New" w:hAnsi="Courier New" w:cs="Courier New"/>
                 <w:sz w:val="18"/>
                 <w:szCs w:val="18"/>
               </w:rPr>
-              <w:t>init</w:t>
-            </w:r>
-            <w:proofErr w:type="spellEnd"/>
+            </w:pPr>
             <w:r>
               <w:rPr>
                 <w:rFonts w:ascii="Courier New" w:hAnsi="Courier New" w:cs="Courier New"/>
                 <w:sz w:val="18"/>
                 <w:szCs w:val="18"/>
               </w:rPr>
-              <w:t>_</w:t>
-            </w:r>
-            <w:proofErr w:type="gramStart"/>
+              <w:t>__</w:t>
+            </w:r>
+            <w:proofErr w:type="spellStart"/>
             <w:r>
               <w:rPr>
                 <w:rFonts w:ascii="Courier New" w:hAnsi="Courier New" w:cs="Courier New"/>
                 <w:sz w:val="18"/>
                 <w:szCs w:val="18"/>
               </w:rPr>
-              <w:t>_(</w:t>
-            </w:r>
-            <w:proofErr w:type="spellStart"/>
-            <w:proofErr w:type="gramEnd"/>
+              <w:t>init</w:t>
+            </w:r>
+            <w:proofErr w:type="spellEnd"/>
             <w:r>
               <w:rPr>
                 <w:rFonts w:ascii="Courier New" w:hAnsi="Courier New" w:cs="Courier New"/>
                 <w:sz w:val="18"/>
                 <w:szCs w:val="18"/>
               </w:rPr>
-              <w:t>self</w:t>
-            </w:r>
-            <w:proofErr w:type="spellEnd"/>
+              <w:t>_</w:t>
+            </w:r>
+            <w:proofErr w:type="gramStart"/>
             <w:r>
               <w:rPr>
                 <w:rFonts w:ascii="Courier New" w:hAnsi="Courier New" w:cs="Courier New"/>
                 <w:sz w:val="18"/>
                 <w:szCs w:val="18"/>
               </w:rPr>
-              <w:t xml:space="preserve">, </w:t>
-            </w:r>
-            <w:proofErr w:type="spellStart"/>
+              <w:t>_(</w:t>
+            </w:r>
+            <w:proofErr w:type="spellStart"/>
+            <w:proofErr w:type="gramEnd"/>
             <w:r>
               <w:rPr>
                 <w:rFonts w:ascii="Courier New" w:hAnsi="Courier New" w:cs="Courier New"/>
                 <w:sz w:val="18"/>
                 <w:szCs w:val="18"/>
               </w:rPr>
-              <w:t>besitzer</w:t>
+              <w:t>self</w:t>
             </w:r>
             <w:proofErr w:type="spellEnd"/>
             <w:r>
@@ -27667,7 +27672,7 @@
                 <w:sz w:val="18"/>
                 <w:szCs w:val="18"/>
               </w:rPr>
-              <w:t>farbe</w:t>
+              <w:t>besitzer</w:t>
             </w:r>
             <w:proofErr w:type="spellEnd"/>
             <w:r>
@@ -27676,7 +27681,7 @@
                 <w:sz w:val="18"/>
                 <w:szCs w:val="18"/>
               </w:rPr>
-              <w:t xml:space="preserve">, typ, </w:t>
+              <w:t xml:space="preserve">, </w:t>
             </w:r>
             <w:proofErr w:type="spellStart"/>
             <w:r>
@@ -27685,7 +27690,7 @@
                 <w:sz w:val="18"/>
                 <w:szCs w:val="18"/>
               </w:rPr>
-              <w:t>gaenge</w:t>
+              <w:t>farbe</w:t>
             </w:r>
             <w:proofErr w:type="spellEnd"/>
             <w:r>
@@ -27694,78 +27699,77 @@
                 <w:sz w:val="18"/>
                 <w:szCs w:val="18"/>
               </w:rPr>
-              <w:t>,</w:t>
-            </w:r>
+              <w:t xml:space="preserve">, typ, </w:t>
+            </w:r>
+            <w:proofErr w:type="spellStart"/>
             <w:r>
               <w:rPr>
                 <w:rFonts w:ascii="Courier New" w:hAnsi="Courier New" w:cs="Courier New"/>
                 <w:sz w:val="18"/>
                 <w:szCs w:val="18"/>
               </w:rPr>
-              <w:t xml:space="preserve"> </w:t>
-            </w:r>
-            <w:proofErr w:type="spellStart"/>
+              <w:t>gaenge</w:t>
+            </w:r>
+            <w:proofErr w:type="spellEnd"/>
             <w:r>
               <w:rPr>
                 <w:rFonts w:ascii="Courier New" w:hAnsi="Courier New" w:cs="Courier New"/>
                 <w:sz w:val="18"/>
                 <w:szCs w:val="18"/>
               </w:rPr>
-              <w:t>kapazitaet</w:t>
-            </w:r>
-            <w:proofErr w:type="spellEnd"/>
+              <w:t>,</w:t>
+            </w:r>
             <w:r>
               <w:rPr>
                 <w:rFonts w:ascii="Courier New" w:hAnsi="Courier New" w:cs="Courier New"/>
                 <w:sz w:val="18"/>
                 <w:szCs w:val="18"/>
               </w:rPr>
-              <w:t>)</w:t>
-            </w:r>
-          </w:p>
-        </w:tc>
-      </w:tr>
-      <w:tr>
-        <w:tc>
-          <w:tcPr>
-            <w:tcW w:w="4876" w:type="dxa"/>
-          </w:tcPr>
-          <w:p>
-            <w:pPr>
+              <w:t xml:space="preserve"> </w:t>
+            </w:r>
+            <w:proofErr w:type="spellStart"/>
+            <w:r>
               <w:rPr>
                 <w:rFonts w:ascii="Courier New" w:hAnsi="Courier New" w:cs="Courier New"/>
                 <w:sz w:val="18"/>
                 <w:szCs w:val="18"/>
               </w:rPr>
-            </w:pPr>
-            <w:proofErr w:type="gramStart"/>
+              <w:t>kapazitaet</w:t>
+            </w:r>
+            <w:proofErr w:type="spellEnd"/>
             <w:r>
               <w:rPr>
                 <w:rFonts w:ascii="Courier New" w:hAnsi="Courier New" w:cs="Courier New"/>
                 <w:sz w:val="18"/>
                 <w:szCs w:val="18"/>
               </w:rPr>
-              <w:t>super._</w:t>
-            </w:r>
-            <w:proofErr w:type="gramEnd"/>
-            <w:r>
+              <w:t>)</w:t>
+            </w:r>
+          </w:p>
+        </w:tc>
+      </w:tr>
+      <w:tr>
+        <w:tc>
+          <w:tcPr>
+            <w:tcW w:w="4876" w:type="dxa"/>
+          </w:tcPr>
+          <w:p>
+            <w:pPr>
               <w:rPr>
                 <w:rFonts w:ascii="Courier New" w:hAnsi="Courier New" w:cs="Courier New"/>
                 <w:sz w:val="18"/>
                 <w:szCs w:val="18"/>
               </w:rPr>
-              <w:t>_</w:t>
-            </w:r>
-            <w:proofErr w:type="spellStart"/>
+            </w:pPr>
+            <w:proofErr w:type="gramStart"/>
             <w:r>
               <w:rPr>
                 <w:rFonts w:ascii="Courier New" w:hAnsi="Courier New" w:cs="Courier New"/>
                 <w:sz w:val="18"/>
                 <w:szCs w:val="18"/>
               </w:rPr>
-              <w:t>init</w:t>
-            </w:r>
-            <w:proofErr w:type="spellEnd"/>
+              <w:t>super().</w:t>
+            </w:r>
             <w:r>
               <w:rPr>
                 <w:rFonts w:ascii="Courier New" w:hAnsi="Courier New" w:cs="Courier New"/>
@@ -27774,7 +27778,7 @@
               </w:rPr>
               <w:t>_</w:t>
             </w:r>
-            <w:proofErr w:type="gramStart"/>
+            <w:proofErr w:type="gramEnd"/>
             <w:r>
               <w:rPr>
                 <w:rFonts w:ascii="Courier New" w:hAnsi="Courier New" w:cs="Courier New"/>
@@ -27783,115 +27787,111 @@
               </w:rPr>
               <w:t>_</w:t>
             </w:r>
+            <w:proofErr w:type="spellStart"/>
             <w:r>
               <w:rPr>
                 <w:rFonts w:ascii="Courier New" w:hAnsi="Courier New" w:cs="Courier New"/>
                 <w:sz w:val="18"/>
                 <w:szCs w:val="18"/>
               </w:rPr>
-              <w:t>(</w:t>
-            </w:r>
-            <w:proofErr w:type="spellStart"/>
-            <w:proofErr w:type="gramEnd"/>
+              <w:t>init</w:t>
+            </w:r>
+            <w:proofErr w:type="spellEnd"/>
             <w:r>
               <w:rPr>
                 <w:rFonts w:ascii="Courier New" w:hAnsi="Courier New" w:cs="Courier New"/>
                 <w:sz w:val="18"/>
                 <w:szCs w:val="18"/>
               </w:rPr>
-              <w:t>self</w:t>
-            </w:r>
-            <w:proofErr w:type="spellEnd"/>
+              <w:t>_</w:t>
+            </w:r>
+            <w:proofErr w:type="gramStart"/>
             <w:r>
               <w:rPr>
                 <w:rFonts w:ascii="Courier New" w:hAnsi="Courier New" w:cs="Courier New"/>
                 <w:sz w:val="18"/>
                 <w:szCs w:val="18"/>
               </w:rPr>
-              <w:t xml:space="preserve">, </w:t>
-            </w:r>
-            <w:proofErr w:type="spellStart"/>
+              <w:t>_</w:t>
+            </w:r>
             <w:r>
               <w:rPr>
                 <w:rFonts w:ascii="Courier New" w:hAnsi="Courier New" w:cs="Courier New"/>
                 <w:sz w:val="18"/>
                 <w:szCs w:val="18"/>
               </w:rPr>
-              <w:t>rufname</w:t>
-            </w:r>
-            <w:proofErr w:type="spellEnd"/>
+              <w:t>(</w:t>
+            </w:r>
+            <w:proofErr w:type="spellStart"/>
+            <w:proofErr w:type="gramEnd"/>
             <w:r>
               <w:rPr>
                 <w:rFonts w:ascii="Courier New" w:hAnsi="Courier New" w:cs="Courier New"/>
                 <w:sz w:val="18"/>
                 <w:szCs w:val="18"/>
               </w:rPr>
-              <w:t xml:space="preserve">, </w:t>
-            </w:r>
-            <w:proofErr w:type="spellStart"/>
+              <w:t>self</w:t>
+            </w:r>
+            <w:proofErr w:type="spellEnd"/>
             <w:r>
               <w:rPr>
                 <w:rFonts w:ascii="Courier New" w:hAnsi="Courier New" w:cs="Courier New"/>
                 <w:sz w:val="18"/>
                 <w:szCs w:val="18"/>
               </w:rPr>
-              <w:t>farbe</w:t>
-            </w:r>
-            <w:proofErr w:type="spellEnd"/>
+              <w:t xml:space="preserve">, </w:t>
+            </w:r>
+            <w:proofErr w:type="spellStart"/>
             <w:r>
               <w:rPr>
                 <w:rFonts w:ascii="Courier New" w:hAnsi="Courier New" w:cs="Courier New"/>
                 <w:sz w:val="18"/>
                 <w:szCs w:val="18"/>
               </w:rPr>
-              <w:t>,</w:t>
-            </w:r>
+              <w:t>rufname</w:t>
+            </w:r>
+            <w:proofErr w:type="spellEnd"/>
             <w:r>
               <w:rPr>
                 <w:rFonts w:ascii="Courier New" w:hAnsi="Courier New" w:cs="Courier New"/>
                 <w:sz w:val="18"/>
                 <w:szCs w:val="18"/>
               </w:rPr>
-              <w:t xml:space="preserve"> </w:t>
-            </w:r>
+              <w:t xml:space="preserve">, </w:t>
+            </w:r>
+            <w:proofErr w:type="spellStart"/>
             <w:r>
               <w:rPr>
                 <w:rFonts w:ascii="Courier New" w:hAnsi="Courier New" w:cs="Courier New"/>
                 <w:sz w:val="18"/>
                 <w:szCs w:val="18"/>
               </w:rPr>
-              <w:t>alter</w:t>
-            </w:r>
+              <w:t>farbe</w:t>
+            </w:r>
+            <w:proofErr w:type="spellEnd"/>
             <w:r>
               <w:rPr>
                 <w:rFonts w:ascii="Courier New" w:hAnsi="Courier New" w:cs="Courier New"/>
                 <w:sz w:val="18"/>
                 <w:szCs w:val="18"/>
               </w:rPr>
-              <w:t>)</w:t>
-            </w:r>
-          </w:p>
-        </w:tc>
-        <w:tc>
-          <w:tcPr>
-            <w:tcW w:w="5641" w:type="dxa"/>
-          </w:tcPr>
-          <w:p>
-            <w:pPr>
+              <w:t>,</w:t>
+            </w:r>
+            <w:r>
               <w:rPr>
                 <w:rFonts w:ascii="Courier New" w:hAnsi="Courier New" w:cs="Courier New"/>
                 <w:sz w:val="18"/>
                 <w:szCs w:val="18"/>
               </w:rPr>
-            </w:pPr>
-            <w:proofErr w:type="gramStart"/>
+              <w:t xml:space="preserve"> </w:t>
+            </w:r>
             <w:r>
               <w:rPr>
                 <w:rFonts w:ascii="Courier New" w:hAnsi="Courier New" w:cs="Courier New"/>
                 <w:sz w:val="18"/>
                 <w:szCs w:val="18"/>
               </w:rPr>
-              <w:t>super.</w:t>
+              <w:t>alter</w:t>
             </w:r>
             <w:r>
               <w:rPr>
@@ -27899,27 +27899,31 @@
                 <w:sz w:val="18"/>
                 <w:szCs w:val="18"/>
               </w:rPr>
-              <w:t>_</w:t>
-            </w:r>
-            <w:proofErr w:type="gramEnd"/>
-            <w:r>
+              <w:t>)</w:t>
+            </w:r>
+          </w:p>
+        </w:tc>
+        <w:tc>
+          <w:tcPr>
+            <w:tcW w:w="5641" w:type="dxa"/>
+          </w:tcPr>
+          <w:p>
+            <w:pPr>
               <w:rPr>
                 <w:rFonts w:ascii="Courier New" w:hAnsi="Courier New" w:cs="Courier New"/>
                 <w:sz w:val="18"/>
                 <w:szCs w:val="18"/>
               </w:rPr>
-              <w:t>_</w:t>
-            </w:r>
-            <w:proofErr w:type="spellStart"/>
+            </w:pPr>
+            <w:proofErr w:type="gramStart"/>
             <w:r>
               <w:rPr>
                 <w:rFonts w:ascii="Courier New" w:hAnsi="Courier New" w:cs="Courier New"/>
                 <w:sz w:val="18"/>
                 <w:szCs w:val="18"/>
               </w:rPr>
-              <w:t>init</w:t>
-            </w:r>
-            <w:proofErr w:type="spellEnd"/>
+              <w:t>super().</w:t>
+            </w:r>
             <w:r>
               <w:rPr>
                 <w:rFonts w:ascii="Courier New" w:hAnsi="Courier New" w:cs="Courier New"/>
@@ -27928,24 +27932,23 @@
               </w:rPr>
               <w:t>_</w:t>
             </w:r>
-            <w:proofErr w:type="gramStart"/>
+            <w:proofErr w:type="gramEnd"/>
             <w:r>
               <w:rPr>
                 <w:rFonts w:ascii="Courier New" w:hAnsi="Courier New" w:cs="Courier New"/>
                 <w:sz w:val="18"/>
                 <w:szCs w:val="18"/>
               </w:rPr>
-              <w:t>_(</w:t>
-            </w:r>
-            <w:proofErr w:type="spellStart"/>
-            <w:proofErr w:type="gramEnd"/>
+              <w:t>_</w:t>
+            </w:r>
+            <w:proofErr w:type="spellStart"/>
             <w:r>
               <w:rPr>
                 <w:rFonts w:ascii="Courier New" w:hAnsi="Courier New" w:cs="Courier New"/>
                 <w:sz w:val="18"/>
                 <w:szCs w:val="18"/>
               </w:rPr>
-              <w:t>self</w:t>
+              <w:t>init</w:t>
             </w:r>
             <w:proofErr w:type="spellEnd"/>
             <w:r>
@@ -27954,69 +27957,71 @@
                 <w:sz w:val="18"/>
                 <w:szCs w:val="18"/>
               </w:rPr>
-              <w:t xml:space="preserve">, </w:t>
-            </w:r>
-            <w:proofErr w:type="spellStart"/>
+              <w:t>_</w:t>
+            </w:r>
+            <w:proofErr w:type="gramStart"/>
             <w:r>
               <w:rPr>
                 <w:rFonts w:ascii="Courier New" w:hAnsi="Courier New" w:cs="Courier New"/>
                 <w:sz w:val="18"/>
                 <w:szCs w:val="18"/>
               </w:rPr>
-              <w:t>besitzer</w:t>
-            </w:r>
-            <w:proofErr w:type="spellEnd"/>
+              <w:t>_(</w:t>
+            </w:r>
+            <w:proofErr w:type="spellStart"/>
+            <w:proofErr w:type="gramEnd"/>
             <w:r>
               <w:rPr>
                 <w:rFonts w:ascii="Courier New" w:hAnsi="Courier New" w:cs="Courier New"/>
                 <w:sz w:val="18"/>
                 <w:szCs w:val="18"/>
               </w:rPr>
-              <w:t xml:space="preserve">, </w:t>
-            </w:r>
-            <w:proofErr w:type="spellStart"/>
+              <w:t>self</w:t>
+            </w:r>
+            <w:proofErr w:type="spellEnd"/>
             <w:r>
               <w:rPr>
                 <w:rFonts w:ascii="Courier New" w:hAnsi="Courier New" w:cs="Courier New"/>
                 <w:sz w:val="18"/>
                 <w:szCs w:val="18"/>
               </w:rPr>
-              <w:t>farbe</w:t>
-            </w:r>
-            <w:proofErr w:type="spellEnd"/>
+              <w:t xml:space="preserve">, </w:t>
+            </w:r>
+            <w:proofErr w:type="spellStart"/>
             <w:r>
               <w:rPr>
                 <w:rFonts w:ascii="Courier New" w:hAnsi="Courier New" w:cs="Courier New"/>
                 <w:sz w:val="18"/>
                 <w:szCs w:val="18"/>
               </w:rPr>
-              <w:t xml:space="preserve">, typ, </w:t>
-            </w:r>
-            <w:proofErr w:type="spellStart"/>
+              <w:t>besitzer</w:t>
+            </w:r>
+            <w:proofErr w:type="spellEnd"/>
             <w:r>
               <w:rPr>
                 <w:rFonts w:ascii="Courier New" w:hAnsi="Courier New" w:cs="Courier New"/>
                 <w:sz w:val="18"/>
                 <w:szCs w:val="18"/>
               </w:rPr>
-              <w:t>gaenge</w:t>
-            </w:r>
-            <w:proofErr w:type="spellEnd"/>
+              <w:t xml:space="preserve">, </w:t>
+            </w:r>
+            <w:proofErr w:type="spellStart"/>
             <w:r>
               <w:rPr>
                 <w:rFonts w:ascii="Courier New" w:hAnsi="Courier New" w:cs="Courier New"/>
                 <w:sz w:val="18"/>
                 <w:szCs w:val="18"/>
               </w:rPr>
-              <w:t>,</w:t>
-            </w:r>
+              <w:t>farbe</w:t>
+            </w:r>
+            <w:proofErr w:type="spellEnd"/>
             <w:r>
               <w:rPr>
                 <w:rFonts w:ascii="Courier New" w:hAnsi="Courier New" w:cs="Courier New"/>
                 <w:sz w:val="18"/>
                 <w:szCs w:val="18"/>
               </w:rPr>
-              <w:t xml:space="preserve"> </w:t>
+              <w:t xml:space="preserve">, typ, </w:t>
             </w:r>
             <w:proofErr w:type="spellStart"/>
             <w:r>
@@ -28025,7 +28030,7 @@
                 <w:sz w:val="18"/>
                 <w:szCs w:val="18"/>
               </w:rPr>
-              <w:t>kapazitaet</w:t>
+              <w:t>gaenge</w:t>
             </w:r>
             <w:proofErr w:type="spellEnd"/>
             <w:r>
@@ -28708,10 +28713,6 @@
         </w:tc>
       </w:tr>
     </w:tbl>
-    <w:p/>
-    <w:p/>
-    <w:p/>
-    <w:p/>
     <w:p/>
     <w:p>
       <w:pPr>
@@ -35245,7 +35246,7 @@
       <w:rPr>
         <w:noProof/>
       </w:rPr>
-      <w:t>08.02.2026</w:t>
+      <w:t>18.03.2026</w:t>
     </w:r>
     <w:r>
       <w:rPr>
